--- a/docs/ekonomika/Ekonomicheskaya_chast_HaLow.docx
+++ b/docs/ekonomika/Ekonomicheskaya_chast_HaLow.docx
@@ -23210,7 +23210,7 @@
     </w:tbl>
     <w:p>
       <w:r>
-        <w:t>Норматив 26,2 %, приведённый в методических указаниях [Э4], соответствовал тарифам 2008 г.; в расчёте применены тарифы, действующие в 2026 г.</w:t>
+        <w:t>Норматив 26,2 %, приведённый в методических указаниях [Э4], соответствует тарифам на момент их издания (2008 г.); в расчёте применены тарифы, действующие в 2026 г.</w:t>
       </w:r>
     </w:p>
     <w:p>
@@ -29535,7 +29535,7 @@
         <w:jc w:val="left"/>
       </w:pPr>
       <w:r>
-        <w:t>[Э4] Панагушин В. П., Ковалева Т. С., Малютина О. А., Михайловская Н. М., Прозорова В. С., Чайка Н. К. Экономическое обоснование дипломных проектов (работ) по приборо- и радиоприборостроению: методические указания / под ред. В. П. Панагушина. – 7-е изд., испр. и доп. – М.: ИВАКО Аналитик, 2024. – 43 с.</w:t>
+        <w:t>[Э4] Панагушин В. П., Ковалева Т. С., Малютина О. А., Михайловская Н. М., Прозорова В. С., Чайка Н. К. Экономическое обоснование дипломных проектов (работ) по приборо- и радиоприборостроению: методические указания / под ред. В. П. Панагушина. – 6-е изд., испр. и доп. – М.: ИВАКО Аналитик, 2008. – 44 с.</w:t>
       </w:r>
     </w:p>
     <w:p>

--- a/docs/ekonomika/Ekonomicheskaya_chast_HaLow.docx
+++ b/docs/ekonomika/Ekonomicheskaya_chast_HaLow.docx
@@ -12,12 +12,12 @@
     </w:p>
     <w:p>
       <w:r>
-        <w:t>Тема ВКР — «Разработка предложений по увеличению дальности и надежности передачи данных с борта беспилотного летательного аппарата». Цель работы — анализ эффективности технологии Wi-Fi HaLow (IEEE 802.11ah) [Э1] на платформе LilyGO T-HaLow (микроконтроллер ESP32-S3 и радиомодуль TX-AH-R900P) по сравнению с традиционными протоколами Wi-Fi по дальности, уровню сигнала, задержке и потерям пакетов; исследование выполняется на экспериментальной системе передачи видео по каналу «точка — точка» из двух таких плат. По характеру работ ВКР является научно-исследовательской работой (НИР). Её научно-технической продукцией (НТПр) являются экспериментально определённые характеристики канала Wi-Fi HaLow (уровень сигнала, пропускная способность, задержка и потери пакетов), их сопоставление с теоретической оценкой и с IEEE 802.11 на той же аппаратной платформе, а также рекомендации по применению технологии для связи с БПЛА.</w:t>
+        <w:t>Тема ВКР — «Разработка предложений по увеличению дальности и надежности передачи данных с борта беспилотного летательного аппарата». Цель работы — анализ эффективности технологии Wi-Fi HaLow (IEEE 802.11ah) [6] на платформе LilyGO T-HaLow (микроконтроллер ESP32-S3 и радиомодуль TX-AH-R900P) по сравнению с традиционными протоколами Wi-Fi по дальности, уровню сигнала, задержке и потерям пакетов; исследование выполняется на экспериментальной системе передачи видео по каналу «точка — точка» из двух таких плат. По характеру работ ВКР является научно-исследовательской работой (НИР). Её научно-технической продукцией (НТПр) являются экспериментально определённые характеристики канала Wi-Fi HaLow (уровень сигнала, пропускная способность, задержка и потери пакетов), их сопоставление с теоретической оценкой и с IEEE 802.11 на той же аппаратной платформе, а также рекомендации по применению технологии для связи с БПЛА.</w:t>
       </w:r>
     </w:p>
     <w:p>
       <w:r>
-        <w:t>Целью экономической части является технико-экономическое обоснование НИР по методике [Э2]: оценка её целесообразности по индексу научно-технической прогрессивности, планирование работ, определение затрат, себестоимости, цены и рентабельности, оценка экономической эффективности и срока окупаемости. Расчёты выполнены в ценах сентября 2026 г. для работы, выполняемой в г. Москве.</w:t>
+        <w:t>Целью экономической части является технико-экономическое обоснование НИР по методике [39]: оценка её целесообразности по индексу научно-технической прогрессивности, планирование работ, определение затрат, себестоимости, цены и рентабельности, оценка экономической эффективности и срока окупаемости. Расчёты выполнены в ценах сентября 2026 г. для работы, выполняемой в г. Москве.</w:t>
       </w:r>
     </w:p>
     <w:p>
@@ -30,17 +30,17 @@
     </w:p>
     <w:p>
       <w:r>
-        <w:t>Целесообразность НИР оценивается индексом научно-технической прогрессивности, который определяется сравнением НТПр с аналогом, выбранным за базу для сравнения. Сравнение выполняется методом балльных оценок по трём признакам: научно-технический уровень (новизна), перспективность и возможность применения результатов; баллы назначаются по нормативным шкалам [Э2].</w:t>
+        <w:t>Целесообразность НИР оценивается индексом научно-технической прогрессивности, который определяется сравнением НТПр с аналогом, выбранным за базу для сравнения. Сравнение выполняется методом балльных оценок по трём признакам: научно-технический уровень (новизна), перспективность и возможность применения результатов; баллы назначаются по нормативным шкалам [39].</w:t>
       </w:r>
     </w:p>
     <w:p>
       <w:r>
-        <w:t>Помимо используемой в работе платы LilyGO T-HaLow на чипсете Taixin стоимостью 3 198 руб. [Э3] на рынке представлены платы и оценочные комплекты на чипсетах Newracom, требующие внешнего хост-компьютера или поставляемые по запросу [Э4; Э5], и Morse Micro. Единственный оценочный комплект производителя чипсета с открытой ценой и поставкой в Российскую Федерацию — Morse Micro MM6108-EKH05 стоимостью 39 620 руб. [Э6]. За базу для сравнения принят распространённый подход к оценке Wi-Fi HaLow — испытания по методике производителя на таких комплектах: измерение дальности и пропускной способности без сопоставления с теоретической оценкой и без сравнения с IEEE 802.11 в идентичных условиях.</w:t>
+        <w:t>Помимо используемой в работе платы LilyGO T-HaLow на чипсете Taixin стоимостью 3 198 руб. [27] на рынке представлены платы и оценочные комплекты на чипсетах Newracom, требующие внешнего хост-компьютера или поставляемые по запросу [28, 29, 30], и Morse Micro. Единственный оценочный комплект производителя чипсета с открытой ценой и поставкой в Российскую Федерацию — Morse Micro MM6108-EKH05 стоимостью 39 620 руб. [31]. За базу для сравнения принят распространённый подход к оценке Wi-Fi HaLow — испытания по методике производителя на таких комплектах: измерение дальности и пропускной способности без сопоставления с теоретической оценкой и без сравнения с IEEE 802.11 в идентичных условиях.</w:t>
       </w:r>
     </w:p>
     <w:p>
       <w:r>
-        <w:t>Базовый вариант воспроизводит известные испытания, его результаты привязаны к конкретному комплекту и применимы на уровне отдельного предприятия после адаптации в срок 3–5 лет: новизна — 3 балла («приближается к мировым достижениям»), перспективность — 5 («важная»), возможность применения — 3. В настоящей работе теоретические модели распространения радиоволн проверяются натурно с определением их параметров и границ применимости, а Wi-Fi HaLow сравнивается с IEEE 802.11 на одной аппаратной платформе (ESP32-S3 имеет собственный радиотракт 2,4 ГГц), что исключает влияние различий оборудования, — 5 баллов; более высокая оценка не принята, так как исследована статичная конфигурация «точка — точка». Результаты непосредственно используются при проектировании каналов связи с БПЛА, а натурных данных для серийных модулей Wi-Fi HaLow, появившихся в 2024–2025 гг., немного, — 7 баллов. Результаты получены на серийной платформе и применимы разработчиками систем связи БПЛА на уровне отрасли в срок до 3 лет — 8 баллов. Значимость признаков принята по [Э2], результаты оценки сведены в таблицу 4.1.</w:t>
+        <w:t>Базовый вариант воспроизводит известные испытания, его результаты привязаны к конкретному комплекту и применимы на уровне отдельного предприятия после адаптации в срок 3–5 лет: новизна — 3 балла («приближается к мировым достижениям»), перспективность — 5 («важная»), возможность применения — 3. В настоящей работе теоретические модели распространения радиоволн проверяются натурно с определением их параметров и границ применимости, а Wi-Fi HaLow сравнивается с IEEE 802.11 на одной аппаратной платформе (ESP32-S3 имеет собственный радиотракт 2,4 ГГц), что исключает влияние различий оборудования, — 5 баллов; более высокая оценка не принята, так как исследована статичная конфигурация «точка — точка». Результаты непосредственно используются при проектировании каналов связи с БПЛА, а натурных данных для серийных модулей Wi-Fi HaLow, появившихся в 2024–2025 гг., немного, — 7 баллов. Результаты получены на серийной платформе и применимы разработчиками систем связи БПЛА на уровне отрасли в срок до 3 лет — 8 баллов. Значимость признаков принята по [39], результаты оценки сведены в таблицу 4.1.</w:t>
       </w:r>
     </w:p>
     <w:p>
@@ -1098,7 +1098,7 @@
     </w:p>
     <w:p>
       <w:r>
-        <w:t>Новизна НТПр оценивается по пяти критериям: принципиально новое — 5 баллов, новое — 3, улучшенное — 2, существующего уровня — 1, устаревшее — 0 [Э2] (таблица 4.2).</w:t>
+        <w:t>Новизна НТПр оценивается по пяти критериям: принципиально новое — 5 баллов, новое — 3, улучшенное — 2, существующего уровня — 1, устаревшее — 0 [39] (таблица 4.2).</w:t>
       </w:r>
     </w:p>
     <w:p>
@@ -1907,7 +1907,7 @@
     </w:p>
     <w:p>
       <w:r>
-        <w:t>Результат НИР является новым по функциональному критерию и улучшенным по технологическому и производственному; период эффективности новых технологий 2–3 года [Э2] согласуется с принятым периодом применения результатов — до 3 лет.</w:t>
+        <w:t>Результат НИР является новым по функциональному критерию и улучшенным по технологическому и производственному; период эффективности новых технологий 2–3 года [39] согласуется с принятым периодом применения результатов — до 3 лет.</w:t>
       </w:r>
     </w:p>
     <w:p>
@@ -1928,7 +1928,7 @@
         <w:keepNext/>
       </w:pPr>
       <w:r>
-        <w:t>Производственный цикл j-й стадии в рабочих днях [Э2]:</w:t>
+        <w:t>Производственный цикл j-й стадии в рабочих днях [39]:</w:t>
       </w:r>
     </w:p>
     <w:tbl>
@@ -2255,7 +2255,7 @@
         </m:sSub>
       </m:oMath>
       <w:r>
-        <w:t xml:space="preserve"> [Э2]. При начале работ 09.10.2026 и суммарной длительности 73 календарных дня НИР завершается 20.12.2026, каждая стадия — не позднее срока по заданию на ВКР (таблица 4.3).</w:t>
+        <w:t xml:space="preserve"> [39]. При начале работ 09.10.2026 и суммарной длительности 73 календарных дня НИР завершается 20.12.2026, каждая стадия — не позднее срока по заданию на ВКР (таблица 4.3).</w:t>
       </w:r>
     </w:p>
     <w:p>
@@ -3993,7 +3993,7 @@
     </w:p>
     <w:p>
       <w:r>
-        <w:t>Основной статьёй затрат НИР является оплата труда. Месячные оклады приняты по медианам предложений работодателей г. Москвы на портале hh.ru [Э7]; суммы «на руки» пересчитаны в начисленные делением на 0,87 [Э8]. Оклад инженера-исследователя и инженера-программиста составляет 102 900 руб. (медиана 11 предложений для инженеров без опыта работы), техника — 90 000 руб. (4 предложения для техников без опыта), руководителя НИР — 175 000 руб. (9 предложений для специалистов с опытом 3–6 лет). Часовая ставка равна окладу, делённому на среднемесячный фонд рабочего времени 1 972/12 = 164,33 ч [Э9]: 626, 548 и 1 065 руб./ч соответственно.</w:t>
+        <w:t>Основной статьёй затрат НИР является оплата труда. Месячные оклады приняты по медианам предложений работодателей г. Москвы на портале hh.ru [40]; суммы «на руки» пересчитаны в начисленные делением на 0,87 [41]. Оклад инженера-исследователя и инженера-программиста составляет 102 900 руб. (медиана 11 предложений для инженеров без опыта работы), техника — 90 000 руб. (4 предложения для техников без опыта), руководителя НИР — 175 000 руб. (9 предложений для специалистов с опытом 3–6 лет). Часовая ставка равна окладу, делённому на среднемесячный фонд рабочего времени 1 972/12 = 164,33 ч [42]: 626, 548 и 1 065 руб./ч соответственно.</w:t>
       </w:r>
     </w:p>
     <w:p>
@@ -4001,7 +4001,7 @@
         <w:keepNext/>
       </w:pPr>
       <w:r>
-        <w:t>Заработная плата по стадиям работ [Э2]:</w:t>
+        <w:t>Заработная плата по стадиям работ [39]:</w:t>
       </w:r>
     </w:p>
     <w:tbl>
@@ -6011,7 +6011,7 @@
         <w:keepNext/>
       </w:pPr>
       <w:r>
-        <w:t>С учётом премиальных выплат 20 % [Э2] основная заработная плата</w:t>
+        <w:t>С учётом премиальных выплат 20 % [39] основная заработная плата</w:t>
       </w:r>
     </w:p>
     <w:tbl>
@@ -6203,7 +6203,7 @@
         <w:keepNext/>
       </w:pPr>
       <w:r>
-        <w:t>Дополнительная заработная плата — оплата ежегодного отпуска 28 календарных (20 рабочих) дней при 247 рабочих днях в 2026 г. [Э9]:</w:t>
+        <w:t>Дополнительная заработная плата — оплата ежегодного отпуска 28 календарных (20 рабочих) дней при 247 рабочих днях в 2026 г. [42]:</w:t>
       </w:r>
     </w:p>
     <w:p>
@@ -6309,12 +6309,12 @@
     </w:p>
     <w:p>
       <w:r>
-        <w:t>Фонд оплаты труда (ФОТ) составляет 612 298 + 53 882 = 666 180 руб. Отчисления на социальные нужды включают страховые взносы по единому тарифу 30 % (выплаты исполнителям не превышают предельной базы 2 979 000 руб. на 2026 г. [Э8; Э10]) и взносы на страхование от несчастных случаев 0,2 % (I класс профессионального риска): 0,302·666 180 = 201 186 руб.</w:t>
+        <w:t>Фонд оплаты труда (ФОТ) составляет 612 298 + 53 882 = 666 180 руб. Отчисления на социальные нужды включают страховые взносы по единому тарифу 30 % (выплаты исполнителям не превышают предельной базы 2 979 000 руб. на 2026 г. [41, 43]) и взносы на страхование от несчастных случаев 0,2 % (I класс профессионального риска): 0,302·666 180 = 201 186 руб.</w:t>
       </w:r>
     </w:p>
     <w:p>
       <w:r>
-        <w:t>Материальные затраты включают покупные комплектующие изделия для экспериментального стенда и канцелярские товары (таблица 4.5), а также электроэнергию. Две платы LilyGO T-HaLow образуют канал «точка — точка»: передающая плата с камерой OV5640 работает в режиме точки доступа, приёмная — в режиме станции. Цена платы 37,98 долл. США [Э3] по курсу Банка России 84,1975 руб./долл. на 20.09.2026 [Э11] составляет 3 198 руб. Микросхемы флеш-памяти и программатор нужны для резервного копирования и восстановления встроенного программного обеспечения радиомодуля TX-AH [Э12], аккумуляторы — для автономного питания плат на полевой площадке, штативы — для фиксации высоты антенн. Цены остальных позиций — средние розничные на сентябрь 2026 г.; канцелярские товары рассчитаны на печать около 2 500 листов.</w:t>
+        <w:t>Материальные затраты включают покупные комплектующие изделия для экспериментального стенда и канцелярские товары (таблица 4.5), а также электроэнергию. Две платы LilyGO T-HaLow образуют канал «точка — точка»: передающая плата с камерой OV5640 работает в режиме точки доступа, приёмная — в режиме станции. Цена платы 37,98 долл. США [27] по курсу Банка России 84,1975 руб./долл. на 20.09.2026 [44] составляет 3 198 руб. Микросхемы флеш-памяти и программатор нужны для резервного копирования и восстановления встроенного программного обеспечения радиомодуля TX-AH [45], аккумуляторы — для автономного питания плат на полевой площадке, штативы — для фиксации высоты антенн. Цены остальных позиций — средние розничные на сентябрь 2026 г.; канцелярские товары рассчитаны на печать около 2 500 листов.</w:t>
       </w:r>
     </w:p>
     <w:p>
@@ -8066,7 +8066,7 @@
         </m:sSub>
       </m:oMath>
       <w:r>
-        <w:t xml:space="preserve"> – тариф в г. Москве с 01.10.2026, руб./(кВт·ч) [Э13]. Материальные затраты составляют 15 910 + 11 650 + 929 = 28 489 руб.</w:t>
+        <w:t xml:space="preserve"> – тариф в г. Москве с 01.10.2026, руб./(кВт·ч) [46]. Материальные затраты составляют 15 910 + 11 650 + 929 = 28 489 руб.</w:t>
       </w:r>
     </w:p>
     <w:p>
@@ -8109,7 +8109,7 @@
         </m:r>
       </m:oMath>
       <w:r>
-        <w:t xml:space="preserve"> руб., срок полезного использования 3 года — вторая амортизационная группа [Э14]) начисляется линейным способом пропорционально времени работы:</w:t>
+        <w:t xml:space="preserve"> руб., срок полезного использования 3 года — вторая амортизационная группа [47]) начисляется линейным способом пропорционально времени работы:</w:t>
       </w:r>
     </w:p>
     <w:p>
@@ -8287,7 +8287,7 @@
     </w:p>
     <w:p>
       <w:r>
-        <w:t>Накладные расходы приняты в размере 100 % от ФОТ, поскольку работа выполняется на базе кафедры; в типовой структуре затрат на НИР накладные расходы и заработная плата имеют одинаковый удельный вес — 34 % [Э2]. Прочие расходы (поездки на полевую площадку, связь, научно-техническая информация) — 10 % от ФОТ.</w:t>
+        <w:t>Накладные расходы приняты в размере 100 % от ФОТ, поскольку работа выполняется на базе кафедры; в типовой структуре затрат на НИР накладные расходы и заработная плата имеют одинаковый удельный вес — 34 % [39]. Прочие расходы (поездки на полевую площадку, связь, научно-техническая информация) — 10 % от ФОТ.</w:t>
       </w:r>
     </w:p>
     <w:p>
@@ -9233,7 +9233,7 @@
         <w:keepNext/>
       </w:pPr>
       <w:r>
-        <w:t>Цена НИР определяется исходя из обеспечения безубыточности деятельности организации [Э2]:</w:t>
+        <w:t>Цена НИР определяется исходя из обеспечения безубыточности деятельности организации [39]:</w:t>
       </w:r>
     </w:p>
     <w:tbl>
@@ -9517,7 +9517,7 @@
         </m:sSub>
       </m:oMath>
       <w:r>
-        <w:t xml:space="preserve"> – уровень рентабельности по отношению к оплате труда, 200–400 % [Э2].</w:t>
+        <w:t xml:space="preserve"> – уровень рентабельности по отношению к оплате труда, 200–400 % [39].</w:t>
       </w:r>
     </w:p>
     <w:p>
@@ -9839,7 +9839,7 @@
         </m:sSub>
       </m:oMath>
       <w:r>
-        <w:t xml:space="preserve"> [Э2]. Результаты НИР используются при проектировании каналов связи с БПЛА, то есть НИР связана с повышением качества проектирования, и годовой экономический эффект определяется по формуле [Э2]</w:t>
+        <w:t xml:space="preserve"> [39]. Результаты НИР используются при проектировании каналов связи с БПЛА, то есть НИР связана с повышением качества проектирования, и годовой экономический эффект определяется по формуле [39]</w:t>
       </w:r>
     </w:p>
     <w:tbl>
@@ -10244,7 +10244,7 @@
         </m:r>
       </m:oMath>
       <w:r>
-        <w:t xml:space="preserve"> руб. Срок поставки комплектов 7–8 недель [Э6] в денежном выражении не учитывается, что идёт в запас оценки. Экономический эффект:</w:t>
+        <w:t xml:space="preserve"> руб. Срок поставки комплектов 7–8 недель [31] в денежном выражении не учитывается, что идёт в запас оценки. Экономический эффект:</w:t>
       </w:r>
     </w:p>
     <w:p>
@@ -10308,7 +10308,7 @@
         <w:keepNext/>
       </w:pPr>
       <w:r>
-        <w:t>Уровень экономической эффективности затрат на НИР [Э2]:</w:t>
+        <w:t>Уровень экономической эффективности затрат на НИР [39]:</w:t>
       </w:r>
     </w:p>
     <w:tbl>
@@ -10710,7 +10710,7 @@
     </w:tbl>
     <w:p>
       <w:r>
-        <w:t xml:space="preserve">Срок окупаемости составляет около 6 месяцев. Для наукоёмкой продукции уровень экономической эффективности должен быть не менее 0,5, то есть вложения должны окупаться в пределах двух лет [Э2]; полученные значения Е = 2,08 и </w:t>
+        <w:t xml:space="preserve">Срок окупаемости составляет около 6 месяцев. Для наукоёмкой продукции уровень экономической эффективности должен быть не менее 0,5, то есть вложения должны окупаться в пределах двух лет [39]; полученные значения Е = 2,08 и </w:t>
       </w:r>
       <m:oMath>
         <m:sSub>
@@ -10796,149 +10796,6 @@
     <w:p>
       <w:r>
         <w:t>Применение серийных плат LilyGO T-HaLow вместо оценочных комплектов производителя чипсета снижает стоимость аппаратной платформы в 12,4 раза. Разработка является научно-технически прогрессивной и экономически целесообразной.</w:t>
-      </w:r>
-    </w:p>
-    <w:p>
-      <w:pPr>
-        <w:pStyle w:val="Heading2"/>
-      </w:pPr>
-      <w:r>
-        <w:t>Источники к разделу 4</w:t>
-      </w:r>
-    </w:p>
-    <w:p>
-      <w:pPr>
-        <w:ind w:firstLine="0"/>
-        <w:jc w:val="center"/>
-      </w:pPr>
-      <w:r>
-        <w:t>(номера [Э1]–[Э14] привести к сквозной нумерации общего списка использованных источников)</w:t>
-      </w:r>
-    </w:p>
-    <w:p>
-      <w:pPr>
-        <w:ind w:firstLine="0"/>
-        <w:jc w:val="left"/>
-      </w:pPr>
-      <w:r>
-        <w:t>[Э1] IEEE Std 802.11ah-2016. IEEE Standard for Information technology — Telecommunications and information exchange between systems. Local and metropolitan area networks — Specific requirements. Part 11: Wireless LAN Medium Access Control (MAC) and Physical Layer (PHY) Specifications. Amendment 2: Sub 1 GHz License Exempt Operation. – IEEE, 2017.</w:t>
-      </w:r>
-    </w:p>
-    <w:p>
-      <w:pPr>
-        <w:ind w:firstLine="0"/>
-        <w:jc w:val="left"/>
-      </w:pPr>
-      <w:r>
-        <w:t>[Э2] Панагушин В. П., Ковалева Т. С., Малютина О. А., Михайловская Н. М., Прозорова В. С., Чайка Н. К. Экономическое обоснование дипломных проектов (работ) по приборо- и радиоприборостроению: методические указания / под ред. В. П. Панагушина. – 6-е изд., испр. и доп. – М.: ИВАКО Аналитик, 2008. – 44 с.</w:t>
-      </w:r>
-    </w:p>
-    <w:p>
-      <w:pPr>
-        <w:ind w:firstLine="0"/>
-        <w:jc w:val="left"/>
-      </w:pPr>
-      <w:r>
-        <w:t>[Э3] LILYGO T-Halow ESP32-S3 Development Board, Wi-Fi HaLow // AliExpress. – URL: https://www.aliexpress.com/item/1005007402959136.html (дата обращения: 24.09.2026).</w:t>
-      </w:r>
-    </w:p>
-    <w:p>
-      <w:pPr>
-        <w:ind w:firstLine="0"/>
-        <w:jc w:val="left"/>
-      </w:pPr>
-      <w:r>
-        <w:t>[Э4] ALFA Network AHPI7292S IEEE 802.11ah sub 1 GHz module in Raspberry Pi HAT form factor // Rokland. – URL: https://store.rokland.com/products/alfa-network-ahpi7292s-ieee-802-11ah-sub-1-ghz-module-in-raspberry-pi-hat-form-factor (дата обращения: 24.09.2026).</w:t>
-      </w:r>
-    </w:p>
-    <w:p>
-      <w:pPr>
-        <w:ind w:firstLine="0"/>
-        <w:jc w:val="left"/>
-      </w:pPr>
-      <w:r>
-        <w:t>[Э5] NRC7394 Evaluation Kit Purchase page; NRC7292 EVK // NEWRACOM. – URL: https://newracom.com/nrc7394-evaluation-kit-purchase-page ; https://newracom.com/products/nrc7292-evk (дата обращения: 24.09.2026).</w:t>
-      </w:r>
-    </w:p>
-    <w:p>
-      <w:pPr>
-        <w:ind w:firstLine="0"/>
-        <w:jc w:val="left"/>
-      </w:pPr>
-      <w:r>
-        <w:t>[Э6] MM6108-EKH05-05US, WiFi Development Tools – 802.11 Wi-Fi HaLow IoT Development Board // ЧИП и ДИП. – URL: https://chipdip.ru/product0/8040419288 (дата обращения: 24.09.2026).</w:t>
-      </w:r>
-    </w:p>
-    <w:p>
-      <w:pPr>
-        <w:ind w:firstLine="0"/>
-        <w:jc w:val="left"/>
-      </w:pPr>
-      <w:r>
-        <w:t>[Э7] Поиск вакансий «радиоинженер», «инженер радиотехник», «радиотехник» в г. Москве с указанием заработной платы // hh.ru. – URL: https://hh.ru/search/vacancy?text=радиоинженер&amp;area=1&amp;only_with_salary=true (дата обращения: 24.09.2026).</w:t>
-      </w:r>
-    </w:p>
-    <w:p>
-      <w:pPr>
-        <w:ind w:firstLine="0"/>
-        <w:jc w:val="left"/>
-      </w:pPr>
-      <w:r>
-        <w:t>[Э8] Налоговый кодекс Российской Федерации (часть вторая) от 05.08.2000 № 117-ФЗ. Глава 23 «Налог на доходы физических лиц», глава 34 «Страховые взносы».</w:t>
-      </w:r>
-    </w:p>
-    <w:p>
-      <w:pPr>
-        <w:ind w:firstLine="0"/>
-        <w:jc w:val="left"/>
-      </w:pPr>
-      <w:r>
-        <w:t>[Э9] Производственный календарь на 2026 год // КонсультантПлюс. – URL: https://www.consultant.ru/law/ref/calendar/proizvodstvennye/2026/ (дата обращения: 24.09.2026).</w:t>
-      </w:r>
-    </w:p>
-    <w:p>
-      <w:pPr>
-        <w:ind w:firstLine="0"/>
-        <w:jc w:val="left"/>
-      </w:pPr>
-      <w:r>
-        <w:t>[Э10] Предельная база страховых взносов в 2026 году: размер и тарифы // Контур. – URL: https://kontur.ru/articles/4261 (дата обращения: 24.09.2026).</w:t>
-      </w:r>
-    </w:p>
-    <w:p>
-      <w:pPr>
-        <w:ind w:firstLine="0"/>
-        <w:jc w:val="left"/>
-      </w:pPr>
-      <w:r>
-        <w:t>[Э11] Официальные курсы валют на заданную дату, устанавливаемые ежедневно // Банк России. – URL: https://www.cbr.ru/currency_base/daily/ (дата обращения: 24.09.2026).</w:t>
-      </w:r>
-    </w:p>
-    <w:p>
-      <w:pPr>
-        <w:ind w:firstLine="0"/>
-        <w:jc w:val="left"/>
-      </w:pPr>
-      <w:r>
-        <w:t>[Э12] W25Q32JVSSIQ, микросхема памяти FLASH 32 Мбит // ЧИП и ДИП. – URL: https://www.chipdip.ru/product/w25q32jvssiq ; Программаторы CH341A // Яндекс Маркет. – URL: https://market.yandex.ru/category/programmatory-ch341a (дата обращения: 24.09.2026).</w:t>
-      </w:r>
-    </w:p>
-    <w:p>
-      <w:pPr>
-        <w:ind w:firstLine="0"/>
-        <w:jc w:val="left"/>
-      </w:pPr>
-      <w:r>
-        <w:t>[Э13] Тарифы на электроэнергию в Москве в 2026 году // Т—Ж. – URL: https://t-j.ru/msk-electroprices/ (дата обращения: 24.09.2026).</w:t>
-      </w:r>
-    </w:p>
-    <w:p>
-      <w:pPr>
-        <w:ind w:firstLine="0"/>
-        <w:jc w:val="left"/>
-      </w:pPr>
-      <w:r>
-        <w:t>[Э14] О Классификации основных средств, включаемых в амортизационные группы: постановление Правительства РФ от 01.01.2002 № 1 (ред. действ.).</w:t>
       </w:r>
     </w:p>
     <w:sectPr>
@@ -11179,7 +11036,7 @@
         <w:rFonts w:asciiTheme="minorHAnsi" w:eastAsiaTheme="minorEastAsia" w:hAnsiTheme="minorHAnsi" w:cstheme="minorBidi"/>
         <w:sz w:val="22"/>
         <w:szCs w:val="22"/>
-        <w:lang w:val="en-US" w:eastAsia="en-US" w:bidi="ar-SA"/>
+        <w:lang w:val="ru-RU" w:eastAsia="ru-RU" w:bidi="ru-RU"/>
       </w:rPr>
     </w:rPrDefault>
     <w:pPrDefault>
@@ -11343,6 +11200,7 @@
       <w:i w:val="0"/>
       <w:color w:val="000000"/>
       <w:sz w:val="28"/>
+      <w:lang w:val="ru-RU" w:eastAsia="ru-RU"/>
     </w:rPr>
   </w:style>
   <w:style w:type="paragraph" w:styleId="Header">
@@ -11401,8 +11259,8 @@
       <w:keepNext/>
       <w:keepLines/>
       <w:spacing w:before="240" w:after="120" w:line="360" w:lineRule="auto"/>
-      <w:ind w:firstLine="0"/>
-      <w:jc w:val="center"/>
+      <w:ind w:firstLine="709"/>
+      <w:jc w:val="left"/>
       <w:outlineLvl w:val="0"/>
     </w:pPr>
     <w:rPr>
@@ -11428,8 +11286,8 @@
       <w:keepNext/>
       <w:keepLines/>
       <w:spacing w:before="240" w:after="120" w:line="360" w:lineRule="auto"/>
-      <w:ind w:firstLine="0"/>
-      <w:jc w:val="center"/>
+      <w:ind w:firstLine="709"/>
+      <w:jc w:val="left"/>
       <w:outlineLvl w:val="1"/>
     </w:pPr>
     <w:rPr>
@@ -11455,8 +11313,8 @@
       <w:keepNext/>
       <w:keepLines/>
       <w:spacing w:before="240" w:after="120" w:line="360" w:lineRule="auto"/>
-      <w:ind w:firstLine="0"/>
-      <w:jc w:val="center"/>
+      <w:ind w:firstLine="709"/>
+      <w:jc w:val="left"/>
       <w:outlineLvl w:val="2"/>
     </w:pPr>
     <w:rPr>

--- a/docs/ekonomika/Ekonomicheskaya_chast_HaLow.docx
+++ b/docs/ekonomika/Ekonomicheskaya_chast_HaLow.docx
@@ -35,7 +35,7 @@
     </w:p>
     <w:p>
       <w:r>
-        <w:t>Помимо используемой в работе платы LilyGO T-HaLow на чипсете Taixin стоимостью 3 198 руб. [27] на рынке представлены платы и оценочные комплекты на чипсетах Newracom, требующие внешнего хост-компьютера или поставляемые по запросу [28, 29, 30], и Morse Micro. Единственный оценочный комплект производителя чипсета с открытой ценой и поставкой в Российскую Федерацию — Morse Micro MM6108-EKH05 стоимостью 39 620 руб. [31]. За базу для сравнения принят распространённый подход к оценке Wi-Fi HaLow — испытания по методике производителя на таких комплектах: измерение дальности и пропускной способности без сопоставления с теоретической оценкой и без сравнения с IEEE 802.11 в идентичных условиях.</w:t>
+        <w:t>Помимо используемой в работе платы LilyGO T-HaLow на чипсете Taixin стоимостью 3 198 руб. [28] на рынке представлены платы и оценочные комплекты на чипсетах Newracom, требующие внешнего управляющего компьютера или поставляемые по запросу [29, 30, 31], и Morse Micro. Единственный оценочный комплект производителя чипсета с открытой ценой и поставкой в Российскую Федерацию — Morse Micro MM6108-EKH05 стоимостью 39 620 руб. [32]. За базу для сравнения принят распространённый подход к оценке Wi-Fi HaLow — испытания по методике производителя на таких комплектах: измерение дальности и пропускной способности без сопоставления с теоретической оценкой и без сравнения с IEEE 802.11 в идентичных условиях.</w:t>
       </w:r>
     </w:p>
     <w:p>
@@ -6314,7 +6314,7 @@
     </w:p>
     <w:p>
       <w:r>
-        <w:t>Материальные затраты включают покупные комплектующие изделия для экспериментального стенда и канцелярские товары (таблица 4.5), а также электроэнергию. Две платы LilyGO T-HaLow образуют канал «точка — точка»: передающая плата с камерой OV5640 работает в режиме точки доступа, приёмная — в режиме станции. Цена платы 37,98 долл. США [27] по курсу Банка России 84,1975 руб./долл. на 20.09.2026 [44] составляет 3 198 руб. Микросхемы флеш-памяти и программатор нужны для резервного копирования и восстановления встроенного программного обеспечения радиомодуля TX-AH [45], аккумуляторы — для автономного питания плат на полевой площадке, штативы — для фиксации высоты антенн. Цены остальных позиций — средние розничные на сентябрь 2026 г.; канцелярские товары рассчитаны на печать около 2 500 листов.</w:t>
+        <w:t>Материальные затраты включают покупные комплектующие изделия для экспериментального стенда и канцелярские товары (таблица 4.5), а также электроэнергию. Две платы LilyGO T-HaLow образуют канал «точка — точка»: передающая плата с камерой OV5640 работает в режиме точки доступа, приёмная — в режиме станции. Цена платы 37,98 долл. США [28] по курсу Банка России 84,1975 руб./долл. на 20.09.2026 [44] составляет 3 198 руб. Микросхемы флеш-памяти и программатор нужны для резервного копирования и восстановления встроенного программного обеспечения радиомодуля TX-AH [45], аккумуляторы — для автономного питания плат на полевой площадке, штативы — для фиксации высоты антенн. Цены остальных позиций — средние розничные на сентябрь 2026 г.; канцелярские товары рассчитаны на печать около 2 500 листов.</w:t>
       </w:r>
     </w:p>
     <w:p>
@@ -10244,7 +10244,7 @@
         </m:r>
       </m:oMath>
       <w:r>
-        <w:t xml:space="preserve"> руб. Срок поставки комплектов 7–8 недель [31] в денежном выражении не учитывается, что идёт в запас оценки. Экономический эффект:</w:t>
+        <w:t xml:space="preserve"> руб. Срок поставки комплектов 7–8 недель [32] в денежном выражении не учитывается, что идёт в запас оценки. Экономический эффект:</w:t>
       </w:r>
     </w:p>
     <w:p>

--- a/docs/ekonomika/Ekonomicheskaya_chast_HaLow.docx
+++ b/docs/ekonomika/Ekonomicheskaya_chast_HaLow.docx
@@ -40,7 +40,7 @@
     </w:p>
     <w:p>
       <w:r>
-        <w:t>Базовый вариант воспроизводит известные испытания, его результаты привязаны к конкретному комплекту и применимы на уровне отдельного предприятия после адаптации в срок 3–5 лет: новизна — 3 балла («приближается к мировым достижениям»), перспективность — 5 («важная»), возможность применения — 3. В настоящей работе теоретические модели распространения радиоволн проверяются натурно с определением их параметров и границ применимости, а Wi-Fi HaLow сравнивается с IEEE 802.11 на одной аппаратной платформе (ESP32-S3 имеет собственный радиотракт 2,4 ГГц), что исключает влияние различий оборудования, — 5 баллов; более высокая оценка не принята, так как исследована статичная конфигурация «точка — точка». Результаты непосредственно используются при проектировании каналов связи с БПЛА, а натурных данных для серийных модулей Wi-Fi HaLow, появившихся в 2024–2025 гг., немного, — 7 баллов. Результаты получены на серийной платформе и применимы разработчиками систем связи БПЛА на уровне отрасли в срок до 3 лет — 8 баллов. Значимость признаков принята по [39], результаты оценки сведены в таблицу 4.1.</w:t>
+        <w:t>Базовый вариант воспроизводит известные испытания, его результаты привязаны к конкретному комплекту и применимы на уровне отдельного предприятия после адаптации в срок 3–5 лет: новизна — 3 балла («приближается к мировым достижениям»), перспективность — 5 («важная»), возможность применения — 3. В настоящей работе теоретические модели распространения радиоволн проверяются экспериментально с определением их параметров и границ применимости, а Wi-Fi HaLow сравнивается с IEEE 802.11 на одной аппаратной платформе (ESP32-S3 имеет собственный радиотракт 2,4 ГГц), что исключает влияние различий оборудования, — 5 баллов; более высокая оценка не принята, так как исследована статичная конфигурация «точка — точка». Результаты непосредственно используются при проектировании каналов связи с БПЛА, а натурных данных для серийных модулей Wi-Fi HaLow, появившихся в 2024–2025 гг., немного, — 7 баллов. Результаты получены на серийной платформе и применимы разработчиками систем связи БПЛА на уровне отрасли в срок до 3 лет — 8 баллов. Значимость признаков принята по [39], результаты оценки сведены в таблицу 4.1.</w:t>
       </w:r>
     </w:p>
     <w:p>
@@ -1920,7 +1920,7 @@
     </w:p>
     <w:p>
       <w:r>
-        <w:t>Состав работ определён по разделам и этапам задания на ВКР, удельный вес трудоёмкости стадий принят по заданию. Общая трудоёмкость НИР T = 800 чел.-ч определена экспертно как сумма трудоёмкостей работ исполнителей: Р — руководитель НИР, И — инженер-исследователь, П — инженер-программист, Т — техник. Во вторую стадию входят теоретическая оценка канала, разработка программы и методики экспериментов, обновление встроенного программного обеспечения радиомодуля TX-AH, разработка программного обеспечения передатчика и приёмника и отладка стенда; в третью — измерения характеристик Wi-Fi HaLow и IEEE 802.11 на одной аппаратной платформе и обработка результатов.</w:t>
+        <w:t>Состав работ определён по разделам и этапам задания на ВКР, удельный вес трудоёмкости стадий принят по заданию. Общая трудоёмкость НИР T = 800 чел.-ч определена экспертно как сумма трудоёмкостей работ исполнителей: Р — руководитель НИР, И — инженер-исследователь, П — инженер-программист, Т — техник. Во вторую стадию входят теоретическая оценка канала, разработка программы и методики экспериментов, обновление встроенного программного обеспечения радиомодуля TX-AH, разработка программного обеспечения передатчика и приёмника и отладка стенда; в третью — измерения характеристик Wi-Fi HaLow, их сравнение с IEEE 802.11 на одной аппаратной платформе и обработка результатов.</w:t>
       </w:r>
     </w:p>
     <w:p>
@@ -6314,7 +6314,7 @@
     </w:p>
     <w:p>
       <w:r>
-        <w:t>Материальные затраты включают покупные комплектующие изделия для экспериментального стенда и канцелярские товары (таблица 4.5), а также электроэнергию. Две платы LilyGO T-HaLow образуют канал «точка — точка»: передающая плата с камерой OV5640 работает в режиме точки доступа, приёмная — в режиме станции. Цена платы 37,98 долл. США [28] по курсу Банка России 84,1975 руб./долл. на 20.09.2026 [44] составляет 3 198 руб. Микросхемы флеш-памяти и программатор нужны для резервного копирования и восстановления встроенного программного обеспечения радиомодуля TX-AH [45], аккумуляторы — для автономного питания плат на полевой площадке, штативы — для фиксации высоты антенн. Цены остальных позиций — средние розничные на сентябрь 2026 г.; канцелярские товары рассчитаны на печать около 2 500 листов.</w:t>
+        <w:t>Материальные затраты включают покупные комплектующие изделия для экспериментального стенда и канцелярские товары (таблица 4.5), а также электроэнергию. Две платы LilyGO T-HaLow образуют канал «точка — точка»: передающая плата с камерой OV5640 работает в режиме точки доступа, приёмная — в режиме станции. Цена платы 37,98 долл. США [28] по курсу Банка России 84,1975 руб./долл. на 20.09.2026 [44] составляет 3 198 руб. Микросхемы флеш-памяти и программатор нужны для резервного копирования и восстановления встроенного программного обеспечения радиомодуля TX-AH [45, 46], аккумуляторы — для автономного питания плат на полевой площадке, штативы — для фиксации высоты антенн. Цены остальных позиций — средние розничные на сентябрь 2026 г.; канцелярские товары рассчитаны на печать около 2 500 листов.</w:t>
       </w:r>
     </w:p>
     <w:p>
@@ -8066,7 +8066,7 @@
         </m:sSub>
       </m:oMath>
       <w:r>
-        <w:t xml:space="preserve"> – тариф в г. Москве с 01.10.2026, руб./(кВт·ч) [46]. Материальные затраты составляют 15 910 + 11 650 + 929 = 28 489 руб.</w:t>
+        <w:t xml:space="preserve"> – тариф в г. Москве с 01.10.2026, руб./(кВт·ч) [47]. Материальные затраты составляют 15 910 + 11 650 + 929 = 28 489 руб.</w:t>
       </w:r>
     </w:p>
     <w:p>
@@ -8109,7 +8109,7 @@
         </m:r>
       </m:oMath>
       <w:r>
-        <w:t xml:space="preserve"> руб., срок полезного использования 3 года — вторая амортизационная группа [47]) начисляется линейным способом пропорционально времени работы:</w:t>
+        <w:t xml:space="preserve"> руб., срок полезного использования 3 года — вторая амортизационная группа [48]) начисляется линейным способом пропорционально времени работы:</w:t>
       </w:r>
     </w:p>
     <w:p>

--- a/docs/ekonomika/Ekonomicheskaya_chast_HaLow.docx
+++ b/docs/ekonomika/Ekonomicheskaya_chast_HaLow.docx
@@ -12,12 +12,12 @@
     </w:p>
     <w:p>
       <w:r>
-        <w:t>Тема ВКР — «Разработка предложений по увеличению дальности и надежности передачи данных с борта беспилотного летательного аппарата». Цель работы — анализ эффективности технологии Wi-Fi HaLow (IEEE 802.11ah) [6] на платформе LilyGO T-HaLow (микроконтроллер ESP32-S3 и радиомодуль TX-AH-R900P) по сравнению с традиционными протоколами Wi-Fi по дальности, уровню сигнала, задержке и потерям пакетов; исследование выполняется на экспериментальной системе передачи видео по каналу «точка — точка» из двух таких плат. По характеру работ ВКР является научно-исследовательской работой (НИР). Её научно-технической продукцией (НТПр) являются экспериментально определённые характеристики канала Wi-Fi HaLow (уровень сигнала, пропускная способность, задержка и потери пакетов), их сопоставление с теоретической оценкой и с IEEE 802.11 на той же аппаратной платформе, а также рекомендации по применению технологии для связи с БПЛА.</w:t>
+        <w:t>Тема ВКР — «Разработка предложений по увеличению дальности и надежности передачи данных с борта беспилотного летательного аппарата». Цель работы — анализ эффективности технологии Wi-Fi HaLow (IEEE 802.11ah) [7] на платформе LilyGO T-HaLow (микроконтроллер ESP32-S3 и радиомодуль TX-AH-R900P) по сравнению с традиционными протоколами Wi-Fi по дальности, уровню сигнала, задержке и потерям пакетов; исследование выполняется на экспериментальной системе передачи видео по каналу «точка — точка» из двух таких плат. По характеру работ ВКР является научно-исследовательской работой (НИР). Её научно-технической продукцией (НТПр) являются экспериментально определённые характеристики канала Wi-Fi HaLow (уровень сигнала, пропускная способность, задержка и потери пакетов), их сопоставление с теоретической оценкой и с IEEE 802.11 на той же аппаратной платформе, а также рекомендации по применению технологии для связи с БПЛА. Программы, написанные в ходе работы (доработка встроенного программного обеспечения плат, программа приёма и записи видео), служат средствами проведения эксперимента и самостоятельным программным продуктом не являются.</w:t>
       </w:r>
     </w:p>
     <w:p>
       <w:r>
-        <w:t>Целью экономической части является технико-экономическое обоснование НИР по методике [39]: оценка её целесообразности по индексу научно-технической прогрессивности, планирование работ, определение затрат, себестоимости, цены и рентабельности, оценка экономической эффективности и срока окупаемости. Расчёты выполнены в ценах сентября 2026 г. для работы, выполняемой в г. Москве.</w:t>
+        <w:t>Целью экономической части является технико-экономическое обоснование НИР по методике [38]: оценка её целесообразности по индексу научно-технической прогрессивности, планирование работ, определение затрат, себестоимости, цены и рентабельности, оценка экономической эффективности и срока окупаемости. Расчёты выполнены в ценах сентября 2026 г. для работы, выполняемой в г. Москве.</w:t>
       </w:r>
     </w:p>
     <w:p>
@@ -30,17 +30,17 @@
     </w:p>
     <w:p>
       <w:r>
-        <w:t>Целесообразность НИР оценивается индексом научно-технической прогрессивности, который определяется сравнением НТПр с аналогом, выбранным за базу для сравнения. Сравнение выполняется методом балльных оценок по трём признакам: научно-технический уровень (новизна), перспективность и возможность применения результатов; баллы назначаются по нормативным шкалам [39].</w:t>
+        <w:t>Целесообразность НИР оценивается индексом научно-технической прогрессивности, который определяется сравнением НТПр с аналогом, выбранным за базу для сравнения. Сравнение выполняется методом балльных оценок по трём признакам: научно-технический уровень (новизна), перспективность и возможность применения результатов; баллы назначаются по нормативным шкалам [38].</w:t>
       </w:r>
     </w:p>
     <w:p>
       <w:r>
-        <w:t>Помимо используемой в работе платы LilyGO T-HaLow на чипсете Taixin стоимостью 3 198 руб. [28] на рынке представлены платы и оценочные комплекты на чипсетах Newracom, требующие внешнего управляющего компьютера или поставляемые по запросу [29, 30, 31], и Morse Micro. Единственный оценочный комплект производителя чипсета с открытой ценой и поставкой в Российскую Федерацию — Morse Micro MM6108-EKH05 стоимостью 39 620 руб. [32]. За базу для сравнения принят распространённый подход к оценке Wi-Fi HaLow — испытания по методике производителя на таких комплектах: измерение дальности и пропускной способности без сопоставления с теоретической оценкой и без сравнения с IEEE 802.11 в идентичных условиях.</w:t>
+        <w:t>Помимо используемой в работе платы LilyGO T-HaLow на чипсете Taixin стоимостью 3 198 руб. [27] на рынке представлены платы и оценочные комплекты на чипсетах Newracom, требующие внешнего управляющего компьютера или поставляемые по запросу [28, 29, 30], и Morse Micro. Единственный оценочный комплект производителя чипсета с открытой ценой и поставкой в Российскую Федерацию — Morse Micro MM6108-EKH05 стоимостью 39 620 руб. [31]. За базу для сравнения принят распространённый подход к оценке Wi-Fi HaLow — испытания по методике производителя на таких комплектах: измерение дальности и пропускной способности без сопоставления с теоретической оценкой и без сравнения с IEEE 802.11 в идентичных условиях.</w:t>
       </w:r>
     </w:p>
     <w:p>
       <w:r>
-        <w:t>Базовый вариант воспроизводит известные испытания, его результаты привязаны к конкретному комплекту и применимы на уровне отдельного предприятия после адаптации в срок 3–5 лет: новизна — 3 балла («приближается к мировым достижениям»), перспективность — 5 («важная»), возможность применения — 3. В настоящей работе теоретические модели распространения радиоволн проверяются экспериментально с определением их параметров и границ применимости, а Wi-Fi HaLow сравнивается с IEEE 802.11 на одной аппаратной платформе (ESP32-S3 имеет собственный радиотракт 2,4 ГГц), что исключает влияние различий оборудования, — 5 баллов; более высокая оценка не принята, так как исследована статичная конфигурация «точка — точка». Результаты непосредственно используются при проектировании каналов связи с БПЛА, а натурных данных для серийных модулей Wi-Fi HaLow, появившихся в 2024–2025 гг., немного, — 7 баллов. Результаты получены на серийной платформе и применимы разработчиками систем связи БПЛА на уровне отрасли в срок до 3 лет — 8 баллов. Значимость признаков принята по [39], результаты оценки сведены в таблицу 4.1.</w:t>
+        <w:t>Базовый вариант воспроизводит известные испытания, его результаты привязаны к конкретному комплекту и применимы на уровне отдельного предприятия после адаптации в срок 3–5 лет: новизна — 3 балла («приближается к мировым достижениям»), перспективность — 5 («важная»), возможность применения — 3. В настоящей работе теоретические модели распространения радиоволн проверяются экспериментально с определением их параметров и границ применимости, а Wi-Fi HaLow сравнивается с IEEE 802.11 на одной аппаратной платформе (ESP32-S3 имеет собственный радиотракт 2,4 ГГц), что исключает влияние различий оборудования, — 5 баллов; более высокая оценка не принята, так как исследована статичная конфигурация «точка — точка». Результаты непосредственно используются при проектировании каналов связи с БПЛА, а натурных данных для серийных модулей Wi-Fi HaLow, появившихся в 2024–2025 гг., немного, — 7 баллов. Результаты получены на серийной платформе и применимы разработчиками систем связи БПЛА на уровне отрасли в срок до 3 лет — 8 баллов. Значимость признаков принята по [38], результаты оценки сведены в таблицу 4.1.</w:t>
       </w:r>
     </w:p>
     <w:p>
@@ -1098,7 +1098,7 @@
     </w:p>
     <w:p>
       <w:r>
-        <w:t>Новизна НТПр оценивается по пяти критериям: принципиально новое — 5 баллов, новое — 3, улучшенное — 2, существующего уровня — 1, устаревшее — 0 [39] (таблица 4.2).</w:t>
+        <w:t>Новизна НТПр оценивается по пяти критериям: принципиально новое — 5 баллов, новое — 3, улучшенное — 2, существующего уровня — 1, устаревшее — 0 [38] (таблица 4.2).</w:t>
       </w:r>
     </w:p>
     <w:p>
@@ -1907,7 +1907,7 @@
     </w:p>
     <w:p>
       <w:r>
-        <w:t>Результат НИР является новым по функциональному критерию и улучшенным по технологическому и производственному; период эффективности новых технологий 2–3 года [39] согласуется с принятым периодом применения результатов — до 3 лет.</w:t>
+        <w:t>Результат НИР является новым по функциональному критерию и улучшенным по технологическому и производственному; период эффективности новых технологий 2–3 года [38] согласуется с принятым периодом применения результатов — до 3 лет.</w:t>
       </w:r>
     </w:p>
     <w:p>
@@ -1928,7 +1928,7 @@
         <w:keepNext/>
       </w:pPr>
       <w:r>
-        <w:t>Производственный цикл j-й стадии в рабочих днях [39]:</w:t>
+        <w:t>Производственный цикл j-й стадии в рабочих днях [38]:</w:t>
       </w:r>
     </w:p>
     <w:tbl>
@@ -2255,7 +2255,7 @@
         </m:sSub>
       </m:oMath>
       <w:r>
-        <w:t xml:space="preserve"> [39]. При начале работ 09.10.2026 и суммарной длительности 73 календарных дня НИР завершается 20.12.2026, каждая стадия — не позднее срока по заданию на ВКР (таблица 4.3).</w:t>
+        <w:t xml:space="preserve"> [38]. При начале работ 09.10.2026 и суммарной длительности 73 календарных дня НИР завершается 20.12.2026, каждая стадия — не позднее срока по заданию на ВКР (таблица 4.3).</w:t>
       </w:r>
     </w:p>
     <w:p>
@@ -3993,7 +3993,7 @@
     </w:p>
     <w:p>
       <w:r>
-        <w:t>Основной статьёй затрат НИР является оплата труда. Месячные оклады приняты по медианам предложений работодателей г. Москвы на портале hh.ru [40]; суммы «на руки» пересчитаны в начисленные делением на 0,87 [41]. Оклад инженера-исследователя и инженера-программиста составляет 102 900 руб. (медиана 11 предложений для инженеров без опыта работы), техника — 90 000 руб. (4 предложения для техников без опыта), руководителя НИР — 175 000 руб. (9 предложений для специалистов с опытом 3–6 лет). Часовая ставка равна окладу, делённому на среднемесячный фонд рабочего времени 1 972/12 = 164,33 ч [42]: 626, 548 и 1 065 руб./ч соответственно.</w:t>
+        <w:t>Основной статьёй затрат НИР является оплата труда. Месячные оклады приняты по медианам предложений работодателей г. Москвы на портале hh.ru [39]; суммы «на руки» пересчитаны в начисленные делением на 0,87 [40]. Оклад инженера-исследователя и инженера-программиста составляет 102 900 руб. (медиана 11 предложений для инженеров без опыта работы), техника — 90 000 руб. (4 предложения для техников без опыта), руководителя НИР — 175 000 руб. (9 предложений для специалистов с опытом 3–6 лет). Часовая ставка равна окладу, делённому на среднемесячный фонд рабочего времени 1 972/12 = 164,33 ч [41]: 626, 548 и 1 065 руб./ч соответственно.</w:t>
       </w:r>
     </w:p>
     <w:p>
@@ -4001,7 +4001,7 @@
         <w:keepNext/>
       </w:pPr>
       <w:r>
-        <w:t>Заработная плата по стадиям работ [39]:</w:t>
+        <w:t>Заработная плата по стадиям работ [38]:</w:t>
       </w:r>
     </w:p>
     <w:tbl>
@@ -6011,7 +6011,7 @@
         <w:keepNext/>
       </w:pPr>
       <w:r>
-        <w:t>С учётом премиальных выплат 20 % [39] основная заработная плата</w:t>
+        <w:t>С учётом премиальных выплат 20 % [38] основная заработная плата</w:t>
       </w:r>
     </w:p>
     <w:tbl>
@@ -6203,7 +6203,7 @@
         <w:keepNext/>
       </w:pPr>
       <w:r>
-        <w:t>Дополнительная заработная плата — оплата ежегодного отпуска 28 календарных (20 рабочих) дней при 247 рабочих днях в 2026 г. [42]:</w:t>
+        <w:t>Дополнительная заработная плата — оплата ежегодного отпуска 28 календарных (20 рабочих) дней при 247 рабочих днях в 2026 г. [41]:</w:t>
       </w:r>
     </w:p>
     <w:p>
@@ -6309,12 +6309,12 @@
     </w:p>
     <w:p>
       <w:r>
-        <w:t>Фонд оплаты труда (ФОТ) составляет 612 298 + 53 882 = 666 180 руб. Отчисления на социальные нужды включают страховые взносы по единому тарифу 30 % (выплаты исполнителям не превышают предельной базы 2 979 000 руб. на 2026 г. [41, 43]) и взносы на страхование от несчастных случаев 0,2 % (I класс профессионального риска): 0,302·666 180 = 201 186 руб.</w:t>
+        <w:t>Фонд оплаты труда (ФОТ) составляет 612 298 + 53 882 = 666 180 руб. Отчисления на социальные нужды включают страховые взносы по единому тарифу 30 % (выплаты исполнителям не превышают предельной базы 2 979 000 руб. на 2026 г. [40, 42]) и взносы на страхование от несчастных случаев 0,2 % (I класс профессионального риска): 0,302·666 180 = 201 186 руб.</w:t>
       </w:r>
     </w:p>
     <w:p>
       <w:r>
-        <w:t>Материальные затраты включают покупные комплектующие изделия для экспериментального стенда и канцелярские товары (таблица 4.5), а также электроэнергию. Две платы LilyGO T-HaLow образуют канал «точка — точка»: передающая плата с камерой OV5640 работает в режиме точки доступа, приёмная — в режиме станции. Цена платы 37,98 долл. США [28] по курсу Банка России 84,1975 руб./долл. на 20.09.2026 [44] составляет 3 198 руб. Микросхемы флеш-памяти и программатор нужны для резервного копирования и восстановления встроенного программного обеспечения радиомодуля TX-AH [45, 46], аккумуляторы — для автономного питания плат на полевой площадке, штативы — для фиксации высоты антенн. Цены остальных позиций — средние розничные на сентябрь 2026 г.; канцелярские товары рассчитаны на печать около 2 500 листов.</w:t>
+        <w:t>Материальные затраты включают покупные комплектующие изделия для экспериментального стенда и канцелярские товары (таблица 4.5), а также электроэнергию. Две платы LilyGO T-HaLow образуют канал «точка — точка»: передающая плата с камерой OV5640 работает в режиме точки доступа, приёмная — в режиме станции. Цена платы 37,98 долл. США [27] по курсу Банка России 84,1975 руб./долл. на 20.09.2026 [43] составляет 3 198 руб. Микросхемы флеш-памяти и программатор нужны для резервного копирования и восстановления встроенного программного обеспечения радиомодуля TX-AH [44, 45], аккумуляторы — для автономного питания плат на полевой площадке. Цены остальных позиций — средние розничные на сентябрь 2026 г.; канцелярские товары рассчитаны на печать около 2 500 листов.</w:t>
       </w:r>
     </w:p>
     <w:p>
@@ -7343,7 +7343,7 @@
               <w:rPr>
                 <w:sz w:val="22"/>
               </w:rPr>
-              <w:t>Штатив для установки плат на заданной высоте</w:t>
+              <w:t>Бумага офисная А4, 500 листов</w:t>
             </w:r>
           </w:p>
         </w:tc>
@@ -7362,7 +7362,7 @@
               <w:rPr>
                 <w:sz w:val="22"/>
               </w:rPr>
-              <w:t>шт.</w:t>
+              <w:t>пачка</w:t>
             </w:r>
           </w:p>
         </w:tc>
@@ -7381,7 +7381,7 @@
               <w:rPr>
                 <w:sz w:val="22"/>
               </w:rPr>
-              <w:t>2</w:t>
+              <w:t>5</w:t>
             </w:r>
           </w:p>
         </w:tc>
@@ -7400,7 +7400,7 @@
               <w:rPr>
                 <w:sz w:val="22"/>
               </w:rPr>
-              <w:t>1 500</w:t>
+              <w:t>550</w:t>
             </w:r>
           </w:p>
         </w:tc>
@@ -7419,7 +7419,7 @@
               <w:rPr>
                 <w:sz w:val="22"/>
               </w:rPr>
-              <w:t>3 000</w:t>
+              <w:t>2 750</w:t>
             </w:r>
           </w:p>
         </w:tc>
@@ -7462,7 +7462,7 @@
               <w:rPr>
                 <w:sz w:val="22"/>
               </w:rPr>
-              <w:t>Бумага офисная А4, 500 листов</w:t>
+              <w:t>Картридж для лазерного принтера</w:t>
             </w:r>
           </w:p>
         </w:tc>
@@ -7481,7 +7481,7 @@
               <w:rPr>
                 <w:sz w:val="22"/>
               </w:rPr>
-              <w:t>пачка</w:t>
+              <w:t>шт.</w:t>
             </w:r>
           </w:p>
         </w:tc>
@@ -7500,7 +7500,7 @@
               <w:rPr>
                 <w:sz w:val="22"/>
               </w:rPr>
-              <w:t>5</w:t>
+              <w:t>2</w:t>
             </w:r>
           </w:p>
         </w:tc>
@@ -7519,7 +7519,7 @@
               <w:rPr>
                 <w:sz w:val="22"/>
               </w:rPr>
-              <w:t>550</w:t>
+              <w:t>3 200</w:t>
             </w:r>
           </w:p>
         </w:tc>
@@ -7538,7 +7538,7 @@
               <w:rPr>
                 <w:sz w:val="22"/>
               </w:rPr>
-              <w:t>2 750</w:t>
+              <w:t>6 400</w:t>
             </w:r>
           </w:p>
         </w:tc>
@@ -7581,7 +7581,7 @@
               <w:rPr>
                 <w:sz w:val="22"/>
               </w:rPr>
-              <w:t>Картридж для лазерного принтера</w:t>
+              <w:t>Канцелярские принадлежности: ручки, карандаши, скрепки, скобы, файлы, папки, тетради для журналов полевых измерений, маркеры</w:t>
             </w:r>
           </w:p>
         </w:tc>
@@ -7600,7 +7600,7 @@
               <w:rPr>
                 <w:sz w:val="22"/>
               </w:rPr>
-              <w:t>шт.</w:t>
+              <w:t>компл.</w:t>
             </w:r>
           </w:p>
         </w:tc>
@@ -7619,7 +7619,7 @@
               <w:rPr>
                 <w:sz w:val="22"/>
               </w:rPr>
-              <w:t>2</w:t>
+              <w:t>1</w:t>
             </w:r>
           </w:p>
         </w:tc>
@@ -7638,7 +7638,7 @@
               <w:rPr>
                 <w:sz w:val="22"/>
               </w:rPr>
-              <w:t>3 200</w:t>
+              <w:t>2 500</w:t>
             </w:r>
           </w:p>
         </w:tc>
@@ -7657,7 +7657,7 @@
               <w:rPr>
                 <w:sz w:val="22"/>
               </w:rPr>
-              <w:t>6 400</w:t>
+              <w:t>2 500</w:t>
             </w:r>
           </w:p>
         </w:tc>
@@ -7674,120 +7674,19 @@
           <w:p>
             <w:pPr>
               <w:pStyle w:val="TableText"/>
-              <w:keepNext/>
               <w:jc w:val="left"/>
             </w:pPr>
             <w:r>
               <w:rPr>
+                <w:b/>
                 <w:sz w:val="22"/>
               </w:rPr>
-              <w:t>11</w:t>
             </w:r>
           </w:p>
         </w:tc>
         <w:tc>
           <w:tcPr>
             <w:tcW w:type="dxa" w:w="4876"/>
-            <w:vAlign w:val="center"/>
-          </w:tcPr>
-          <w:p>
-            <w:pPr>
-              <w:pStyle w:val="TableText"/>
-              <w:keepNext/>
-              <w:jc w:val="left"/>
-            </w:pPr>
-            <w:r>
-              <w:rPr>
-                <w:sz w:val="22"/>
-              </w:rPr>
-              <w:t>Канцелярские принадлежности: ручки, карандаши, скрепки, скобы, файлы, папки, тетради для журналов полевых измерений, маркеры</w:t>
-            </w:r>
-          </w:p>
-        </w:tc>
-        <w:tc>
-          <w:tcPr>
-            <w:tcW w:type="dxa" w:w="907"/>
-            <w:vAlign w:val="center"/>
-          </w:tcPr>
-          <w:p>
-            <w:pPr>
-              <w:pStyle w:val="TableText"/>
-              <w:keepNext/>
-              <w:jc w:val="center"/>
-            </w:pPr>
-            <w:r>
-              <w:rPr>
-                <w:sz w:val="22"/>
-              </w:rPr>
-              <w:t>компл.</w:t>
-            </w:r>
-          </w:p>
-        </w:tc>
-        <w:tc>
-          <w:tcPr>
-            <w:tcW w:type="dxa" w:w="907"/>
-            <w:vAlign w:val="center"/>
-          </w:tcPr>
-          <w:p>
-            <w:pPr>
-              <w:pStyle w:val="TableText"/>
-              <w:keepNext/>
-              <w:jc w:val="center"/>
-            </w:pPr>
-            <w:r>
-              <w:rPr>
-                <w:sz w:val="22"/>
-              </w:rPr>
-              <w:t>1</w:t>
-            </w:r>
-          </w:p>
-        </w:tc>
-        <w:tc>
-          <w:tcPr>
-            <w:tcW w:type="dxa" w:w="1020"/>
-            <w:vAlign w:val="center"/>
-          </w:tcPr>
-          <w:p>
-            <w:pPr>
-              <w:pStyle w:val="TableText"/>
-              <w:keepNext/>
-              <w:jc w:val="right"/>
-            </w:pPr>
-            <w:r>
-              <w:rPr>
-                <w:sz w:val="22"/>
-              </w:rPr>
-              <w:t>2 500</w:t>
-            </w:r>
-          </w:p>
-        </w:tc>
-        <w:tc>
-          <w:tcPr>
-            <w:tcW w:type="dxa" w:w="1134"/>
-            <w:vAlign w:val="center"/>
-          </w:tcPr>
-          <w:p>
-            <w:pPr>
-              <w:pStyle w:val="TableText"/>
-              <w:keepNext/>
-              <w:jc w:val="right"/>
-            </w:pPr>
-            <w:r>
-              <w:rPr>
-                <w:sz w:val="22"/>
-              </w:rPr>
-              <w:t>2 500</w:t>
-            </w:r>
-          </w:p>
-        </w:tc>
-      </w:tr>
-      <w:tr>
-        <w:trPr>
-          <w:cantSplit/>
-        </w:trPr>
-        <w:tc>
-          <w:tcPr>
-            <w:tcW w:type="dxa" w:w="510"/>
             <w:vAlign w:val="center"/>
           </w:tcPr>
           <w:p>
@@ -7800,25 +7699,25 @@
                 <w:b/>
                 <w:sz w:val="22"/>
               </w:rPr>
+              <w:t>Итого</w:t>
             </w:r>
           </w:p>
         </w:tc>
         <w:tc>
           <w:tcPr>
-            <w:tcW w:type="dxa" w:w="4876"/>
+            <w:tcW w:type="dxa" w:w="907"/>
             <w:vAlign w:val="center"/>
           </w:tcPr>
           <w:p>
             <w:pPr>
               <w:pStyle w:val="TableText"/>
-              <w:jc w:val="left"/>
+              <w:jc w:val="center"/>
             </w:pPr>
             <w:r>
               <w:rPr>
                 <w:b/>
                 <w:sz w:val="22"/>
               </w:rPr>
-              <w:t>Итого</w:t>
             </w:r>
           </w:p>
         </w:tc>
@@ -7842,13 +7741,13 @@
         </w:tc>
         <w:tc>
           <w:tcPr>
-            <w:tcW w:type="dxa" w:w="907"/>
+            <w:tcW w:type="dxa" w:w="1020"/>
             <w:vAlign w:val="center"/>
           </w:tcPr>
           <w:p>
             <w:pPr>
               <w:pStyle w:val="TableText"/>
-              <w:jc w:val="center"/>
+              <w:jc w:val="right"/>
             </w:pPr>
             <w:r>
               <w:rPr>
@@ -7860,7 +7759,7 @@
         </w:tc>
         <w:tc>
           <w:tcPr>
-            <w:tcW w:type="dxa" w:w="1020"/>
+            <w:tcW w:type="dxa" w:w="1134"/>
             <w:vAlign w:val="center"/>
           </w:tcPr>
           <w:p>
@@ -7873,25 +7772,7 @@
                 <w:b/>
                 <w:sz w:val="22"/>
               </w:rPr>
-            </w:r>
-          </w:p>
-        </w:tc>
-        <w:tc>
-          <w:tcPr>
-            <w:tcW w:type="dxa" w:w="1134"/>
-            <w:vAlign w:val="center"/>
-          </w:tcPr>
-          <w:p>
-            <w:pPr>
-              <w:pStyle w:val="TableText"/>
-              <w:jc w:val="right"/>
-            </w:pPr>
-            <w:r>
-              <w:rPr>
-                <w:b/>
-                <w:sz w:val="22"/>
-              </w:rPr>
-              <w:t>27 560</w:t>
+              <w:t>24 560</w:t>
             </w:r>
           </w:p>
         </w:tc>
@@ -8066,7 +7947,7 @@
         </m:sSub>
       </m:oMath>
       <w:r>
-        <w:t xml:space="preserve"> – тариф в г. Москве с 01.10.2026, руб./(кВт·ч) [47]. Материальные затраты составляют 15 910 + 11 650 + 929 = 28 489 руб.</w:t>
+        <w:t xml:space="preserve"> – тариф в г. Москве с 01.10.2026, руб./(кВт·ч) [46]. Материальные затраты составляют 12 910 + 11 650 + 929 = 25 489 руб.</w:t>
       </w:r>
     </w:p>
     <w:p>
@@ -8109,7 +7990,7 @@
         </m:r>
       </m:oMath>
       <w:r>
-        <w:t xml:space="preserve"> руб., срок полезного использования 3 года — вторая амортизационная группа [48]) начисляется линейным способом пропорционально времени работы:</w:t>
+        <w:t xml:space="preserve"> руб., срок полезного использования 3 года — вторая амортизационная группа [47]) начисляется линейным способом пропорционально времени работы:</w:t>
       </w:r>
     </w:p>
     <w:p>
@@ -8287,7 +8168,7 @@
     </w:p>
     <w:p>
       <w:r>
-        <w:t>Накладные расходы приняты в размере 100 % от ФОТ, поскольку работа выполняется на базе кафедры; в типовой структуре затрат на НИР накладные расходы и заработная плата имеют одинаковый удельный вес — 34 % [39]. Прочие расходы (поездки на полевую площадку, связь, научно-техническая информация) — 10 % от ФОТ.</w:t>
+        <w:t>Накладные расходы приняты в размере 100 % от ФОТ, поскольку работа выполняется на базе кафедры; в типовой структуре затрат на НИР накладные расходы и заработная плата имеют одинаковый удельный вес — 34 % [38]. Прочие расходы (поездки на полевую площадку, связь, научно-техническая информация) — 10 % от ФОТ.</w:t>
       </w:r>
     </w:p>
     <w:p>
@@ -8546,7 +8427,7 @@
               <w:rPr>
                 <w:sz w:val="24"/>
               </w:rPr>
-              <w:t>15 910</w:t>
+              <w:t>12 910</w:t>
             </w:r>
           </w:p>
         </w:tc>
@@ -8565,7 +8446,7 @@
               <w:rPr>
                 <w:sz w:val="24"/>
               </w:rPr>
-              <w:t>1,0</w:t>
+              <w:t>0,8</w:t>
             </w:r>
           </w:p>
         </w:tc>
@@ -9193,7 +9074,7 @@
                 <w:b/>
                 <w:sz w:val="24"/>
               </w:rPr>
-              <w:t>1 638 653</w:t>
+              <w:t>1 635 653</w:t>
             </w:r>
           </w:p>
         </w:tc>
@@ -9225,7 +9106,7 @@
     </w:p>
     <w:p>
       <w:r>
-        <w:t>Затраты, связанные с оплатой труда (заработная плата, отчисления, накладные и прочие расходы), составляют 97,7 % себестоимости, что характерно для НИР; материальные затраты — лишь 1,7 % благодаря недорогим серийным платам.</w:t>
+        <w:t>Затраты, связанные с оплатой труда (заработная плата, отчисления, накладные и прочие расходы), составляют 97,8 % себестоимости, что характерно для НИР; материальные затраты — лишь 1,6 % благодаря недорогим серийным платам.</w:t>
       </w:r>
     </w:p>
     <w:p>
@@ -9233,7 +9114,7 @@
         <w:keepNext/>
       </w:pPr>
       <w:r>
-        <w:t>Цена НИР определяется исходя из обеспечения безубыточности деятельности организации [39]:</w:t>
+        <w:t>Цена НИР определяется исходя из обеспечения безубыточности деятельности организации [38]:</w:t>
       </w:r>
     </w:p>
     <w:tbl>
@@ -9517,7 +9398,7 @@
         </m:sSub>
       </m:oMath>
       <w:r>
-        <w:t xml:space="preserve"> – уровень рентабельности по отношению к оплате труда, 200–400 % [39].</w:t>
+        <w:t xml:space="preserve"> – уровень рентабельности по отношению к оплате труда, 200–400 % [38].</w:t>
       </w:r>
     </w:p>
     <w:p>
@@ -9597,7 +9478,7 @@
           <w:rPr>
             <w:rFonts w:ascii="Cambria Math" w:hAnsi="Cambria Math"/>
           </w:rPr>
-          <m:t xml:space="preserve"> = 1 638 653 + 666 180·</m:t>
+          <m:t xml:space="preserve"> = 1 635 653 + 666 180·</m:t>
         </m:r>
         <m:f>
           <m:num>
@@ -9630,7 +9511,7 @@
           <w:rPr>
             <w:rFonts w:ascii="Cambria Math" w:hAnsi="Cambria Math"/>
           </w:rPr>
-          <m:t xml:space="preserve"> = 2 971 013 руб.</m:t>
+          <m:t xml:space="preserve"> = 2 968 013 руб.</m:t>
         </m:r>
       </m:oMath>
     </w:p>
@@ -9639,7 +9520,7 @@
         <w:keepNext/>
       </w:pPr>
       <w:r>
-        <w:t>Прибыль П = 2 971 013 − 1 638 653 = 1 332 360 руб. Рентабельность НИР по себестоимости:</w:t>
+        <w:t>Прибыль П = 2 968 013 − 1 635 653 = 1 332 360 руб. Рентабельность НИР по себестоимости:</w:t>
       </w:r>
     </w:p>
     <w:tbl>
@@ -9762,7 +9643,7 @@
                     <w:rPr>
                       <w:rFonts w:ascii="Cambria Math" w:hAnsi="Cambria Math"/>
                     </w:rPr>
-                    <m:t xml:space="preserve">1 638 653</m:t>
+                    <m:t xml:space="preserve">1 635 653</m:t>
                   </m:r>
                 </m:den>
               </m:f>
@@ -9773,7 +9654,7 @@
                 <w:rPr>
                   <w:rFonts w:ascii="Cambria Math" w:hAnsi="Cambria Math"/>
                 </w:rPr>
-                <m:t xml:space="preserve">·100 % = 81,3 %.</m:t>
+                <m:t xml:space="preserve">·100 % = 81,5 %.</m:t>
               </m:r>
             </m:oMath>
           </w:p>
@@ -9797,7 +9678,7 @@
     </w:tbl>
     <w:p>
       <w:r>
-        <w:t>Рентабельность продаж составляет 44,8 %. Цена НИР покрывает все затраты на её выполнение и обеспечивает безубыточность деятельности организации.</w:t>
+        <w:t>Рентабельность продаж составляет 44,9 %. Цена НИР покрывает все затраты на её выполнение и обеспечивает безубыточность деятельности организации.</w:t>
       </w:r>
     </w:p>
     <w:p>
@@ -9839,7 +9720,7 @@
         </m:sSub>
       </m:oMath>
       <w:r>
-        <w:t xml:space="preserve"> [39]. Результаты НИР используются при проектировании каналов связи с БПЛА, то есть НИР связана с повышением качества проектирования, и годовой экономический эффект определяется по формуле [39]</w:t>
+        <w:t xml:space="preserve"> [38]. Результаты НИР используются при проектировании каналов связи с БПЛА, то есть НИР связана с повышением качества проектирования, и годовой экономический эффект определяется по формуле [38]</w:t>
       </w:r>
     </w:p>
     <w:tbl>
@@ -10185,7 +10066,7 @@
           <w:rPr>
             <w:rFonts w:ascii="Cambria Math" w:hAnsi="Cambria Math"/>
           </w:rPr>
-          <m:t xml:space="preserve"> = 1 638 653</m:t>
+          <m:t xml:space="preserve"> = 1 635 653</m:t>
         </m:r>
       </m:oMath>
       <w:r>
@@ -10240,11 +10121,11 @@
           <w:rPr>
             <w:rFonts w:ascii="Cambria Math" w:hAnsi="Cambria Math"/>
           </w:rPr>
-          <m:t xml:space="preserve"> = 1 711 497</m:t>
+          <m:t xml:space="preserve"> = 1 708 497</m:t>
         </m:r>
       </m:oMath>
       <w:r>
-        <w:t xml:space="preserve"> руб. Срок поставки комплектов 7–8 недель [32] в денежном выражении не учитывается, что идёт в запас оценки. Экономический эффект:</w:t>
+        <w:t xml:space="preserve"> руб. Срок поставки комплектов 7–8 недель [31] в денежном выражении не учитывается, что идёт в запас оценки. Экономический эффект:</w:t>
       </w:r>
     </w:p>
     <w:p>
@@ -10277,7 +10158,7 @@
               <w:rPr>
                 <w:rFonts w:ascii="Cambria Math" w:hAnsi="Cambria Math"/>
               </w:rPr>
-              <m:t xml:space="preserve">1 711 497·1,68 − 1 638 653</m:t>
+              <m:t xml:space="preserve">1 708 497·1,68 − 1 635 653</m:t>
             </m:r>
           </m:num>
           <m:den>
@@ -10299,7 +10180,7 @@
           <w:rPr>
             <w:rFonts w:ascii="Cambria Math" w:hAnsi="Cambria Math"/>
           </w:rPr>
-          <m:t xml:space="preserve"> = 6 183 310 руб./год.</m:t>
+          <m:t xml:space="preserve"> = 6 173 110 руб./год.</m:t>
         </m:r>
       </m:oMath>
     </w:p>
@@ -10308,7 +10189,7 @@
         <w:keepNext/>
       </w:pPr>
       <w:r>
-        <w:t>Уровень экономической эффективности затрат на НИР [39]:</w:t>
+        <w:t>Уровень экономической эффективности затрат на НИР [38]:</w:t>
       </w:r>
     </w:p>
     <w:tbl>
@@ -10435,7 +10316,7 @@
                     <w:rPr>
                       <w:rFonts w:ascii="Cambria Math" w:hAnsi="Cambria Math"/>
                     </w:rPr>
-                    <m:t xml:space="preserve">6 183 310·1</m:t>
+                    <m:t xml:space="preserve">6 173 110·1</m:t>
                   </m:r>
                 </m:num>
                 <m:den>
@@ -10446,7 +10327,7 @@
                     <w:rPr>
                       <w:rFonts w:ascii="Cambria Math" w:hAnsi="Cambria Math"/>
                     </w:rPr>
-                    <m:t xml:space="preserve">2 971 013</m:t>
+                    <m:t xml:space="preserve">2 968 013</m:t>
                   </m:r>
                 </m:den>
               </m:f>
@@ -10710,7 +10591,7 @@
     </w:tbl>
     <w:p>
       <w:r>
-        <w:t xml:space="preserve">Срок окупаемости составляет около 6 месяцев. Для наукоёмкой продукции уровень экономической эффективности должен быть не менее 0,5, то есть вложения должны окупаться в пределах двух лет [39]; полученные значения Е = 2,08 и </w:t>
+        <w:t xml:space="preserve">Срок окупаемости составляет около 6 месяцев. Для наукоёмкой продукции уровень экономической эффективности должен быть не менее 0,5, то есть вложения должны окупаться в пределах двух лет [38]; полученные значения Е = 2,08 и </w:t>
       </w:r>
       <m:oMath>
         <m:sSub>
@@ -10782,7 +10663,7 @@
         <w:t xml:space="preserve">– </w:t>
       </w:r>
       <w:r>
-        <w:t>себестоимость НИР 1 638 653 руб., цена 2 971 013 руб., рентабельность по себестоимости 81,3 %;</w:t>
+        <w:t>себестоимость НИР 1 635 653 руб., цена 2 968 013 руб., рентабельность по себестоимости 81,5 %;</w:t>
       </w:r>
     </w:p>
     <w:p>
@@ -10790,7 +10671,7 @@
         <w:t xml:space="preserve">– </w:t>
       </w:r>
       <w:r>
-        <w:t>годовой экономический эффект 6 183 310 руб., уровень экономической эффективности 2,08 при нормативе не менее 0,5, срок окупаемости 0,48 года (около 6 месяцев).</w:t>
+        <w:t>годовой экономический эффект 6 173 110 руб., уровень экономической эффективности 2,08 при нормативе не менее 0,5, срок окупаемости 0,48 года (около 6 месяцев).</w:t>
       </w:r>
     </w:p>
     <w:p>

--- a/docs/ekonomika/Ekonomicheskaya_chast_HaLow.docx
+++ b/docs/ekonomika/Ekonomicheskaya_chast_HaLow.docx
@@ -3985,6 +3985,2456 @@
     </w:p>
     <w:p>
       <w:pPr>
+        <w:keepNext/>
+      </w:pPr>
+      <w:r>
+        <w:t xml:space="preserve">Для наглядного представления структуры работ и их сроков построен сетевой график [38]. Перечень работ и событий приведён в таблице 4.4; продолжительность работ указана в календарных днях. Поскольку продолжительность работ НИР заранее точно не известна, для каждой работы экспертно заданы минимальная оценка </w:t>
+      </w:r>
+      <m:oMath>
+        <m:sSub>
+          <m:e>
+            <m:r>
+              <w:rPr>
+                <w:rFonts w:ascii="Cambria Math" w:hAnsi="Cambria Math"/>
+              </w:rPr>
+              <m:t xml:space="preserve">t</m:t>
+            </m:r>
+          </m:e>
+          <m:sub>
+            <m:r>
+              <m:rPr>
+                <m:sty m:val="p"/>
+              </m:rPr>
+              <w:rPr>
+                <w:rFonts w:ascii="Cambria Math" w:hAnsi="Cambria Math"/>
+              </w:rPr>
+              <m:t xml:space="preserve">min</m:t>
+            </m:r>
+          </m:sub>
+        </m:sSub>
+      </m:oMath>
+      <w:r>
+        <w:t xml:space="preserve"> — при наиболее благоприятном стечении обстоятельств — и максимальная </w:t>
+      </w:r>
+      <m:oMath>
+        <m:sSub>
+          <m:e>
+            <m:r>
+              <w:rPr>
+                <w:rFonts w:ascii="Cambria Math" w:hAnsi="Cambria Math"/>
+              </w:rPr>
+              <m:t xml:space="preserve">t</m:t>
+            </m:r>
+          </m:e>
+          <m:sub>
+            <m:r>
+              <m:rPr>
+                <m:sty m:val="p"/>
+              </m:rPr>
+              <w:rPr>
+                <w:rFonts w:ascii="Cambria Math" w:hAnsi="Cambria Math"/>
+              </w:rPr>
+              <m:t xml:space="preserve">max</m:t>
+            </m:r>
+          </m:sub>
+        </m:sSub>
+      </m:oMath>
+      <w:r>
+        <w:t xml:space="preserve"> — при наиболее неблагоприятном; ожидаемая продолжительность [38]:</w:t>
+      </w:r>
+    </w:p>
+    <w:tbl>
+      <w:tblPr>
+        <w:tblW w:type="auto" w:w="0"/>
+        <w:jc w:val="center"/>
+        <w:tblLayout w:type="fixed"/>
+        <w:tblLook w:firstColumn="1" w:firstRow="1" w:lastColumn="0" w:lastRow="0" w:noHBand="0" w:noVBand="1" w:val="04A0"/>
+        <w:tblBorders>
+          <w:top w:val="nil"/>
+          <w:left w:val="nil"/>
+          <w:bottom w:val="nil"/>
+          <w:right w:val="nil"/>
+          <w:insideH w:val="nil"/>
+          <w:insideV w:val="nil"/>
+        </w:tblBorders>
+      </w:tblPr>
+      <w:tblGrid>
+        <w:gridCol w:w="1020"/>
+        <w:gridCol w:w="7313"/>
+        <w:gridCol w:w="1020"/>
+      </w:tblGrid>
+      <w:tr>
+        <w:tc>
+          <w:tcPr>
+            <w:tcW w:type="dxa" w:w="1020"/>
+            <w:vAlign w:val="center"/>
+          </w:tcPr>
+          <w:p>
+            <w:pPr>
+              <w:pStyle w:val="Formula"/>
+            </w:pPr>
+          </w:p>
+        </w:tc>
+        <w:tc>
+          <w:tcPr>
+            <w:tcW w:type="dxa" w:w="7313"/>
+            <w:vAlign w:val="center"/>
+          </w:tcPr>
+          <w:p>
+            <w:pPr>
+              <w:pStyle w:val="Formula"/>
+              <w:jc w:val="center"/>
+            </w:pPr>
+            <m:oMath>
+              <m:sSub>
+                <m:e>
+                  <m:r>
+                    <w:rPr>
+                      <w:rFonts w:ascii="Cambria Math" w:hAnsi="Cambria Math"/>
+                    </w:rPr>
+                    <m:t xml:space="preserve">t</m:t>
+                  </m:r>
+                </m:e>
+                <m:sub>
+                  <m:r>
+                    <m:rPr>
+                      <m:sty m:val="p"/>
+                    </m:rPr>
+                    <w:rPr>
+                      <w:rFonts w:ascii="Cambria Math" w:hAnsi="Cambria Math"/>
+                    </w:rPr>
+                    <m:t xml:space="preserve">ож</m:t>
+                  </m:r>
+                </m:sub>
+              </m:sSub>
+              <m:r>
+                <m:rPr>
+                  <m:sty m:val="p"/>
+                </m:rPr>
+                <w:rPr>
+                  <w:rFonts w:ascii="Cambria Math" w:hAnsi="Cambria Math"/>
+                </w:rPr>
+                <m:t xml:space="preserve"> = </m:t>
+              </m:r>
+              <m:f>
+                <m:num>
+                  <m:r>
+                    <m:rPr>
+                      <m:sty m:val="p"/>
+                    </m:rPr>
+                    <w:rPr>
+                      <w:rFonts w:ascii="Cambria Math" w:hAnsi="Cambria Math"/>
+                    </w:rPr>
+                    <m:t xml:space="preserve">3</m:t>
+                  </m:r>
+                  <m:sSub>
+                    <m:e>
+                      <m:r>
+                        <w:rPr>
+                          <w:rFonts w:ascii="Cambria Math" w:hAnsi="Cambria Math"/>
+                        </w:rPr>
+                        <m:t xml:space="preserve">t</m:t>
+                      </m:r>
+                    </m:e>
+                    <m:sub>
+                      <m:r>
+                        <m:rPr>
+                          <m:sty m:val="p"/>
+                        </m:rPr>
+                        <w:rPr>
+                          <w:rFonts w:ascii="Cambria Math" w:hAnsi="Cambria Math"/>
+                        </w:rPr>
+                        <m:t xml:space="preserve">min</m:t>
+                      </m:r>
+                    </m:sub>
+                  </m:sSub>
+                  <m:r>
+                    <m:rPr>
+                      <m:sty m:val="p"/>
+                    </m:rPr>
+                    <w:rPr>
+                      <w:rFonts w:ascii="Cambria Math" w:hAnsi="Cambria Math"/>
+                    </w:rPr>
+                    <m:t xml:space="preserve"> + 2</m:t>
+                  </m:r>
+                  <m:sSub>
+                    <m:e>
+                      <m:r>
+                        <w:rPr>
+                          <w:rFonts w:ascii="Cambria Math" w:hAnsi="Cambria Math"/>
+                        </w:rPr>
+                        <m:t xml:space="preserve">t</m:t>
+                      </m:r>
+                    </m:e>
+                    <m:sub>
+                      <m:r>
+                        <m:rPr>
+                          <m:sty m:val="p"/>
+                        </m:rPr>
+                        <w:rPr>
+                          <w:rFonts w:ascii="Cambria Math" w:hAnsi="Cambria Math"/>
+                        </w:rPr>
+                        <m:t xml:space="preserve">max</m:t>
+                      </m:r>
+                    </m:sub>
+                  </m:sSub>
+                </m:num>
+                <m:den>
+                  <m:r>
+                    <m:rPr>
+                      <m:sty m:val="p"/>
+                    </m:rPr>
+                    <w:rPr>
+                      <w:rFonts w:ascii="Cambria Math" w:hAnsi="Cambria Math"/>
+                    </w:rPr>
+                    <m:t xml:space="preserve">5</m:t>
+                  </m:r>
+                </m:den>
+              </m:f>
+              <m:r>
+                <m:rPr>
+                  <m:sty m:val="p"/>
+                </m:rPr>
+                <w:rPr>
+                  <w:rFonts w:ascii="Cambria Math" w:hAnsi="Cambria Math"/>
+                </w:rPr>
+                <m:t xml:space="preserve">.</m:t>
+              </m:r>
+            </m:oMath>
+          </w:p>
+        </w:tc>
+        <w:tc>
+          <w:tcPr>
+            <w:tcW w:type="dxa" w:w="1020"/>
+            <w:vAlign w:val="center"/>
+          </w:tcPr>
+          <w:p>
+            <w:pPr>
+              <w:pStyle w:val="Formula"/>
+              <w:jc w:val="right"/>
+            </w:pPr>
+            <w:r>
+              <w:t>(4.5)</w:t>
+            </w:r>
+          </w:p>
+        </w:tc>
+      </w:tr>
+    </w:tbl>
+    <w:p>
+      <w:pPr>
+        <w:pStyle w:val="TableCaption"/>
+        <w:ind w:firstLine="0"/>
+      </w:pPr>
+      <w:r>
+        <w:t>Таблица 4.4 – Перечень работ сетевого графика, кал. дн.</w:t>
+      </w:r>
+    </w:p>
+    <w:tbl>
+      <w:tblPr>
+        <w:tblStyle w:val="TableGrid"/>
+        <w:tblW w:type="auto" w:w="0"/>
+        <w:jc w:val="center"/>
+        <w:tblLayout w:type="fixed"/>
+        <w:tblLook w:firstColumn="1" w:firstRow="1" w:lastColumn="0" w:lastRow="0" w:noHBand="0" w:noVBand="1" w:val="04A0"/>
+        <w:tblCellMar>
+          <w:left w:w="57" w:type="dxa"/>
+          <w:right w:w="57" w:type="dxa"/>
+        </w:tblCellMar>
+      </w:tblPr>
+      <w:tblGrid>
+        <w:gridCol w:w="453"/>
+        <w:gridCol w:w="5215"/>
+        <w:gridCol w:w="963"/>
+        <w:gridCol w:w="963"/>
+        <w:gridCol w:w="623"/>
+        <w:gridCol w:w="623"/>
+        <w:gridCol w:w="623"/>
+      </w:tblGrid>
+      <w:tr>
+        <w:trPr>
+          <w:cantSplit/>
+          <w:tblHeader w:val="true"/>
+        </w:trPr>
+        <w:tc>
+          <w:tcPr>
+            <w:tcW w:type="dxa" w:w="454"/>
+            <w:vAlign w:val="center"/>
+          </w:tcPr>
+          <w:p>
+            <w:pPr>
+              <w:pStyle w:val="TableText"/>
+              <w:jc w:val="center"/>
+            </w:pPr>
+            <w:r>
+              <w:rPr>
+                <w:b/>
+                <w:sz w:val="20"/>
+              </w:rPr>
+              <w:t>№</w:t>
+            </w:r>
+          </w:p>
+        </w:tc>
+        <w:tc>
+          <w:tcPr>
+            <w:tcW w:type="dxa" w:w="5216"/>
+            <w:vAlign w:val="center"/>
+          </w:tcPr>
+          <w:p>
+            <w:pPr>
+              <w:pStyle w:val="TableText"/>
+              <w:jc w:val="center"/>
+            </w:pPr>
+            <w:r>
+              <w:rPr>
+                <w:b/>
+                <w:sz w:val="20"/>
+              </w:rPr>
+              <w:t>Наименование работы</w:t>
+            </w:r>
+          </w:p>
+        </w:tc>
+        <w:tc>
+          <w:tcPr>
+            <w:tcW w:type="dxa" w:w="964"/>
+            <w:vAlign w:val="center"/>
+          </w:tcPr>
+          <w:p>
+            <w:pPr>
+              <w:pStyle w:val="TableText"/>
+              <w:jc w:val="center"/>
+            </w:pPr>
+            <w:r>
+              <w:rPr>
+                <w:b/>
+                <w:sz w:val="20"/>
+              </w:rPr>
+              <w:t>Код (i–j)</w:t>
+            </w:r>
+          </w:p>
+        </w:tc>
+        <w:tc>
+          <w:tcPr>
+            <w:tcW w:type="dxa" w:w="964"/>
+            <w:vAlign w:val="center"/>
+          </w:tcPr>
+          <w:p>
+            <w:pPr>
+              <w:pStyle w:val="TableText"/>
+              <w:jc w:val="center"/>
+            </w:pPr>
+            <w:r>
+              <w:rPr>
+                <w:b/>
+                <w:sz w:val="20"/>
+              </w:rPr>
+              <w:t>Исполни-</w:t>
+            </w:r>
+          </w:p>
+          <w:p>
+            <w:pPr>
+              <w:pStyle w:val="TableText"/>
+              <w:jc w:val="center"/>
+            </w:pPr>
+            <w:r>
+              <w:rPr>
+                <w:b/>
+                <w:sz w:val="20"/>
+              </w:rPr>
+              <w:t>тели</w:t>
+            </w:r>
+          </w:p>
+        </w:tc>
+        <w:tc>
+          <w:tcPr>
+            <w:tcW w:type="dxa" w:w="624"/>
+            <w:vAlign w:val="center"/>
+          </w:tcPr>
+          <w:p>
+            <w:pPr>
+              <w:pStyle w:val="TableText"/>
+              <w:jc w:val="center"/>
+            </w:pPr>
+            <w:r>
+              <w:rPr>
+                <w:b/>
+                <w:sz w:val="20"/>
+              </w:rPr>
+              <w:t>tmin</w:t>
+            </w:r>
+          </w:p>
+        </w:tc>
+        <w:tc>
+          <w:tcPr>
+            <w:tcW w:type="dxa" w:w="624"/>
+            <w:vAlign w:val="center"/>
+          </w:tcPr>
+          <w:p>
+            <w:pPr>
+              <w:pStyle w:val="TableText"/>
+              <w:jc w:val="center"/>
+            </w:pPr>
+            <w:r>
+              <w:rPr>
+                <w:b/>
+                <w:sz w:val="20"/>
+              </w:rPr>
+              <w:t>tmax</w:t>
+            </w:r>
+          </w:p>
+        </w:tc>
+        <w:tc>
+          <w:tcPr>
+            <w:tcW w:type="dxa" w:w="624"/>
+            <w:vAlign w:val="center"/>
+          </w:tcPr>
+          <w:p>
+            <w:pPr>
+              <w:pStyle w:val="TableText"/>
+              <w:jc w:val="center"/>
+            </w:pPr>
+            <w:r>
+              <w:rPr>
+                <w:b/>
+                <w:sz w:val="20"/>
+              </w:rPr>
+              <w:t>tож</w:t>
+            </w:r>
+          </w:p>
+        </w:tc>
+      </w:tr>
+      <w:tr>
+        <w:trPr>
+          <w:cantSplit/>
+        </w:trPr>
+        <w:tc>
+          <w:tcPr>
+            <w:tcW w:type="dxa" w:w="454"/>
+            <w:vAlign w:val="center"/>
+          </w:tcPr>
+          <w:p>
+            <w:pPr>
+              <w:pStyle w:val="TableText"/>
+              <w:jc w:val="center"/>
+            </w:pPr>
+            <w:r>
+              <w:rPr>
+                <w:sz w:val="20"/>
+              </w:rPr>
+              <w:t>1</w:t>
+            </w:r>
+          </w:p>
+        </w:tc>
+        <w:tc>
+          <w:tcPr>
+            <w:tcW w:type="dxa" w:w="5216"/>
+            <w:vAlign w:val="center"/>
+          </w:tcPr>
+          <w:p>
+            <w:pPr>
+              <w:pStyle w:val="TableText"/>
+              <w:jc w:val="left"/>
+            </w:pPr>
+            <w:r>
+              <w:rPr>
+                <w:sz w:val="20"/>
+              </w:rPr>
+              <w:t>Анализ задач применения БПЛА и требований к каналу связи</w:t>
+            </w:r>
+          </w:p>
+        </w:tc>
+        <w:tc>
+          <w:tcPr>
+            <w:tcW w:type="dxa" w:w="964"/>
+            <w:vAlign w:val="center"/>
+          </w:tcPr>
+          <w:p>
+            <w:pPr>
+              <w:pStyle w:val="TableText"/>
+              <w:jc w:val="center"/>
+            </w:pPr>
+            <w:r>
+              <w:rPr>
+                <w:sz w:val="20"/>
+              </w:rPr>
+              <w:t>1–2</w:t>
+            </w:r>
+          </w:p>
+        </w:tc>
+        <w:tc>
+          <w:tcPr>
+            <w:tcW w:type="dxa" w:w="964"/>
+            <w:vAlign w:val="center"/>
+          </w:tcPr>
+          <w:p>
+            <w:pPr>
+              <w:pStyle w:val="TableText"/>
+              <w:jc w:val="center"/>
+            </w:pPr>
+            <w:r>
+              <w:rPr>
+                <w:sz w:val="20"/>
+              </w:rPr>
+              <w:t>И</w:t>
+            </w:r>
+          </w:p>
+        </w:tc>
+        <w:tc>
+          <w:tcPr>
+            <w:tcW w:type="dxa" w:w="624"/>
+            <w:vAlign w:val="center"/>
+          </w:tcPr>
+          <w:p>
+            <w:pPr>
+              <w:pStyle w:val="TableText"/>
+              <w:jc w:val="center"/>
+            </w:pPr>
+            <w:r>
+              <w:rPr>
+                <w:sz w:val="20"/>
+              </w:rPr>
+              <w:t>2</w:t>
+            </w:r>
+          </w:p>
+        </w:tc>
+        <w:tc>
+          <w:tcPr>
+            <w:tcW w:type="dxa" w:w="624"/>
+            <w:vAlign w:val="center"/>
+          </w:tcPr>
+          <w:p>
+            <w:pPr>
+              <w:pStyle w:val="TableText"/>
+              <w:jc w:val="center"/>
+            </w:pPr>
+            <w:r>
+              <w:rPr>
+                <w:sz w:val="20"/>
+              </w:rPr>
+              <w:t>7</w:t>
+            </w:r>
+          </w:p>
+        </w:tc>
+        <w:tc>
+          <w:tcPr>
+            <w:tcW w:type="dxa" w:w="624"/>
+            <w:vAlign w:val="center"/>
+          </w:tcPr>
+          <w:p>
+            <w:pPr>
+              <w:pStyle w:val="TableText"/>
+              <w:jc w:val="center"/>
+            </w:pPr>
+            <w:r>
+              <w:rPr>
+                <w:sz w:val="20"/>
+              </w:rPr>
+              <w:t>4</w:t>
+            </w:r>
+          </w:p>
+        </w:tc>
+      </w:tr>
+      <w:tr>
+        <w:trPr>
+          <w:cantSplit/>
+        </w:trPr>
+        <w:tc>
+          <w:tcPr>
+            <w:tcW w:type="dxa" w:w="454"/>
+            <w:vAlign w:val="center"/>
+          </w:tcPr>
+          <w:p>
+            <w:pPr>
+              <w:pStyle w:val="TableText"/>
+              <w:jc w:val="center"/>
+            </w:pPr>
+            <w:r>
+              <w:rPr>
+                <w:sz w:val="20"/>
+              </w:rPr>
+              <w:t>2</w:t>
+            </w:r>
+          </w:p>
+        </w:tc>
+        <w:tc>
+          <w:tcPr>
+            <w:tcW w:type="dxa" w:w="5216"/>
+            <w:vAlign w:val="center"/>
+          </w:tcPr>
+          <w:p>
+            <w:pPr>
+              <w:pStyle w:val="TableText"/>
+              <w:jc w:val="left"/>
+            </w:pPr>
+            <w:r>
+              <w:rPr>
+                <w:sz w:val="20"/>
+              </w:rPr>
+              <w:t>Сбор открытых данных о характеристиках LoRa, IEEE 802.11 и Wi-Fi HaLow</w:t>
+            </w:r>
+          </w:p>
+        </w:tc>
+        <w:tc>
+          <w:tcPr>
+            <w:tcW w:type="dxa" w:w="964"/>
+            <w:vAlign w:val="center"/>
+          </w:tcPr>
+          <w:p>
+            <w:pPr>
+              <w:pStyle w:val="TableText"/>
+              <w:jc w:val="center"/>
+            </w:pPr>
+            <w:r>
+              <w:rPr>
+                <w:sz w:val="20"/>
+              </w:rPr>
+              <w:t>1–3</w:t>
+            </w:r>
+          </w:p>
+        </w:tc>
+        <w:tc>
+          <w:tcPr>
+            <w:tcW w:type="dxa" w:w="964"/>
+            <w:vAlign w:val="center"/>
+          </w:tcPr>
+          <w:p>
+            <w:pPr>
+              <w:pStyle w:val="TableText"/>
+              <w:jc w:val="center"/>
+            </w:pPr>
+            <w:r>
+              <w:rPr>
+                <w:sz w:val="20"/>
+              </w:rPr>
+              <w:t>П</w:t>
+            </w:r>
+          </w:p>
+        </w:tc>
+        <w:tc>
+          <w:tcPr>
+            <w:tcW w:type="dxa" w:w="624"/>
+            <w:vAlign w:val="center"/>
+          </w:tcPr>
+          <w:p>
+            <w:pPr>
+              <w:pStyle w:val="TableText"/>
+              <w:jc w:val="center"/>
+            </w:pPr>
+            <w:r>
+              <w:rPr>
+                <w:sz w:val="20"/>
+              </w:rPr>
+              <w:t>4</w:t>
+            </w:r>
+          </w:p>
+        </w:tc>
+        <w:tc>
+          <w:tcPr>
+            <w:tcW w:type="dxa" w:w="624"/>
+            <w:vAlign w:val="center"/>
+          </w:tcPr>
+          <w:p>
+            <w:pPr>
+              <w:pStyle w:val="TableText"/>
+              <w:jc w:val="center"/>
+            </w:pPr>
+            <w:r>
+              <w:rPr>
+                <w:sz w:val="20"/>
+              </w:rPr>
+              <w:t>9</w:t>
+            </w:r>
+          </w:p>
+        </w:tc>
+        <w:tc>
+          <w:tcPr>
+            <w:tcW w:type="dxa" w:w="624"/>
+            <w:vAlign w:val="center"/>
+          </w:tcPr>
+          <w:p>
+            <w:pPr>
+              <w:pStyle w:val="TableText"/>
+              <w:jc w:val="center"/>
+            </w:pPr>
+            <w:r>
+              <w:rPr>
+                <w:sz w:val="20"/>
+              </w:rPr>
+              <w:t>6</w:t>
+            </w:r>
+          </w:p>
+        </w:tc>
+      </w:tr>
+      <w:tr>
+        <w:trPr>
+          <w:cantSplit/>
+        </w:trPr>
+        <w:tc>
+          <w:tcPr>
+            <w:tcW w:type="dxa" w:w="454"/>
+            <w:vAlign w:val="center"/>
+          </w:tcPr>
+          <w:p>
+            <w:pPr>
+              <w:pStyle w:val="TableText"/>
+              <w:jc w:val="center"/>
+            </w:pPr>
+            <w:r>
+              <w:rPr>
+                <w:sz w:val="20"/>
+              </w:rPr>
+              <w:t>3</w:t>
+            </w:r>
+          </w:p>
+        </w:tc>
+        <w:tc>
+          <w:tcPr>
+            <w:tcW w:type="dxa" w:w="5216"/>
+            <w:vAlign w:val="center"/>
+          </w:tcPr>
+          <w:p>
+            <w:pPr>
+              <w:pStyle w:val="TableText"/>
+              <w:jc w:val="left"/>
+            </w:pPr>
+            <w:r>
+              <w:rPr>
+                <w:sz w:val="20"/>
+              </w:rPr>
+              <w:t>Сравнение Wi-Fi HaLow с другими вариантами канала связи по дальности, пропускной способности, энергопотреблению и проникающей способности</w:t>
+            </w:r>
+          </w:p>
+        </w:tc>
+        <w:tc>
+          <w:tcPr>
+            <w:tcW w:type="dxa" w:w="964"/>
+            <w:vAlign w:val="center"/>
+          </w:tcPr>
+          <w:p>
+            <w:pPr>
+              <w:pStyle w:val="TableText"/>
+              <w:jc w:val="center"/>
+            </w:pPr>
+            <w:r>
+              <w:rPr>
+                <w:sz w:val="20"/>
+              </w:rPr>
+              <w:t>2–3</w:t>
+            </w:r>
+          </w:p>
+        </w:tc>
+        <w:tc>
+          <w:tcPr>
+            <w:tcW w:type="dxa" w:w="964"/>
+            <w:vAlign w:val="center"/>
+          </w:tcPr>
+          <w:p>
+            <w:pPr>
+              <w:pStyle w:val="TableText"/>
+              <w:jc w:val="center"/>
+            </w:pPr>
+            <w:r>
+              <w:rPr>
+                <w:sz w:val="20"/>
+              </w:rPr>
+              <w:t>И</w:t>
+            </w:r>
+          </w:p>
+        </w:tc>
+        <w:tc>
+          <w:tcPr>
+            <w:tcW w:type="dxa" w:w="624"/>
+            <w:vAlign w:val="center"/>
+          </w:tcPr>
+          <w:p>
+            <w:pPr>
+              <w:pStyle w:val="TableText"/>
+              <w:jc w:val="center"/>
+            </w:pPr>
+            <w:r>
+              <w:rPr>
+                <w:sz w:val="20"/>
+              </w:rPr>
+              <w:t>4</w:t>
+            </w:r>
+          </w:p>
+        </w:tc>
+        <w:tc>
+          <w:tcPr>
+            <w:tcW w:type="dxa" w:w="624"/>
+            <w:vAlign w:val="center"/>
+          </w:tcPr>
+          <w:p>
+            <w:pPr>
+              <w:pStyle w:val="TableText"/>
+              <w:jc w:val="center"/>
+            </w:pPr>
+            <w:r>
+              <w:rPr>
+                <w:sz w:val="20"/>
+              </w:rPr>
+              <w:t>9</w:t>
+            </w:r>
+          </w:p>
+        </w:tc>
+        <w:tc>
+          <w:tcPr>
+            <w:tcW w:type="dxa" w:w="624"/>
+            <w:vAlign w:val="center"/>
+          </w:tcPr>
+          <w:p>
+            <w:pPr>
+              <w:pStyle w:val="TableText"/>
+              <w:jc w:val="center"/>
+            </w:pPr>
+            <w:r>
+              <w:rPr>
+                <w:sz w:val="20"/>
+              </w:rPr>
+              <w:t>6</w:t>
+            </w:r>
+          </w:p>
+        </w:tc>
+      </w:tr>
+      <w:tr>
+        <w:trPr>
+          <w:cantSplit/>
+        </w:trPr>
+        <w:tc>
+          <w:tcPr>
+            <w:tcW w:type="dxa" w:w="454"/>
+            <w:vAlign w:val="center"/>
+          </w:tcPr>
+          <w:p>
+            <w:pPr>
+              <w:pStyle w:val="TableText"/>
+              <w:jc w:val="center"/>
+            </w:pPr>
+            <w:r>
+              <w:rPr>
+                <w:sz w:val="20"/>
+              </w:rPr>
+              <w:t>4</w:t>
+            </w:r>
+          </w:p>
+        </w:tc>
+        <w:tc>
+          <w:tcPr>
+            <w:tcW w:type="dxa" w:w="5216"/>
+            <w:vAlign w:val="center"/>
+          </w:tcPr>
+          <w:p>
+            <w:pPr>
+              <w:pStyle w:val="TableText"/>
+              <w:jc w:val="left"/>
+            </w:pPr>
+            <w:r>
+              <w:rPr>
+                <w:sz w:val="20"/>
+              </w:rPr>
+              <w:t>Рассмотрение результатов сравнительного анализа</w:t>
+            </w:r>
+          </w:p>
+        </w:tc>
+        <w:tc>
+          <w:tcPr>
+            <w:tcW w:type="dxa" w:w="964"/>
+            <w:vAlign w:val="center"/>
+          </w:tcPr>
+          <w:p>
+            <w:pPr>
+              <w:pStyle w:val="TableText"/>
+              <w:jc w:val="center"/>
+            </w:pPr>
+            <w:r>
+              <w:rPr>
+                <w:sz w:val="20"/>
+              </w:rPr>
+              <w:t>3–4</w:t>
+            </w:r>
+          </w:p>
+        </w:tc>
+        <w:tc>
+          <w:tcPr>
+            <w:tcW w:type="dxa" w:w="964"/>
+            <w:vAlign w:val="center"/>
+          </w:tcPr>
+          <w:p>
+            <w:pPr>
+              <w:pStyle w:val="TableText"/>
+              <w:jc w:val="center"/>
+            </w:pPr>
+            <w:r>
+              <w:rPr>
+                <w:sz w:val="20"/>
+              </w:rPr>
+              <w:t>Р</w:t>
+            </w:r>
+          </w:p>
+        </w:tc>
+        <w:tc>
+          <w:tcPr>
+            <w:tcW w:type="dxa" w:w="624"/>
+            <w:vAlign w:val="center"/>
+          </w:tcPr>
+          <w:p>
+            <w:pPr>
+              <w:pStyle w:val="TableText"/>
+              <w:jc w:val="center"/>
+            </w:pPr>
+            <w:r>
+              <w:rPr>
+                <w:sz w:val="20"/>
+              </w:rPr>
+              <w:t>0,5</w:t>
+            </w:r>
+          </w:p>
+        </w:tc>
+        <w:tc>
+          <w:tcPr>
+            <w:tcW w:type="dxa" w:w="624"/>
+            <w:vAlign w:val="center"/>
+          </w:tcPr>
+          <w:p>
+            <w:pPr>
+              <w:pStyle w:val="TableText"/>
+              <w:jc w:val="center"/>
+            </w:pPr>
+            <w:r>
+              <w:rPr>
+                <w:sz w:val="20"/>
+              </w:rPr>
+              <w:t>1,75</w:t>
+            </w:r>
+          </w:p>
+        </w:tc>
+        <w:tc>
+          <w:tcPr>
+            <w:tcW w:type="dxa" w:w="624"/>
+            <w:vAlign w:val="center"/>
+          </w:tcPr>
+          <w:p>
+            <w:pPr>
+              <w:pStyle w:val="TableText"/>
+              <w:jc w:val="center"/>
+            </w:pPr>
+            <w:r>
+              <w:rPr>
+                <w:sz w:val="20"/>
+              </w:rPr>
+              <w:t>1</w:t>
+            </w:r>
+          </w:p>
+        </w:tc>
+      </w:tr>
+      <w:tr>
+        <w:trPr>
+          <w:cantSplit/>
+        </w:trPr>
+        <w:tc>
+          <w:tcPr>
+            <w:tcW w:type="dxa" w:w="454"/>
+            <w:vAlign w:val="center"/>
+          </w:tcPr>
+          <w:p>
+            <w:pPr>
+              <w:pStyle w:val="TableText"/>
+              <w:jc w:val="center"/>
+            </w:pPr>
+            <w:r>
+              <w:rPr>
+                <w:sz w:val="20"/>
+              </w:rPr>
+              <w:t>5</w:t>
+            </w:r>
+          </w:p>
+        </w:tc>
+        <w:tc>
+          <w:tcPr>
+            <w:tcW w:type="dxa" w:w="5216"/>
+            <w:vAlign w:val="center"/>
+          </w:tcPr>
+          <w:p>
+            <w:pPr>
+              <w:pStyle w:val="TableText"/>
+              <w:jc w:val="left"/>
+            </w:pPr>
+            <w:r>
+              <w:rPr>
+                <w:sz w:val="20"/>
+              </w:rPr>
+              <w:t>Обоснование необходимости эксперимента, разработка методики экспериментов</w:t>
+            </w:r>
+          </w:p>
+        </w:tc>
+        <w:tc>
+          <w:tcPr>
+            <w:tcW w:type="dxa" w:w="964"/>
+            <w:vAlign w:val="center"/>
+          </w:tcPr>
+          <w:p>
+            <w:pPr>
+              <w:pStyle w:val="TableText"/>
+              <w:jc w:val="center"/>
+            </w:pPr>
+            <w:r>
+              <w:rPr>
+                <w:sz w:val="20"/>
+              </w:rPr>
+              <w:t>4–5</w:t>
+            </w:r>
+          </w:p>
+        </w:tc>
+        <w:tc>
+          <w:tcPr>
+            <w:tcW w:type="dxa" w:w="964"/>
+            <w:vAlign w:val="center"/>
+          </w:tcPr>
+          <w:p>
+            <w:pPr>
+              <w:pStyle w:val="TableText"/>
+              <w:jc w:val="center"/>
+            </w:pPr>
+            <w:r>
+              <w:rPr>
+                <w:sz w:val="20"/>
+              </w:rPr>
+              <w:t>И</w:t>
+            </w:r>
+          </w:p>
+        </w:tc>
+        <w:tc>
+          <w:tcPr>
+            <w:tcW w:type="dxa" w:w="624"/>
+            <w:vAlign w:val="center"/>
+          </w:tcPr>
+          <w:p>
+            <w:pPr>
+              <w:pStyle w:val="TableText"/>
+              <w:jc w:val="center"/>
+            </w:pPr>
+            <w:r>
+              <w:rPr>
+                <w:sz w:val="20"/>
+              </w:rPr>
+              <w:t>6</w:t>
+            </w:r>
+          </w:p>
+        </w:tc>
+        <w:tc>
+          <w:tcPr>
+            <w:tcW w:type="dxa" w:w="624"/>
+            <w:vAlign w:val="center"/>
+          </w:tcPr>
+          <w:p>
+            <w:pPr>
+              <w:pStyle w:val="TableText"/>
+              <w:jc w:val="center"/>
+            </w:pPr>
+            <w:r>
+              <w:rPr>
+                <w:sz w:val="20"/>
+              </w:rPr>
+              <w:t>11</w:t>
+            </w:r>
+          </w:p>
+        </w:tc>
+        <w:tc>
+          <w:tcPr>
+            <w:tcW w:type="dxa" w:w="624"/>
+            <w:vAlign w:val="center"/>
+          </w:tcPr>
+          <w:p>
+            <w:pPr>
+              <w:pStyle w:val="TableText"/>
+              <w:jc w:val="center"/>
+            </w:pPr>
+            <w:r>
+              <w:rPr>
+                <w:sz w:val="20"/>
+              </w:rPr>
+              <w:t>8</w:t>
+            </w:r>
+          </w:p>
+        </w:tc>
+      </w:tr>
+      <w:tr>
+        <w:trPr>
+          <w:cantSplit/>
+        </w:trPr>
+        <w:tc>
+          <w:tcPr>
+            <w:tcW w:type="dxa" w:w="454"/>
+            <w:vAlign w:val="center"/>
+          </w:tcPr>
+          <w:p>
+            <w:pPr>
+              <w:pStyle w:val="TableText"/>
+              <w:jc w:val="center"/>
+            </w:pPr>
+            <w:r>
+              <w:rPr>
+                <w:sz w:val="20"/>
+              </w:rPr>
+              <w:t>6</w:t>
+            </w:r>
+          </w:p>
+        </w:tc>
+        <w:tc>
+          <w:tcPr>
+            <w:tcW w:type="dxa" w:w="5216"/>
+            <w:vAlign w:val="center"/>
+          </w:tcPr>
+          <w:p>
+            <w:pPr>
+              <w:pStyle w:val="TableText"/>
+              <w:jc w:val="left"/>
+            </w:pPr>
+            <w:r>
+              <w:rPr>
+                <w:sz w:val="20"/>
+              </w:rPr>
+              <w:t>Обновление встроенного программного обеспечения радиомодулей, разработка программ передачи видео и регистрации показателей канала</w:t>
+            </w:r>
+          </w:p>
+        </w:tc>
+        <w:tc>
+          <w:tcPr>
+            <w:tcW w:type="dxa" w:w="964"/>
+            <w:vAlign w:val="center"/>
+          </w:tcPr>
+          <w:p>
+            <w:pPr>
+              <w:pStyle w:val="TableText"/>
+              <w:jc w:val="center"/>
+            </w:pPr>
+            <w:r>
+              <w:rPr>
+                <w:sz w:val="20"/>
+              </w:rPr>
+              <w:t>4–6</w:t>
+            </w:r>
+          </w:p>
+        </w:tc>
+        <w:tc>
+          <w:tcPr>
+            <w:tcW w:type="dxa" w:w="964"/>
+            <w:vAlign w:val="center"/>
+          </w:tcPr>
+          <w:p>
+            <w:pPr>
+              <w:pStyle w:val="TableText"/>
+              <w:jc w:val="center"/>
+            </w:pPr>
+            <w:r>
+              <w:rPr>
+                <w:sz w:val="20"/>
+              </w:rPr>
+              <w:t>П</w:t>
+            </w:r>
+          </w:p>
+        </w:tc>
+        <w:tc>
+          <w:tcPr>
+            <w:tcW w:type="dxa" w:w="624"/>
+            <w:vAlign w:val="center"/>
+          </w:tcPr>
+          <w:p>
+            <w:pPr>
+              <w:pStyle w:val="TableText"/>
+              <w:jc w:val="center"/>
+            </w:pPr>
+            <w:r>
+              <w:rPr>
+                <w:sz w:val="20"/>
+              </w:rPr>
+              <w:t>12</w:t>
+            </w:r>
+          </w:p>
+        </w:tc>
+        <w:tc>
+          <w:tcPr>
+            <w:tcW w:type="dxa" w:w="624"/>
+            <w:vAlign w:val="center"/>
+          </w:tcPr>
+          <w:p>
+            <w:pPr>
+              <w:pStyle w:val="TableText"/>
+              <w:jc w:val="center"/>
+            </w:pPr>
+            <w:r>
+              <w:rPr>
+                <w:sz w:val="20"/>
+              </w:rPr>
+              <w:t>17</w:t>
+            </w:r>
+          </w:p>
+        </w:tc>
+        <w:tc>
+          <w:tcPr>
+            <w:tcW w:type="dxa" w:w="624"/>
+            <w:vAlign w:val="center"/>
+          </w:tcPr>
+          <w:p>
+            <w:pPr>
+              <w:pStyle w:val="TableText"/>
+              <w:jc w:val="center"/>
+            </w:pPr>
+            <w:r>
+              <w:rPr>
+                <w:sz w:val="20"/>
+              </w:rPr>
+              <w:t>14</w:t>
+            </w:r>
+          </w:p>
+        </w:tc>
+      </w:tr>
+      <w:tr>
+        <w:trPr>
+          <w:cantSplit/>
+        </w:trPr>
+        <w:tc>
+          <w:tcPr>
+            <w:tcW w:type="dxa" w:w="454"/>
+            <w:vAlign w:val="center"/>
+          </w:tcPr>
+          <w:p>
+            <w:pPr>
+              <w:pStyle w:val="TableText"/>
+              <w:jc w:val="center"/>
+            </w:pPr>
+            <w:r>
+              <w:rPr>
+                <w:sz w:val="20"/>
+              </w:rPr>
+              <w:t>7</w:t>
+            </w:r>
+          </w:p>
+        </w:tc>
+        <w:tc>
+          <w:tcPr>
+            <w:tcW w:type="dxa" w:w="5216"/>
+            <w:vAlign w:val="center"/>
+          </w:tcPr>
+          <w:p>
+            <w:pPr>
+              <w:pStyle w:val="TableText"/>
+              <w:jc w:val="left"/>
+            </w:pPr>
+            <w:r>
+              <w:rPr>
+                <w:sz w:val="20"/>
+              </w:rPr>
+              <w:t>Утверждение методики экспериментов</w:t>
+            </w:r>
+          </w:p>
+        </w:tc>
+        <w:tc>
+          <w:tcPr>
+            <w:tcW w:type="dxa" w:w="964"/>
+            <w:vAlign w:val="center"/>
+          </w:tcPr>
+          <w:p>
+            <w:pPr>
+              <w:pStyle w:val="TableText"/>
+              <w:jc w:val="center"/>
+            </w:pPr>
+            <w:r>
+              <w:rPr>
+                <w:sz w:val="20"/>
+              </w:rPr>
+              <w:t>5–7</w:t>
+            </w:r>
+          </w:p>
+        </w:tc>
+        <w:tc>
+          <w:tcPr>
+            <w:tcW w:type="dxa" w:w="964"/>
+            <w:vAlign w:val="center"/>
+          </w:tcPr>
+          <w:p>
+            <w:pPr>
+              <w:pStyle w:val="TableText"/>
+              <w:jc w:val="center"/>
+            </w:pPr>
+            <w:r>
+              <w:rPr>
+                <w:sz w:val="20"/>
+              </w:rPr>
+              <w:t>Р</w:t>
+            </w:r>
+          </w:p>
+        </w:tc>
+        <w:tc>
+          <w:tcPr>
+            <w:tcW w:type="dxa" w:w="624"/>
+            <w:vAlign w:val="center"/>
+          </w:tcPr>
+          <w:p>
+            <w:pPr>
+              <w:pStyle w:val="TableText"/>
+              <w:jc w:val="center"/>
+            </w:pPr>
+            <w:r>
+              <w:rPr>
+                <w:sz w:val="20"/>
+              </w:rPr>
+              <w:t>0,5</w:t>
+            </w:r>
+          </w:p>
+        </w:tc>
+        <w:tc>
+          <w:tcPr>
+            <w:tcW w:type="dxa" w:w="624"/>
+            <w:vAlign w:val="center"/>
+          </w:tcPr>
+          <w:p>
+            <w:pPr>
+              <w:pStyle w:val="TableText"/>
+              <w:jc w:val="center"/>
+            </w:pPr>
+            <w:r>
+              <w:rPr>
+                <w:sz w:val="20"/>
+              </w:rPr>
+              <w:t>1,75</w:t>
+            </w:r>
+          </w:p>
+        </w:tc>
+        <w:tc>
+          <w:tcPr>
+            <w:tcW w:type="dxa" w:w="624"/>
+            <w:vAlign w:val="center"/>
+          </w:tcPr>
+          <w:p>
+            <w:pPr>
+              <w:pStyle w:val="TableText"/>
+              <w:jc w:val="center"/>
+            </w:pPr>
+            <w:r>
+              <w:rPr>
+                <w:sz w:val="20"/>
+              </w:rPr>
+              <w:t>1</w:t>
+            </w:r>
+          </w:p>
+        </w:tc>
+      </w:tr>
+      <w:tr>
+        <w:trPr>
+          <w:cantSplit/>
+        </w:trPr>
+        <w:tc>
+          <w:tcPr>
+            <w:tcW w:type="dxa" w:w="454"/>
+            <w:vAlign w:val="center"/>
+          </w:tcPr>
+          <w:p>
+            <w:pPr>
+              <w:pStyle w:val="TableText"/>
+              <w:jc w:val="center"/>
+            </w:pPr>
+            <w:r>
+              <w:rPr>
+                <w:sz w:val="20"/>
+              </w:rPr>
+              <w:t>8</w:t>
+            </w:r>
+          </w:p>
+        </w:tc>
+        <w:tc>
+          <w:tcPr>
+            <w:tcW w:type="dxa" w:w="5216"/>
+            <w:vAlign w:val="center"/>
+          </w:tcPr>
+          <w:p>
+            <w:pPr>
+              <w:pStyle w:val="TableText"/>
+              <w:jc w:val="left"/>
+            </w:pPr>
+            <w:r>
+              <w:rPr>
+                <w:sz w:val="20"/>
+              </w:rPr>
+              <w:t>Сборка и отладка экспериментального стенда</w:t>
+            </w:r>
+          </w:p>
+        </w:tc>
+        <w:tc>
+          <w:tcPr>
+            <w:tcW w:type="dxa" w:w="964"/>
+            <w:vAlign w:val="center"/>
+          </w:tcPr>
+          <w:p>
+            <w:pPr>
+              <w:pStyle w:val="TableText"/>
+              <w:jc w:val="center"/>
+            </w:pPr>
+            <w:r>
+              <w:rPr>
+                <w:sz w:val="20"/>
+              </w:rPr>
+              <w:t>6–7</w:t>
+            </w:r>
+          </w:p>
+        </w:tc>
+        <w:tc>
+          <w:tcPr>
+            <w:tcW w:type="dxa" w:w="964"/>
+            <w:vAlign w:val="center"/>
+          </w:tcPr>
+          <w:p>
+            <w:pPr>
+              <w:pStyle w:val="TableText"/>
+              <w:jc w:val="center"/>
+            </w:pPr>
+            <w:r>
+              <w:rPr>
+                <w:sz w:val="20"/>
+              </w:rPr>
+              <w:t>И, П</w:t>
+            </w:r>
+          </w:p>
+        </w:tc>
+        <w:tc>
+          <w:tcPr>
+            <w:tcW w:type="dxa" w:w="624"/>
+            <w:vAlign w:val="center"/>
+          </w:tcPr>
+          <w:p>
+            <w:pPr>
+              <w:pStyle w:val="TableText"/>
+              <w:jc w:val="center"/>
+            </w:pPr>
+            <w:r>
+              <w:rPr>
+                <w:sz w:val="20"/>
+              </w:rPr>
+              <w:t>2</w:t>
+            </w:r>
+          </w:p>
+        </w:tc>
+        <w:tc>
+          <w:tcPr>
+            <w:tcW w:type="dxa" w:w="624"/>
+            <w:vAlign w:val="center"/>
+          </w:tcPr>
+          <w:p>
+            <w:pPr>
+              <w:pStyle w:val="TableText"/>
+              <w:jc w:val="center"/>
+            </w:pPr>
+            <w:r>
+              <w:rPr>
+                <w:sz w:val="20"/>
+              </w:rPr>
+              <w:t>7</w:t>
+            </w:r>
+          </w:p>
+        </w:tc>
+        <w:tc>
+          <w:tcPr>
+            <w:tcW w:type="dxa" w:w="624"/>
+            <w:vAlign w:val="center"/>
+          </w:tcPr>
+          <w:p>
+            <w:pPr>
+              <w:pStyle w:val="TableText"/>
+              <w:jc w:val="center"/>
+            </w:pPr>
+            <w:r>
+              <w:rPr>
+                <w:sz w:val="20"/>
+              </w:rPr>
+              <w:t>4</w:t>
+            </w:r>
+          </w:p>
+        </w:tc>
+      </w:tr>
+      <w:tr>
+        <w:trPr>
+          <w:cantSplit/>
+        </w:trPr>
+        <w:tc>
+          <w:tcPr>
+            <w:tcW w:type="dxa" w:w="454"/>
+            <w:vAlign w:val="center"/>
+          </w:tcPr>
+          <w:p>
+            <w:pPr>
+              <w:pStyle w:val="TableText"/>
+              <w:jc w:val="center"/>
+            </w:pPr>
+            <w:r>
+              <w:rPr>
+                <w:sz w:val="20"/>
+              </w:rPr>
+              <w:t>9</w:t>
+            </w:r>
+          </w:p>
+        </w:tc>
+        <w:tc>
+          <w:tcPr>
+            <w:tcW w:type="dxa" w:w="5216"/>
+            <w:vAlign w:val="center"/>
+          </w:tcPr>
+          <w:p>
+            <w:pPr>
+              <w:pStyle w:val="TableText"/>
+              <w:jc w:val="left"/>
+            </w:pPr>
+            <w:r>
+              <w:rPr>
+                <w:sz w:val="20"/>
+              </w:rPr>
+              <w:t>Измерение показателей канала Wi-Fi HaLow</w:t>
+            </w:r>
+          </w:p>
+        </w:tc>
+        <w:tc>
+          <w:tcPr>
+            <w:tcW w:type="dxa" w:w="964"/>
+            <w:vAlign w:val="center"/>
+          </w:tcPr>
+          <w:p>
+            <w:pPr>
+              <w:pStyle w:val="TableText"/>
+              <w:jc w:val="center"/>
+            </w:pPr>
+            <w:r>
+              <w:rPr>
+                <w:sz w:val="20"/>
+              </w:rPr>
+              <w:t>7–8</w:t>
+            </w:r>
+          </w:p>
+        </w:tc>
+        <w:tc>
+          <w:tcPr>
+            <w:tcW w:type="dxa" w:w="964"/>
+            <w:vAlign w:val="center"/>
+          </w:tcPr>
+          <w:p>
+            <w:pPr>
+              <w:pStyle w:val="TableText"/>
+              <w:jc w:val="center"/>
+            </w:pPr>
+            <w:r>
+              <w:rPr>
+                <w:sz w:val="20"/>
+              </w:rPr>
+              <w:t>И, Т</w:t>
+            </w:r>
+          </w:p>
+        </w:tc>
+        <w:tc>
+          <w:tcPr>
+            <w:tcW w:type="dxa" w:w="624"/>
+            <w:vAlign w:val="center"/>
+          </w:tcPr>
+          <w:p>
+            <w:pPr>
+              <w:pStyle w:val="TableText"/>
+              <w:jc w:val="center"/>
+            </w:pPr>
+            <w:r>
+              <w:rPr>
+                <w:sz w:val="20"/>
+              </w:rPr>
+              <w:t>7</w:t>
+            </w:r>
+          </w:p>
+        </w:tc>
+        <w:tc>
+          <w:tcPr>
+            <w:tcW w:type="dxa" w:w="624"/>
+            <w:vAlign w:val="center"/>
+          </w:tcPr>
+          <w:p>
+            <w:pPr>
+              <w:pStyle w:val="TableText"/>
+              <w:jc w:val="center"/>
+            </w:pPr>
+            <w:r>
+              <w:rPr>
+                <w:sz w:val="20"/>
+              </w:rPr>
+              <w:t>12</w:t>
+            </w:r>
+          </w:p>
+        </w:tc>
+        <w:tc>
+          <w:tcPr>
+            <w:tcW w:type="dxa" w:w="624"/>
+            <w:vAlign w:val="center"/>
+          </w:tcPr>
+          <w:p>
+            <w:pPr>
+              <w:pStyle w:val="TableText"/>
+              <w:jc w:val="center"/>
+            </w:pPr>
+            <w:r>
+              <w:rPr>
+                <w:sz w:val="20"/>
+              </w:rPr>
+              <w:t>9</w:t>
+            </w:r>
+          </w:p>
+        </w:tc>
+      </w:tr>
+      <w:tr>
+        <w:trPr>
+          <w:cantSplit/>
+        </w:trPr>
+        <w:tc>
+          <w:tcPr>
+            <w:tcW w:type="dxa" w:w="454"/>
+            <w:vAlign w:val="center"/>
+          </w:tcPr>
+          <w:p>
+            <w:pPr>
+              <w:pStyle w:val="TableText"/>
+              <w:jc w:val="center"/>
+            </w:pPr>
+            <w:r>
+              <w:rPr>
+                <w:sz w:val="20"/>
+              </w:rPr>
+              <w:t>10</w:t>
+            </w:r>
+          </w:p>
+        </w:tc>
+        <w:tc>
+          <w:tcPr>
+            <w:tcW w:type="dxa" w:w="5216"/>
+            <w:vAlign w:val="center"/>
+          </w:tcPr>
+          <w:p>
+            <w:pPr>
+              <w:pStyle w:val="TableText"/>
+              <w:jc w:val="left"/>
+            </w:pPr>
+            <w:r>
+              <w:rPr>
+                <w:sz w:val="20"/>
+              </w:rPr>
+              <w:t>Подготовка программ обработки результатов измерений</w:t>
+            </w:r>
+          </w:p>
+        </w:tc>
+        <w:tc>
+          <w:tcPr>
+            <w:tcW w:type="dxa" w:w="964"/>
+            <w:vAlign w:val="center"/>
+          </w:tcPr>
+          <w:p>
+            <w:pPr>
+              <w:pStyle w:val="TableText"/>
+              <w:jc w:val="center"/>
+            </w:pPr>
+            <w:r>
+              <w:rPr>
+                <w:sz w:val="20"/>
+              </w:rPr>
+              <w:t>7–9</w:t>
+            </w:r>
+          </w:p>
+        </w:tc>
+        <w:tc>
+          <w:tcPr>
+            <w:tcW w:type="dxa" w:w="964"/>
+            <w:vAlign w:val="center"/>
+          </w:tcPr>
+          <w:p>
+            <w:pPr>
+              <w:pStyle w:val="TableText"/>
+              <w:jc w:val="center"/>
+            </w:pPr>
+            <w:r>
+              <w:rPr>
+                <w:sz w:val="20"/>
+              </w:rPr>
+              <w:t>П</w:t>
+            </w:r>
+          </w:p>
+        </w:tc>
+        <w:tc>
+          <w:tcPr>
+            <w:tcW w:type="dxa" w:w="624"/>
+            <w:vAlign w:val="center"/>
+          </w:tcPr>
+          <w:p>
+            <w:pPr>
+              <w:pStyle w:val="TableText"/>
+              <w:jc w:val="center"/>
+            </w:pPr>
+            <w:r>
+              <w:rPr>
+                <w:sz w:val="20"/>
+              </w:rPr>
+              <w:t>4</w:t>
+            </w:r>
+          </w:p>
+        </w:tc>
+        <w:tc>
+          <w:tcPr>
+            <w:tcW w:type="dxa" w:w="624"/>
+            <w:vAlign w:val="center"/>
+          </w:tcPr>
+          <w:p>
+            <w:pPr>
+              <w:pStyle w:val="TableText"/>
+              <w:jc w:val="center"/>
+            </w:pPr>
+            <w:r>
+              <w:rPr>
+                <w:sz w:val="20"/>
+              </w:rPr>
+              <w:t>9</w:t>
+            </w:r>
+          </w:p>
+        </w:tc>
+        <w:tc>
+          <w:tcPr>
+            <w:tcW w:type="dxa" w:w="624"/>
+            <w:vAlign w:val="center"/>
+          </w:tcPr>
+          <w:p>
+            <w:pPr>
+              <w:pStyle w:val="TableText"/>
+              <w:jc w:val="center"/>
+            </w:pPr>
+            <w:r>
+              <w:rPr>
+                <w:sz w:val="20"/>
+              </w:rPr>
+              <w:t>6</w:t>
+            </w:r>
+          </w:p>
+        </w:tc>
+      </w:tr>
+      <w:tr>
+        <w:trPr>
+          <w:cantSplit/>
+        </w:trPr>
+        <w:tc>
+          <w:tcPr>
+            <w:tcW w:type="dxa" w:w="454"/>
+            <w:vAlign w:val="center"/>
+          </w:tcPr>
+          <w:p>
+            <w:pPr>
+              <w:pStyle w:val="TableText"/>
+              <w:jc w:val="center"/>
+            </w:pPr>
+            <w:r>
+              <w:rPr>
+                <w:sz w:val="20"/>
+              </w:rPr>
+              <w:t>11</w:t>
+            </w:r>
+          </w:p>
+        </w:tc>
+        <w:tc>
+          <w:tcPr>
+            <w:tcW w:type="dxa" w:w="5216"/>
+            <w:vAlign w:val="center"/>
+          </w:tcPr>
+          <w:p>
+            <w:pPr>
+              <w:pStyle w:val="TableText"/>
+              <w:jc w:val="left"/>
+            </w:pPr>
+            <w:r>
+              <w:rPr>
+                <w:sz w:val="20"/>
+              </w:rPr>
+              <w:t>Измерение тех же показателей для IEEE 802.11 на той же аппаратной платформе</w:t>
+            </w:r>
+          </w:p>
+        </w:tc>
+        <w:tc>
+          <w:tcPr>
+            <w:tcW w:type="dxa" w:w="964"/>
+            <w:vAlign w:val="center"/>
+          </w:tcPr>
+          <w:p>
+            <w:pPr>
+              <w:pStyle w:val="TableText"/>
+              <w:jc w:val="center"/>
+            </w:pPr>
+            <w:r>
+              <w:rPr>
+                <w:sz w:val="20"/>
+              </w:rPr>
+              <w:t>8–9</w:t>
+            </w:r>
+          </w:p>
+        </w:tc>
+        <w:tc>
+          <w:tcPr>
+            <w:tcW w:type="dxa" w:w="964"/>
+            <w:vAlign w:val="center"/>
+          </w:tcPr>
+          <w:p>
+            <w:pPr>
+              <w:pStyle w:val="TableText"/>
+              <w:jc w:val="center"/>
+            </w:pPr>
+            <w:r>
+              <w:rPr>
+                <w:sz w:val="20"/>
+              </w:rPr>
+              <w:t>И, Т</w:t>
+            </w:r>
+          </w:p>
+        </w:tc>
+        <w:tc>
+          <w:tcPr>
+            <w:tcW w:type="dxa" w:w="624"/>
+            <w:vAlign w:val="center"/>
+          </w:tcPr>
+          <w:p>
+            <w:pPr>
+              <w:pStyle w:val="TableText"/>
+              <w:jc w:val="center"/>
+            </w:pPr>
+            <w:r>
+              <w:rPr>
+                <w:sz w:val="20"/>
+              </w:rPr>
+              <w:t>3</w:t>
+            </w:r>
+          </w:p>
+        </w:tc>
+        <w:tc>
+          <w:tcPr>
+            <w:tcW w:type="dxa" w:w="624"/>
+            <w:vAlign w:val="center"/>
+          </w:tcPr>
+          <w:p>
+            <w:pPr>
+              <w:pStyle w:val="TableText"/>
+              <w:jc w:val="center"/>
+            </w:pPr>
+            <w:r>
+              <w:rPr>
+                <w:sz w:val="20"/>
+              </w:rPr>
+              <w:t>8</w:t>
+            </w:r>
+          </w:p>
+        </w:tc>
+        <w:tc>
+          <w:tcPr>
+            <w:tcW w:type="dxa" w:w="624"/>
+            <w:vAlign w:val="center"/>
+          </w:tcPr>
+          <w:p>
+            <w:pPr>
+              <w:pStyle w:val="TableText"/>
+              <w:jc w:val="center"/>
+            </w:pPr>
+            <w:r>
+              <w:rPr>
+                <w:sz w:val="20"/>
+              </w:rPr>
+              <w:t>5</w:t>
+            </w:r>
+          </w:p>
+        </w:tc>
+      </w:tr>
+      <w:tr>
+        <w:trPr>
+          <w:cantSplit/>
+        </w:trPr>
+        <w:tc>
+          <w:tcPr>
+            <w:tcW w:type="dxa" w:w="454"/>
+            <w:vAlign w:val="center"/>
+          </w:tcPr>
+          <w:p>
+            <w:pPr>
+              <w:pStyle w:val="TableText"/>
+              <w:jc w:val="center"/>
+            </w:pPr>
+            <w:r>
+              <w:rPr>
+                <w:sz w:val="20"/>
+              </w:rPr>
+              <w:t>12</w:t>
+            </w:r>
+          </w:p>
+        </w:tc>
+        <w:tc>
+          <w:tcPr>
+            <w:tcW w:type="dxa" w:w="5216"/>
+            <w:vAlign w:val="center"/>
+          </w:tcPr>
+          <w:p>
+            <w:pPr>
+              <w:pStyle w:val="TableText"/>
+              <w:jc w:val="left"/>
+            </w:pPr>
+            <w:r>
+              <w:rPr>
+                <w:sz w:val="20"/>
+              </w:rPr>
+              <w:t>Обработка результатов, сравнение с другими протоколами</w:t>
+            </w:r>
+          </w:p>
+        </w:tc>
+        <w:tc>
+          <w:tcPr>
+            <w:tcW w:type="dxa" w:w="964"/>
+            <w:vAlign w:val="center"/>
+          </w:tcPr>
+          <w:p>
+            <w:pPr>
+              <w:pStyle w:val="TableText"/>
+              <w:jc w:val="center"/>
+            </w:pPr>
+            <w:r>
+              <w:rPr>
+                <w:sz w:val="20"/>
+              </w:rPr>
+              <w:t>9–10</w:t>
+            </w:r>
+          </w:p>
+        </w:tc>
+        <w:tc>
+          <w:tcPr>
+            <w:tcW w:type="dxa" w:w="964"/>
+            <w:vAlign w:val="center"/>
+          </w:tcPr>
+          <w:p>
+            <w:pPr>
+              <w:pStyle w:val="TableText"/>
+              <w:jc w:val="center"/>
+            </w:pPr>
+            <w:r>
+              <w:rPr>
+                <w:sz w:val="20"/>
+              </w:rPr>
+              <w:t>И, П</w:t>
+            </w:r>
+          </w:p>
+        </w:tc>
+        <w:tc>
+          <w:tcPr>
+            <w:tcW w:type="dxa" w:w="624"/>
+            <w:vAlign w:val="center"/>
+          </w:tcPr>
+          <w:p>
+            <w:pPr>
+              <w:pStyle w:val="TableText"/>
+              <w:jc w:val="center"/>
+            </w:pPr>
+            <w:r>
+              <w:rPr>
+                <w:sz w:val="20"/>
+              </w:rPr>
+              <w:t>3</w:t>
+            </w:r>
+          </w:p>
+        </w:tc>
+        <w:tc>
+          <w:tcPr>
+            <w:tcW w:type="dxa" w:w="624"/>
+            <w:vAlign w:val="center"/>
+          </w:tcPr>
+          <w:p>
+            <w:pPr>
+              <w:pStyle w:val="TableText"/>
+              <w:jc w:val="center"/>
+            </w:pPr>
+            <w:r>
+              <w:rPr>
+                <w:sz w:val="20"/>
+              </w:rPr>
+              <w:t>8</w:t>
+            </w:r>
+          </w:p>
+        </w:tc>
+        <w:tc>
+          <w:tcPr>
+            <w:tcW w:type="dxa" w:w="624"/>
+            <w:vAlign w:val="center"/>
+          </w:tcPr>
+          <w:p>
+            <w:pPr>
+              <w:pStyle w:val="TableText"/>
+              <w:jc w:val="center"/>
+            </w:pPr>
+            <w:r>
+              <w:rPr>
+                <w:sz w:val="20"/>
+              </w:rPr>
+              <w:t>5</w:t>
+            </w:r>
+          </w:p>
+        </w:tc>
+      </w:tr>
+      <w:tr>
+        <w:trPr>
+          <w:cantSplit/>
+        </w:trPr>
+        <w:tc>
+          <w:tcPr>
+            <w:tcW w:type="dxa" w:w="454"/>
+            <w:vAlign w:val="center"/>
+          </w:tcPr>
+          <w:p>
+            <w:pPr>
+              <w:pStyle w:val="TableText"/>
+              <w:jc w:val="center"/>
+            </w:pPr>
+            <w:r>
+              <w:rPr>
+                <w:sz w:val="20"/>
+              </w:rPr>
+              <w:t>13</w:t>
+            </w:r>
+          </w:p>
+        </w:tc>
+        <w:tc>
+          <w:tcPr>
+            <w:tcW w:type="dxa" w:w="5216"/>
+            <w:vAlign w:val="center"/>
+          </w:tcPr>
+          <w:p>
+            <w:pPr>
+              <w:pStyle w:val="TableText"/>
+              <w:jc w:val="left"/>
+            </w:pPr>
+            <w:r>
+              <w:rPr>
+                <w:sz w:val="20"/>
+              </w:rPr>
+              <w:t>Экономическая часть</w:t>
+            </w:r>
+          </w:p>
+        </w:tc>
+        <w:tc>
+          <w:tcPr>
+            <w:tcW w:type="dxa" w:w="964"/>
+            <w:vAlign w:val="center"/>
+          </w:tcPr>
+          <w:p>
+            <w:pPr>
+              <w:pStyle w:val="TableText"/>
+              <w:jc w:val="center"/>
+            </w:pPr>
+            <w:r>
+              <w:rPr>
+                <w:sz w:val="20"/>
+              </w:rPr>
+              <w:t>10–11</w:t>
+            </w:r>
+          </w:p>
+        </w:tc>
+        <w:tc>
+          <w:tcPr>
+            <w:tcW w:type="dxa" w:w="964"/>
+            <w:vAlign w:val="center"/>
+          </w:tcPr>
+          <w:p>
+            <w:pPr>
+              <w:pStyle w:val="TableText"/>
+              <w:jc w:val="center"/>
+            </w:pPr>
+            <w:r>
+              <w:rPr>
+                <w:sz w:val="20"/>
+              </w:rPr>
+              <w:t>И</w:t>
+            </w:r>
+          </w:p>
+        </w:tc>
+        <w:tc>
+          <w:tcPr>
+            <w:tcW w:type="dxa" w:w="624"/>
+            <w:vAlign w:val="center"/>
+          </w:tcPr>
+          <w:p>
+            <w:pPr>
+              <w:pStyle w:val="TableText"/>
+              <w:jc w:val="center"/>
+            </w:pPr>
+            <w:r>
+              <w:rPr>
+                <w:sz w:val="20"/>
+              </w:rPr>
+              <w:t>9</w:t>
+            </w:r>
+          </w:p>
+        </w:tc>
+        <w:tc>
+          <w:tcPr>
+            <w:tcW w:type="dxa" w:w="624"/>
+            <w:vAlign w:val="center"/>
+          </w:tcPr>
+          <w:p>
+            <w:pPr>
+              <w:pStyle w:val="TableText"/>
+              <w:jc w:val="center"/>
+            </w:pPr>
+            <w:r>
+              <w:rPr>
+                <w:sz w:val="20"/>
+              </w:rPr>
+              <w:t>14</w:t>
+            </w:r>
+          </w:p>
+        </w:tc>
+        <w:tc>
+          <w:tcPr>
+            <w:tcW w:type="dxa" w:w="624"/>
+            <w:vAlign w:val="center"/>
+          </w:tcPr>
+          <w:p>
+            <w:pPr>
+              <w:pStyle w:val="TableText"/>
+              <w:jc w:val="center"/>
+            </w:pPr>
+            <w:r>
+              <w:rPr>
+                <w:sz w:val="20"/>
+              </w:rPr>
+              <w:t>11</w:t>
+            </w:r>
+          </w:p>
+        </w:tc>
+      </w:tr>
+      <w:tr>
+        <w:trPr>
+          <w:cantSplit/>
+        </w:trPr>
+        <w:tc>
+          <w:tcPr>
+            <w:tcW w:type="dxa" w:w="454"/>
+            <w:vAlign w:val="center"/>
+          </w:tcPr>
+          <w:p>
+            <w:pPr>
+              <w:pStyle w:val="TableText"/>
+              <w:jc w:val="center"/>
+            </w:pPr>
+            <w:r>
+              <w:rPr>
+                <w:sz w:val="20"/>
+              </w:rPr>
+              <w:t>14</w:t>
+            </w:r>
+          </w:p>
+        </w:tc>
+        <w:tc>
+          <w:tcPr>
+            <w:tcW w:type="dxa" w:w="5216"/>
+            <w:vAlign w:val="center"/>
+          </w:tcPr>
+          <w:p>
+            <w:pPr>
+              <w:pStyle w:val="TableText"/>
+              <w:jc w:val="left"/>
+            </w:pPr>
+            <w:r>
+              <w:rPr>
+                <w:sz w:val="20"/>
+              </w:rPr>
+              <w:t>Охрана труда и окружающей среды</w:t>
+            </w:r>
+          </w:p>
+        </w:tc>
+        <w:tc>
+          <w:tcPr>
+            <w:tcW w:type="dxa" w:w="964"/>
+            <w:vAlign w:val="center"/>
+          </w:tcPr>
+          <w:p>
+            <w:pPr>
+              <w:pStyle w:val="TableText"/>
+              <w:jc w:val="center"/>
+            </w:pPr>
+            <w:r>
+              <w:rPr>
+                <w:sz w:val="20"/>
+              </w:rPr>
+              <w:t>11–12</w:t>
+            </w:r>
+          </w:p>
+        </w:tc>
+        <w:tc>
+          <w:tcPr>
+            <w:tcW w:type="dxa" w:w="964"/>
+            <w:vAlign w:val="center"/>
+          </w:tcPr>
+          <w:p>
+            <w:pPr>
+              <w:pStyle w:val="TableText"/>
+              <w:jc w:val="center"/>
+            </w:pPr>
+            <w:r>
+              <w:rPr>
+                <w:sz w:val="20"/>
+              </w:rPr>
+              <w:t>И</w:t>
+            </w:r>
+          </w:p>
+        </w:tc>
+        <w:tc>
+          <w:tcPr>
+            <w:tcW w:type="dxa" w:w="624"/>
+            <w:vAlign w:val="center"/>
+          </w:tcPr>
+          <w:p>
+            <w:pPr>
+              <w:pStyle w:val="TableText"/>
+              <w:jc w:val="center"/>
+            </w:pPr>
+            <w:r>
+              <w:rPr>
+                <w:sz w:val="20"/>
+              </w:rPr>
+              <w:t>9</w:t>
+            </w:r>
+          </w:p>
+        </w:tc>
+        <w:tc>
+          <w:tcPr>
+            <w:tcW w:type="dxa" w:w="624"/>
+            <w:vAlign w:val="center"/>
+          </w:tcPr>
+          <w:p>
+            <w:pPr>
+              <w:pStyle w:val="TableText"/>
+              <w:jc w:val="center"/>
+            </w:pPr>
+            <w:r>
+              <w:rPr>
+                <w:sz w:val="20"/>
+              </w:rPr>
+              <w:t>14</w:t>
+            </w:r>
+          </w:p>
+        </w:tc>
+        <w:tc>
+          <w:tcPr>
+            <w:tcW w:type="dxa" w:w="624"/>
+            <w:vAlign w:val="center"/>
+          </w:tcPr>
+          <w:p>
+            <w:pPr>
+              <w:pStyle w:val="TableText"/>
+              <w:jc w:val="center"/>
+            </w:pPr>
+            <w:r>
+              <w:rPr>
+                <w:sz w:val="20"/>
+              </w:rPr>
+              <w:t>11</w:t>
+            </w:r>
+          </w:p>
+        </w:tc>
+      </w:tr>
+      <w:tr>
+        <w:trPr>
+          <w:cantSplit/>
+        </w:trPr>
+        <w:tc>
+          <w:tcPr>
+            <w:tcW w:type="dxa" w:w="454"/>
+            <w:vAlign w:val="center"/>
+          </w:tcPr>
+          <w:p>
+            <w:pPr>
+              <w:pStyle w:val="TableText"/>
+              <w:jc w:val="center"/>
+            </w:pPr>
+            <w:r>
+              <w:rPr>
+                <w:sz w:val="20"/>
+              </w:rPr>
+              <w:t>15</w:t>
+            </w:r>
+          </w:p>
+        </w:tc>
+        <w:tc>
+          <w:tcPr>
+            <w:tcW w:type="dxa" w:w="5216"/>
+            <w:vAlign w:val="center"/>
+          </w:tcPr>
+          <w:p>
+            <w:pPr>
+              <w:pStyle w:val="TableText"/>
+              <w:jc w:val="left"/>
+            </w:pPr>
+            <w:r>
+              <w:rPr>
+                <w:sz w:val="20"/>
+              </w:rPr>
+              <w:t>Основные результаты и выводы, предложения по интеграции в существующие модели БПЛА</w:t>
+            </w:r>
+          </w:p>
+        </w:tc>
+        <w:tc>
+          <w:tcPr>
+            <w:tcW w:type="dxa" w:w="964"/>
+            <w:vAlign w:val="center"/>
+          </w:tcPr>
+          <w:p>
+            <w:pPr>
+              <w:pStyle w:val="TableText"/>
+              <w:jc w:val="center"/>
+            </w:pPr>
+            <w:r>
+              <w:rPr>
+                <w:sz w:val="20"/>
+              </w:rPr>
+              <w:t>12–13</w:t>
+            </w:r>
+          </w:p>
+        </w:tc>
+        <w:tc>
+          <w:tcPr>
+            <w:tcW w:type="dxa" w:w="964"/>
+            <w:vAlign w:val="center"/>
+          </w:tcPr>
+          <w:p>
+            <w:pPr>
+              <w:pStyle w:val="TableText"/>
+              <w:jc w:val="center"/>
+            </w:pPr>
+            <w:r>
+              <w:rPr>
+                <w:sz w:val="20"/>
+              </w:rPr>
+              <w:t>И, Р</w:t>
+            </w:r>
+          </w:p>
+        </w:tc>
+        <w:tc>
+          <w:tcPr>
+            <w:tcW w:type="dxa" w:w="624"/>
+            <w:vAlign w:val="center"/>
+          </w:tcPr>
+          <w:p>
+            <w:pPr>
+              <w:pStyle w:val="TableText"/>
+              <w:jc w:val="center"/>
+            </w:pPr>
+            <w:r>
+              <w:rPr>
+                <w:sz w:val="20"/>
+              </w:rPr>
+              <w:t>2</w:t>
+            </w:r>
+          </w:p>
+        </w:tc>
+        <w:tc>
+          <w:tcPr>
+            <w:tcW w:type="dxa" w:w="624"/>
+            <w:vAlign w:val="center"/>
+          </w:tcPr>
+          <w:p>
+            <w:pPr>
+              <w:pStyle w:val="TableText"/>
+              <w:jc w:val="center"/>
+            </w:pPr>
+            <w:r>
+              <w:rPr>
+                <w:sz w:val="20"/>
+              </w:rPr>
+              <w:t>4,5</w:t>
+            </w:r>
+          </w:p>
+        </w:tc>
+        <w:tc>
+          <w:tcPr>
+            <w:tcW w:type="dxa" w:w="624"/>
+            <w:vAlign w:val="center"/>
+          </w:tcPr>
+          <w:p>
+            <w:pPr>
+              <w:pStyle w:val="TableText"/>
+              <w:jc w:val="center"/>
+            </w:pPr>
+            <w:r>
+              <w:rPr>
+                <w:sz w:val="20"/>
+              </w:rPr>
+              <w:t>3</w:t>
+            </w:r>
+          </w:p>
+        </w:tc>
+      </w:tr>
+    </w:tbl>
+    <w:p>
+      <w:pPr>
+        <w:spacing w:line="240" w:lineRule="auto"/>
+      </w:pPr>
+    </w:p>
+    <w:p>
+      <w:r>
+        <w:t>Сетевой график приведён на рисунке 4.1.</w:t>
+      </w:r>
+    </w:p>
+    <w:p>
+      <w:pPr>
+        <w:keepNext/>
+        <w:ind w:firstLine="0"/>
+        <w:jc w:val="center"/>
+      </w:pPr>
+      <w:r>
+        <w:drawing>
+          <wp:inline xmlns:a="http://schemas.openxmlformats.org/drawingml/2006/main" xmlns:pic="http://schemas.openxmlformats.org/drawingml/2006/picture">
+            <wp:extent cx="5940000" cy="3600000"/>
+            <wp:docPr id="1" name="Picture 1"/>
+            <wp:cNvGraphicFramePr>
+              <a:graphicFrameLocks noChangeAspect="1"/>
+            </wp:cNvGraphicFramePr>
+            <a:graphic>
+              <a:graphicData uri="http://schemas.openxmlformats.org/drawingml/2006/picture">
+                <pic:pic>
+                  <pic:nvPicPr>
+                    <pic:cNvPr id="0" name="network.png"/>
+                    <pic:cNvPicPr/>
+                  </pic:nvPicPr>
+                  <pic:blipFill>
+                    <a:blip r:embed="rId10"/>
+                    <a:stretch>
+                      <a:fillRect/>
+                    </a:stretch>
+                  </pic:blipFill>
+                  <pic:spPr>
+                    <a:xfrm>
+                      <a:off x="0" y="0"/>
+                      <a:ext cx="5940000" cy="3600000"/>
+                    </a:xfrm>
+                    <a:prstGeom prst="rect"/>
+                  </pic:spPr>
+                </pic:pic>
+              </a:graphicData>
+            </a:graphic>
+          </wp:inline>
+        </w:drawing>
+      </w:r>
+    </w:p>
+    <w:p>
+      <w:pPr>
+        <w:ind w:firstLine="0"/>
+        <w:jc w:val="center"/>
+      </w:pPr>
+      <w:r>
+        <w:t>Рисунок 4.1 – Сетевой график НИР (над стрелкой — ожидаемая продолжительность работы, кал. дн.; под стрелкой — исполнители)</w:t>
+      </w:r>
+    </w:p>
+    <w:p>
+      <w:r>
+        <w:t>Критический путь проходит через события 1–2–3–4–6–7–8–9–10–11–12–13; его продолжительность 73 кал. дн. совпадает с длительностью НИР по календарному плану (таблица 4.3) и укладывается в срок сдачи работы по заданию. Работы 1–3, 4–5, 5–7, 7–9 имеют резерв времени от 4 до 9 дн. и выполняются параллельно с работами критического пути.</w:t>
+      </w:r>
+    </w:p>
+    <w:p>
+      <w:pPr>
         <w:pStyle w:val="Heading2"/>
       </w:pPr>
       <w:r>
@@ -4158,7 +6608,7 @@
               <w:jc w:val="right"/>
             </w:pPr>
             <w:r>
-              <w:t>(4.5)</w:t>
+              <w:t>(4.6)</w:t>
             </w:r>
           </w:p>
         </w:tc>
@@ -4233,7 +6683,7 @@
     </w:p>
     <w:p>
       <w:r>
-        <w:t>Расчёт приведён в таблице 4.4.</w:t>
+        <w:t>Расчёт приведён в таблице 4.5.</w:t>
       </w:r>
     </w:p>
     <w:p>
@@ -4242,7 +6692,7 @@
         <w:ind w:firstLine="0"/>
       </w:pPr>
       <w:r>
-        <w:t>Таблица 4.4 – Расчёт заработной платы персонала</w:t>
+        <w:t>Таблица 4.5 – Расчёт заработной платы персонала</w:t>
       </w:r>
     </w:p>
     <w:tbl>
@@ -6192,7 +8642,7 @@
               <w:jc w:val="right"/>
             </w:pPr>
             <w:r>
-              <w:t>(4.6)</w:t>
+              <w:t>(4.7)</w:t>
             </w:r>
           </w:p>
         </w:tc>
@@ -6314,1474 +8764,8 @@
     </w:p>
     <w:p>
       <w:r>
-        <w:t>Материальные затраты включают покупные комплектующие изделия для экспериментального стенда и канцелярские товары (таблица 4.5), а также электроэнергию. Две платы LilyGO T-HaLow образуют канал «точка — точка»: передающая плата с камерой OV5640 работает в режиме точки доступа, приёмная — в режиме станции. Цена платы 37,98 долл. США [27] по курсу Банка России 84,1975 руб./долл. на 20.09.2026 [43] составляет 3 198 руб. Микросхемы флеш-памяти и программатор нужны для резервного копирования и восстановления встроенного программного обеспечения радиомодуля TX-AH [44, 45], аккумуляторы — для автономного питания плат на полевой площадке. Цены остальных позиций — средние розничные на сентябрь 2026 г.; канцелярские товары рассчитаны на печать около 2 500 листов.</w:t>
+        <w:t>Материальные затраты включают покупные комплектующие изделия для экспериментального стенда, канцелярские товары и электроэнергию. Две платы LilyGO T-HaLow образуют канал «точка — точка»: передающая плата с камерой OV5640 работает в режиме точки доступа, приёмная — в режиме станции. Цена платы 37,98 долл. США [27] по курсу Банка России 84,1975 руб./долл. на 20.09.2026 [43] составляет 3 198 руб. Микросхемы флеш-памяти и программатор нужны для резервного копирования и восстановления встроенного программного обеспечения радиомодуля TX-AH [44, 45], аккумуляторы — для автономного питания плат. Цены остальных позиций — средние розничные на сентябрь 2026 г. Покупные комплектующие: отладочная плата LilyGO T-HaLow V1.0 — 2 шт. по 3 198 руб.; модуль камеры OV5640, 24 pin — 2 шт. по 1 100 руб.; микросхема флеш-памяти W25Q32JVSSIQ — 2 шт. по 100 руб.; программатор CH341A с зажимом SOIC-8 — 1 шт. по 714 руб.; кабель USB Type-C с передачей данных, 1 м — 2 шт. по 350 руб.; аккумулятор Li-Ion 18650, 3000 мА·ч — 4 шт. по 450 руб.; зарядное устройство для аккумуляторов 18650 — 1 шт. по 900 руб.; итого 12 910 руб. Канцелярские товары (бумага, картриджи, принадлежности) на печать около 2 500 листов — 11 650 руб.</w:t>
       </w:r>
-    </w:p>
-    <w:p>
-      <w:pPr>
-        <w:pStyle w:val="TableCaption"/>
-        <w:ind w:firstLine="0"/>
-      </w:pPr>
-      <w:r>
-        <w:t>Таблица 4.5 – Покупные комплектующие изделия и канцелярские товары</w:t>
-      </w:r>
-    </w:p>
-    <w:tbl>
-      <w:tblPr>
-        <w:tblStyle w:val="TableGrid"/>
-        <w:tblW w:type="auto" w:w="0"/>
-        <w:jc w:val="center"/>
-        <w:tblLayout w:type="fixed"/>
-        <w:tblLook w:firstColumn="1" w:firstRow="1" w:lastColumn="0" w:lastRow="0" w:noHBand="0" w:noVBand="1" w:val="04A0"/>
-        <w:tblCellMar>
-          <w:left w:w="57" w:type="dxa"/>
-          <w:right w:w="57" w:type="dxa"/>
-        </w:tblCellMar>
-      </w:tblPr>
-      <w:tblGrid>
-        <w:gridCol w:w="510"/>
-        <w:gridCol w:w="4875"/>
-        <w:gridCol w:w="907"/>
-        <w:gridCol w:w="907"/>
-        <w:gridCol w:w="1020"/>
-        <w:gridCol w:w="1133"/>
-      </w:tblGrid>
-      <w:tr>
-        <w:trPr>
-          <w:cantSplit/>
-          <w:tblHeader w:val="true"/>
-        </w:trPr>
-        <w:tc>
-          <w:tcPr>
-            <w:tcW w:type="dxa" w:w="510"/>
-            <w:vAlign w:val="center"/>
-          </w:tcPr>
-          <w:p>
-            <w:pPr>
-              <w:pStyle w:val="TableText"/>
-              <w:keepNext/>
-              <w:jc w:val="center"/>
-            </w:pPr>
-            <w:r>
-              <w:rPr>
-                <w:b/>
-                <w:sz w:val="22"/>
-              </w:rPr>
-              <w:t>№</w:t>
-            </w:r>
-          </w:p>
-        </w:tc>
-        <w:tc>
-          <w:tcPr>
-            <w:tcW w:type="dxa" w:w="4876"/>
-            <w:vAlign w:val="center"/>
-          </w:tcPr>
-          <w:p>
-            <w:pPr>
-              <w:pStyle w:val="TableText"/>
-              <w:keepNext/>
-              <w:jc w:val="center"/>
-            </w:pPr>
-            <w:r>
-              <w:rPr>
-                <w:b/>
-                <w:sz w:val="22"/>
-              </w:rPr>
-              <w:t>Наименование</w:t>
-            </w:r>
-          </w:p>
-        </w:tc>
-        <w:tc>
-          <w:tcPr>
-            <w:tcW w:type="dxa" w:w="907"/>
-            <w:vAlign w:val="center"/>
-          </w:tcPr>
-          <w:p>
-            <w:pPr>
-              <w:pStyle w:val="TableText"/>
-              <w:keepNext/>
-              <w:jc w:val="center"/>
-            </w:pPr>
-            <w:r>
-              <w:rPr>
-                <w:b/>
-                <w:sz w:val="22"/>
-              </w:rPr>
-              <w:t>Ед. изм.</w:t>
-            </w:r>
-          </w:p>
-        </w:tc>
-        <w:tc>
-          <w:tcPr>
-            <w:tcW w:type="dxa" w:w="907"/>
-            <w:vAlign w:val="center"/>
-          </w:tcPr>
-          <w:p>
-            <w:pPr>
-              <w:pStyle w:val="TableText"/>
-              <w:keepNext/>
-              <w:jc w:val="center"/>
-            </w:pPr>
-            <w:r>
-              <w:rPr>
-                <w:b/>
-                <w:sz w:val="22"/>
-              </w:rPr>
-              <w:t>Кол-во</w:t>
-            </w:r>
-          </w:p>
-        </w:tc>
-        <w:tc>
-          <w:tcPr>
-            <w:tcW w:type="dxa" w:w="1020"/>
-            <w:vAlign w:val="center"/>
-          </w:tcPr>
-          <w:p>
-            <w:pPr>
-              <w:pStyle w:val="TableText"/>
-              <w:keepNext/>
-              <w:jc w:val="center"/>
-            </w:pPr>
-            <w:r>
-              <w:rPr>
-                <w:b/>
-                <w:sz w:val="22"/>
-              </w:rPr>
-              <w:t>Цена, руб.</w:t>
-            </w:r>
-          </w:p>
-        </w:tc>
-        <w:tc>
-          <w:tcPr>
-            <w:tcW w:type="dxa" w:w="1134"/>
-            <w:vAlign w:val="center"/>
-          </w:tcPr>
-          <w:p>
-            <w:pPr>
-              <w:pStyle w:val="TableText"/>
-              <w:keepNext/>
-              <w:jc w:val="center"/>
-            </w:pPr>
-            <w:r>
-              <w:rPr>
-                <w:b/>
-                <w:sz w:val="22"/>
-              </w:rPr>
-              <w:t>Сумма, руб.</w:t>
-            </w:r>
-          </w:p>
-        </w:tc>
-      </w:tr>
-      <w:tr>
-        <w:trPr>
-          <w:cantSplit/>
-        </w:trPr>
-        <w:tc>
-          <w:tcPr>
-            <w:tcW w:type="dxa" w:w="510"/>
-            <w:vAlign w:val="center"/>
-          </w:tcPr>
-          <w:p>
-            <w:pPr>
-              <w:pStyle w:val="TableText"/>
-              <w:keepNext/>
-              <w:jc w:val="left"/>
-            </w:pPr>
-            <w:r>
-              <w:rPr>
-                <w:sz w:val="22"/>
-              </w:rPr>
-              <w:t>1</w:t>
-            </w:r>
-          </w:p>
-        </w:tc>
-        <w:tc>
-          <w:tcPr>
-            <w:tcW w:type="dxa" w:w="4876"/>
-            <w:vAlign w:val="center"/>
-          </w:tcPr>
-          <w:p>
-            <w:pPr>
-              <w:pStyle w:val="TableText"/>
-              <w:keepNext/>
-              <w:jc w:val="left"/>
-            </w:pPr>
-            <w:r>
-              <w:rPr>
-                <w:sz w:val="22"/>
-              </w:rPr>
-              <w:t>Отладочная плата LilyGO T-HaLow V1.0, ревизия 24-08-23 (ESP32-S3 + TX-AH-R900P, 859–894 МГц)</w:t>
-            </w:r>
-          </w:p>
-        </w:tc>
-        <w:tc>
-          <w:tcPr>
-            <w:tcW w:type="dxa" w:w="907"/>
-            <w:vAlign w:val="center"/>
-          </w:tcPr>
-          <w:p>
-            <w:pPr>
-              <w:pStyle w:val="TableText"/>
-              <w:keepNext/>
-              <w:jc w:val="center"/>
-            </w:pPr>
-            <w:r>
-              <w:rPr>
-                <w:sz w:val="22"/>
-              </w:rPr>
-              <w:t>шт.</w:t>
-            </w:r>
-          </w:p>
-        </w:tc>
-        <w:tc>
-          <w:tcPr>
-            <w:tcW w:type="dxa" w:w="907"/>
-            <w:vAlign w:val="center"/>
-          </w:tcPr>
-          <w:p>
-            <w:pPr>
-              <w:pStyle w:val="TableText"/>
-              <w:keepNext/>
-              <w:jc w:val="center"/>
-            </w:pPr>
-            <w:r>
-              <w:rPr>
-                <w:sz w:val="22"/>
-              </w:rPr>
-              <w:t>2</w:t>
-            </w:r>
-          </w:p>
-        </w:tc>
-        <w:tc>
-          <w:tcPr>
-            <w:tcW w:type="dxa" w:w="1020"/>
-            <w:vAlign w:val="center"/>
-          </w:tcPr>
-          <w:p>
-            <w:pPr>
-              <w:pStyle w:val="TableText"/>
-              <w:keepNext/>
-              <w:jc w:val="right"/>
-            </w:pPr>
-            <w:r>
-              <w:rPr>
-                <w:sz w:val="22"/>
-              </w:rPr>
-              <w:t>3 198</w:t>
-            </w:r>
-          </w:p>
-        </w:tc>
-        <w:tc>
-          <w:tcPr>
-            <w:tcW w:type="dxa" w:w="1134"/>
-            <w:vAlign w:val="center"/>
-          </w:tcPr>
-          <w:p>
-            <w:pPr>
-              <w:pStyle w:val="TableText"/>
-              <w:keepNext/>
-              <w:jc w:val="right"/>
-            </w:pPr>
-            <w:r>
-              <w:rPr>
-                <w:sz w:val="22"/>
-              </w:rPr>
-              <w:t>6 396</w:t>
-            </w:r>
-          </w:p>
-        </w:tc>
-      </w:tr>
-      <w:tr>
-        <w:trPr>
-          <w:cantSplit/>
-        </w:trPr>
-        <w:tc>
-          <w:tcPr>
-            <w:tcW w:type="dxa" w:w="510"/>
-            <w:vAlign w:val="center"/>
-          </w:tcPr>
-          <w:p>
-            <w:pPr>
-              <w:pStyle w:val="TableText"/>
-              <w:keepNext/>
-              <w:jc w:val="left"/>
-            </w:pPr>
-            <w:r>
-              <w:rPr>
-                <w:sz w:val="22"/>
-              </w:rPr>
-              <w:t>2</w:t>
-            </w:r>
-          </w:p>
-        </w:tc>
-        <w:tc>
-          <w:tcPr>
-            <w:tcW w:type="dxa" w:w="4876"/>
-            <w:vAlign w:val="center"/>
-          </w:tcPr>
-          <w:p>
-            <w:pPr>
-              <w:pStyle w:val="TableText"/>
-              <w:keepNext/>
-              <w:jc w:val="left"/>
-            </w:pPr>
-            <w:r>
-              <w:rPr>
-                <w:sz w:val="22"/>
-              </w:rPr>
-              <w:t>Модуль камеры OV5640, 24 pin (основной и запасной)</w:t>
-            </w:r>
-          </w:p>
-        </w:tc>
-        <w:tc>
-          <w:tcPr>
-            <w:tcW w:type="dxa" w:w="907"/>
-            <w:vAlign w:val="center"/>
-          </w:tcPr>
-          <w:p>
-            <w:pPr>
-              <w:pStyle w:val="TableText"/>
-              <w:keepNext/>
-              <w:jc w:val="center"/>
-            </w:pPr>
-            <w:r>
-              <w:rPr>
-                <w:sz w:val="22"/>
-              </w:rPr>
-              <w:t>шт.</w:t>
-            </w:r>
-          </w:p>
-        </w:tc>
-        <w:tc>
-          <w:tcPr>
-            <w:tcW w:type="dxa" w:w="907"/>
-            <w:vAlign w:val="center"/>
-          </w:tcPr>
-          <w:p>
-            <w:pPr>
-              <w:pStyle w:val="TableText"/>
-              <w:keepNext/>
-              <w:jc w:val="center"/>
-            </w:pPr>
-            <w:r>
-              <w:rPr>
-                <w:sz w:val="22"/>
-              </w:rPr>
-              <w:t>2</w:t>
-            </w:r>
-          </w:p>
-        </w:tc>
-        <w:tc>
-          <w:tcPr>
-            <w:tcW w:type="dxa" w:w="1020"/>
-            <w:vAlign w:val="center"/>
-          </w:tcPr>
-          <w:p>
-            <w:pPr>
-              <w:pStyle w:val="TableText"/>
-              <w:keepNext/>
-              <w:jc w:val="right"/>
-            </w:pPr>
-            <w:r>
-              <w:rPr>
-                <w:sz w:val="22"/>
-              </w:rPr>
-              <w:t>1 100</w:t>
-            </w:r>
-          </w:p>
-        </w:tc>
-        <w:tc>
-          <w:tcPr>
-            <w:tcW w:type="dxa" w:w="1134"/>
-            <w:vAlign w:val="center"/>
-          </w:tcPr>
-          <w:p>
-            <w:pPr>
-              <w:pStyle w:val="TableText"/>
-              <w:keepNext/>
-              <w:jc w:val="right"/>
-            </w:pPr>
-            <w:r>
-              <w:rPr>
-                <w:sz w:val="22"/>
-              </w:rPr>
-              <w:t>2 200</w:t>
-            </w:r>
-          </w:p>
-        </w:tc>
-      </w:tr>
-      <w:tr>
-        <w:trPr>
-          <w:cantSplit/>
-        </w:trPr>
-        <w:tc>
-          <w:tcPr>
-            <w:tcW w:type="dxa" w:w="510"/>
-            <w:vAlign w:val="center"/>
-          </w:tcPr>
-          <w:p>
-            <w:pPr>
-              <w:pStyle w:val="TableText"/>
-              <w:keepNext/>
-              <w:jc w:val="left"/>
-            </w:pPr>
-            <w:r>
-              <w:rPr>
-                <w:sz w:val="22"/>
-              </w:rPr>
-              <w:t>3</w:t>
-            </w:r>
-          </w:p>
-        </w:tc>
-        <w:tc>
-          <w:tcPr>
-            <w:tcW w:type="dxa" w:w="4876"/>
-            <w:vAlign w:val="center"/>
-          </w:tcPr>
-          <w:p>
-            <w:pPr>
-              <w:pStyle w:val="TableText"/>
-              <w:keepNext/>
-              <w:jc w:val="left"/>
-            </w:pPr>
-            <w:r>
-              <w:rPr>
-                <w:sz w:val="22"/>
-              </w:rPr>
-              <w:t>Микросхема флеш-памяти W25Q32JVSSIQ</w:t>
-            </w:r>
-          </w:p>
-        </w:tc>
-        <w:tc>
-          <w:tcPr>
-            <w:tcW w:type="dxa" w:w="907"/>
-            <w:vAlign w:val="center"/>
-          </w:tcPr>
-          <w:p>
-            <w:pPr>
-              <w:pStyle w:val="TableText"/>
-              <w:keepNext/>
-              <w:jc w:val="center"/>
-            </w:pPr>
-            <w:r>
-              <w:rPr>
-                <w:sz w:val="22"/>
-              </w:rPr>
-              <w:t>шт.</w:t>
-            </w:r>
-          </w:p>
-        </w:tc>
-        <w:tc>
-          <w:tcPr>
-            <w:tcW w:type="dxa" w:w="907"/>
-            <w:vAlign w:val="center"/>
-          </w:tcPr>
-          <w:p>
-            <w:pPr>
-              <w:pStyle w:val="TableText"/>
-              <w:keepNext/>
-              <w:jc w:val="center"/>
-            </w:pPr>
-            <w:r>
-              <w:rPr>
-                <w:sz w:val="22"/>
-              </w:rPr>
-              <w:t>2</w:t>
-            </w:r>
-          </w:p>
-        </w:tc>
-        <w:tc>
-          <w:tcPr>
-            <w:tcW w:type="dxa" w:w="1020"/>
-            <w:vAlign w:val="center"/>
-          </w:tcPr>
-          <w:p>
-            <w:pPr>
-              <w:pStyle w:val="TableText"/>
-              <w:keepNext/>
-              <w:jc w:val="right"/>
-            </w:pPr>
-            <w:r>
-              <w:rPr>
-                <w:sz w:val="22"/>
-              </w:rPr>
-              <w:t>100</w:t>
-            </w:r>
-          </w:p>
-        </w:tc>
-        <w:tc>
-          <w:tcPr>
-            <w:tcW w:type="dxa" w:w="1134"/>
-            <w:vAlign w:val="center"/>
-          </w:tcPr>
-          <w:p>
-            <w:pPr>
-              <w:pStyle w:val="TableText"/>
-              <w:keepNext/>
-              <w:jc w:val="right"/>
-            </w:pPr>
-            <w:r>
-              <w:rPr>
-                <w:sz w:val="22"/>
-              </w:rPr>
-              <w:t>200</w:t>
-            </w:r>
-          </w:p>
-        </w:tc>
-      </w:tr>
-      <w:tr>
-        <w:trPr>
-          <w:cantSplit/>
-        </w:trPr>
-        <w:tc>
-          <w:tcPr>
-            <w:tcW w:type="dxa" w:w="510"/>
-            <w:vAlign w:val="center"/>
-          </w:tcPr>
-          <w:p>
-            <w:pPr>
-              <w:pStyle w:val="TableText"/>
-              <w:keepNext/>
-              <w:jc w:val="left"/>
-            </w:pPr>
-            <w:r>
-              <w:rPr>
-                <w:sz w:val="22"/>
-              </w:rPr>
-              <w:t>4</w:t>
-            </w:r>
-          </w:p>
-        </w:tc>
-        <w:tc>
-          <w:tcPr>
-            <w:tcW w:type="dxa" w:w="4876"/>
-            <w:vAlign w:val="center"/>
-          </w:tcPr>
-          <w:p>
-            <w:pPr>
-              <w:pStyle w:val="TableText"/>
-              <w:keepNext/>
-              <w:jc w:val="left"/>
-            </w:pPr>
-            <w:r>
-              <w:rPr>
-                <w:sz w:val="22"/>
-              </w:rPr>
-              <w:t>Программатор CH341A с зажимом SOIC-8</w:t>
-            </w:r>
-          </w:p>
-        </w:tc>
-        <w:tc>
-          <w:tcPr>
-            <w:tcW w:type="dxa" w:w="907"/>
-            <w:vAlign w:val="center"/>
-          </w:tcPr>
-          <w:p>
-            <w:pPr>
-              <w:pStyle w:val="TableText"/>
-              <w:keepNext/>
-              <w:jc w:val="center"/>
-            </w:pPr>
-            <w:r>
-              <w:rPr>
-                <w:sz w:val="22"/>
-              </w:rPr>
-              <w:t>шт.</w:t>
-            </w:r>
-          </w:p>
-        </w:tc>
-        <w:tc>
-          <w:tcPr>
-            <w:tcW w:type="dxa" w:w="907"/>
-            <w:vAlign w:val="center"/>
-          </w:tcPr>
-          <w:p>
-            <w:pPr>
-              <w:pStyle w:val="TableText"/>
-              <w:keepNext/>
-              <w:jc w:val="center"/>
-            </w:pPr>
-            <w:r>
-              <w:rPr>
-                <w:sz w:val="22"/>
-              </w:rPr>
-              <w:t>1</w:t>
-            </w:r>
-          </w:p>
-        </w:tc>
-        <w:tc>
-          <w:tcPr>
-            <w:tcW w:type="dxa" w:w="1020"/>
-            <w:vAlign w:val="center"/>
-          </w:tcPr>
-          <w:p>
-            <w:pPr>
-              <w:pStyle w:val="TableText"/>
-              <w:keepNext/>
-              <w:jc w:val="right"/>
-            </w:pPr>
-            <w:r>
-              <w:rPr>
-                <w:sz w:val="22"/>
-              </w:rPr>
-              <w:t>714</w:t>
-            </w:r>
-          </w:p>
-        </w:tc>
-        <w:tc>
-          <w:tcPr>
-            <w:tcW w:type="dxa" w:w="1134"/>
-            <w:vAlign w:val="center"/>
-          </w:tcPr>
-          <w:p>
-            <w:pPr>
-              <w:pStyle w:val="TableText"/>
-              <w:keepNext/>
-              <w:jc w:val="right"/>
-            </w:pPr>
-            <w:r>
-              <w:rPr>
-                <w:sz w:val="22"/>
-              </w:rPr>
-              <w:t>714</w:t>
-            </w:r>
-          </w:p>
-        </w:tc>
-      </w:tr>
-      <w:tr>
-        <w:trPr>
-          <w:cantSplit/>
-        </w:trPr>
-        <w:tc>
-          <w:tcPr>
-            <w:tcW w:type="dxa" w:w="510"/>
-            <w:vAlign w:val="center"/>
-          </w:tcPr>
-          <w:p>
-            <w:pPr>
-              <w:pStyle w:val="TableText"/>
-              <w:keepNext/>
-              <w:jc w:val="left"/>
-            </w:pPr>
-            <w:r>
-              <w:rPr>
-                <w:sz w:val="22"/>
-              </w:rPr>
-              <w:t>5</w:t>
-            </w:r>
-          </w:p>
-        </w:tc>
-        <w:tc>
-          <w:tcPr>
-            <w:tcW w:type="dxa" w:w="4876"/>
-            <w:vAlign w:val="center"/>
-          </w:tcPr>
-          <w:p>
-            <w:pPr>
-              <w:pStyle w:val="TableText"/>
-              <w:keepNext/>
-              <w:jc w:val="left"/>
-            </w:pPr>
-            <w:r>
-              <w:rPr>
-                <w:sz w:val="22"/>
-              </w:rPr>
-              <w:t>Кабель USB Type-C с передачей данных, 1 м</w:t>
-            </w:r>
-          </w:p>
-        </w:tc>
-        <w:tc>
-          <w:tcPr>
-            <w:tcW w:type="dxa" w:w="907"/>
-            <w:vAlign w:val="center"/>
-          </w:tcPr>
-          <w:p>
-            <w:pPr>
-              <w:pStyle w:val="TableText"/>
-              <w:keepNext/>
-              <w:jc w:val="center"/>
-            </w:pPr>
-            <w:r>
-              <w:rPr>
-                <w:sz w:val="22"/>
-              </w:rPr>
-              <w:t>шт.</w:t>
-            </w:r>
-          </w:p>
-        </w:tc>
-        <w:tc>
-          <w:tcPr>
-            <w:tcW w:type="dxa" w:w="907"/>
-            <w:vAlign w:val="center"/>
-          </w:tcPr>
-          <w:p>
-            <w:pPr>
-              <w:pStyle w:val="TableText"/>
-              <w:keepNext/>
-              <w:jc w:val="center"/>
-            </w:pPr>
-            <w:r>
-              <w:rPr>
-                <w:sz w:val="22"/>
-              </w:rPr>
-              <w:t>2</w:t>
-            </w:r>
-          </w:p>
-        </w:tc>
-        <w:tc>
-          <w:tcPr>
-            <w:tcW w:type="dxa" w:w="1020"/>
-            <w:vAlign w:val="center"/>
-          </w:tcPr>
-          <w:p>
-            <w:pPr>
-              <w:pStyle w:val="TableText"/>
-              <w:keepNext/>
-              <w:jc w:val="right"/>
-            </w:pPr>
-            <w:r>
-              <w:rPr>
-                <w:sz w:val="22"/>
-              </w:rPr>
-              <w:t>350</w:t>
-            </w:r>
-          </w:p>
-        </w:tc>
-        <w:tc>
-          <w:tcPr>
-            <w:tcW w:type="dxa" w:w="1134"/>
-            <w:vAlign w:val="center"/>
-          </w:tcPr>
-          <w:p>
-            <w:pPr>
-              <w:pStyle w:val="TableText"/>
-              <w:keepNext/>
-              <w:jc w:val="right"/>
-            </w:pPr>
-            <w:r>
-              <w:rPr>
-                <w:sz w:val="22"/>
-              </w:rPr>
-              <w:t>700</w:t>
-            </w:r>
-          </w:p>
-        </w:tc>
-      </w:tr>
-      <w:tr>
-        <w:trPr>
-          <w:cantSplit/>
-        </w:trPr>
-        <w:tc>
-          <w:tcPr>
-            <w:tcW w:type="dxa" w:w="510"/>
-            <w:vAlign w:val="center"/>
-          </w:tcPr>
-          <w:p>
-            <w:pPr>
-              <w:pStyle w:val="TableText"/>
-              <w:keepNext/>
-              <w:jc w:val="left"/>
-            </w:pPr>
-            <w:r>
-              <w:rPr>
-                <w:sz w:val="22"/>
-              </w:rPr>
-              <w:t>6</w:t>
-            </w:r>
-          </w:p>
-        </w:tc>
-        <w:tc>
-          <w:tcPr>
-            <w:tcW w:type="dxa" w:w="4876"/>
-            <w:vAlign w:val="center"/>
-          </w:tcPr>
-          <w:p>
-            <w:pPr>
-              <w:pStyle w:val="TableText"/>
-              <w:keepNext/>
-              <w:jc w:val="left"/>
-            </w:pPr>
-            <w:r>
-              <w:rPr>
-                <w:sz w:val="22"/>
-              </w:rPr>
-              <w:t>Аккумулятор Li-Ion 18650, 3000 мА·ч</w:t>
-            </w:r>
-          </w:p>
-        </w:tc>
-        <w:tc>
-          <w:tcPr>
-            <w:tcW w:type="dxa" w:w="907"/>
-            <w:vAlign w:val="center"/>
-          </w:tcPr>
-          <w:p>
-            <w:pPr>
-              <w:pStyle w:val="TableText"/>
-              <w:keepNext/>
-              <w:jc w:val="center"/>
-            </w:pPr>
-            <w:r>
-              <w:rPr>
-                <w:sz w:val="22"/>
-              </w:rPr>
-              <w:t>шт.</w:t>
-            </w:r>
-          </w:p>
-        </w:tc>
-        <w:tc>
-          <w:tcPr>
-            <w:tcW w:type="dxa" w:w="907"/>
-            <w:vAlign w:val="center"/>
-          </w:tcPr>
-          <w:p>
-            <w:pPr>
-              <w:pStyle w:val="TableText"/>
-              <w:keepNext/>
-              <w:jc w:val="center"/>
-            </w:pPr>
-            <w:r>
-              <w:rPr>
-                <w:sz w:val="22"/>
-              </w:rPr>
-              <w:t>4</w:t>
-            </w:r>
-          </w:p>
-        </w:tc>
-        <w:tc>
-          <w:tcPr>
-            <w:tcW w:type="dxa" w:w="1020"/>
-            <w:vAlign w:val="center"/>
-          </w:tcPr>
-          <w:p>
-            <w:pPr>
-              <w:pStyle w:val="TableText"/>
-              <w:keepNext/>
-              <w:jc w:val="right"/>
-            </w:pPr>
-            <w:r>
-              <w:rPr>
-                <w:sz w:val="22"/>
-              </w:rPr>
-              <w:t>450</w:t>
-            </w:r>
-          </w:p>
-        </w:tc>
-        <w:tc>
-          <w:tcPr>
-            <w:tcW w:type="dxa" w:w="1134"/>
-            <w:vAlign w:val="center"/>
-          </w:tcPr>
-          <w:p>
-            <w:pPr>
-              <w:pStyle w:val="TableText"/>
-              <w:keepNext/>
-              <w:jc w:val="right"/>
-            </w:pPr>
-            <w:r>
-              <w:rPr>
-                <w:sz w:val="22"/>
-              </w:rPr>
-              <w:t>1 800</w:t>
-            </w:r>
-          </w:p>
-        </w:tc>
-      </w:tr>
-      <w:tr>
-        <w:trPr>
-          <w:cantSplit/>
-        </w:trPr>
-        <w:tc>
-          <w:tcPr>
-            <w:tcW w:type="dxa" w:w="510"/>
-            <w:vAlign w:val="center"/>
-          </w:tcPr>
-          <w:p>
-            <w:pPr>
-              <w:pStyle w:val="TableText"/>
-              <w:keepNext/>
-              <w:jc w:val="left"/>
-            </w:pPr>
-            <w:r>
-              <w:rPr>
-                <w:sz w:val="22"/>
-              </w:rPr>
-              <w:t>7</w:t>
-            </w:r>
-          </w:p>
-        </w:tc>
-        <w:tc>
-          <w:tcPr>
-            <w:tcW w:type="dxa" w:w="4876"/>
-            <w:vAlign w:val="center"/>
-          </w:tcPr>
-          <w:p>
-            <w:pPr>
-              <w:pStyle w:val="TableText"/>
-              <w:keepNext/>
-              <w:jc w:val="left"/>
-            </w:pPr>
-            <w:r>
-              <w:rPr>
-                <w:sz w:val="22"/>
-              </w:rPr>
-              <w:t>Зарядное устройство для аккумуляторов 18650</w:t>
-            </w:r>
-          </w:p>
-        </w:tc>
-        <w:tc>
-          <w:tcPr>
-            <w:tcW w:type="dxa" w:w="907"/>
-            <w:vAlign w:val="center"/>
-          </w:tcPr>
-          <w:p>
-            <w:pPr>
-              <w:pStyle w:val="TableText"/>
-              <w:keepNext/>
-              <w:jc w:val="center"/>
-            </w:pPr>
-            <w:r>
-              <w:rPr>
-                <w:sz w:val="22"/>
-              </w:rPr>
-              <w:t>шт.</w:t>
-            </w:r>
-          </w:p>
-        </w:tc>
-        <w:tc>
-          <w:tcPr>
-            <w:tcW w:type="dxa" w:w="907"/>
-            <w:vAlign w:val="center"/>
-          </w:tcPr>
-          <w:p>
-            <w:pPr>
-              <w:pStyle w:val="TableText"/>
-              <w:keepNext/>
-              <w:jc w:val="center"/>
-            </w:pPr>
-            <w:r>
-              <w:rPr>
-                <w:sz w:val="22"/>
-              </w:rPr>
-              <w:t>1</w:t>
-            </w:r>
-          </w:p>
-        </w:tc>
-        <w:tc>
-          <w:tcPr>
-            <w:tcW w:type="dxa" w:w="1020"/>
-            <w:vAlign w:val="center"/>
-          </w:tcPr>
-          <w:p>
-            <w:pPr>
-              <w:pStyle w:val="TableText"/>
-              <w:keepNext/>
-              <w:jc w:val="right"/>
-            </w:pPr>
-            <w:r>
-              <w:rPr>
-                <w:sz w:val="22"/>
-              </w:rPr>
-              <w:t>900</w:t>
-            </w:r>
-          </w:p>
-        </w:tc>
-        <w:tc>
-          <w:tcPr>
-            <w:tcW w:type="dxa" w:w="1134"/>
-            <w:vAlign w:val="center"/>
-          </w:tcPr>
-          <w:p>
-            <w:pPr>
-              <w:pStyle w:val="TableText"/>
-              <w:keepNext/>
-              <w:jc w:val="right"/>
-            </w:pPr>
-            <w:r>
-              <w:rPr>
-                <w:sz w:val="22"/>
-              </w:rPr>
-              <w:t>900</w:t>
-            </w:r>
-          </w:p>
-        </w:tc>
-      </w:tr>
-      <w:tr>
-        <w:trPr>
-          <w:cantSplit/>
-        </w:trPr>
-        <w:tc>
-          <w:tcPr>
-            <w:tcW w:type="dxa" w:w="510"/>
-            <w:vAlign w:val="center"/>
-          </w:tcPr>
-          <w:p>
-            <w:pPr>
-              <w:pStyle w:val="TableText"/>
-              <w:keepNext/>
-              <w:jc w:val="left"/>
-            </w:pPr>
-            <w:r>
-              <w:rPr>
-                <w:sz w:val="22"/>
-              </w:rPr>
-              <w:t>8</w:t>
-            </w:r>
-          </w:p>
-        </w:tc>
-        <w:tc>
-          <w:tcPr>
-            <w:tcW w:type="dxa" w:w="4876"/>
-            <w:vAlign w:val="center"/>
-          </w:tcPr>
-          <w:p>
-            <w:pPr>
-              <w:pStyle w:val="TableText"/>
-              <w:keepNext/>
-              <w:jc w:val="left"/>
-            </w:pPr>
-            <w:r>
-              <w:rPr>
-                <w:sz w:val="22"/>
-              </w:rPr>
-              <w:t>Бумага офисная А4, 500 листов</w:t>
-            </w:r>
-          </w:p>
-        </w:tc>
-        <w:tc>
-          <w:tcPr>
-            <w:tcW w:type="dxa" w:w="907"/>
-            <w:vAlign w:val="center"/>
-          </w:tcPr>
-          <w:p>
-            <w:pPr>
-              <w:pStyle w:val="TableText"/>
-              <w:keepNext/>
-              <w:jc w:val="center"/>
-            </w:pPr>
-            <w:r>
-              <w:rPr>
-                <w:sz w:val="22"/>
-              </w:rPr>
-              <w:t>пачка</w:t>
-            </w:r>
-          </w:p>
-        </w:tc>
-        <w:tc>
-          <w:tcPr>
-            <w:tcW w:type="dxa" w:w="907"/>
-            <w:vAlign w:val="center"/>
-          </w:tcPr>
-          <w:p>
-            <w:pPr>
-              <w:pStyle w:val="TableText"/>
-              <w:keepNext/>
-              <w:jc w:val="center"/>
-            </w:pPr>
-            <w:r>
-              <w:rPr>
-                <w:sz w:val="22"/>
-              </w:rPr>
-              <w:t>5</w:t>
-            </w:r>
-          </w:p>
-        </w:tc>
-        <w:tc>
-          <w:tcPr>
-            <w:tcW w:type="dxa" w:w="1020"/>
-            <w:vAlign w:val="center"/>
-          </w:tcPr>
-          <w:p>
-            <w:pPr>
-              <w:pStyle w:val="TableText"/>
-              <w:keepNext/>
-              <w:jc w:val="right"/>
-            </w:pPr>
-            <w:r>
-              <w:rPr>
-                <w:sz w:val="22"/>
-              </w:rPr>
-              <w:t>550</w:t>
-            </w:r>
-          </w:p>
-        </w:tc>
-        <w:tc>
-          <w:tcPr>
-            <w:tcW w:type="dxa" w:w="1134"/>
-            <w:vAlign w:val="center"/>
-          </w:tcPr>
-          <w:p>
-            <w:pPr>
-              <w:pStyle w:val="TableText"/>
-              <w:keepNext/>
-              <w:jc w:val="right"/>
-            </w:pPr>
-            <w:r>
-              <w:rPr>
-                <w:sz w:val="22"/>
-              </w:rPr>
-              <w:t>2 750</w:t>
-            </w:r>
-          </w:p>
-        </w:tc>
-      </w:tr>
-      <w:tr>
-        <w:trPr>
-          <w:cantSplit/>
-        </w:trPr>
-        <w:tc>
-          <w:tcPr>
-            <w:tcW w:type="dxa" w:w="510"/>
-            <w:vAlign w:val="center"/>
-          </w:tcPr>
-          <w:p>
-            <w:pPr>
-              <w:pStyle w:val="TableText"/>
-              <w:keepNext/>
-              <w:jc w:val="left"/>
-            </w:pPr>
-            <w:r>
-              <w:rPr>
-                <w:sz w:val="22"/>
-              </w:rPr>
-              <w:t>9</w:t>
-            </w:r>
-          </w:p>
-        </w:tc>
-        <w:tc>
-          <w:tcPr>
-            <w:tcW w:type="dxa" w:w="4876"/>
-            <w:vAlign w:val="center"/>
-          </w:tcPr>
-          <w:p>
-            <w:pPr>
-              <w:pStyle w:val="TableText"/>
-              <w:keepNext/>
-              <w:jc w:val="left"/>
-            </w:pPr>
-            <w:r>
-              <w:rPr>
-                <w:sz w:val="22"/>
-              </w:rPr>
-              <w:t>Картридж для лазерного принтера</w:t>
-            </w:r>
-          </w:p>
-        </w:tc>
-        <w:tc>
-          <w:tcPr>
-            <w:tcW w:type="dxa" w:w="907"/>
-            <w:vAlign w:val="center"/>
-          </w:tcPr>
-          <w:p>
-            <w:pPr>
-              <w:pStyle w:val="TableText"/>
-              <w:keepNext/>
-              <w:jc w:val="center"/>
-            </w:pPr>
-            <w:r>
-              <w:rPr>
-                <w:sz w:val="22"/>
-              </w:rPr>
-              <w:t>шт.</w:t>
-            </w:r>
-          </w:p>
-        </w:tc>
-        <w:tc>
-          <w:tcPr>
-            <w:tcW w:type="dxa" w:w="907"/>
-            <w:vAlign w:val="center"/>
-          </w:tcPr>
-          <w:p>
-            <w:pPr>
-              <w:pStyle w:val="TableText"/>
-              <w:keepNext/>
-              <w:jc w:val="center"/>
-            </w:pPr>
-            <w:r>
-              <w:rPr>
-                <w:sz w:val="22"/>
-              </w:rPr>
-              <w:t>2</w:t>
-            </w:r>
-          </w:p>
-        </w:tc>
-        <w:tc>
-          <w:tcPr>
-            <w:tcW w:type="dxa" w:w="1020"/>
-            <w:vAlign w:val="center"/>
-          </w:tcPr>
-          <w:p>
-            <w:pPr>
-              <w:pStyle w:val="TableText"/>
-              <w:keepNext/>
-              <w:jc w:val="right"/>
-            </w:pPr>
-            <w:r>
-              <w:rPr>
-                <w:sz w:val="22"/>
-              </w:rPr>
-              <w:t>3 200</w:t>
-            </w:r>
-          </w:p>
-        </w:tc>
-        <w:tc>
-          <w:tcPr>
-            <w:tcW w:type="dxa" w:w="1134"/>
-            <w:vAlign w:val="center"/>
-          </w:tcPr>
-          <w:p>
-            <w:pPr>
-              <w:pStyle w:val="TableText"/>
-              <w:keepNext/>
-              <w:jc w:val="right"/>
-            </w:pPr>
-            <w:r>
-              <w:rPr>
-                <w:sz w:val="22"/>
-              </w:rPr>
-              <w:t>6 400</w:t>
-            </w:r>
-          </w:p>
-        </w:tc>
-      </w:tr>
-      <w:tr>
-        <w:trPr>
-          <w:cantSplit/>
-        </w:trPr>
-        <w:tc>
-          <w:tcPr>
-            <w:tcW w:type="dxa" w:w="510"/>
-            <w:vAlign w:val="center"/>
-          </w:tcPr>
-          <w:p>
-            <w:pPr>
-              <w:pStyle w:val="TableText"/>
-              <w:keepNext/>
-              <w:jc w:val="left"/>
-            </w:pPr>
-            <w:r>
-              <w:rPr>
-                <w:sz w:val="22"/>
-              </w:rPr>
-              <w:t>10</w:t>
-            </w:r>
-          </w:p>
-        </w:tc>
-        <w:tc>
-          <w:tcPr>
-            <w:tcW w:type="dxa" w:w="4876"/>
-            <w:vAlign w:val="center"/>
-          </w:tcPr>
-          <w:p>
-            <w:pPr>
-              <w:pStyle w:val="TableText"/>
-              <w:keepNext/>
-              <w:jc w:val="left"/>
-            </w:pPr>
-            <w:r>
-              <w:rPr>
-                <w:sz w:val="22"/>
-              </w:rPr>
-              <w:t>Канцелярские принадлежности: ручки, карандаши, скрепки, скобы, файлы, папки, тетради для журналов полевых измерений, маркеры</w:t>
-            </w:r>
-          </w:p>
-        </w:tc>
-        <w:tc>
-          <w:tcPr>
-            <w:tcW w:type="dxa" w:w="907"/>
-            <w:vAlign w:val="center"/>
-          </w:tcPr>
-          <w:p>
-            <w:pPr>
-              <w:pStyle w:val="TableText"/>
-              <w:keepNext/>
-              <w:jc w:val="center"/>
-            </w:pPr>
-            <w:r>
-              <w:rPr>
-                <w:sz w:val="22"/>
-              </w:rPr>
-              <w:t>компл.</w:t>
-            </w:r>
-          </w:p>
-        </w:tc>
-        <w:tc>
-          <w:tcPr>
-            <w:tcW w:type="dxa" w:w="907"/>
-            <w:vAlign w:val="center"/>
-          </w:tcPr>
-          <w:p>
-            <w:pPr>
-              <w:pStyle w:val="TableText"/>
-              <w:keepNext/>
-              <w:jc w:val="center"/>
-            </w:pPr>
-            <w:r>
-              <w:rPr>
-                <w:sz w:val="22"/>
-              </w:rPr>
-              <w:t>1</w:t>
-            </w:r>
-          </w:p>
-        </w:tc>
-        <w:tc>
-          <w:tcPr>
-            <w:tcW w:type="dxa" w:w="1020"/>
-            <w:vAlign w:val="center"/>
-          </w:tcPr>
-          <w:p>
-            <w:pPr>
-              <w:pStyle w:val="TableText"/>
-              <w:keepNext/>
-              <w:jc w:val="right"/>
-            </w:pPr>
-            <w:r>
-              <w:rPr>
-                <w:sz w:val="22"/>
-              </w:rPr>
-              <w:t>2 500</w:t>
-            </w:r>
-          </w:p>
-        </w:tc>
-        <w:tc>
-          <w:tcPr>
-            <w:tcW w:type="dxa" w:w="1134"/>
-            <w:vAlign w:val="center"/>
-          </w:tcPr>
-          <w:p>
-            <w:pPr>
-              <w:pStyle w:val="TableText"/>
-              <w:keepNext/>
-              <w:jc w:val="right"/>
-            </w:pPr>
-            <w:r>
-              <w:rPr>
-                <w:sz w:val="22"/>
-              </w:rPr>
-              <w:t>2 500</w:t>
-            </w:r>
-          </w:p>
-        </w:tc>
-      </w:tr>
-      <w:tr>
-        <w:trPr>
-          <w:cantSplit/>
-        </w:trPr>
-        <w:tc>
-          <w:tcPr>
-            <w:tcW w:type="dxa" w:w="510"/>
-            <w:vAlign w:val="center"/>
-          </w:tcPr>
-          <w:p>
-            <w:pPr>
-              <w:pStyle w:val="TableText"/>
-              <w:jc w:val="left"/>
-            </w:pPr>
-            <w:r>
-              <w:rPr>
-                <w:b/>
-                <w:sz w:val="22"/>
-              </w:rPr>
-            </w:r>
-          </w:p>
-        </w:tc>
-        <w:tc>
-          <w:tcPr>
-            <w:tcW w:type="dxa" w:w="4876"/>
-            <w:vAlign w:val="center"/>
-          </w:tcPr>
-          <w:p>
-            <w:pPr>
-              <w:pStyle w:val="TableText"/>
-              <w:jc w:val="left"/>
-            </w:pPr>
-            <w:r>
-              <w:rPr>
-                <w:b/>
-                <w:sz w:val="22"/>
-              </w:rPr>
-              <w:t>Итого</w:t>
-            </w:r>
-          </w:p>
-        </w:tc>
-        <w:tc>
-          <w:tcPr>
-            <w:tcW w:type="dxa" w:w="907"/>
-            <w:vAlign w:val="center"/>
-          </w:tcPr>
-          <w:p>
-            <w:pPr>
-              <w:pStyle w:val="TableText"/>
-              <w:jc w:val="center"/>
-            </w:pPr>
-            <w:r>
-              <w:rPr>
-                <w:b/>
-                <w:sz w:val="22"/>
-              </w:rPr>
-            </w:r>
-          </w:p>
-        </w:tc>
-        <w:tc>
-          <w:tcPr>
-            <w:tcW w:type="dxa" w:w="907"/>
-            <w:vAlign w:val="center"/>
-          </w:tcPr>
-          <w:p>
-            <w:pPr>
-              <w:pStyle w:val="TableText"/>
-              <w:jc w:val="center"/>
-            </w:pPr>
-            <w:r>
-              <w:rPr>
-                <w:b/>
-                <w:sz w:val="22"/>
-              </w:rPr>
-            </w:r>
-          </w:p>
-        </w:tc>
-        <w:tc>
-          <w:tcPr>
-            <w:tcW w:type="dxa" w:w="1020"/>
-            <w:vAlign w:val="center"/>
-          </w:tcPr>
-          <w:p>
-            <w:pPr>
-              <w:pStyle w:val="TableText"/>
-              <w:jc w:val="right"/>
-            </w:pPr>
-            <w:r>
-              <w:rPr>
-                <w:b/>
-                <w:sz w:val="22"/>
-              </w:rPr>
-            </w:r>
-          </w:p>
-        </w:tc>
-        <w:tc>
-          <w:tcPr>
-            <w:tcW w:type="dxa" w:w="1134"/>
-            <w:vAlign w:val="center"/>
-          </w:tcPr>
-          <w:p>
-            <w:pPr>
-              <w:pStyle w:val="TableText"/>
-              <w:jc w:val="right"/>
-            </w:pPr>
-            <w:r>
-              <w:rPr>
-                <w:b/>
-                <w:sz w:val="22"/>
-              </w:rPr>
-              <w:t>24 560</w:t>
-            </w:r>
-          </w:p>
-        </w:tc>
-      </w:tr>
-    </w:tbl>
-    <w:p>
-      <w:pPr>
-        <w:spacing w:line="240" w:lineRule="auto"/>
-      </w:pPr>
     </w:p>
     <w:p>
       <w:r>
@@ -9309,7 +10293,7 @@
               <w:jc w:val="right"/>
             </w:pPr>
             <w:r>
-              <w:t>(4.7)</w:t>
+              <w:t>(4.8)</w:t>
             </w:r>
           </w:p>
         </w:tc>
@@ -9670,7 +10654,7 @@
               <w:jc w:val="right"/>
             </w:pPr>
             <w:r>
-              <w:t>(4.8)</w:t>
+              <w:t>(4.9)</w:t>
             </w:r>
           </w:p>
         </w:tc>
@@ -9912,7 +10896,7 @@
               <w:jc w:val="right"/>
             </w:pPr>
             <w:r>
-              <w:t>(4.9)</w:t>
+              <w:t>(4.10)</w:t>
             </w:r>
           </w:p>
         </w:tc>
@@ -10354,7 +11338,7 @@
               <w:jc w:val="right"/>
             </w:pPr>
             <w:r>
-              <w:t>(4.10)</w:t>
+              <w:t>(4.11)</w:t>
             </w:r>
           </w:p>
         </w:tc>
@@ -10583,7 +11567,7 @@
               <w:jc w:val="right"/>
             </w:pPr>
             <w:r>
-              <w:t>(4.11)</w:t>
+              <w:t>(4.12)</w:t>
             </w:r>
           </w:p>
         </w:tc>

--- a/docs/ekonomika/Ekonomicheskaya_chast_HaLow.docx
+++ b/docs/ekonomika/Ekonomicheskaya_chast_HaLow.docx
@@ -17,7 +17,7 @@
     </w:p>
     <w:p>
       <w:r>
-        <w:t>Целью экономической части является технико-экономическое обоснование НИР по методике [38]: оценка её целесообразности по индексу научно-технической прогрессивности, планирование работ, определение затрат, себестоимости, цены и рентабельности, оценка экономической эффективности и срока окупаемости. Расчёты выполнены в ценах сентября 2026 г. для работы, выполняемой в г. Москве.</w:t>
+        <w:t>Целью экономической части является технико-экономическое обоснование НИР по методике [39]: оценка её целесообразности по индексу научно-технической прогрессивности, планирование работ, определение затрат, себестоимости, цены и рентабельности, оценка экономической эффективности и срока окупаемости. Расчёты выполнены в ценах сентября 2026 г. для работы, выполняемой в г. Москве.</w:t>
       </w:r>
     </w:p>
     <w:p>
@@ -30,17 +30,17 @@
     </w:p>
     <w:p>
       <w:r>
-        <w:t>Целесообразность НИР оценивается индексом научно-технической прогрессивности, который определяется сравнением НТПр с аналогом, выбранным за базу для сравнения. Сравнение выполняется методом балльных оценок по трём признакам: научно-технический уровень (новизна), перспективность и возможность применения результатов; баллы назначаются по нормативным шкалам [38].</w:t>
+        <w:t>Целесообразность НИР оценивается индексом научно-технической прогрессивности, который определяется сравнением НТПр с аналогом, выбранным за базу для сравнения. Сравнение выполняется методом балльных оценок по трём признакам: научно-технический уровень (новизна), перспективность и возможность применения результатов; баллы назначаются по нормативным шкалам [39].</w:t>
       </w:r>
     </w:p>
     <w:p>
       <w:r>
-        <w:t>Помимо используемой в работе платы LilyGO T-HaLow на чипсете Taixin стоимостью 3 198 руб. [27] на рынке представлены платы и оценочные комплекты на чипсетах Newracom, требующие внешнего управляющего компьютера или поставляемые по запросу [28, 29, 30], и Morse Micro. Единственный оценочный комплект производителя чипсета с открытой ценой и поставкой в Российскую Федерацию — Morse Micro MM6108-EKH05 стоимостью 39 620 руб. [31]. За базу для сравнения принят распространённый подход к оценке Wi-Fi HaLow — испытания по методике производителя на таких комплектах: измерение дальности и пропускной способности без сопоставления с теоретической оценкой и без сравнения с IEEE 802.11 в идентичных условиях.</w:t>
+        <w:t>Помимо используемой в работе платы LilyGO T-HaLow на чипсете Taixin стоимостью 3 198 руб. [28] на рынке представлены платы и оценочные комплекты на чипсетах Newracom, требующие внешнего управляющего компьютера или поставляемые по запросу [29, 30, 31], и Morse Micro. Единственный оценочный комплект производителя чипсета с открытой ценой и поставкой в Российскую Федерацию — Morse Micro MM6108-EKH05 стоимостью 39 620 руб. [32]. За базу для сравнения принят распространённый подход к оценке Wi-Fi HaLow — испытания по методике производителя на таких комплектах: измерение дальности и пропускной способности без сопоставления с теоретической оценкой и без сравнения с IEEE 802.11 в идентичных условиях.</w:t>
       </w:r>
     </w:p>
     <w:p>
       <w:r>
-        <w:t>Базовый вариант воспроизводит известные испытания, его результаты привязаны к конкретному комплекту и применимы на уровне отдельного предприятия после адаптации в срок 3–5 лет: новизна — 3 балла («приближается к мировым достижениям»), перспективность — 5 («важная»), возможность применения — 3. В настоящей работе теоретические модели распространения радиоволн проверяются экспериментально с определением их параметров и границ применимости, а Wi-Fi HaLow сравнивается с IEEE 802.11 на одной аппаратной платформе (ESP32-S3 имеет собственный радиотракт 2,4 ГГц), что исключает влияние различий оборудования, — 5 баллов; более высокая оценка не принята, так как исследована статичная конфигурация «точка — точка». Результаты непосредственно используются при проектировании каналов связи с БПЛА, а натурных данных для серийных модулей Wi-Fi HaLow, появившихся в 2024–2025 гг., немного, — 7 баллов. Результаты получены на серийной платформе и применимы разработчиками систем связи БПЛА на уровне отрасли в срок до 3 лет — 8 баллов. Значимость признаков принята по [38], результаты оценки сведены в таблицу 4.1.</w:t>
+        <w:t>Базовый вариант воспроизводит известные испытания, его результаты привязаны к конкретному комплекту и применимы на уровне отдельного предприятия после адаптации в срок 3–5 лет: новизна — 3 балла («приближается к мировым достижениям»), перспективность — 5 («важная»), возможность применения — 3. В настоящей работе теоретические модели распространения радиоволн проверяются экспериментально с определением их параметров и границ применимости, а Wi-Fi HaLow сравнивается с IEEE 802.11 на одной аппаратной платформе (ESP32-S3 имеет собственный радиотракт 2,4 ГГц), что исключает влияние различий оборудования, — 5 баллов; более высокая оценка не принята, так как исследована статичная конфигурация «точка — точка». Результаты непосредственно используются при проектировании каналов связи с БПЛА, а натурных данных для серийных модулей Wi-Fi HaLow, появившихся в 2024–2025 гг., немного, — 7 баллов. Результаты получены на серийной платформе и применимы разработчиками систем связи БПЛА на уровне отрасли в срок до 3 лет — 8 баллов. Значимость признаков принята по [39], результаты оценки сведены в таблицу 4.1.</w:t>
       </w:r>
     </w:p>
     <w:p>
@@ -1098,7 +1098,7 @@
     </w:p>
     <w:p>
       <w:r>
-        <w:t>Новизна НТПр оценивается по пяти критериям: принципиально новое — 5 баллов, новое — 3, улучшенное — 2, существующего уровня — 1, устаревшее — 0 [38] (таблица 4.2).</w:t>
+        <w:t>Новизна НТПр оценивается по пяти критериям: принципиально новое — 5 баллов, новое — 3, улучшенное — 2, существующего уровня — 1, устаревшее — 0 [39] (таблица 4.2).</w:t>
       </w:r>
     </w:p>
     <w:p>
@@ -1907,7 +1907,7 @@
     </w:p>
     <w:p>
       <w:r>
-        <w:t>Результат НИР является новым по функциональному критерию и улучшенным по технологическому и производственному; период эффективности новых технологий 2–3 года [38] согласуется с принятым периодом применения результатов — до 3 лет.</w:t>
+        <w:t>Результат НИР является новым по функциональному критерию и улучшенным по технологическому и производственному; период эффективности новых технологий 2–3 года [39] согласуется с принятым периодом применения результатов — до 3 лет.</w:t>
       </w:r>
     </w:p>
     <w:p>
@@ -1928,7 +1928,7 @@
         <w:keepNext/>
       </w:pPr>
       <w:r>
-        <w:t>Производственный цикл j-й стадии в рабочих днях [38]:</w:t>
+        <w:t>Производственный цикл j-й стадии в рабочих днях [39]:</w:t>
       </w:r>
     </w:p>
     <w:tbl>
@@ -2255,7 +2255,7 @@
         </m:sSub>
       </m:oMath>
       <w:r>
-        <w:t xml:space="preserve"> [38]. При начале работ 09.10.2026 и суммарной длительности 73 календарных дня НИР завершается 20.12.2026, каждая стадия — не позднее срока по заданию на ВКР (таблица 4.3).</w:t>
+        <w:t xml:space="preserve"> [39]. При начале работ 09.10.2026 и суммарной длительности 73 календарных дня НИР завершается 20.12.2026, каждая стадия — не позднее срока по заданию на ВКР (таблица 4.3).</w:t>
       </w:r>
     </w:p>
     <w:p>
@@ -3988,7 +3988,7 @@
         <w:keepNext/>
       </w:pPr>
       <w:r>
-        <w:t xml:space="preserve">Для наглядного представления структуры работ и их сроков построен сетевой график [38]. Перечень работ и событий приведён в таблице 4.4; продолжительность работ указана в календарных днях. Поскольку продолжительность работ НИР заранее точно не известна, для каждой работы экспертно заданы минимальная оценка </w:t>
+        <w:t xml:space="preserve">Для наглядного представления структуры работ и их сроков построен сетевой график [39]. Перечень работ и событий приведён в таблице 4.4; продолжительность работ указана в календарных днях. Поскольку продолжительность работ НИР заранее точно не известна, для каждой работы экспертно заданы минимальная оценка </w:t>
       </w:r>
       <m:oMath>
         <m:sSub>
@@ -4040,7 +4040,7 @@
         </m:sSub>
       </m:oMath>
       <w:r>
-        <w:t xml:space="preserve"> — при наиболее неблагоприятном; ожидаемая продолжительность [38]:</w:t>
+        <w:t xml:space="preserve"> — при наиболее неблагоприятном; ожидаемая продолжительность [39]:</w:t>
       </w:r>
     </w:p>
     <w:tbl>
@@ -6443,7 +6443,7 @@
     </w:p>
     <w:p>
       <w:r>
-        <w:t>Основной статьёй затрат НИР является оплата труда. Месячные оклады приняты по медианам предложений работодателей г. Москвы на портале hh.ru [39]; суммы «на руки» пересчитаны в начисленные делением на 0,87 [40]. Оклад инженера-исследователя и инженера-программиста составляет 102 900 руб. (медиана 11 предложений для инженеров без опыта работы), техника — 90 000 руб. (4 предложения для техников без опыта), руководителя НИР — 175 000 руб. (9 предложений для специалистов с опытом 3–6 лет). Часовая ставка равна окладу, делённому на среднемесячный фонд рабочего времени 1 972/12 = 164,33 ч [41]: 626, 548 и 1 065 руб./ч соответственно.</w:t>
+        <w:t>Основной статьёй затрат НИР является оплата труда. Месячные оклады приняты по медианам предложений работодателей г. Москвы на портале hh.ru [40]; суммы «на руки» пересчитаны в начисленные делением на 0,87 [41]. Оклад инженера-исследователя и инженера-программиста составляет 102 900 руб. (медиана 11 предложений для инженеров без опыта работы), техника — 90 000 руб. (4 предложения для техников без опыта), руководителя НИР — 175 000 руб. (9 предложений для специалистов с опытом 3–6 лет). Часовая ставка равна окладу, делённому на среднемесячный фонд рабочего времени 1 972/12 = 164,33 ч [42]: 626, 548 и 1 065 руб./ч соответственно.</w:t>
       </w:r>
     </w:p>
     <w:p>
@@ -6451,7 +6451,7 @@
         <w:keepNext/>
       </w:pPr>
       <w:r>
-        <w:t>Заработная плата по стадиям работ [38]:</w:t>
+        <w:t>Заработная плата по стадиям работ [39]:</w:t>
       </w:r>
     </w:p>
     <w:tbl>
@@ -8461,7 +8461,7 @@
         <w:keepNext/>
       </w:pPr>
       <w:r>
-        <w:t>С учётом премиальных выплат 20 % [38] основная заработная плата</w:t>
+        <w:t>С учётом премиальных выплат 20 % [39] основная заработная плата</w:t>
       </w:r>
     </w:p>
     <w:tbl>
@@ -8653,7 +8653,7 @@
         <w:keepNext/>
       </w:pPr>
       <w:r>
-        <w:t>Дополнительная заработная плата — оплата ежегодного отпуска 28 календарных (20 рабочих) дней при 247 рабочих днях в 2026 г. [41]:</w:t>
+        <w:t>Дополнительная заработная плата — оплата ежегодного отпуска 28 календарных (20 рабочих) дней при 247 рабочих днях в 2026 г. [42]:</w:t>
       </w:r>
     </w:p>
     <w:p>
@@ -8759,12 +8759,12 @@
     </w:p>
     <w:p>
       <w:r>
-        <w:t>Фонд оплаты труда (ФОТ) составляет 612 298 + 53 882 = 666 180 руб. Отчисления на социальные нужды включают страховые взносы по единому тарифу 30 % (выплаты исполнителям не превышают предельной базы 2 979 000 руб. на 2026 г. [40, 42]) и взносы на страхование от несчастных случаев 0,2 % (I класс профессионального риска): 0,302·666 180 = 201 186 руб.</w:t>
+        <w:t>Фонд оплаты труда (ФОТ) составляет 612 298 + 53 882 = 666 180 руб. Отчисления на социальные нужды включают страховые взносы по единому тарифу 30 % (выплаты исполнителям не превышают предельной базы 2 979 000 руб. на 2026 г. [41, 43]) и взносы на страхование от несчастных случаев 0,2 % (I класс профессионального риска): 0,302·666 180 = 201 186 руб.</w:t>
       </w:r>
     </w:p>
     <w:p>
       <w:r>
-        <w:t>Материальные затраты включают покупные комплектующие изделия для экспериментального стенда, канцелярские товары и электроэнергию. Две платы LilyGO T-HaLow образуют канал «точка — точка»: передающая плата с камерой OV5640 работает в режиме точки доступа, приёмная — в режиме станции. Цена платы 37,98 долл. США [27] по курсу Банка России 84,1975 руб./долл. на 20.09.2026 [43] составляет 3 198 руб. Микросхемы флеш-памяти и программатор нужны для резервного копирования и восстановления встроенного программного обеспечения радиомодуля TX-AH [44, 45], аккумуляторы — для автономного питания плат. Цены остальных позиций — средние розничные на сентябрь 2026 г. Покупные комплектующие: отладочная плата LilyGO T-HaLow V1.0 — 2 шт. по 3 198 руб.; модуль камеры OV5640, 24 pin — 2 шт. по 1 100 руб.; микросхема флеш-памяти W25Q32JVSSIQ — 2 шт. по 100 руб.; программатор CH341A с зажимом SOIC-8 — 1 шт. по 714 руб.; кабель USB Type-C с передачей данных, 1 м — 2 шт. по 350 руб.; аккумулятор Li-Ion 18650, 3000 мА·ч — 4 шт. по 450 руб.; зарядное устройство для аккумуляторов 18650 — 1 шт. по 900 руб.; итого 12 910 руб. Канцелярские товары (бумага, картриджи, принадлежности) на печать около 2 500 листов — 11 650 руб.</w:t>
+        <w:t>Материальные затраты включают покупные комплектующие изделия для экспериментального стенда, канцелярские товары и электроэнергию. Две платы LilyGO T-HaLow образуют канал «точка — точка»: передающая плата с камерой OV5640 работает в режиме точки доступа, приёмная — в режиме станции. Цена платы 37,98 долл. США [28] по курсу Банка России 84,1975 руб./долл. на 20.09.2026 [44] составляет 3 198 руб. Микросхемы флеш-памяти и программатор нужны для резервного копирования и восстановления встроенного программного обеспечения радиомодуля TX-AH [45, 46], аккумуляторы — для автономного питания плат. Цены остальных позиций — средние розничные на сентябрь 2026 г. Покупные комплектующие: отладочная плата LilyGO T-HaLow V1.0 — 2 шт. по 3 198 руб.; модуль камеры OV5640, 24 pin — 2 шт. по 1 100 руб.; микросхема флеш-памяти W25Q32JVSSIQ — 2 шт. по 100 руб.; программатор CH341A с зажимом SOIC-8 — 1 шт. по 714 руб.; кабель USB Type-C с передачей данных, 1 м — 2 шт. по 350 руб.; аккумулятор Li-Ion 18650, 3000 мА·ч — 4 шт. по 450 руб.; зарядное устройство для аккумуляторов 18650 — 1 шт. по 900 руб.; итого 12 910 руб. Канцелярские товары (бумага, картриджи, принадлежности) на печать около 2 500 листов — 11 650 руб.</w:t>
       </w:r>
     </w:p>
     <w:p>
@@ -8931,7 +8931,7 @@
         </m:sSub>
       </m:oMath>
       <w:r>
-        <w:t xml:space="preserve"> – тариф в г. Москве с 01.10.2026, руб./(кВт·ч) [46]. Материальные затраты составляют 12 910 + 11 650 + 929 = 25 489 руб.</w:t>
+        <w:t xml:space="preserve"> – тариф в г. Москве с 01.10.2026, руб./(кВт·ч) [47]. Материальные затраты составляют 12 910 + 11 650 + 929 = 25 489 руб.</w:t>
       </w:r>
     </w:p>
     <w:p>
@@ -8974,7 +8974,7 @@
         </m:r>
       </m:oMath>
       <w:r>
-        <w:t xml:space="preserve"> руб., срок полезного использования 3 года — вторая амортизационная группа [47]) начисляется линейным способом пропорционально времени работы:</w:t>
+        <w:t xml:space="preserve"> руб., срок полезного использования 3 года — вторая амортизационная группа [48]) начисляется линейным способом пропорционально времени работы:</w:t>
       </w:r>
     </w:p>
     <w:p>
@@ -9152,7 +9152,7 @@
     </w:p>
     <w:p>
       <w:r>
-        <w:t>Накладные расходы приняты в размере 100 % от ФОТ, поскольку работа выполняется на базе кафедры; в типовой структуре затрат на НИР накладные расходы и заработная плата имеют одинаковый удельный вес — 34 % [38]. Прочие расходы (поездки на полевую площадку, связь, научно-техническая информация) — 10 % от ФОТ.</w:t>
+        <w:t>Накладные расходы приняты в размере 100 % от ФОТ, поскольку работа выполняется на базе кафедры; в типовой структуре затрат на НИР накладные расходы и заработная плата имеют одинаковый удельный вес — 34 % [39]. Прочие расходы (поездки на полевую площадку, связь, научно-техническая информация) — 10 % от ФОТ.</w:t>
       </w:r>
     </w:p>
     <w:p>
@@ -10098,7 +10098,7 @@
         <w:keepNext/>
       </w:pPr>
       <w:r>
-        <w:t>Цена НИР определяется исходя из обеспечения безубыточности деятельности организации [38]:</w:t>
+        <w:t>Цена НИР определяется исходя из обеспечения безубыточности деятельности организации [39]:</w:t>
       </w:r>
     </w:p>
     <w:tbl>
@@ -10382,7 +10382,7 @@
         </m:sSub>
       </m:oMath>
       <w:r>
-        <w:t xml:space="preserve"> – уровень рентабельности по отношению к оплате труда, 200–400 % [38].</w:t>
+        <w:t xml:space="preserve"> – уровень рентабельности по отношению к оплате труда, 200–400 % [39].</w:t>
       </w:r>
     </w:p>
     <w:p>
@@ -10704,7 +10704,7 @@
         </m:sSub>
       </m:oMath>
       <w:r>
-        <w:t xml:space="preserve"> [38]. Результаты НИР используются при проектировании каналов связи с БПЛА, то есть НИР связана с повышением качества проектирования, и годовой экономический эффект определяется по формуле [38]</w:t>
+        <w:t xml:space="preserve"> [39]. Результаты НИР используются при проектировании каналов связи с БПЛА, то есть НИР связана с повышением качества проектирования, и годовой экономический эффект определяется по формуле [39]</w:t>
       </w:r>
     </w:p>
     <w:tbl>
@@ -11109,7 +11109,7 @@
         </m:r>
       </m:oMath>
       <w:r>
-        <w:t xml:space="preserve"> руб. Срок поставки комплектов 7–8 недель [31] в денежном выражении не учитывается, что идёт в запас оценки. Экономический эффект:</w:t>
+        <w:t xml:space="preserve"> руб. Срок поставки комплектов 7–8 недель [32] в денежном выражении не учитывается, что идёт в запас оценки. Экономический эффект:</w:t>
       </w:r>
     </w:p>
     <w:p>
@@ -11173,7 +11173,7 @@
         <w:keepNext/>
       </w:pPr>
       <w:r>
-        <w:t>Уровень экономической эффективности затрат на НИР [38]:</w:t>
+        <w:t>Уровень экономической эффективности затрат на НИР [39]:</w:t>
       </w:r>
     </w:p>
     <w:tbl>
@@ -11575,7 +11575,7 @@
     </w:tbl>
     <w:p>
       <w:r>
-        <w:t xml:space="preserve">Срок окупаемости составляет около 6 месяцев. Для наукоёмкой продукции уровень экономической эффективности должен быть не менее 0,5, то есть вложения должны окупаться в пределах двух лет [38]; полученные значения Е = 2,08 и </w:t>
+        <w:t xml:space="preserve">Срок окупаемости составляет около 6 месяцев. Для наукоёмкой продукции уровень экономической эффективности должен быть не менее 0,5, то есть вложения должны окупаться в пределах двух лет [39]; полученные значения Е = 2,08 и </w:t>
       </w:r>
       <m:oMath>
         <m:sSub>

--- a/docs/ekonomika/Ekonomicheskaya_chast_HaLow.docx
+++ b/docs/ekonomika/Ekonomicheskaya_chast_HaLow.docx
@@ -12,7 +12,7 @@
     </w:p>
     <w:p>
       <w:r>
-        <w:t>Тема ВКР — «Разработка предложений по увеличению дальности и надежности передачи данных с борта беспилотного летательного аппарата». Цель работы — анализ эффективности технологии Wi-Fi HaLow (IEEE 802.11ah) [7] на платформе LilyGO T-HaLow (микроконтроллер ESP32-S3 и радиомодуль TX-AH-R900P) по сравнению с традиционными протоколами Wi-Fi по дальности, уровню сигнала, задержке и потерям пакетов; исследование выполняется на экспериментальной системе передачи видео по каналу «точка — точка» из двух таких плат. По характеру работ ВКР является научно-исследовательской работой (НИР). Её научно-технической продукцией (НТПр) являются экспериментально определённые характеристики канала Wi-Fi HaLow (уровень сигнала, пропускная способность, задержка и потери пакетов), их сопоставление с теоретической оценкой и с IEEE 802.11 на той же аппаратной платформе, а также рекомендации по применению технологии для связи с БПЛА. Программы, написанные в ходе работы (доработка встроенного программного обеспечения плат, программа приёма и записи видео), служат средствами проведения эксперимента и самостоятельным программным продуктом не являются.</w:t>
+        <w:t>Тема ВКР — «Разработка предложений по увеличению дальности и надежности передачи данных с борта беспилотного летательного аппарата». Цель работы — анализ эффективности технологии Wi-Fi HaLow (IEEE 802.11ah) [8] на платформе LilyGO T-HaLow (микроконтроллер ESP32-S3 и радиомодуль TX-AH-R900P) по сравнению с традиционными протоколами Wi-Fi по дальности, уровню сигнала, задержке и потерям пакетов; исследование выполняется на экспериментальной системе передачи видео по каналу «точка — точка» из двух таких плат. По характеру работ ВКР является научно-исследовательской работой (НИР). Её научно-технической продукцией (НТПр) являются экспериментально определённые характеристики канала Wi-Fi HaLow (уровень сигнала, пропускная способность, задержка и потери пакетов), их сопоставление с теоретической оценкой и с IEEE 802.11 на той же аппаратной платформе, а также рекомендации по применению технологии для связи с БПЛА. Программы, написанные в ходе работы (доработка встроенного программного обеспечения плат, программа приёма и записи видео), служат средствами проведения эксперимента и самостоятельным программным продуктом не являются.</w:t>
       </w:r>
     </w:p>
     <w:p>

--- a/docs/ekonomika/Ekonomicheskaya_chast_HaLow.docx
+++ b/docs/ekonomika/Ekonomicheskaya_chast_HaLow.docx
@@ -12,12 +12,17 @@
     </w:p>
     <w:p>
       <w:r>
+        <w:t>Одной из основных характеристик любого технического решения является его экономическая обоснованность. Беспилотные летательные аппараты (БПЛА) применяются всё шире — для мониторинга, аэрофотосъёмки, доставки грузов, — и их возможности во многом определяются дальностью и надёжностью канала передачи данных с борта. Выбор технологии такого канала на этапе проектирования требует достоверных данных о её характеристиках в реальных условиях. Для новых технологий, к которым относится Wi-Fi HaLow, таких данных мало, а значения, заявленные производителями оборудования, получены для идеальных условий. Ошибка в выборе обнаруживается лишь на лётных испытаниях и обходится разработчику повторным проектированием канала.</w:t>
+      </w:r>
+    </w:p>
+    <w:p>
+      <w:r>
         <w:t>Тема ВКР — «Разработка предложений по увеличению дальности и надежности передачи данных с борта беспилотного летательного аппарата». Цель работы — анализ эффективности технологии Wi-Fi HaLow (IEEE 802.11ah) [8] на платформе LilyGO T-HaLow по сравнению с традиционными протоколами Wi-Fi по дальности, уровню сигнала, задержке и потерям пакетов. По характеру работ ВКР является научно-исследовательской работой (НИР). Её научно-технической продукцией (НТПр) являются экспериментально определённые характеристики канала Wi-Fi HaLow, их сравнение с IEEE 802.11 на той же аппаратной платформе и рекомендации по применению технологии для связи с БПЛА. Программы, написанные в ходе работы, служат средствами проведения эксперимента и самостоятельным программным продуктом не являются.</w:t>
       </w:r>
     </w:p>
     <w:p>
       <w:r>
-        <w:t>Экономический эффект от применения результатов НИР должен перекрывать затраты на её выполнение. Для проверки этого по методике [39] выполняются:</w:t>
+        <w:t>Исследование должно дать разработчикам систем связи БПЛА такие данные и тем самым сократить их затраты на проектирование. При этом экономический эффект от применения результатов НИР должен перекрывать затраты на её выполнение. Необходимо убедиться в научной новизне, эффективности и окупаемости исследования, для чего по методике [42] выполняются:</w:t>
       </w:r>
     </w:p>
     <w:p>
@@ -25,7 +30,7 @@
         <w:t xml:space="preserve">– </w:t>
       </w:r>
       <w:r>
-        <w:t>оценка целесообразности НИР сравнением с существующим аналогом;</w:t>
+        <w:t>оценка целесообразности НИР на основе сравнения с существующими технологиями;</w:t>
       </w:r>
     </w:p>
     <w:p>
@@ -33,7 +38,7 @@
         <w:t xml:space="preserve">– </w:t>
       </w:r>
       <w:r>
-        <w:t>планирование работ: определение трудоёмкости и построение сетевого графика;</w:t>
+        <w:t>планирование работ: определение трудоёмкости НИР и построение сетевого графика;</w:t>
       </w:r>
     </w:p>
     <w:p>
@@ -62,7 +67,7 @@
     </w:p>
     <w:p>
       <w:r>
-        <w:t>Расчёты выполнены в ценах сентября 2026 г. для работы, выполняемой в г. Москве.</w:t>
+        <w:t>В результате будет получена комплексная оценка экономической обоснованности НИР и план её выполнения с определёнными сроками и объёмом финансирования. Это позволит судить, оправдано ли проведение исследования и насколько быстро окупятся вложения в него при передаче результатов предприятиям-разработчикам. Расчёты выполнены в ценах сентября 2026 г. для работы, выполняемой в г. Москве.</w:t>
       </w:r>
     </w:p>
     <w:p>
@@ -75,17 +80,32 @@
     </w:p>
     <w:p>
       <w:r>
-        <w:t>Целесообразность НИР определяется индексом научно-технической прогрессивности — балльным сравнением НТПр с аналогом по трём признакам: научно-технический уровень (новизна), перспективность и возможность применения результатов. Баллы назначаются по ориентировочным шкалам методики [39], значимость признаков — по её таблице 2.3.</w:t>
+        <w:t>Целесообразность и экономическая оправданность научного исследования определяются прежде всего значимостью и новизной знаний, получаемых в результате его проведения. Количественным показателем прогрессивности НИР служит индекс научно-технической прогрессивности, который определяется балльным сравнением НТПр с уже существующим решением — базой для сравнения [42].</w:t>
       </w:r>
     </w:p>
     <w:p>
       <w:r>
-        <w:t>Помимо используемой в работе платы LilyGO T-HaLow стоимостью 3 198 руб. [28] на рынке представлены оценочные комплекты производителей чипсетов Wi-Fi HaLow. Единственный из них с открытой ценой и поставкой в Российскую Федерацию — Morse Micro MM6108-EKH05 стоимостью 39 620 руб. [32]. За аналог принят распространённый подход к оценке Wi-Fi HaLow — испытания по методике производителя на таком комплекте: измерение дальности и пропускной способности без сопоставления с теоретической оценкой и без сравнения с IEEE 802.11 в одинаковых условиях.</w:t>
+        <w:t>Сравнение проводится по трём признакам: научно-технический уровень (новизна), перспективность и возможность применения результатов. Баллы назначаются по ориентировочным шкалам методики [42]. Научно-технический уровень оценивается от 1–2 баллов («тривиальный») до 9–10 («превышает мировые достижения»), перспективность — от 1–4 («полезная») до 8–10 («первостепенной важности»), возможность применения — в зависимости от масштаба (предприятие, отрасль, народное хозяйство) и срока применения результатов. Значимость признаков принята по таблице 2.3 методики.</w:t>
       </w:r>
     </w:p>
     <w:p>
       <w:r>
-        <w:t>Аналог воспроизводит известные испытания, его результаты привязаны к конкретному комплекту и применимы на уровне отдельного предприятия в срок 3–5 лет: новизна — 3 балла («приближается к мировым достижениям»), перспективность — 5 («важная»), возможность применения — 3. В настоящей работе модели распространения радиоволн проверяются экспериментально, а Wi-Fi HaLow сравнивается с IEEE 802.11 на одной аппаратной платформе, что исключает влияние различий оборудования, — 5 баллов. Результаты непосредственно используются при проектировании каналов связи с БПЛА, а натурных данных для серийных модулей Wi-Fi HaLow немного — 7 баллов. Результаты получены на серийной платформе и применимы разработчиками систем связи БПЛА на уровне отрасли в срок до 3 лет — 8 баллов. Оценки сведены в таблицу 4.1.</w:t>
+        <w:t>Канал передачи данных с борта БПЛА на удалённый наземный пункт может быть построен на одной из трёх технологий нелицензируемых диапазонов (подраздел 1.3): LoRa, Wi-Fi 2,4 ГГц (IEEE 802.11) и Wi-Fi HaLow (IEEE 802.11ah). Поэтому за базы для сравнения приняты две распространённые технологии — LoRa и Wi-Fi 2,4 ГГц, а НТПр настоящей работы — канал Wi-Fi HaLow с экспериментально определёнными характеристиками и рекомендациями по его применению для связи с БПЛА.</w:t>
+      </w:r>
+    </w:p>
+    <w:p>
+      <w:r>
+        <w:t>Технология LoRa обладает наибольшей дальностью — до десятков километров — благодаря высокой чувствительности приёмника, но её скорость составляет единицы килобит в секунду [4]. Это канал телеметрии и управления, передать по нему видео нельзя. Технология зрелая и широко применяется, но для задачи передачи видео с борта её научно-технический уровень лишь приближается к мировому — 5 баллов; перспективность — 4 балла («полезная»): она сохраняется для телеметрии, но не для видео. Для передачи видео результаты LoRa применимы лишь на уровне отдельных предприятий и в отдалённой перспективе — 2 балла.</w:t>
+      </w:r>
+    </w:p>
+    <w:p>
+      <w:r>
+        <w:t>Wi-Fi 2,4 ГГц передаёт видео с высокой скоростью — на одной паре плат измерено 15–19 Мбит/с (подраздел 3.7), — но на малых скоростях его дальность меньше, сигнал сильнее ослабляется препятствиями, а диапазон 2,4 ГГц перегружен бытовыми сетями. Научно-технический уровень оценён в 5 баллов («приближается к мировым достижениям»), перспективность для дальних каналов с БПЛА — 5 баллов. Оборудование Wi-Fi 2,4 ГГц массовое и применяется в отрасли уже сейчас, однако дальность ограничивает его применение в срок 3–5 лет — 7 баллов.</w:t>
+      </w:r>
+    </w:p>
+    <w:p>
+      <w:r>
+        <w:t>Wi-Fi HaLow сочетает обе возможности: работает ниже 1 ГГц, где радиоволны распространяются дальше и лучше огибают препятствия, и при этом переносит видео. Характеристики канала в работе получены измерением на серийной плате и сопоставлены с моделями распространения радиоволн; сравнение с Wi-Fi 2,4 ГГц выполнено на той же паре плат, сравнение с LoRa — по опубликованным данным и расчёту, поскольку радиомодуля LoRa на плате нет, а видео LoRa не передаёт. Такой результат находится на уровне мировых исследований технологии — 7 баллов. Технология новая: доступное оборудование появилось в 2024–2025 гг., натурных данных для серийных модулей мало, а потребность в дальних каналах связи с БПЛА, не требующих наземной инфраструктуры, растёт, — перспективность 7 баллов. Результаты получены на недорогой серийной плате в разрешённом диапазоне частот и при разрешённой мощности и применимы разработчиками систем связи БПЛА в масштабах отрасли в срок до 3 лет — 8 баллов. Оценки сведены в таблицу 4.1.</w:t>
       </w:r>
     </w:p>
     <w:p>
@@ -110,10 +130,11 @@
         </w:tblCellMar>
       </w:tblPr>
       <w:tblGrid>
-        <w:gridCol w:w="3514"/>
-        <w:gridCol w:w="1757"/>
-        <w:gridCol w:w="2040"/>
-        <w:gridCol w:w="2040"/>
+        <w:gridCol w:w="3118"/>
+        <w:gridCol w:w="1474"/>
+        <w:gridCol w:w="1587"/>
+        <w:gridCol w:w="1587"/>
+        <w:gridCol w:w="1587"/>
       </w:tblGrid>
       <w:tr>
         <w:trPr>
@@ -122,7 +143,7 @@
         </w:trPr>
         <w:tc>
           <w:tcPr>
-            <w:tcW w:type="dxa" w:w="3515"/>
+            <w:tcW w:type="dxa" w:w="3118"/>
             <w:vAlign w:val="center"/>
           </w:tcPr>
           <w:p>
@@ -142,7 +163,7 @@
         </w:tc>
         <w:tc>
           <w:tcPr>
-            <w:tcW w:type="dxa" w:w="1757"/>
+            <w:tcW w:type="dxa" w:w="1474"/>
             <w:vAlign w:val="center"/>
           </w:tcPr>
           <w:p>
@@ -162,7 +183,7 @@
         </w:tc>
         <w:tc>
           <w:tcPr>
-            <w:tcW w:type="dxa" w:w="2041"/>
+            <w:tcW w:type="dxa" w:w="1587"/>
             <w:vAlign w:val="center"/>
           </w:tcPr>
           <w:p>
@@ -176,13 +197,13 @@
                 <w:b/>
                 <w:sz w:val="24"/>
               </w:rPr>
-              <w:t>Уровень свойств НТПр, выбранной за базу для сравнения, баллы</w:t>
-            </w:r>
-          </w:p>
-        </w:tc>
-        <w:tc>
-          <w:tcPr>
-            <w:tcW w:type="dxa" w:w="2041"/>
+              <w:t>База 1: LoRa, баллы</w:t>
+            </w:r>
+          </w:p>
+        </w:tc>
+        <w:tc>
+          <w:tcPr>
+            <w:tcW w:type="dxa" w:w="1587"/>
             <w:vAlign w:val="center"/>
           </w:tcPr>
           <w:p>
@@ -196,7 +217,27 @@
                 <w:b/>
                 <w:sz w:val="24"/>
               </w:rPr>
-              <w:t>Уровень свойств НТПр — результата ВКР, баллы</w:t>
+              <w:t>База 2: Wi-Fi 2,4 ГГц, баллы</w:t>
+            </w:r>
+          </w:p>
+        </w:tc>
+        <w:tc>
+          <w:tcPr>
+            <w:tcW w:type="dxa" w:w="1587"/>
+            <w:vAlign w:val="center"/>
+          </w:tcPr>
+          <w:p>
+            <w:pPr>
+              <w:pStyle w:val="TableText"/>
+              <w:keepNext/>
+              <w:jc w:val="center"/>
+            </w:pPr>
+            <w:r>
+              <w:rPr>
+                <w:b/>
+                <w:sz w:val="24"/>
+              </w:rPr>
+              <w:t>НТПр: Wi-Fi HaLow, баллы</w:t>
             </w:r>
           </w:p>
         </w:tc>
@@ -207,7 +248,7 @@
         </w:trPr>
         <w:tc>
           <w:tcPr>
-            <w:tcW w:type="dxa" w:w="3515"/>
+            <w:tcW w:type="dxa" w:w="3118"/>
             <w:vAlign w:val="center"/>
           </w:tcPr>
           <w:p>
@@ -226,7 +267,7 @@
         </w:tc>
         <w:tc>
           <w:tcPr>
-            <w:tcW w:type="dxa" w:w="1757"/>
+            <w:tcW w:type="dxa" w:w="1474"/>
             <w:vAlign w:val="center"/>
           </w:tcPr>
           <w:p>
@@ -245,7 +286,7 @@
         </w:tc>
         <w:tc>
           <w:tcPr>
-            <w:tcW w:type="dxa" w:w="2041"/>
+            <w:tcW w:type="dxa" w:w="1587"/>
             <w:vAlign w:val="center"/>
           </w:tcPr>
           <w:p>
@@ -258,13 +299,13 @@
               <w:rPr>
                 <w:sz w:val="24"/>
               </w:rPr>
-              <w:t>3</w:t>
-            </w:r>
-          </w:p>
-        </w:tc>
-        <w:tc>
-          <w:tcPr>
-            <w:tcW w:type="dxa" w:w="2041"/>
+              <w:t>5</w:t>
+            </w:r>
+          </w:p>
+        </w:tc>
+        <w:tc>
+          <w:tcPr>
+            <w:tcW w:type="dxa" w:w="1587"/>
             <w:vAlign w:val="center"/>
           </w:tcPr>
           <w:p>
@@ -278,6 +319,25 @@
                 <w:sz w:val="24"/>
               </w:rPr>
               <w:t>5</w:t>
+            </w:r>
+          </w:p>
+        </w:tc>
+        <w:tc>
+          <w:tcPr>
+            <w:tcW w:type="dxa" w:w="1587"/>
+            <w:vAlign w:val="center"/>
+          </w:tcPr>
+          <w:p>
+            <w:pPr>
+              <w:pStyle w:val="TableText"/>
+              <w:keepNext/>
+              <w:jc w:val="center"/>
+            </w:pPr>
+            <w:r>
+              <w:rPr>
+                <w:sz w:val="24"/>
+              </w:rPr>
+              <w:t>7</w:t>
             </w:r>
           </w:p>
         </w:tc>
@@ -288,7 +348,7 @@
         </w:trPr>
         <w:tc>
           <w:tcPr>
-            <w:tcW w:type="dxa" w:w="3515"/>
+            <w:tcW w:type="dxa" w:w="3118"/>
             <w:vAlign w:val="center"/>
           </w:tcPr>
           <w:p>
@@ -307,7 +367,7 @@
         </w:tc>
         <w:tc>
           <w:tcPr>
-            <w:tcW w:type="dxa" w:w="1757"/>
+            <w:tcW w:type="dxa" w:w="1474"/>
             <w:vAlign w:val="center"/>
           </w:tcPr>
           <w:p>
@@ -326,7 +386,7 @@
         </w:tc>
         <w:tc>
           <w:tcPr>
-            <w:tcW w:type="dxa" w:w="2041"/>
+            <w:tcW w:type="dxa" w:w="1587"/>
             <w:vAlign w:val="center"/>
           </w:tcPr>
           <w:p>
@@ -339,13 +399,32 @@
               <w:rPr>
                 <w:sz w:val="24"/>
               </w:rPr>
+              <w:t>4</w:t>
+            </w:r>
+          </w:p>
+        </w:tc>
+        <w:tc>
+          <w:tcPr>
+            <w:tcW w:type="dxa" w:w="1587"/>
+            <w:vAlign w:val="center"/>
+          </w:tcPr>
+          <w:p>
+            <w:pPr>
+              <w:pStyle w:val="TableText"/>
+              <w:keepNext/>
+              <w:jc w:val="center"/>
+            </w:pPr>
+            <w:r>
+              <w:rPr>
+                <w:sz w:val="24"/>
+              </w:rPr>
               <w:t>5</w:t>
             </w:r>
           </w:p>
         </w:tc>
         <w:tc>
           <w:tcPr>
-            <w:tcW w:type="dxa" w:w="2041"/>
+            <w:tcW w:type="dxa" w:w="1587"/>
             <w:vAlign w:val="center"/>
           </w:tcPr>
           <w:p>
@@ -369,7 +448,7 @@
         </w:trPr>
         <w:tc>
           <w:tcPr>
-            <w:tcW w:type="dxa" w:w="3515"/>
+            <w:tcW w:type="dxa" w:w="3118"/>
             <w:vAlign w:val="center"/>
           </w:tcPr>
           <w:p>
@@ -387,7 +466,7 @@
         </w:tc>
         <w:tc>
           <w:tcPr>
-            <w:tcW w:type="dxa" w:w="1757"/>
+            <w:tcW w:type="dxa" w:w="1474"/>
             <w:vAlign w:val="center"/>
           </w:tcPr>
           <w:p>
@@ -405,7 +484,7 @@
         </w:tc>
         <w:tc>
           <w:tcPr>
-            <w:tcW w:type="dxa" w:w="2041"/>
+            <w:tcW w:type="dxa" w:w="1587"/>
             <w:vAlign w:val="center"/>
           </w:tcPr>
           <w:p>
@@ -417,13 +496,31 @@
               <w:rPr>
                 <w:sz w:val="24"/>
               </w:rPr>
-              <w:t>3</w:t>
-            </w:r>
-          </w:p>
-        </w:tc>
-        <w:tc>
-          <w:tcPr>
-            <w:tcW w:type="dxa" w:w="2041"/>
+              <w:t>2</w:t>
+            </w:r>
+          </w:p>
+        </w:tc>
+        <w:tc>
+          <w:tcPr>
+            <w:tcW w:type="dxa" w:w="1587"/>
+            <w:vAlign w:val="center"/>
+          </w:tcPr>
+          <w:p>
+            <w:pPr>
+              <w:pStyle w:val="TableText"/>
+              <w:jc w:val="center"/>
+            </w:pPr>
+            <w:r>
+              <w:rPr>
+                <w:sz w:val="24"/>
+              </w:rPr>
+              <w:t>7</w:t>
+            </w:r>
+          </w:p>
+        </w:tc>
+        <w:tc>
+          <w:tcPr>
+            <w:tcW w:type="dxa" w:w="1587"/>
             <w:vAlign w:val="center"/>
           </w:tcPr>
           <w:p>
@@ -451,7 +548,7 @@
         <w:keepNext/>
       </w:pPr>
       <w:r>
-        <w:t>Индекс научно-технической прогрессивности определяется по формуле</w:t>
+        <w:t>Индекс научно-технической прогрессивности определяется для каждой базы по формуле</w:t>
       </w:r>
     </w:p>
     <w:tbl>
@@ -546,7 +643,7 @@
                         <w:rPr>
                           <w:rFonts w:ascii="Cambria Math" w:hAnsi="Cambria Math"/>
                         </w:rPr>
-                        <m:t xml:space="preserve">НТП.Н</m:t>
+                        <m:t xml:space="preserve">НТП Н</m:t>
                       </m:r>
                     </m:sub>
                   </m:sSub>
@@ -569,7 +666,7 @@
                         <w:rPr>
                           <w:rFonts w:ascii="Cambria Math" w:hAnsi="Cambria Math"/>
                         </w:rPr>
-                        <m:t xml:space="preserve">НТП.Б</m:t>
+                        <m:t xml:space="preserve">НТП Б</m:t>
                       </m:r>
                     </m:sub>
                   </m:sSub>
@@ -629,14 +726,16 @@
               <w:rPr>
                 <w:rFonts w:ascii="Cambria Math" w:hAnsi="Cambria Math"/>
               </w:rPr>
-              <m:t xml:space="preserve">НТП.Н</m:t>
+              <m:t xml:space="preserve">НТП Н</m:t>
             </m:r>
           </m:sub>
         </m:sSub>
       </m:oMath>
       <w:r>
-        <w:t xml:space="preserve">, </w:t>
+        <w:t xml:space="preserve"> – обобщённый количественный показатель научно-технического уровня НТПр, являющейся результатом дипломной работы, по формуле (4.2);</w:t>
       </w:r>
+    </w:p>
+    <w:p>
       <m:oMath>
         <m:sSub>
           <m:e>
@@ -655,13 +754,13 @@
               <w:rPr>
                 <w:rFonts w:ascii="Cambria Math" w:hAnsi="Cambria Math"/>
               </w:rPr>
-              <m:t xml:space="preserve">НТП.Б</m:t>
+              <m:t xml:space="preserve">НТП Б</m:t>
             </m:r>
           </m:sub>
         </m:sSub>
       </m:oMath>
       <w:r>
-        <w:t xml:space="preserve"> – обобщённые показатели научно-технического уровня НТПр — результата работы и аналога:</w:t>
+        <w:t xml:space="preserve"> – обобщённый количественный показатель научно-технического уровня НТПр, выбранной за базу для сравнения, по формуле (4.3).</w:t>
       </w:r>
     </w:p>
     <w:tbl>
@@ -724,7 +823,7 @@
                     <w:rPr>
                       <w:rFonts w:ascii="Cambria Math" w:hAnsi="Cambria Math"/>
                     </w:rPr>
-                    <m:t xml:space="preserve">НТП</m:t>
+                    <m:t xml:space="preserve">НТП Н</m:t>
                   </m:r>
                 </m:sub>
               </m:sSub>
@@ -772,7 +871,309 @@
                             <w:rPr>
                               <w:rFonts w:ascii="Cambria Math" w:hAnsi="Cambria Math"/>
                             </w:rPr>
+                            <m:t xml:space="preserve">Нi</m:t>
+                          </m:r>
+                        </m:sub>
+                      </m:sSub>
+                      <m:sSub>
+                        <m:e>
+                          <m:r>
+                            <w:rPr>
+                              <w:rFonts w:ascii="Cambria Math" w:hAnsi="Cambria Math"/>
+                            </w:rPr>
+                            <m:t xml:space="preserve">R</m:t>
+                          </m:r>
+                        </m:e>
+                        <m:sub>
+                          <m:r>
+                            <m:rPr>
+                              <m:sty m:val="p"/>
+                            </m:rPr>
+                            <w:rPr>
+                              <w:rFonts w:ascii="Cambria Math" w:hAnsi="Cambria Math"/>
+                            </w:rPr>
                             <m:t xml:space="preserve">i</m:t>
+                          </m:r>
+                        </m:sub>
+                      </m:sSub>
+                    </m:e>
+                  </m:nary>
+                </m:num>
+                <m:den>
+                  <m:nary>
+                    <m:naryPr>
+                      <m:chr m:val="∑"/>
+                      <m:limLoc m:val="undOvr"/>
+                      <m:supHide m:val="1"/>
+                    </m:naryPr>
+                    <m:sub>
+                      <m:r>
+                        <w:rPr>
+                          <w:rFonts w:ascii="Cambria Math" w:hAnsi="Cambria Math"/>
+                        </w:rPr>
+                        <m:t xml:space="preserve">i</m:t>
+                      </m:r>
+                    </m:sub>
+                    <m:sup/>
+                    <m:e>
+                      <m:sSub>
+                        <m:e>
+                          <m:r>
+                            <w:rPr>
+                              <w:rFonts w:ascii="Cambria Math" w:hAnsi="Cambria Math"/>
+                            </w:rPr>
+                            <m:t xml:space="preserve">R</m:t>
+                          </m:r>
+                        </m:e>
+                        <m:sub>
+                          <m:r>
+                            <m:rPr>
+                              <m:sty m:val="p"/>
+                            </m:rPr>
+                            <w:rPr>
+                              <w:rFonts w:ascii="Cambria Math" w:hAnsi="Cambria Math"/>
+                            </w:rPr>
+                            <m:t xml:space="preserve">i</m:t>
+                          </m:r>
+                        </m:sub>
+                      </m:sSub>
+                    </m:e>
+                  </m:nary>
+                </m:den>
+              </m:f>
+              <m:r>
+                <m:rPr>
+                  <m:sty m:val="p"/>
+                </m:rPr>
+                <w:rPr>
+                  <w:rFonts w:ascii="Cambria Math" w:hAnsi="Cambria Math"/>
+                </w:rPr>
+                <m:t xml:space="preserve"> = </m:t>
+              </m:r>
+              <m:f>
+                <m:num>
+                  <m:r>
+                    <m:rPr>
+                      <m:sty m:val="p"/>
+                    </m:rPr>
+                    <w:rPr>
+                      <w:rFonts w:ascii="Cambria Math" w:hAnsi="Cambria Math"/>
+                    </w:rPr>
+                    <m:t xml:space="preserve">7·0,4 + 7·0,4 + 8·0,2</m:t>
+                  </m:r>
+                </m:num>
+                <m:den>
+                  <m:r>
+                    <m:rPr>
+                      <m:sty m:val="p"/>
+                    </m:rPr>
+                    <w:rPr>
+                      <w:rFonts w:ascii="Cambria Math" w:hAnsi="Cambria Math"/>
+                    </w:rPr>
+                    <m:t xml:space="preserve">0,4 + 0,4 + 0,2</m:t>
+                  </m:r>
+                </m:den>
+              </m:f>
+              <m:r>
+                <m:rPr>
+                  <m:sty m:val="p"/>
+                </m:rPr>
+                <w:rPr>
+                  <w:rFonts w:ascii="Cambria Math" w:hAnsi="Cambria Math"/>
+                </w:rPr>
+                <m:t xml:space="preserve"> = 7,2,</m:t>
+              </m:r>
+            </m:oMath>
+          </w:p>
+        </w:tc>
+        <w:tc>
+          <w:tcPr>
+            <w:tcW w:type="dxa" w:w="1020"/>
+            <w:vAlign w:val="center"/>
+          </w:tcPr>
+          <w:p>
+            <w:pPr>
+              <w:pStyle w:val="Formula"/>
+              <w:jc w:val="right"/>
+            </w:pPr>
+            <w:r>
+              <w:t>(4.2)</w:t>
+            </w:r>
+          </w:p>
+        </w:tc>
+      </w:tr>
+    </w:tbl>
+    <w:p>
+      <w:pPr>
+        <w:ind w:firstLine="0"/>
+      </w:pPr>
+      <w:r>
+        <w:t xml:space="preserve">где </w:t>
+      </w:r>
+      <m:oMath>
+        <m:sSub>
+          <m:e>
+            <m:r>
+              <w:rPr>
+                <w:rFonts w:ascii="Cambria Math" w:hAnsi="Cambria Math"/>
+              </w:rPr>
+              <m:t xml:space="preserve">Q</m:t>
+            </m:r>
+          </m:e>
+          <m:sub>
+            <m:r>
+              <m:rPr>
+                <m:sty m:val="p"/>
+              </m:rPr>
+              <w:rPr>
+                <w:rFonts w:ascii="Cambria Math" w:hAnsi="Cambria Math"/>
+              </w:rPr>
+              <m:t xml:space="preserve">Нi</m:t>
+            </m:r>
+          </m:sub>
+        </m:sSub>
+      </m:oMath>
+      <w:r>
+        <w:t xml:space="preserve"> – значение показателя i-го признака НТПр, являющейся результатом дипломной работы, баллы (таблица 4.1);</w:t>
+      </w:r>
+    </w:p>
+    <w:p>
+      <m:oMath>
+        <m:sSub>
+          <m:e>
+            <m:r>
+              <w:rPr>
+                <w:rFonts w:ascii="Cambria Math" w:hAnsi="Cambria Math"/>
+              </w:rPr>
+              <m:t xml:space="preserve">R</m:t>
+            </m:r>
+          </m:e>
+          <m:sub>
+            <m:r>
+              <m:rPr>
+                <m:sty m:val="p"/>
+              </m:rPr>
+              <w:rPr>
+                <w:rFonts w:ascii="Cambria Math" w:hAnsi="Cambria Math"/>
+              </w:rPr>
+              <m:t xml:space="preserve">i</m:t>
+            </m:r>
+          </m:sub>
+        </m:sSub>
+      </m:oMath>
+      <w:r>
+        <w:t xml:space="preserve"> – значение весового коэффициента (значимость) i-го признака НТПр, доли единицы.</w:t>
+      </w:r>
+    </w:p>
+    <w:tbl>
+      <w:tblPr>
+        <w:tblW w:type="auto" w:w="0"/>
+        <w:jc w:val="center"/>
+        <w:tblLayout w:type="fixed"/>
+        <w:tblLook w:firstColumn="1" w:firstRow="1" w:lastColumn="0" w:lastRow="0" w:noHBand="0" w:noVBand="1" w:val="04A0"/>
+        <w:tblBorders>
+          <w:top w:val="nil"/>
+          <w:left w:val="nil"/>
+          <w:bottom w:val="nil"/>
+          <w:right w:val="nil"/>
+          <w:insideH w:val="nil"/>
+          <w:insideV w:val="nil"/>
+        </w:tblBorders>
+      </w:tblPr>
+      <w:tblGrid>
+        <w:gridCol w:w="1020"/>
+        <w:gridCol w:w="7313"/>
+        <w:gridCol w:w="1020"/>
+      </w:tblGrid>
+      <w:tr>
+        <w:tc>
+          <w:tcPr>
+            <w:tcW w:type="dxa" w:w="1020"/>
+            <w:vAlign w:val="center"/>
+          </w:tcPr>
+          <w:p>
+            <w:pPr>
+              <w:pStyle w:val="Formula"/>
+            </w:pPr>
+          </w:p>
+        </w:tc>
+        <w:tc>
+          <w:tcPr>
+            <w:tcW w:type="dxa" w:w="7313"/>
+            <w:vAlign w:val="center"/>
+          </w:tcPr>
+          <w:p>
+            <w:pPr>
+              <w:pStyle w:val="Formula"/>
+              <w:jc w:val="center"/>
+            </w:pPr>
+            <m:oMath>
+              <m:sSub>
+                <m:e>
+                  <m:r>
+                    <w:rPr>
+                      <w:rFonts w:ascii="Cambria Math" w:hAnsi="Cambria Math"/>
+                    </w:rPr>
+                    <m:t xml:space="preserve">Н</m:t>
+                  </m:r>
+                </m:e>
+                <m:sub>
+                  <m:r>
+                    <m:rPr>
+                      <m:sty m:val="p"/>
+                    </m:rPr>
+                    <w:rPr>
+                      <w:rFonts w:ascii="Cambria Math" w:hAnsi="Cambria Math"/>
+                    </w:rPr>
+                    <m:t xml:space="preserve">НТП Б</m:t>
+                  </m:r>
+                </m:sub>
+              </m:sSub>
+              <m:r>
+                <m:rPr>
+                  <m:sty m:val="p"/>
+                </m:rPr>
+                <w:rPr>
+                  <w:rFonts w:ascii="Cambria Math" w:hAnsi="Cambria Math"/>
+                </w:rPr>
+                <m:t xml:space="preserve"> = </m:t>
+              </m:r>
+              <m:f>
+                <m:num>
+                  <m:nary>
+                    <m:naryPr>
+                      <m:chr m:val="∑"/>
+                      <m:limLoc m:val="undOvr"/>
+                      <m:supHide m:val="1"/>
+                    </m:naryPr>
+                    <m:sub>
+                      <m:r>
+                        <w:rPr>
+                          <w:rFonts w:ascii="Cambria Math" w:hAnsi="Cambria Math"/>
+                        </w:rPr>
+                        <m:t xml:space="preserve">i</m:t>
+                      </m:r>
+                    </m:sub>
+                    <m:sup/>
+                    <m:e>
+                      <m:sSub>
+                        <m:e>
+                          <m:r>
+                            <w:rPr>
+                              <w:rFonts w:ascii="Cambria Math" w:hAnsi="Cambria Math"/>
+                            </w:rPr>
+                            <m:t xml:space="preserve">Q</m:t>
+                          </m:r>
+                        </m:e>
+                        <m:sub>
+                          <m:r>
+                            <m:rPr>
+                              <m:sty m:val="p"/>
+                            </m:rPr>
+                            <w:rPr>
+                              <w:rFonts w:ascii="Cambria Math" w:hAnsi="Cambria Math"/>
+                            </w:rPr>
+                            <m:t xml:space="preserve">Бi</m:t>
                           </m:r>
                         </m:sub>
                       </m:sSub>
@@ -865,7 +1266,7 @@
               <w:jc w:val="right"/>
             </w:pPr>
             <w:r>
-              <w:t>(4.2)</w:t>
+              <w:t>(4.3)</w:t>
             </w:r>
           </w:p>
         </w:tc>
@@ -896,39 +1297,13 @@
               <w:rPr>
                 <w:rFonts w:ascii="Cambria Math" w:hAnsi="Cambria Math"/>
               </w:rPr>
-              <m:t xml:space="preserve">i</m:t>
+              <m:t xml:space="preserve">Бi</m:t>
             </m:r>
           </m:sub>
         </m:sSub>
       </m:oMath>
       <w:r>
-        <w:t xml:space="preserve"> – уровень i-го признака, баллы (таблица 4.1); </w:t>
-      </w:r>
-      <m:oMath>
-        <m:sSub>
-          <m:e>
-            <m:r>
-              <w:rPr>
-                <w:rFonts w:ascii="Cambria Math" w:hAnsi="Cambria Math"/>
-              </w:rPr>
-              <m:t xml:space="preserve">R</m:t>
-            </m:r>
-          </m:e>
-          <m:sub>
-            <m:r>
-              <m:rPr>
-                <m:sty m:val="p"/>
-              </m:rPr>
-              <w:rPr>
-                <w:rFonts w:ascii="Cambria Math" w:hAnsi="Cambria Math"/>
-              </w:rPr>
-              <m:t xml:space="preserve">i</m:t>
-            </m:r>
-          </m:sub>
-        </m:sSub>
-      </m:oMath>
-      <w:r>
-        <w:t xml:space="preserve"> – значимость i-го признака, доли единицы.</w:t>
+        <w:t xml:space="preserve"> – значение показателя i-го признака НТПр, выбранной за базу для сравнения, баллы (таблица 4.1). Для LoRa и Wi-Fi 2,4 ГГц:</w:t>
       </w:r>
     </w:p>
     <w:p>
@@ -954,7 +1329,7 @@
               <w:rPr>
                 <w:rFonts w:ascii="Cambria Math" w:hAnsi="Cambria Math"/>
               </w:rPr>
-              <m:t xml:space="preserve">НТП.Н</m:t>
+              <m:t xml:space="preserve">НТП Б1</m:t>
             </m:r>
           </m:sub>
         </m:sSub>
@@ -976,7 +1351,7 @@
               <w:rPr>
                 <w:rFonts w:ascii="Cambria Math" w:hAnsi="Cambria Math"/>
               </w:rPr>
-              <m:t xml:space="preserve">5·0,4 + 7·0,4 + 8·0,2</m:t>
+              <m:t xml:space="preserve">5·0,4 + 4·0,4 + 2·0,2</m:t>
             </m:r>
           </m:num>
           <m:den>
@@ -998,7 +1373,7 @@
           <w:rPr>
             <w:rFonts w:ascii="Cambria Math" w:hAnsi="Cambria Math"/>
           </w:rPr>
-          <m:t xml:space="preserve"> = 6,4;   </m:t>
+          <m:t xml:space="preserve"> = 4,0;   </m:t>
         </m:r>
         <m:sSub>
           <m:e>
@@ -1017,7 +1392,7 @@
               <w:rPr>
                 <w:rFonts w:ascii="Cambria Math" w:hAnsi="Cambria Math"/>
               </w:rPr>
-              <m:t xml:space="preserve">НТП.Б</m:t>
+              <m:t xml:space="preserve">НТП Б2</m:t>
             </m:r>
           </m:sub>
         </m:sSub>
@@ -1039,7 +1414,7 @@
               <w:rPr>
                 <w:rFonts w:ascii="Cambria Math" w:hAnsi="Cambria Math"/>
               </w:rPr>
-              <m:t xml:space="preserve">3·0,4 + 5·0,4 + 3·0,2</m:t>
+              <m:t xml:space="preserve">5·0,4 + 5·0,4 + 7·0,2</m:t>
             </m:r>
           </m:num>
           <m:den>
@@ -1061,9 +1436,23 @@
           <w:rPr>
             <w:rFonts w:ascii="Cambria Math" w:hAnsi="Cambria Math"/>
           </w:rPr>
-          <m:t xml:space="preserve"> = 3,8.</m:t>
+          <m:t xml:space="preserve"> = 5,4.</m:t>
         </m:r>
       </m:oMath>
+    </w:p>
+    <w:p>
+      <w:pPr>
+        <w:keepNext/>
+      </w:pPr>
+      <w:r>
+        <w:t xml:space="preserve">Подставляя полученные значения в формулу </w:t>
+      </w:r>
+      <w:r>
+        <w:t>(4.1)</w:t>
+      </w:r>
+      <w:r>
+        <w:t>, получаем индексы научно-технической прогрессивности относительно LoRa и Wi-Fi 2,4 ГГц:</w:t>
+      </w:r>
     </w:p>
     <w:p>
       <w:pPr>
@@ -1088,7 +1477,7 @@
               <w:rPr>
                 <w:rFonts w:ascii="Cambria Math" w:hAnsi="Cambria Math"/>
               </w:rPr>
-              <m:t xml:space="preserve">НТП</m:t>
+              <m:t xml:space="preserve">НТП1</m:t>
             </m:r>
           </m:sub>
         </m:sSub>
@@ -1110,7 +1499,7 @@
               <w:rPr>
                 <w:rFonts w:ascii="Cambria Math" w:hAnsi="Cambria Math"/>
               </w:rPr>
-              <m:t xml:space="preserve">6,4</m:t>
+              <m:t xml:space="preserve">7,2</m:t>
             </m:r>
           </m:num>
           <m:den>
@@ -1121,7 +1510,7 @@
               <w:rPr>
                 <w:rFonts w:ascii="Cambria Math" w:hAnsi="Cambria Math"/>
               </w:rPr>
-              <m:t xml:space="preserve">3,8</m:t>
+              <m:t xml:space="preserve">4,0</m:t>
             </m:r>
           </m:den>
         </m:f>
@@ -1132,18 +1521,81 @@
           <w:rPr>
             <w:rFonts w:ascii="Cambria Math" w:hAnsi="Cambria Math"/>
           </w:rPr>
-          <m:t xml:space="preserve"> = 1,68.</m:t>
+          <m:t xml:space="preserve"> = 1,80;   </m:t>
+        </m:r>
+        <m:sSub>
+          <m:e>
+            <m:r>
+              <w:rPr>
+                <w:rFonts w:ascii="Cambria Math" w:hAnsi="Cambria Math"/>
+              </w:rPr>
+              <m:t xml:space="preserve">J</m:t>
+            </m:r>
+          </m:e>
+          <m:sub>
+            <m:r>
+              <m:rPr>
+                <m:sty m:val="p"/>
+              </m:rPr>
+              <w:rPr>
+                <w:rFonts w:ascii="Cambria Math" w:hAnsi="Cambria Math"/>
+              </w:rPr>
+              <m:t xml:space="preserve">НТП2</m:t>
+            </m:r>
+          </m:sub>
+        </m:sSub>
+        <m:r>
+          <m:rPr>
+            <m:sty m:val="p"/>
+          </m:rPr>
+          <w:rPr>
+            <w:rFonts w:ascii="Cambria Math" w:hAnsi="Cambria Math"/>
+          </w:rPr>
+          <m:t xml:space="preserve"> = </m:t>
+        </m:r>
+        <m:f>
+          <m:num>
+            <m:r>
+              <m:rPr>
+                <m:sty m:val="p"/>
+              </m:rPr>
+              <w:rPr>
+                <w:rFonts w:ascii="Cambria Math" w:hAnsi="Cambria Math"/>
+              </w:rPr>
+              <m:t xml:space="preserve">7,2</m:t>
+            </m:r>
+          </m:num>
+          <m:den>
+            <m:r>
+              <m:rPr>
+                <m:sty m:val="p"/>
+              </m:rPr>
+              <w:rPr>
+                <w:rFonts w:ascii="Cambria Math" w:hAnsi="Cambria Math"/>
+              </w:rPr>
+              <m:t xml:space="preserve">5,4</m:t>
+            </m:r>
+          </m:den>
+        </m:f>
+        <m:r>
+          <m:rPr>
+            <m:sty m:val="p"/>
+          </m:rPr>
+          <w:rPr>
+            <w:rFonts w:ascii="Cambria Math" w:hAnsi="Cambria Math"/>
+          </w:rPr>
+          <m:t xml:space="preserve"> = 1,33.</m:t>
         </m:r>
       </m:oMath>
     </w:p>
     <w:p>
       <w:r>
-        <w:t>Индекс больше единицы (1,68 &gt; 1), следовательно, НИР превосходит аналог по научно-технической прогрессивности и её проведение целесообразно.</w:t>
+        <w:t>Оба индекса больше единицы (1,80 и 1,33), следовательно, НИР превосходит обе базы по научно-технической прогрессивности и её проведение целесообразно. Ближайшей альтернативой для передачи видео является Wi-Fi 2,4 ГГц, поэтому в расчёте экономического эффекта (подраздел 4.4) используется меньший индекс 1,33.</w:t>
       </w:r>
     </w:p>
     <w:p>
       <w:r>
-        <w:t>Новизна НТПр оценивается по пяти критериям ориентировочной шкалы методики [39]: принципиально новое — 5 баллов, новое — 3, улучшенное — 2, существующего уровня — 1, устаревшее — 0. Оценка приведена в таблице 4.2.</w:t>
+        <w:t>Помимо прогрессивности, целесообразность НИР характеризует новизна её результатов. Функционально результат отличается от баз тем, что канал Wi-Fi HaLow передаёт видео на дальность, недоступную Wi-Fi 2,4 ГГц на тех же малых скоростях, и со скоростью, недоступной LoRa. Технологически — тем, что Wi-Fi HaLow и Wi-Fi 2,4 ГГц сравнены на одной аппаратной платформе. Производственный, социальный и юридический критерии остаются на существующем уровне. Новизна оценивается по ориентировочной шкале методики [42]: принципиально новое — 5 баллов, новое — 3, улучшенное — 2, существующего уровня — 1, устаревшее — 0. Оценка приведена в таблице 4.2.</w:t>
       </w:r>
     </w:p>
     <w:p>
@@ -1297,7 +1749,7 @@
               <w:rPr>
                 <w:sz w:val="22"/>
               </w:rPr>
-              <w:t>система передачи видео по Wi-Fi HaLow на серийной плате с регистрацией показателей канала</w:t>
+              <w:t>передача видео на дальность, недоступную Wi-Fi 2,4 ГГц на малых скоростях, со скоростью, недоступной LoRa</w:t>
             </w:r>
           </w:p>
         </w:tc>
@@ -1459,7 +1911,7 @@
               <w:rPr>
                 <w:sz w:val="22"/>
               </w:rPr>
-              <w:t>стоимость аппаратной платформы снижена по сравнению с оценочным комплектом</w:t>
+              <w:t>используются серийные платы без доработки аппаратной части</w:t>
             </w:r>
           </w:p>
         </w:tc>
@@ -1478,7 +1930,7 @@
               <w:rPr>
                 <w:sz w:val="22"/>
               </w:rPr>
-              <w:t>улучшенное</w:t>
+              <w:t>существующего уровня</w:t>
             </w:r>
           </w:p>
         </w:tc>
@@ -1497,7 +1949,7 @@
               <w:rPr>
                 <w:sz w:val="22"/>
               </w:rPr>
-              <w:t>2</w:t>
+              <w:t>1</w:t>
             </w:r>
           </w:p>
         </w:tc>
@@ -1703,7 +2155,7 @@
                 <w:b/>
                 <w:sz w:val="22"/>
               </w:rPr>
-              <w:t>9</w:t>
+              <w:t>8</w:t>
             </w:r>
           </w:p>
         </w:tc>
@@ -1719,7 +2171,7 @@
         <w:keepNext/>
       </w:pPr>
       <w:r>
-        <w:t>Показатель новизны</w:t>
+        <w:t>Коэффициент новизны определяется по формуле</w:t>
       </w:r>
     </w:p>
     <w:tbl>
@@ -1765,12 +2217,27 @@
               <w:jc w:val="center"/>
             </w:pPr>
             <m:oMath>
-              <m:r>
-                <w:rPr>
-                  <w:rFonts w:ascii="Cambria Math" w:hAnsi="Cambria Math"/>
-                </w:rPr>
-                <m:t xml:space="preserve">Н</m:t>
-              </m:r>
+              <m:sSub>
+                <m:e>
+                  <m:r>
+                    <w:rPr>
+                      <w:rFonts w:ascii="Cambria Math" w:hAnsi="Cambria Math"/>
+                    </w:rPr>
+                    <m:t xml:space="preserve">k</m:t>
+                  </m:r>
+                </m:e>
+                <m:sub>
+                  <m:r>
+                    <m:rPr>
+                      <m:sty m:val="p"/>
+                    </m:rPr>
+                    <w:rPr>
+                      <w:rFonts w:ascii="Cambria Math" w:hAnsi="Cambria Math"/>
+                    </w:rPr>
+                    <m:t xml:space="preserve">н</m:t>
+                  </m:r>
+                </m:sub>
+              </m:sSub>
               <m:r>
                 <m:rPr>
                   <m:sty m:val="p"/>
@@ -1846,7 +2313,7 @@
                     <w:rPr>
                       <w:rFonts w:ascii="Cambria Math" w:hAnsi="Cambria Math"/>
                     </w:rPr>
-                    <m:t xml:space="preserve">9</m:t>
+                    <m:t xml:space="preserve">8</m:t>
                   </m:r>
                 </m:num>
                 <m:den>
@@ -1868,7 +2335,7 @@
                 <w:rPr>
                   <w:rFonts w:ascii="Cambria Math" w:hAnsi="Cambria Math"/>
                 </w:rPr>
-                <m:t xml:space="preserve"> = 0,36,</m:t>
+                <m:t xml:space="preserve"> = 0,32,</m:t>
               </m:r>
             </m:oMath>
           </w:p>
@@ -1884,7 +2351,7 @@
               <w:jc w:val="right"/>
             </w:pPr>
             <w:r>
-              <w:t>(4.3)</w:t>
+              <w:t>(4.4)</w:t>
             </w:r>
           </w:p>
         </w:tc>
@@ -1952,7 +2419,7 @@
     </w:p>
     <w:p>
       <w:r>
-        <w:t>Результат является новым по функциональному критерию и улучшенным по технологическому и производственному. Период эффективности новых технологий 2–3 года [39] согласуется с принятым сроком применения результатов — до 3 лет.</w:t>
+        <w:t>Результат является новым по функциональному критерию и улучшенным по технологическому. Период эффективности новых технологий 2–3 года [42] согласуется с принятым сроком применения результатов — до 3 лет.</w:t>
       </w:r>
     </w:p>
     <w:p>
@@ -1965,7 +2432,44 @@
     </w:p>
     <w:p>
       <w:r>
-        <w:t>НИР делится на четыре стадии [39]: подготовительную, теоретическую разработку, экспериментальные работы и заключительную. Трудоёмкость стадий определена по работам сетевого графика: продолжительность работы в календарных днях переведена в рабочие делением на 1,4 [39] и умножена на число исполнителей. Результаты — в таблице 4.3.</w:t>
+        <w:t>После подтверждения целесообразности НИР ключевым этапом её планирования становятся расчёт трудоёмкости и построение сетевого графика. Затраты труда и его оплата составляют основную часть себестоимости исследования, а сетевой график показывает, в какой последовательности выполняются работы, какие из них можно вести параллельно и укладывается ли НИР в заданный срок. По методике [42] НИР делится на четыре стадии:</w:t>
+      </w:r>
+    </w:p>
+    <w:p>
+      <w:r>
+        <w:t xml:space="preserve">– </w:t>
+      </w:r>
+      <w:r>
+        <w:t>подготовительная стадия — составление задания на НИР, сбор и анализ информационных материалов, технико-экономическое обоснование;</w:t>
+      </w:r>
+    </w:p>
+    <w:p>
+      <w:r>
+        <w:t xml:space="preserve">– </w:t>
+      </w:r>
+      <w:r>
+        <w:t>теоретическая разработка — основа исследования: выбор моделей и методики, подготовка средств проведения эксперимента;</w:t>
+      </w:r>
+    </w:p>
+    <w:p>
+      <w:r>
+        <w:t xml:space="preserve">– </w:t>
+      </w:r>
+      <w:r>
+        <w:t>экспериментальные работы — проверка и уточнение теоретических положений измерениями;</w:t>
+      </w:r>
+    </w:p>
+    <w:p>
+      <w:r>
+        <w:t xml:space="preserve">– </w:t>
+      </w:r>
+      <w:r>
+        <w:t>заключительная стадия — оформление отчёта, оценка значимости полученных результатов и перспектив их применения.</w:t>
+      </w:r>
+    </w:p>
+    <w:p>
+      <w:r>
+        <w:t>В настоящей работе к подготовительной стадии относится сравнительный анализ Wi-Fi HaLow с другими вариантами канала связи с БПЛА, к теоретической разработке — методика экспериментов и программное обеспечение стенда, к экспериментальным работам — измерения на паре плат и обработка результатов, к заключительной стадии — экономическая часть, охрана труда и оформление отчёта. Трудоёмкость стадий определена по работам сетевого графика, приведённым ниже: продолжительность каждой работы в календарных днях переведена в рабочие делением на 1,4 [42] и умножена на число исполнителей. Результаты приведены в таблице 4.3.</w:t>
       </w:r>
     </w:p>
     <w:p>
@@ -2077,7 +2581,21 @@
                 <w:b/>
                 <w:sz w:val="22"/>
               </w:rPr>
-              <w:t>Трудоёмкость, чел.-дн.</w:t>
+              <w:t>Трудо-</w:t>
+            </w:r>
+          </w:p>
+          <w:p>
+            <w:pPr>
+              <w:pStyle w:val="TableText"/>
+              <w:keepNext/>
+              <w:jc w:val="center"/>
+            </w:pPr>
+            <w:r>
+              <w:rPr>
+                <w:b/>
+                <w:sz w:val="22"/>
+              </w:rPr>
+              <w:t>ёмкость, чел.-дн.</w:t>
             </w:r>
           </w:p>
         </w:tc>
@@ -2197,7 +2715,7 @@
               <w:rPr>
                 <w:sz w:val="22"/>
               </w:rPr>
-              <w:t>11,1</w:t>
+              <w:t>11</w:t>
             </w:r>
           </w:p>
         </w:tc>
@@ -2297,7 +2815,7 @@
               <w:rPr>
                 <w:sz w:val="22"/>
               </w:rPr>
-              <w:t>23,5</w:t>
+              <w:t>24</w:t>
             </w:r>
           </w:p>
         </w:tc>
@@ -2397,7 +2915,7 @@
               <w:rPr>
                 <w:sz w:val="22"/>
               </w:rPr>
-              <w:t>54,3</w:t>
+              <w:t>54</w:t>
             </w:r>
           </w:p>
         </w:tc>
@@ -2497,7 +3015,7 @@
               <w:rPr>
                 <w:sz w:val="22"/>
               </w:rPr>
-              <w:t>11,1</w:t>
+              <w:t>11</w:t>
             </w:r>
           </w:p>
         </w:tc>
@@ -2608,7 +3126,7 @@
     </w:p>
     <w:p>
       <w:r>
-        <w:t>Наибольшую долю составляют экспериментальные работы, что характерно для НИР: по типовой структуре трудозатрат методики на них приходится 61,8 % [39].</w:t>
+        <w:t>Наибольшую долю (54 %) составляют экспериментальные работы, что характерно для НИР: по типовой структуре трудозатрат методики на них приходится 61,8 % [42]. Меньшая доля в настоящей работе объясняется тем, что измерения ведутся на готовых серийных платах и не требуют изготовления макетов.</w:t>
       </w:r>
     </w:p>
     <w:p>
@@ -2616,7 +3134,7 @@
         <w:keepNext/>
       </w:pPr>
       <w:r>
-        <w:t xml:space="preserve">Для наглядного представления структуры работ и их сроков построен сетевой график. Перечень работ и событий приведён в таблице 4.4, продолжительность — в календарных днях. Поскольку продолжительность работ НИР заранее точно не известна, для каждой работы задана минимальная оценка </w:t>
+        <w:t xml:space="preserve">Сетевой график — наглядный способ представить структуру работ и их сроки. Для его построения определяется перечень работ и событий — моментов окончания одних работ и начала других. Перечень приведён в таблице 4.4, продолжительность — в календарных днях. Продолжительность работ НИР заранее точно не известна и зависит от многих факторов, поэтому для каждой работы задаётся минимальная оценка </w:t>
       </w:r>
       <m:oMath>
         <m:sSub>
@@ -2668,7 +3186,7 @@
         </m:sSub>
       </m:oMath>
       <w:r>
-        <w:t xml:space="preserve"> — при наиболее неблагоприятном; ожидаемая продолжительность [39]:</w:t>
+        <w:t xml:space="preserve"> — при наиболее неблагоприятном; ожидаемая продолжительность [42]:</w:t>
       </w:r>
     </w:p>
     <w:tbl>
@@ -2842,7 +3360,7 @@
               <w:jc w:val="right"/>
             </w:pPr>
             <w:r>
-              <w:t>(4.4)</w:t>
+              <w:t>(4.5)</w:t>
             </w:r>
           </w:p>
         </w:tc>
@@ -4001,7 +4519,7 @@
     </w:p>
     <w:p>
       <w:r>
-        <w:t>Исполнители: Р — руководитель НИР, И — инженер-исследователь, П — инженер-программист, Т — техник. Разработка методики (работа 2–3) и программного обеспечения стенда (работа 2–4) ведутся параллельно; измерения начинаются после завершения обеих, что показано фиктивной работой 3–4 нулевой продолжительности. Сетевой график приведён на рисунке 4.1.</w:t>
+        <w:t>Исполнители: Р — руководитель НИР, И — инженер-исследователь, П — инженер-программист, Т — техник. Разработка методики (работа 2–3) и программного обеспечения стенда (работа 2–4) ведутся параллельно; измерения начинаются после завершения обеих. Методика готова на 10 дней раньше программ стенда, и это время показано ожиданием 3–4 продолжительностью 10 дней — работой без затрат труда, за которую исполнитель методики переходит к подготовке стенда вместе с программистом. Сетевой график приведён на рисунке 4.1.</w:t>
       </w:r>
     </w:p>
     <w:p>
@@ -4051,92 +4569,60 @@
         <w:jc w:val="center"/>
       </w:pPr>
       <w:r>
-        <w:t>Рисунок 4.1 – Сетевой график НИР (над стрелкой — ожидаемая продолжительность, кал. дн.; жирные стрелки — критический путь, пунктир — фиктивная работа)</w:t>
+        <w:t>Рисунок 4.1 – Сетевой график НИР (у стрелки — ожидаемая продолжительность, кал. дн.; жирные стрелки — критический путь, пунктир — ожидание без затрат труда)</w:t>
       </w:r>
     </w:p>
     <w:p>
       <w:r>
-        <w:t xml:space="preserve">Ранний срок начала работы равен раннему сроку её начального события, поздний срок окончания — позднему сроку конечного события; полный резерв работы </w:t>
+        <w:t>Чтобы найти критический путь и резервы времени, по методике [42] рассчитываются временные параметры работ графика (таблица 4.5):</w:t>
       </w:r>
-      <m:oMath>
-        <m:r>
-          <w:rPr>
-            <w:rFonts w:ascii="Cambria Math" w:hAnsi="Cambria Math"/>
-          </w:rPr>
-          <m:t xml:space="preserve">R</m:t>
-        </m:r>
-        <m:r>
-          <m:rPr>
-            <m:sty m:val="p"/>
-          </m:rPr>
-          <w:rPr>
-            <w:rFonts w:ascii="Cambria Math" w:hAnsi="Cambria Math"/>
-          </w:rPr>
-          <m:t xml:space="preserve">(ij) = </m:t>
-        </m:r>
-        <m:sSub>
-          <m:e>
-            <m:r>
-              <w:rPr>
-                <w:rFonts w:ascii="Cambria Math" w:hAnsi="Cambria Math"/>
-              </w:rPr>
-              <m:t xml:space="preserve">t</m:t>
-            </m:r>
-          </m:e>
-          <m:sub>
-            <m:r>
-              <m:rPr>
-                <m:sty m:val="p"/>
-              </m:rPr>
-              <w:rPr>
-                <w:rFonts w:ascii="Cambria Math" w:hAnsi="Cambria Math"/>
-              </w:rPr>
-              <m:t xml:space="preserve">п</m:t>
-            </m:r>
-          </m:sub>
-        </m:sSub>
-        <m:r>
-          <m:rPr>
-            <m:sty m:val="p"/>
-          </m:rPr>
-          <w:rPr>
-            <w:rFonts w:ascii="Cambria Math" w:hAnsi="Cambria Math"/>
-          </w:rPr>
-          <m:t xml:space="preserve">(j) − </m:t>
-        </m:r>
-        <m:sSub>
-          <m:e>
-            <m:r>
-              <w:rPr>
-                <w:rFonts w:ascii="Cambria Math" w:hAnsi="Cambria Math"/>
-              </w:rPr>
-              <m:t xml:space="preserve">t</m:t>
-            </m:r>
-          </m:e>
-          <m:sub>
-            <m:r>
-              <m:rPr>
-                <m:sty m:val="p"/>
-              </m:rPr>
-              <w:rPr>
-                <w:rFonts w:ascii="Cambria Math" w:hAnsi="Cambria Math"/>
-              </w:rPr>
-              <m:t xml:space="preserve">р</m:t>
-            </m:r>
-          </m:sub>
-        </m:sSub>
-        <m:r>
-          <m:rPr>
-            <m:sty m:val="p"/>
-          </m:rPr>
-          <w:rPr>
-            <w:rFonts w:ascii="Cambria Math" w:hAnsi="Cambria Math"/>
-          </w:rPr>
-          <m:t xml:space="preserve">(i) − t(ij)</m:t>
-        </m:r>
-      </m:oMath>
+    </w:p>
+    <w:p>
       <w:r>
-        <w:t xml:space="preserve"> [39]. Параметры сетевого графика приведены в таблице 4.5.</w:t>
+        <w:t xml:space="preserve">– </w:t>
+      </w:r>
+      <w:r>
+        <w:t>t(ij) — продолжительность работы ij;</w:t>
+      </w:r>
+    </w:p>
+    <w:p>
+      <w:r>
+        <w:t xml:space="preserve">– </w:t>
+      </w:r>
+      <w:r>
+        <w:t>tрн(ij) — ранний срок начала: наибольшая длительность пути от исходного события 1 до начального события i;</w:t>
+      </w:r>
+    </w:p>
+    <w:p>
+      <w:r>
+        <w:t xml:space="preserve">– </w:t>
+      </w:r>
+      <w:r>
+        <w:t>tро(ij) = tрн(ij) + t(ij) — ранний срок окончания;</w:t>
+      </w:r>
+    </w:p>
+    <w:p>
+      <w:r>
+        <w:t xml:space="preserve">– </w:t>
+      </w:r>
+      <w:r>
+        <w:t>tпо(ij) — поздний срок окончания: срок завершения НИР за вычетом наибольшей длительности пути от конечного события j до завершающего события 7;</w:t>
+      </w:r>
+    </w:p>
+    <w:p>
+      <w:r>
+        <w:t xml:space="preserve">– </w:t>
+      </w:r>
+      <w:r>
+        <w:t>tпн(ij) = tпо(ij) − t(ij) — поздний срок начала;</w:t>
+      </w:r>
+    </w:p>
+    <w:p>
+      <w:r>
+        <w:t xml:space="preserve">– </w:t>
+      </w:r>
+      <w:r>
+        <w:t>R(ij) = tпо(ij) − tро(ij) — полный резерв: время, на которое работу можно задержать без увеличения срока всей НИР. Резерв означает простой исполнителя, поэтому график построен без резервов.</w:t>
       </w:r>
     </w:p>
     <w:p>
@@ -4529,7 +5015,7 @@
               <w:rPr>
                 <w:sz w:val="22"/>
               </w:rPr>
-              <w:t>22</w:t>
+              <w:t>12</w:t>
             </w:r>
           </w:p>
         </w:tc>
@@ -4567,7 +5053,7 @@
               <w:rPr>
                 <w:sz w:val="22"/>
               </w:rPr>
-              <w:t>30</w:t>
+              <w:t>20</w:t>
             </w:r>
           </w:p>
         </w:tc>
@@ -4586,7 +5072,7 @@
               <w:rPr>
                 <w:sz w:val="22"/>
               </w:rPr>
-              <w:t>10</w:t>
+              <w:t>0</w:t>
             </w:r>
           </w:p>
         </w:tc>
@@ -4767,7 +5253,7 @@
               <w:rPr>
                 <w:sz w:val="22"/>
               </w:rPr>
-              <w:t>0</w:t>
+              <w:t>10</w:t>
             </w:r>
           </w:p>
         </w:tc>
@@ -4805,7 +5291,7 @@
               <w:rPr>
                 <w:sz w:val="22"/>
               </w:rPr>
-              <w:t>30</w:t>
+              <w:t>20</w:t>
             </w:r>
           </w:p>
         </w:tc>
@@ -4824,7 +5310,7 @@
               <w:rPr>
                 <w:sz w:val="22"/>
               </w:rPr>
-              <w:t>20</w:t>
+              <w:t>30</w:t>
             </w:r>
           </w:p>
         </w:tc>
@@ -4862,7 +5348,7 @@
               <w:rPr>
                 <w:sz w:val="22"/>
               </w:rPr>
-              <w:t>10</w:t>
+              <w:t>0</w:t>
             </w:r>
           </w:p>
         </w:tc>
@@ -5282,7 +5768,7 @@
     </w:p>
     <w:p>
       <w:r>
-        <w:t>Критический путь 1–2–4–5–6–7 составляет 73 календарных дня. При начале работ 09.10.2026 НИР завершается 20.12.2026, то есть в срок по заданию на ВКР (21.12.2026). Разработка методики экспериментов имеет резерв 10 дней и может выполняться с запасом по времени.</w:t>
+        <w:t>Резервы всех работ равны нулю: обе ветви графика от события 2 до события 4 имеют одинаковую длительность, и критическими являются все работы. Длительность НИР — 73 календарных дня. При начале работ 09.10.2026 НИР завершается 20.12.2026, то есть в срок по заданию на ВКР (21.12.2026) с запасом 1 день.</w:t>
       </w:r>
     </w:p>
     <w:p>
@@ -5295,7 +5781,17 @@
     </w:p>
     <w:p>
       <w:r>
-        <w:t>Основной статьёй затрат НИР является оплата труда. Месячные оклады исполнителей приняты по медианам предложений работодателей г. Москвы на портале hh.ru [40]: руководитель НИР — 175 000 руб., инженер-исследователь и инженер-программист — 102 900 руб., техник — 90 000 руб. Дневная ставка равна окладу, умноженному на 12 и делённому на 247 рабочих дней 2026 г. [41].</w:t>
+        <w:t>Основной статьёй расходов при проведении НИР является оплата труда исполнителей. Затраты на неё определяются как сумма затрат по стадиям, каждая из которых равна произведению трудоёмкости стадии на среднюю дневную ставку исполнителей [42].</w:t>
+      </w:r>
+    </w:p>
+    <w:p>
+      <w:r>
+        <w:t>Определим состав исполнителей НИР. Основу группы составляет инженер-исследователь (радиоинженер): он анализирует варианты канала связи с БПЛА, разрабатывает методику экспериментов, проводит измерения, обрабатывает результаты и оформляет отчёт, включая экономическую часть и охрану труда. Одновременно с разработкой методики инженер-программист создаёт программное обеспечение стенда — встроенные программы плат камеры и приёмника, передающие видео по каналу Wi-Fi HaLow и регистрирующие его показатели, а также программу приёма и отображения на компьютере. Измерения выполняют два человека: техник собирает стенд, готовит аккумуляторы, расставляет платы на трассе и ведёт протокол, инженер управляет прогонами и контролирует показатели канала. Руководитель НИР участвует в обработке результатов: сопоставляет измерения с теоретической оценкой и с другими протоколами и формулирует рекомендации по применению технологии. Его участие особенно важно на этом этапе, поскольку от выводов зависит практическая ценность работы.</w:t>
+      </w:r>
+    </w:p>
+    <w:p>
+      <w:r>
+        <w:t>Месячные оклады исполнителей приняты по данным рынка труда г. Москвы для специалистов соответствующей квалификации [43]: руководитель НИР — 175 000 руб., инженер-исследователь и инженер-программист — 102 900 руб., техник — 90 000 руб. Дневная ставка равна окладу, умноженному на 12 и делённому на 247 рабочих дней 2026 г. [44].</w:t>
       </w:r>
     </w:p>
     <w:p>
@@ -5303,7 +5799,7 @@
         <w:keepNext/>
       </w:pPr>
       <w:r>
-        <w:t>Заработная плата по стадиям работ [39]:</w:t>
+        <w:t>Заработная плата по стадиям работ [42]:</w:t>
       </w:r>
     </w:p>
     <w:tbl>
@@ -5366,7 +5862,7 @@
                     <w:rPr>
                       <w:rFonts w:ascii="Cambria Math" w:hAnsi="Cambria Math"/>
                     </w:rPr>
-                    <m:t xml:space="preserve">ЗП.j</m:t>
+                    <m:t xml:space="preserve">ЗП j</m:t>
                   </m:r>
                 </m:sub>
               </m:sSub>
@@ -5460,7 +5956,7 @@
               <w:jc w:val="right"/>
             </w:pPr>
             <w:r>
-              <w:t>(4.5)</w:t>
+              <w:t>(4.6)</w:t>
             </w:r>
           </w:p>
         </w:tc>
@@ -5555,12 +6051,13 @@
         </w:tblCellMar>
       </w:tblPr>
       <w:tblGrid>
-        <w:gridCol w:w="793"/>
-        <w:gridCol w:w="1247"/>
-        <w:gridCol w:w="2494"/>
+        <w:gridCol w:w="680"/>
+        <w:gridCol w:w="1077"/>
+        <w:gridCol w:w="2154"/>
+        <w:gridCol w:w="907"/>
+        <w:gridCol w:w="1020"/>
         <w:gridCol w:w="1133"/>
-        <w:gridCol w:w="1247"/>
-        <w:gridCol w:w="1360"/>
+        <w:gridCol w:w="1190"/>
         <w:gridCol w:w="1190"/>
       </w:tblGrid>
       <w:tr>
@@ -5570,7 +6067,7 @@
         </w:trPr>
         <w:tc>
           <w:tcPr>
-            <w:tcW w:type="dxa" w:w="794"/>
+            <w:tcW w:type="dxa" w:w="680"/>
             <w:vAlign w:val="center"/>
           </w:tcPr>
           <w:p>
@@ -5590,7 +6087,7 @@
         </w:tc>
         <w:tc>
           <w:tcPr>
-            <w:tcW w:type="dxa" w:w="1247"/>
+            <w:tcW w:type="dxa" w:w="1077"/>
             <w:vAlign w:val="center"/>
           </w:tcPr>
           <w:p>
@@ -5624,7 +6121,7 @@
         </w:tc>
         <w:tc>
           <w:tcPr>
-            <w:tcW w:type="dxa" w:w="2494"/>
+            <w:tcW w:type="dxa" w:w="2154"/>
             <w:vAlign w:val="center"/>
           </w:tcPr>
           <w:p>
@@ -5644,7 +6141,7 @@
         </w:tc>
         <w:tc>
           <w:tcPr>
-            <w:tcW w:type="dxa" w:w="1134"/>
+            <w:tcW w:type="dxa" w:w="907"/>
             <w:vAlign w:val="center"/>
           </w:tcPr>
           <w:p>
@@ -5658,7 +6155,7 @@
                 <w:b/>
                 <w:sz w:val="20"/>
               </w:rPr>
-              <w:t>Трудо-</w:t>
+              <w:t>Числен-</w:t>
             </w:r>
           </w:p>
           <w:p>
@@ -5672,13 +6169,13 @@
                 <w:b/>
                 <w:sz w:val="20"/>
               </w:rPr>
-              <w:t>ёмкость, чел.-дн.</w:t>
-            </w:r>
-          </w:p>
-        </w:tc>
-        <w:tc>
-          <w:tcPr>
-            <w:tcW w:type="dxa" w:w="1247"/>
+              <w:t>ность, чел.</w:t>
+            </w:r>
+          </w:p>
+        </w:tc>
+        <w:tc>
+          <w:tcPr>
+            <w:tcW w:type="dxa" w:w="1020"/>
             <w:vAlign w:val="center"/>
           </w:tcPr>
           <w:p>
@@ -5692,13 +6189,47 @@
                 <w:b/>
                 <w:sz w:val="20"/>
               </w:rPr>
+              <w:t>Трудо-</w:t>
+            </w:r>
+          </w:p>
+          <w:p>
+            <w:pPr>
+              <w:pStyle w:val="TableText"/>
+              <w:keepNext/>
+              <w:jc w:val="center"/>
+            </w:pPr>
+            <w:r>
+              <w:rPr>
+                <w:b/>
+                <w:sz w:val="20"/>
+              </w:rPr>
+              <w:t>ёмкость, чел.-дн.</w:t>
+            </w:r>
+          </w:p>
+        </w:tc>
+        <w:tc>
+          <w:tcPr>
+            <w:tcW w:type="dxa" w:w="1134"/>
+            <w:vAlign w:val="center"/>
+          </w:tcPr>
+          <w:p>
+            <w:pPr>
+              <w:pStyle w:val="TableText"/>
+              <w:keepNext/>
+              <w:jc w:val="center"/>
+            </w:pPr>
+            <w:r>
+              <w:rPr>
+                <w:b/>
+                <w:sz w:val="20"/>
+              </w:rPr>
               <w:t>Дневная ставка, руб.</w:t>
             </w:r>
           </w:p>
         </w:tc>
         <w:tc>
           <w:tcPr>
-            <w:tcW w:type="dxa" w:w="1361"/>
+            <w:tcW w:type="dxa" w:w="1191"/>
             <w:vAlign w:val="center"/>
           </w:tcPr>
           <w:p>
@@ -5757,7 +6288,7 @@
         </w:trPr>
         <w:tc>
           <w:tcPr>
-            <w:tcW w:type="dxa" w:w="794"/>
+            <w:tcW w:type="dxa" w:w="680"/>
             <w:vAlign w:val="center"/>
           </w:tcPr>
           <w:p>
@@ -5776,7 +6307,7 @@
         </w:tc>
         <w:tc>
           <w:tcPr>
-            <w:tcW w:type="dxa" w:w="1247"/>
+            <w:tcW w:type="dxa" w:w="1077"/>
             <w:vAlign w:val="center"/>
           </w:tcPr>
           <w:p>
@@ -5795,7 +6326,7 @@
         </w:tc>
         <w:tc>
           <w:tcPr>
-            <w:tcW w:type="dxa" w:w="2494"/>
+            <w:tcW w:type="dxa" w:w="2154"/>
             <w:vAlign w:val="center"/>
           </w:tcPr>
           <w:p>
@@ -5814,7 +6345,7 @@
         </w:tc>
         <w:tc>
           <w:tcPr>
-            <w:tcW w:type="dxa" w:w="1134"/>
+            <w:tcW w:type="dxa" w:w="907"/>
             <w:vAlign w:val="center"/>
           </w:tcPr>
           <w:p>
@@ -5827,13 +6358,13 @@
               <w:rPr>
                 <w:sz w:val="22"/>
               </w:rPr>
-              <w:t>9</w:t>
-            </w:r>
-          </w:p>
-        </w:tc>
-        <w:tc>
-          <w:tcPr>
-            <w:tcW w:type="dxa" w:w="1247"/>
+              <w:t>1</w:t>
+            </w:r>
+          </w:p>
+        </w:tc>
+        <w:tc>
+          <w:tcPr>
+            <w:tcW w:type="dxa" w:w="1020"/>
             <w:vAlign w:val="center"/>
           </w:tcPr>
           <w:p>
@@ -5846,13 +6377,32 @@
               <w:rPr>
                 <w:sz w:val="22"/>
               </w:rPr>
+              <w:t>9</w:t>
+            </w:r>
+          </w:p>
+        </w:tc>
+        <w:tc>
+          <w:tcPr>
+            <w:tcW w:type="dxa" w:w="1134"/>
+            <w:vAlign w:val="center"/>
+          </w:tcPr>
+          <w:p>
+            <w:pPr>
+              <w:pStyle w:val="TableText"/>
+              <w:keepNext/>
+              <w:jc w:val="center"/>
+            </w:pPr>
+            <w:r>
+              <w:rPr>
+                <w:sz w:val="22"/>
+              </w:rPr>
               <w:t>5 000</w:t>
             </w:r>
           </w:p>
         </w:tc>
         <w:tc>
           <w:tcPr>
-            <w:tcW w:type="dxa" w:w="1361"/>
+            <w:tcW w:type="dxa" w:w="1191"/>
             <w:vAlign w:val="center"/>
           </w:tcPr>
           <w:p>
@@ -5895,7 +6445,7 @@
         </w:trPr>
         <w:tc>
           <w:tcPr>
-            <w:tcW w:type="dxa" w:w="794"/>
+            <w:tcW w:type="dxa" w:w="680"/>
             <w:vMerge w:val="restart"/>
             <w:vAlign w:val="center"/>
           </w:tcPr>
@@ -5915,7 +6465,7 @@
         </w:tc>
         <w:tc>
           <w:tcPr>
-            <w:tcW w:type="dxa" w:w="1247"/>
+            <w:tcW w:type="dxa" w:w="1077"/>
             <w:vMerge w:val="restart"/>
             <w:vAlign w:val="center"/>
           </w:tcPr>
@@ -5935,7 +6485,7 @@
         </w:tc>
         <w:tc>
           <w:tcPr>
-            <w:tcW w:type="dxa" w:w="2494"/>
+            <w:tcW w:type="dxa" w:w="2154"/>
             <w:vAlign w:val="center"/>
           </w:tcPr>
           <w:p>
@@ -5954,7 +6504,7 @@
         </w:tc>
         <w:tc>
           <w:tcPr>
-            <w:tcW w:type="dxa" w:w="1134"/>
+            <w:tcW w:type="dxa" w:w="907"/>
             <w:vAlign w:val="center"/>
           </w:tcPr>
           <w:p>
@@ -5967,13 +6517,13 @@
               <w:rPr>
                 <w:sz w:val="22"/>
               </w:rPr>
-              <w:t>6</w:t>
-            </w:r>
-          </w:p>
-        </w:tc>
-        <w:tc>
-          <w:tcPr>
-            <w:tcW w:type="dxa" w:w="1247"/>
+              <w:t>1</w:t>
+            </w:r>
+          </w:p>
+        </w:tc>
+        <w:tc>
+          <w:tcPr>
+            <w:tcW w:type="dxa" w:w="1020"/>
             <w:vAlign w:val="center"/>
           </w:tcPr>
           <w:p>
@@ -5986,13 +6536,32 @@
               <w:rPr>
                 <w:sz w:val="22"/>
               </w:rPr>
+              <w:t>6</w:t>
+            </w:r>
+          </w:p>
+        </w:tc>
+        <w:tc>
+          <w:tcPr>
+            <w:tcW w:type="dxa" w:w="1134"/>
+            <w:vAlign w:val="center"/>
+          </w:tcPr>
+          <w:p>
+            <w:pPr>
+              <w:pStyle w:val="TableText"/>
+              <w:keepNext/>
+              <w:jc w:val="center"/>
+            </w:pPr>
+            <w:r>
+              <w:rPr>
+                <w:sz w:val="22"/>
+              </w:rPr>
               <w:t>5 000</w:t>
             </w:r>
           </w:p>
         </w:tc>
         <w:tc>
           <w:tcPr>
-            <w:tcW w:type="dxa" w:w="1361"/>
+            <w:tcW w:type="dxa" w:w="1191"/>
             <w:vMerge w:val="restart"/>
             <w:vAlign w:val="center"/>
           </w:tcPr>
@@ -6037,7 +6606,7 @@
         </w:trPr>
         <w:tc>
           <w:tcPr>
-            <w:tcW w:type="dxa" w:w="794"/>
+            <w:tcW w:type="dxa" w:w="680"/>
             <w:vMerge/>
             <w:vAlign w:val="center"/>
           </w:tcPr>
@@ -6045,7 +6614,7 @@
         </w:tc>
         <w:tc>
           <w:tcPr>
-            <w:tcW w:type="dxa" w:w="1247"/>
+            <w:tcW w:type="dxa" w:w="1077"/>
             <w:vMerge/>
             <w:vAlign w:val="center"/>
           </w:tcPr>
@@ -6053,7 +6622,7 @@
         </w:tc>
         <w:tc>
           <w:tcPr>
-            <w:tcW w:type="dxa" w:w="2494"/>
+            <w:tcW w:type="dxa" w:w="2154"/>
             <w:vAlign w:val="center"/>
           </w:tcPr>
           <w:p>
@@ -6072,7 +6641,7 @@
         </w:tc>
         <w:tc>
           <w:tcPr>
-            <w:tcW w:type="dxa" w:w="1134"/>
+            <w:tcW w:type="dxa" w:w="907"/>
             <w:vAlign w:val="center"/>
           </w:tcPr>
           <w:p>
@@ -6085,13 +6654,13 @@
               <w:rPr>
                 <w:sz w:val="22"/>
               </w:rPr>
-              <w:t>13</w:t>
-            </w:r>
-          </w:p>
-        </w:tc>
-        <w:tc>
-          <w:tcPr>
-            <w:tcW w:type="dxa" w:w="1247"/>
+              <w:t>1</w:t>
+            </w:r>
+          </w:p>
+        </w:tc>
+        <w:tc>
+          <w:tcPr>
+            <w:tcW w:type="dxa" w:w="1020"/>
             <w:vAlign w:val="center"/>
           </w:tcPr>
           <w:p>
@@ -6104,13 +6673,32 @@
               <w:rPr>
                 <w:sz w:val="22"/>
               </w:rPr>
+              <w:t>13</w:t>
+            </w:r>
+          </w:p>
+        </w:tc>
+        <w:tc>
+          <w:tcPr>
+            <w:tcW w:type="dxa" w:w="1134"/>
+            <w:vAlign w:val="center"/>
+          </w:tcPr>
+          <w:p>
+            <w:pPr>
+              <w:pStyle w:val="TableText"/>
+              <w:keepNext/>
+              <w:jc w:val="center"/>
+            </w:pPr>
+            <w:r>
+              <w:rPr>
+                <w:sz w:val="22"/>
+              </w:rPr>
               <w:t>5 000</w:t>
             </w:r>
           </w:p>
         </w:tc>
         <w:tc>
           <w:tcPr>
-            <w:tcW w:type="dxa" w:w="1361"/>
+            <w:tcW w:type="dxa" w:w="1191"/>
             <w:vMerge/>
             <w:vAlign w:val="center"/>
           </w:tcPr>
@@ -6131,7 +6719,7 @@
         </w:trPr>
         <w:tc>
           <w:tcPr>
-            <w:tcW w:type="dxa" w:w="794"/>
+            <w:tcW w:type="dxa" w:w="680"/>
             <w:vMerge w:val="restart"/>
             <w:vAlign w:val="center"/>
           </w:tcPr>
@@ -6151,7 +6739,7 @@
         </w:tc>
         <w:tc>
           <w:tcPr>
-            <w:tcW w:type="dxa" w:w="1247"/>
+            <w:tcW w:type="dxa" w:w="1077"/>
             <w:vMerge w:val="restart"/>
             <w:vAlign w:val="center"/>
           </w:tcPr>
@@ -6171,7 +6759,7 @@
         </w:tc>
         <w:tc>
           <w:tcPr>
-            <w:tcW w:type="dxa" w:w="2494"/>
+            <w:tcW w:type="dxa" w:w="2154"/>
             <w:vAlign w:val="center"/>
           </w:tcPr>
           <w:p>
@@ -6190,7 +6778,7 @@
         </w:tc>
         <w:tc>
           <w:tcPr>
-            <w:tcW w:type="dxa" w:w="1134"/>
+            <w:tcW w:type="dxa" w:w="907"/>
             <w:vAlign w:val="center"/>
           </w:tcPr>
           <w:p>
@@ -6203,13 +6791,13 @@
               <w:rPr>
                 <w:sz w:val="22"/>
               </w:rPr>
-              <w:t>22</w:t>
-            </w:r>
-          </w:p>
-        </w:tc>
-        <w:tc>
-          <w:tcPr>
-            <w:tcW w:type="dxa" w:w="1247"/>
+              <w:t>1</w:t>
+            </w:r>
+          </w:p>
+        </w:tc>
+        <w:tc>
+          <w:tcPr>
+            <w:tcW w:type="dxa" w:w="1020"/>
             <w:vAlign w:val="center"/>
           </w:tcPr>
           <w:p>
@@ -6222,13 +6810,32 @@
               <w:rPr>
                 <w:sz w:val="22"/>
               </w:rPr>
+              <w:t>22</w:t>
+            </w:r>
+          </w:p>
+        </w:tc>
+        <w:tc>
+          <w:tcPr>
+            <w:tcW w:type="dxa" w:w="1134"/>
+            <w:vAlign w:val="center"/>
+          </w:tcPr>
+          <w:p>
+            <w:pPr>
+              <w:pStyle w:val="TableText"/>
+              <w:keepNext/>
+              <w:jc w:val="center"/>
+            </w:pPr>
+            <w:r>
+              <w:rPr>
+                <w:sz w:val="22"/>
+              </w:rPr>
               <w:t>5 000</w:t>
             </w:r>
           </w:p>
         </w:tc>
         <w:tc>
           <w:tcPr>
-            <w:tcW w:type="dxa" w:w="1361"/>
+            <w:tcW w:type="dxa" w:w="1191"/>
             <w:vMerge w:val="restart"/>
             <w:vAlign w:val="center"/>
           </w:tcPr>
@@ -6273,7 +6880,7 @@
         </w:trPr>
         <w:tc>
           <w:tcPr>
-            <w:tcW w:type="dxa" w:w="794"/>
+            <w:tcW w:type="dxa" w:w="680"/>
             <w:vMerge/>
             <w:vAlign w:val="center"/>
           </w:tcPr>
@@ -6281,7 +6888,7 @@
         </w:tc>
         <w:tc>
           <w:tcPr>
-            <w:tcW w:type="dxa" w:w="1247"/>
+            <w:tcW w:type="dxa" w:w="1077"/>
             <w:vMerge/>
             <w:vAlign w:val="center"/>
           </w:tcPr>
@@ -6289,7 +6896,7 @@
         </w:tc>
         <w:tc>
           <w:tcPr>
-            <w:tcW w:type="dxa" w:w="2494"/>
+            <w:tcW w:type="dxa" w:w="2154"/>
             <w:vAlign w:val="center"/>
           </w:tcPr>
           <w:p>
@@ -6308,7 +6915,7 @@
         </w:tc>
         <w:tc>
           <w:tcPr>
-            <w:tcW w:type="dxa" w:w="1134"/>
+            <w:tcW w:type="dxa" w:w="907"/>
             <w:vAlign w:val="center"/>
           </w:tcPr>
           <w:p>
@@ -6321,13 +6928,13 @@
               <w:rPr>
                 <w:sz w:val="22"/>
               </w:rPr>
-              <w:t>16</w:t>
-            </w:r>
-          </w:p>
-        </w:tc>
-        <w:tc>
-          <w:tcPr>
-            <w:tcW w:type="dxa" w:w="1247"/>
+              <w:t>1</w:t>
+            </w:r>
+          </w:p>
+        </w:tc>
+        <w:tc>
+          <w:tcPr>
+            <w:tcW w:type="dxa" w:w="1020"/>
             <w:vAlign w:val="center"/>
           </w:tcPr>
           <w:p>
@@ -6340,13 +6947,32 @@
               <w:rPr>
                 <w:sz w:val="22"/>
               </w:rPr>
+              <w:t>16</w:t>
+            </w:r>
+          </w:p>
+        </w:tc>
+        <w:tc>
+          <w:tcPr>
+            <w:tcW w:type="dxa" w:w="1134"/>
+            <w:vAlign w:val="center"/>
+          </w:tcPr>
+          <w:p>
+            <w:pPr>
+              <w:pStyle w:val="TableText"/>
+              <w:keepNext/>
+              <w:jc w:val="center"/>
+            </w:pPr>
+            <w:r>
+              <w:rPr>
+                <w:sz w:val="22"/>
+              </w:rPr>
               <w:t>4 370</w:t>
             </w:r>
           </w:p>
         </w:tc>
         <w:tc>
           <w:tcPr>
-            <w:tcW w:type="dxa" w:w="1361"/>
+            <w:tcW w:type="dxa" w:w="1191"/>
             <w:vMerge/>
             <w:vAlign w:val="center"/>
           </w:tcPr>
@@ -6367,7 +6993,7 @@
         </w:trPr>
         <w:tc>
           <w:tcPr>
-            <w:tcW w:type="dxa" w:w="794"/>
+            <w:tcW w:type="dxa" w:w="680"/>
             <w:vMerge/>
             <w:vAlign w:val="center"/>
           </w:tcPr>
@@ -6375,7 +7001,7 @@
         </w:tc>
         <w:tc>
           <w:tcPr>
-            <w:tcW w:type="dxa" w:w="1247"/>
+            <w:tcW w:type="dxa" w:w="1077"/>
             <w:vMerge/>
             <w:vAlign w:val="center"/>
           </w:tcPr>
@@ -6383,7 +7009,7 @@
         </w:tc>
         <w:tc>
           <w:tcPr>
-            <w:tcW w:type="dxa" w:w="2494"/>
+            <w:tcW w:type="dxa" w:w="2154"/>
             <w:vAlign w:val="center"/>
           </w:tcPr>
           <w:p>
@@ -6402,7 +7028,7 @@
         </w:tc>
         <w:tc>
           <w:tcPr>
-            <w:tcW w:type="dxa" w:w="1134"/>
+            <w:tcW w:type="dxa" w:w="907"/>
             <w:vAlign w:val="center"/>
           </w:tcPr>
           <w:p>
@@ -6415,13 +7041,13 @@
               <w:rPr>
                 <w:sz w:val="22"/>
               </w:rPr>
-              <w:t>6</w:t>
-            </w:r>
-          </w:p>
-        </w:tc>
-        <w:tc>
-          <w:tcPr>
-            <w:tcW w:type="dxa" w:w="1247"/>
+              <w:t>1</w:t>
+            </w:r>
+          </w:p>
+        </w:tc>
+        <w:tc>
+          <w:tcPr>
+            <w:tcW w:type="dxa" w:w="1020"/>
             <w:vAlign w:val="center"/>
           </w:tcPr>
           <w:p>
@@ -6434,13 +7060,32 @@
               <w:rPr>
                 <w:sz w:val="22"/>
               </w:rPr>
+              <w:t>6</w:t>
+            </w:r>
+          </w:p>
+        </w:tc>
+        <w:tc>
+          <w:tcPr>
+            <w:tcW w:type="dxa" w:w="1134"/>
+            <w:vAlign w:val="center"/>
+          </w:tcPr>
+          <w:p>
+            <w:pPr>
+              <w:pStyle w:val="TableText"/>
+              <w:keepNext/>
+              <w:jc w:val="center"/>
+            </w:pPr>
+            <w:r>
+              <w:rPr>
+                <w:sz w:val="22"/>
+              </w:rPr>
               <w:t>8 500</w:t>
             </w:r>
           </w:p>
         </w:tc>
         <w:tc>
           <w:tcPr>
-            <w:tcW w:type="dxa" w:w="1361"/>
+            <w:tcW w:type="dxa" w:w="1191"/>
             <w:vMerge/>
             <w:vAlign w:val="center"/>
           </w:tcPr>
@@ -6461,7 +7106,7 @@
         </w:trPr>
         <w:tc>
           <w:tcPr>
-            <w:tcW w:type="dxa" w:w="794"/>
+            <w:tcW w:type="dxa" w:w="680"/>
             <w:vAlign w:val="center"/>
           </w:tcPr>
           <w:p>
@@ -6480,7 +7125,7 @@
         </w:tc>
         <w:tc>
           <w:tcPr>
-            <w:tcW w:type="dxa" w:w="1247"/>
+            <w:tcW w:type="dxa" w:w="1077"/>
             <w:vAlign w:val="center"/>
           </w:tcPr>
           <w:p>
@@ -6499,7 +7144,7 @@
         </w:tc>
         <w:tc>
           <w:tcPr>
-            <w:tcW w:type="dxa" w:w="2494"/>
+            <w:tcW w:type="dxa" w:w="2154"/>
             <w:vAlign w:val="center"/>
           </w:tcPr>
           <w:p>
@@ -6518,7 +7163,7 @@
         </w:tc>
         <w:tc>
           <w:tcPr>
-            <w:tcW w:type="dxa" w:w="1134"/>
+            <w:tcW w:type="dxa" w:w="907"/>
             <w:vAlign w:val="center"/>
           </w:tcPr>
           <w:p>
@@ -6531,13 +7176,13 @@
               <w:rPr>
                 <w:sz w:val="22"/>
               </w:rPr>
-              <w:t>9</w:t>
-            </w:r>
-          </w:p>
-        </w:tc>
-        <w:tc>
-          <w:tcPr>
-            <w:tcW w:type="dxa" w:w="1247"/>
+              <w:t>1</w:t>
+            </w:r>
+          </w:p>
+        </w:tc>
+        <w:tc>
+          <w:tcPr>
+            <w:tcW w:type="dxa" w:w="1020"/>
             <w:vAlign w:val="center"/>
           </w:tcPr>
           <w:p>
@@ -6550,13 +7195,32 @@
               <w:rPr>
                 <w:sz w:val="22"/>
               </w:rPr>
+              <w:t>9</w:t>
+            </w:r>
+          </w:p>
+        </w:tc>
+        <w:tc>
+          <w:tcPr>
+            <w:tcW w:type="dxa" w:w="1134"/>
+            <w:vAlign w:val="center"/>
+          </w:tcPr>
+          <w:p>
+            <w:pPr>
+              <w:pStyle w:val="TableText"/>
+              <w:keepNext/>
+              <w:jc w:val="center"/>
+            </w:pPr>
+            <w:r>
+              <w:rPr>
+                <w:sz w:val="22"/>
+              </w:rPr>
               <w:t>5 000</w:t>
             </w:r>
           </w:p>
         </w:tc>
         <w:tc>
           <w:tcPr>
-            <w:tcW w:type="dxa" w:w="1361"/>
+            <w:tcW w:type="dxa" w:w="1191"/>
             <w:vAlign w:val="center"/>
           </w:tcPr>
           <w:p>
@@ -6599,8 +7263,8 @@
         </w:trPr>
         <w:tc>
           <w:tcPr>
-            <w:tcW w:type="dxa" w:w="8277"/>
-            <w:gridSpan w:val="6"/>
+            <w:tcW w:type="dxa" w:w="8163"/>
+            <w:gridSpan w:val="7"/>
             <w:vAlign w:val="center"/>
           </w:tcPr>
           <w:p>
@@ -6645,12 +7309,141 @@
     </w:p>
     <w:p>
       <w:r>
-        <w:t>С учётом премии 20 % [39] основная заработная плата составляет 1,2·415 920 = 499 104 руб. Дополнительная заработная плата — оплата ежегодного отпуска 28 календарных (20 рабочих) дней: 0,088·499 104 = 43 921 руб. Фонд оплаты труда (ФОТ) составляет 543 025 руб. Отчисления на социальные нужды — страховые взносы по единому тарифу 30 % [42] и взносы на страхование от несчастных случаев 0,2 %: 0,302·543 025 = 163 994 руб.</w:t>
+        <w:t>Суммарные затраты на заработную плату по ставкам: 45 000 + 95 000 + 230 920 + 45 000 = 415 920 руб.</w:t>
+      </w:r>
+    </w:p>
+    <w:p>
+      <w:pPr>
+        <w:keepNext/>
+      </w:pPr>
+      <w:r>
+        <w:t>Помимо основных выплат исполнителям предусмотрена премия 20 % [42] за добросовестное выполнение и своевременную сдачу этапов НИР. С её учётом основная заработная плата составляет 1,2·415 920 = 499 104 руб. Дополнительная заработная плата — оплата ежегодного отпуска 28 календарных (20 рабочих) дней: 0,088·499 104 = 43 921 руб. Фонд оплаты труда (ФОТ), выделяемый на НИР:</w:t>
+      </w:r>
+    </w:p>
+    <w:p>
+      <w:pPr>
+        <w:pStyle w:val="Formula"/>
+        <w:jc w:val="center"/>
+      </w:pPr>
+      <m:oMath>
+        <m:sSub>
+          <m:e>
+            <m:r>
+              <w:rPr>
+                <w:rFonts w:ascii="Cambria Math" w:hAnsi="Cambria Math"/>
+              </w:rPr>
+              <m:t xml:space="preserve">З</m:t>
+            </m:r>
+          </m:e>
+          <m:sub>
+            <m:r>
+              <m:rPr>
+                <m:sty m:val="p"/>
+              </m:rPr>
+              <w:rPr>
+                <w:rFonts w:ascii="Cambria Math" w:hAnsi="Cambria Math"/>
+              </w:rPr>
+              <m:t xml:space="preserve">ЗП</m:t>
+            </m:r>
+          </m:sub>
+        </m:sSub>
+        <m:r>
+          <m:rPr>
+            <m:sty m:val="p"/>
+          </m:rPr>
+          <w:rPr>
+            <w:rFonts w:ascii="Cambria Math" w:hAnsi="Cambria Math"/>
+          </w:rPr>
+          <m:t xml:space="preserve"> = 499 104 + 43 921 = 543 025 руб.</m:t>
+        </m:r>
+      </m:oMath>
+    </w:p>
+    <w:p>
+      <w:r>
+        <w:t>К расходам на персонал относятся также отчисления на социальные нужды. Их суммарный тариф составляет 30,2 % от ФОТ: единый тариф страховых взносов 30 % [45] и взносы на страхование от несчастных случаев на производстве 0,2 %. Эти средства включают:</w:t>
       </w:r>
     </w:p>
     <w:p>
       <w:r>
-        <w:t>Стоимость материалов и покупных комплектующих изделий определена прямым счётом [39] (таблица 4.7). Две платы LilyGO T-HaLow образуют канал «точка — точка»; цена платы 37,98 долл. США [28] по курсу 84,1975 руб./долл. на 20.09.2026 [43] составляет 3 198 руб. Флеш-память и программатор нужны для резервного копирования и восстановления встроенного программного обеспечения радиомодуля, аккумуляторы — для автономного питания плат; материалы — на печать записки, методики и протоколов.</w:t>
+        <w:t xml:space="preserve">– </w:t>
+      </w:r>
+      <w:r>
+        <w:t>22 % — на обязательное пенсионное страхование;</w:t>
+      </w:r>
+    </w:p>
+    <w:p>
+      <w:r>
+        <w:t xml:space="preserve">– </w:t>
+      </w:r>
+      <w:r>
+        <w:t>5,1 % — на обязательное медицинское страхование;</w:t>
+      </w:r>
+    </w:p>
+    <w:p>
+      <w:r>
+        <w:t xml:space="preserve">– </w:t>
+      </w:r>
+      <w:r>
+        <w:t>2,9 % — на обязательное социальное страхование на случай временной нетрудоспособности и в связи с материнством;</w:t>
+      </w:r>
+    </w:p>
+    <w:p>
+      <w:r>
+        <w:t xml:space="preserve">– </w:t>
+      </w:r>
+      <w:r>
+        <w:t>0,2 % — на страхование от несчастных случаев на производстве и профессиональных заболеваний.</w:t>
+      </w:r>
+    </w:p>
+    <w:p>
+      <w:pPr>
+        <w:keepNext/>
+      </w:pPr>
+      <w:r>
+        <w:t>Отчисления на социальные нужды:</w:t>
+      </w:r>
+    </w:p>
+    <w:p>
+      <w:pPr>
+        <w:pStyle w:val="Formula"/>
+        <w:jc w:val="center"/>
+      </w:pPr>
+      <m:oMath>
+        <m:sSub>
+          <m:e>
+            <m:r>
+              <w:rPr>
+                <w:rFonts w:ascii="Cambria Math" w:hAnsi="Cambria Math"/>
+              </w:rPr>
+              <m:t xml:space="preserve">З</m:t>
+            </m:r>
+          </m:e>
+          <m:sub>
+            <m:r>
+              <m:rPr>
+                <m:sty m:val="p"/>
+              </m:rPr>
+              <w:rPr>
+                <w:rFonts w:ascii="Cambria Math" w:hAnsi="Cambria Math"/>
+              </w:rPr>
+              <m:t xml:space="preserve">СОЦ</m:t>
+            </m:r>
+          </m:sub>
+        </m:sSub>
+        <m:r>
+          <m:rPr>
+            <m:sty m:val="p"/>
+          </m:rPr>
+          <w:rPr>
+            <w:rFonts w:ascii="Cambria Math" w:hAnsi="Cambria Math"/>
+          </w:rPr>
+          <m:t xml:space="preserve"> = 0,302·543 025 = 163 994 руб.</m:t>
+        </m:r>
+      </m:oMath>
+    </w:p>
+    <w:p>
+      <w:r>
+        <w:t>Стоимость материалов и покупных комплектующих изделий определена прямым счётом [42] (таблица 4.7). Две платы LilyGO T-HaLow образуют канал «точка — точка»; цена платы 37,98 долл. США [28] по курсу 84,1975 руб./долл. на 20.09.2026 [46] составляет 3 198 руб. Флеш-память и программатор нужны для резервного копирования и восстановления встроенного программного обеспечения радиомодуля, аккумуляторы — для автономного питания плат; материалы — на печать записки, методики и протоколов.</w:t>
       </w:r>
     </w:p>
     <w:p>
@@ -8124,7 +8917,7 @@
         <w:keepNext/>
       </w:pPr>
       <w:r>
-        <w:t>Накладные расходы определяются по отношению к заработной плате исполнителей [39]:</w:t>
+        <w:t>Накладные расходы определяются по отношению к заработной плате исполнителей [42]:</w:t>
       </w:r>
     </w:p>
     <w:tbl>
@@ -8274,7 +9067,7 @@
               <w:jc w:val="right"/>
             </w:pPr>
             <w:r>
-              <w:t>(4.6)</w:t>
+              <w:t>(4.7)</w:t>
             </w:r>
           </w:p>
         </w:tc>
@@ -8311,7 +9104,7 @@
         </m:sSub>
       </m:oMath>
       <w:r>
-        <w:t xml:space="preserve"> – коэффициент накладных расходов, 1,0–2,0 [39]; принято минимальное значение, поскольку работа выполняется на базе кафедры. Прочие расходы (связь, поездки на полевую площадку, научно-техническая информация) — 10 % от ФОТ.</w:t>
+        <w:t xml:space="preserve"> – коэффициент накладных расходов, 1,0–2,0 [42]; принято минимальное значение, поскольку работа выполняется на базе кафедры с использованием её помещений и оборудования. Прочие расходы приняты в размере 10 % от ФОТ: 54 302 руб.</w:t>
       </w:r>
     </w:p>
     <w:p>
@@ -8470,7 +9263,7 @@
               <w:rPr>
                 <w:sz w:val="24"/>
               </w:rPr>
-              <w:t>Материалы</w:t>
+              <w:t>Материалы, полуфабрикаты, покупные комплектующие изделия</w:t>
             </w:r>
           </w:p>
         </w:tc>
@@ -8489,7 +9282,7 @@
               <w:rPr>
                 <w:sz w:val="24"/>
               </w:rPr>
-              <w:t>11 650</w:t>
+              <w:t>24 560</w:t>
             </w:r>
           </w:p>
         </w:tc>
@@ -8508,7 +9301,7 @@
               <w:rPr>
                 <w:sz w:val="24"/>
               </w:rPr>
-              <w:t>0,9</w:t>
+              <w:t>2</w:t>
             </w:r>
           </w:p>
         </w:tc>
@@ -8551,7 +9344,7 @@
               <w:rPr>
                 <w:sz w:val="24"/>
               </w:rPr>
-              <w:t>Покупные комплектующие изделия</w:t>
+              <w:t>Заработная плата исполнителей (основная и дополнительная)</w:t>
             </w:r>
           </w:p>
         </w:tc>
@@ -8570,7 +9363,7 @@
               <w:rPr>
                 <w:sz w:val="24"/>
               </w:rPr>
-              <w:t>12 910</w:t>
+              <w:t>543 025</w:t>
             </w:r>
           </w:p>
         </w:tc>
@@ -8589,7 +9382,7 @@
               <w:rPr>
                 <w:sz w:val="24"/>
               </w:rPr>
-              <w:t>1,0</w:t>
+              <w:t>41</w:t>
             </w:r>
           </w:p>
         </w:tc>
@@ -8632,7 +9425,7 @@
               <w:rPr>
                 <w:sz w:val="24"/>
               </w:rPr>
-              <w:t>Заработная плата исполнителей (основная и дополнительная)</w:t>
+              <w:t>Отчисления на социальные нужды</w:t>
             </w:r>
           </w:p>
         </w:tc>
@@ -8651,7 +9444,7 @@
               <w:rPr>
                 <w:sz w:val="24"/>
               </w:rPr>
-              <w:t>543 025</w:t>
+              <w:t>163 994</w:t>
             </w:r>
           </w:p>
         </w:tc>
@@ -8670,7 +9463,7 @@
               <w:rPr>
                 <w:sz w:val="24"/>
               </w:rPr>
-              <w:t>40,9</w:t>
+              <w:t>12</w:t>
             </w:r>
           </w:p>
         </w:tc>
@@ -8713,7 +9506,7 @@
               <w:rPr>
                 <w:sz w:val="24"/>
               </w:rPr>
-              <w:t>Отчисления на социальные нужды</w:t>
+              <w:t>Накладные расходы</w:t>
             </w:r>
           </w:p>
         </w:tc>
@@ -8732,7 +9525,7 @@
               <w:rPr>
                 <w:sz w:val="24"/>
               </w:rPr>
-              <w:t>163 994</w:t>
+              <w:t>543 025</w:t>
             </w:r>
           </w:p>
         </w:tc>
@@ -8751,7 +9544,7 @@
               <w:rPr>
                 <w:sz w:val="24"/>
               </w:rPr>
-              <w:t>12,3</w:t>
+              <w:t>41</w:t>
             </w:r>
           </w:p>
         </w:tc>
@@ -8794,7 +9587,7 @@
               <w:rPr>
                 <w:sz w:val="24"/>
               </w:rPr>
-              <w:t>Накладные расходы</w:t>
+              <w:t>Прочие расходы</w:t>
             </w:r>
           </w:p>
         </w:tc>
@@ -8813,7 +9606,7 @@
               <w:rPr>
                 <w:sz w:val="24"/>
               </w:rPr>
-              <w:t>543 025</w:t>
+              <w:t>54 302</w:t>
             </w:r>
           </w:p>
         </w:tc>
@@ -8832,88 +9625,7 @@
               <w:rPr>
                 <w:sz w:val="24"/>
               </w:rPr>
-              <w:t>40,9</w:t>
-            </w:r>
-          </w:p>
-        </w:tc>
-      </w:tr>
-      <w:tr>
-        <w:trPr>
-          <w:cantSplit/>
-        </w:trPr>
-        <w:tc>
-          <w:tcPr>
-            <w:tcW w:type="dxa" w:w="680"/>
-            <w:vAlign w:val="center"/>
-          </w:tcPr>
-          <w:p>
-            <w:pPr>
-              <w:pStyle w:val="TableText"/>
-              <w:keepNext/>
-              <w:jc w:val="center"/>
-            </w:pPr>
-            <w:r>
-              <w:rPr>
-                <w:sz w:val="24"/>
-              </w:rPr>
-              <w:t>6</w:t>
-            </w:r>
-          </w:p>
-        </w:tc>
-        <w:tc>
-          <w:tcPr>
-            <w:tcW w:type="dxa" w:w="5669"/>
-            <w:vAlign w:val="center"/>
-          </w:tcPr>
-          <w:p>
-            <w:pPr>
-              <w:pStyle w:val="TableText"/>
-              <w:keepNext/>
-              <w:jc w:val="left"/>
-            </w:pPr>
-            <w:r>
-              <w:rPr>
-                <w:sz w:val="24"/>
-              </w:rPr>
-              <w:t>Прочие расходы</w:t>
-            </w:r>
-          </w:p>
-        </w:tc>
-        <w:tc>
-          <w:tcPr>
-            <w:tcW w:type="dxa" w:w="1701"/>
-            <w:vAlign w:val="center"/>
-          </w:tcPr>
-          <w:p>
-            <w:pPr>
-              <w:pStyle w:val="TableText"/>
-              <w:keepNext/>
-              <w:jc w:val="right"/>
-            </w:pPr>
-            <w:r>
-              <w:rPr>
-                <w:sz w:val="24"/>
-              </w:rPr>
-              <w:t>54 302</w:t>
-            </w:r>
-          </w:p>
-        </w:tc>
-        <w:tc>
-          <w:tcPr>
-            <w:tcW w:type="dxa" w:w="1417"/>
-            <w:vAlign w:val="center"/>
-          </w:tcPr>
-          <w:p>
-            <w:pPr>
-              <w:pStyle w:val="TableText"/>
-              <w:keepNext/>
-              <w:jc w:val="center"/>
-            </w:pPr>
-            <w:r>
-              <w:rPr>
-                <w:sz w:val="24"/>
-              </w:rPr>
-              <w:t>4,1</w:t>
+              <w:t>4</w:t>
             </w:r>
           </w:p>
         </w:tc>
@@ -9006,7 +9718,12 @@
     </w:p>
     <w:p>
       <w:r>
-        <w:t xml:space="preserve">Оплата труда с отчислениями составляет 53,2 % себестоимости. По типовой структуре затрат на НИР [39] эта доля равна 46 %, и укрупнённый расчёт </w:t>
+        <w:t>К материалам, полуфабрикатам и покупным комплектующим изделиям отнесены платы LilyGO T-HaLow, модули камеры, микросхемы флеш-памяти и программатор, кабели, аккумуляторы с зарядным устройством, а также бумага, картриджи для принтера и канцелярские принадлежности. К накладным расходам — оплата электроэнергии, аренды и отопления помещения, заработной платы обслуживающего персонала, содержание вычислительной техники кафедры. К прочим расходам — услуги связи, поездки на полевую площадку для натурных испытаний и доступ к стандартам и научным публикациям по тематике исследования.</w:t>
+      </w:r>
+    </w:p>
+    <w:p>
+      <w:r>
+        <w:t xml:space="preserve">Оплата труда с отчислениями составляет 53 % себестоимости. По типовой структуре затрат на НИР [42] эта доля равна 46 %, и укрупнённый расчёт </w:t>
       </w:r>
       <m:oMath>
         <m:sSub>
@@ -9086,7 +9803,7 @@
               <w:rPr>
                 <w:rFonts w:ascii="Cambria Math" w:hAnsi="Cambria Math"/>
               </w:rPr>
-              <m:t xml:space="preserve">соц</m:t>
+              <m:t xml:space="preserve">СОЦ</m:t>
             </m:r>
           </m:sub>
         </m:sSub>
@@ -9109,7 +9826,7 @@
         <w:keepNext/>
       </w:pPr>
       <w:r>
-        <w:t>Цена НИР определяется исходя из обеспечения безубыточности организации [39]:</w:t>
+        <w:t>Цена НИР определяется исходя из обеспечения безубыточности организации, которая её выполняет [42]. Параметром, обеспечивающим безубыточность, служит уровень рентабельности по отношению к оплате труда:</w:t>
       </w:r>
     </w:p>
     <w:tbl>
@@ -9304,7 +10021,7 @@
               <w:jc w:val="right"/>
             </w:pPr>
             <w:r>
-              <w:t>(4.7)</w:t>
+              <w:t>(4.8)</w:t>
             </w:r>
           </w:p>
         </w:tc>
@@ -9341,7 +10058,7 @@
         </m:sSub>
       </m:oMath>
       <w:r>
-        <w:t xml:space="preserve"> – уровень рентабельности по отношению к оплате труда, 200–400 % [39]; принято минимальное значение 200 %, поскольку работа носит поисковый характер:</w:t>
+        <w:t xml:space="preserve"> – уровень рентабельности по отношению к оплате труда, 200–400 % [42]. Принято среднее значение 300 %: результаты работы прикладные и непосредственно используются при проектировании каналов связи, что оправдывает рентабельность выше минимальной; вместе с тем они получены на одной аппаратной платформе и на коротких трассах и требуют проверки на трассах реального применения, что не позволяет принять верхнюю границу:</w:t>
       </w:r>
     </w:p>
     <w:p>
@@ -9389,7 +10106,7 @@
               <w:rPr>
                 <w:rFonts w:ascii="Cambria Math" w:hAnsi="Cambria Math"/>
               </w:rPr>
-              <m:t xml:space="preserve">200</m:t>
+              <m:t xml:space="preserve">300</m:t>
             </m:r>
           </m:num>
           <m:den>
@@ -9411,13 +10128,18 @@
           <w:rPr>
             <w:rFonts w:ascii="Cambria Math" w:hAnsi="Cambria Math"/>
           </w:rPr>
-          <m:t xml:space="preserve"> = 2 414 956 руб.</m:t>
+          <m:t xml:space="preserve"> = 2 957 981 руб.</m:t>
         </m:r>
       </m:oMath>
     </w:p>
     <w:p>
       <w:r>
-        <w:t>Прибыль составляет 1 086 050 руб., рентабельность по себестоимости 81,7 %.</w:t>
+        <w:t>Прибыль составляет 1 629 075 руб., рентабельность по себестоимости 123 %.</w:t>
+      </w:r>
+    </w:p>
+    <w:p>
+      <w:r>
+        <w:t>В дальнейшем результаты НИР — измеренные характеристики канала, методика испытаний, программное обеспечение стенда и рекомендации по применению Wi-Fi HaLow — могут передаваться предприятиям — разработчикам систем связи БПЛА по лицензионным договорам. Стоимость такой лицензии определяется экономическим эффектом от применения результатов, который рассчитан в подразделе 4.4.</w:t>
       </w:r>
     </w:p>
     <w:p>
@@ -9433,33 +10155,7 @@
         <w:keepNext/>
       </w:pPr>
       <w:r>
-        <w:t xml:space="preserve">Основными показателями экономической эффективности являются экономический эффект Э, уровень экономической эффективности Е и срок окупаемости вложений </w:t>
-      </w:r>
-      <m:oMath>
-        <m:sSub>
-          <m:e>
-            <m:r>
-              <w:rPr>
-                <w:rFonts w:ascii="Cambria Math" w:hAnsi="Cambria Math"/>
-              </w:rPr>
-              <m:t xml:space="preserve">Т</m:t>
-            </m:r>
-          </m:e>
-          <m:sub>
-            <m:r>
-              <m:rPr>
-                <m:sty m:val="p"/>
-              </m:rPr>
-              <w:rPr>
-                <w:rFonts w:ascii="Cambria Math" w:hAnsi="Cambria Math"/>
-              </w:rPr>
-              <m:t xml:space="preserve">ок</m:t>
-            </m:r>
-          </m:sub>
-        </m:sSub>
-      </m:oMath>
-      <w:r>
-        <w:t xml:space="preserve"> [39]. Результаты НИР используются при проектировании каналов связи с БПЛА, то есть НИР связана с повышением качества проектирования, и годовой экономический эффект определяется по формуле [39]</w:t>
+        <w:t>Основными показателями экономической эффективности являются экономический эффект, уровень экономической эффективности и срок окупаемости вложений [42]. Экономический эффект определяется как экономия на текущих затратах. Результаты работы используются при проектировании каналов связи с БПЛА: они позволяют выбрать технологию, дающую наибольшую дальность одного пролёта, и тем самым сократить число наземных ретрансляторов. Годовой экономический эффект НИР, связанной с повышением качества проектирования, определяется по формуле [42]</w:t>
       </w:r>
     </w:p>
     <w:tbl>
@@ -9505,12 +10201,27 @@
               <w:jc w:val="center"/>
             </w:pPr>
             <m:oMath>
-              <m:r>
-                <w:rPr>
-                  <w:rFonts w:ascii="Cambria Math" w:hAnsi="Cambria Math"/>
-                </w:rPr>
-                <m:t xml:space="preserve">Э</m:t>
-              </m:r>
+              <m:sSub>
+                <m:e>
+                  <m:r>
+                    <w:rPr>
+                      <w:rFonts w:ascii="Cambria Math" w:hAnsi="Cambria Math"/>
+                    </w:rPr>
+                    <m:t xml:space="preserve">Э</m:t>
+                  </m:r>
+                </m:e>
+                <m:sub>
+                  <m:r>
+                    <m:rPr>
+                      <m:sty m:val="p"/>
+                    </m:rPr>
+                    <w:rPr>
+                      <w:rFonts w:ascii="Cambria Math" w:hAnsi="Cambria Math"/>
+                    </w:rPr>
+                    <m:t xml:space="preserve">НИР</m:t>
+                  </m:r>
+                </m:sub>
+              </m:sSub>
               <m:r>
                 <m:rPr>
                   <m:sty m:val="p"/>
@@ -9539,7 +10250,7 @@
                         <w:rPr>
                           <w:rFonts w:ascii="Cambria Math" w:hAnsi="Cambria Math"/>
                         </w:rPr>
-                        <m:t xml:space="preserve">Б</m:t>
+                        <m:t xml:space="preserve">НТПр Б</m:t>
                       </m:r>
                     </m:sub>
                   </m:sSub>
@@ -9599,7 +10310,7 @@
                         <w:rPr>
                           <w:rFonts w:ascii="Cambria Math" w:hAnsi="Cambria Math"/>
                         </w:rPr>
-                        <m:t xml:space="preserve">Н</m:t>
+                        <m:t xml:space="preserve">НТПр Н</m:t>
                       </m:r>
                     </m:sub>
                   </m:sSub>
@@ -9622,7 +10333,7 @@
                         <w:rPr>
                           <w:rFonts w:ascii="Cambria Math" w:hAnsi="Cambria Math"/>
                         </w:rPr>
-                        <m:t xml:space="preserve">н</m:t>
+                        <m:t xml:space="preserve">Н</m:t>
                       </m:r>
                     </m:sub>
                   </m:sSub>
@@ -9651,7 +10362,7 @@
               <w:jc w:val="right"/>
             </w:pPr>
             <w:r>
-              <w:t>(4.8)</w:t>
+              <w:t>(4.9)</w:t>
             </w:r>
           </w:p>
         </w:tc>
@@ -9682,14 +10393,44 @@
               <w:rPr>
                 <w:rFonts w:ascii="Cambria Math" w:hAnsi="Cambria Math"/>
               </w:rPr>
-              <m:t xml:space="preserve">Б</m:t>
+              <m:t xml:space="preserve">НТПр Б</m:t>
             </m:r>
           </m:sub>
         </m:sSub>
       </m:oMath>
       <w:r>
-        <w:t xml:space="preserve">, </w:t>
+        <w:t xml:space="preserve"> – затраты на создание линий связи с БПЛА без использования результатов НИР (базовый вариант — Wi-Fi 2,4 ГГц), руб.;</w:t>
       </w:r>
+    </w:p>
+    <w:p>
+      <m:oMath>
+        <m:sSub>
+          <m:e>
+            <m:r>
+              <w:rPr>
+                <w:rFonts w:ascii="Cambria Math" w:hAnsi="Cambria Math"/>
+              </w:rPr>
+              <m:t xml:space="preserve">J</m:t>
+            </m:r>
+          </m:e>
+          <m:sub>
+            <m:r>
+              <m:rPr>
+                <m:sty m:val="p"/>
+              </m:rPr>
+              <w:rPr>
+                <w:rFonts w:ascii="Cambria Math" w:hAnsi="Cambria Math"/>
+              </w:rPr>
+              <m:t xml:space="preserve">НТП</m:t>
+            </m:r>
+          </m:sub>
+        </m:sSub>
+      </m:oMath>
+      <w:r>
+        <w:t xml:space="preserve"> – индекс научно-технической прогрессивности относительно Wi-Fi 2,4 ГГц по формуле (4.1);</w:t>
+      </w:r>
+    </w:p>
+    <w:p>
       <m:oMath>
         <m:sSub>
           <m:e>
@@ -9708,40 +10449,16 @@
               <w:rPr>
                 <w:rFonts w:ascii="Cambria Math" w:hAnsi="Cambria Math"/>
               </w:rPr>
-              <m:t xml:space="preserve">Н</m:t>
+              <m:t xml:space="preserve">НТПр Н</m:t>
             </m:r>
           </m:sub>
         </m:sSub>
       </m:oMath>
       <w:r>
-        <w:t xml:space="preserve"> – затраты на выполнение темы в базовом и новом вариантах, руб.; </w:t>
+        <w:t xml:space="preserve"> – затраты на создание тех же линий с использованием результатов НИР (новый вариант — Wi-Fi HaLow), руб.;</w:t>
       </w:r>
-      <m:oMath>
-        <m:sSub>
-          <m:e>
-            <m:r>
-              <w:rPr>
-                <w:rFonts w:ascii="Cambria Math" w:hAnsi="Cambria Math"/>
-              </w:rPr>
-              <m:t xml:space="preserve">J</m:t>
-            </m:r>
-          </m:e>
-          <m:sub>
-            <m:r>
-              <m:rPr>
-                <m:sty m:val="p"/>
-              </m:rPr>
-              <w:rPr>
-                <w:rFonts w:ascii="Cambria Math" w:hAnsi="Cambria Math"/>
-              </w:rPr>
-              <m:t xml:space="preserve">НТП</m:t>
-            </m:r>
-          </m:sub>
-        </m:sSub>
-      </m:oMath>
-      <w:r>
-        <w:t xml:space="preserve"> – индекс по формуле (4.1); </w:t>
-      </w:r>
+    </w:p>
+    <w:p>
       <m:oMath>
         <m:sSub>
           <m:e>
@@ -9760,21 +10477,560 @@
               <w:rPr>
                 <w:rFonts w:ascii="Cambria Math" w:hAnsi="Cambria Math"/>
               </w:rPr>
-              <m:t xml:space="preserve">н</m:t>
+              <m:t xml:space="preserve">Н</m:t>
             </m:r>
           </m:sub>
         </m:sSub>
       </m:oMath>
       <w:r>
-        <w:t xml:space="preserve"> – продолжительность разработки: 73/365 = 0,200 года.</w:t>
+        <w:t xml:space="preserve"> – период, за который развёртываются линии, лет.</w:t>
       </w:r>
+    </w:p>
+    <w:p>
+      <w:r>
+        <w:t>БПЛА, контролирующий протяжённый линейный объект — линию электропередачи, трубопровод, автомобильную дорогу, — уходит от наземного пункта дальше, чем позволяет один радиоканал. Связь с ним обеспечивается цепочкой наземных ретрансляторов вдоль трассы, и чем больше дальность одного пролёта, тем меньше ретрансляторов нужно. Пролёт ретрансляционной линии стремятся сделать как можно длиннее, а с ростом расстояния канал переходит на наименьшую скорость модуляции — около 1 Мбит/с, которой достаточно для телеметрии и видео пониженного разрешения. Именно на больших дальностях проявляется преимущество Wi-Fi HaLow. По расчёту бюджета канала (подраздел 3.7) в свободном пространстве с запасом 10 дБ при нормах мощности Российской Федерации предельная дальность пролёта составляет 2,6 км для Wi-Fi 2,4 ГГц (802.11b, 1 Мбит/с, 20 дБм, чувствительность −98,4 дБм) и 4,9 км для Wi-Fi HaLow (2 МГц, MCS 0, 0,65 Мбит/с, 14 дБм, чувствительность −101 дБм).</w:t>
+      </w:r>
+    </w:p>
+    <w:p>
+      <w:r>
+        <w:t>Число ретрансляторов на линию длиной L = 20 км равно ⌈L/d⌉ − 1, где d — дальность пролёта: 7 для Wi-Fi 2,4 ГГц и 4 для Wi-Fi HaLow. Ретранслятор составляют две платы LilyGO T-HaLow, соединённые кабелем: одна принимает данные с предыдущего пролёта, другая передаёт их на следующий на другом канале, чтобы приём и передача не мешали друг другу. Оба радиотракта — Wi-Fi HaLow и Wi-Fi 2,4 ГГц — находятся на той же плате, поэтому ретранслятор в обоих вариантах одинаков и различается только их число. Состав и стоимость ретранслятора приведены в таблице 4.9 (цены — по таблице 4.7).</w:t>
+      </w:r>
+    </w:p>
+    <w:p>
+      <w:pPr>
+        <w:pStyle w:val="TableCaption"/>
+        <w:ind w:firstLine="0"/>
+      </w:pPr>
+      <w:r>
+        <w:t>Таблица 4.9 – Состав и стоимость ретранслятора</w:t>
+      </w:r>
+    </w:p>
+    <w:tbl>
+      <w:tblPr>
+        <w:tblStyle w:val="TableGrid"/>
+        <w:tblW w:type="auto" w:w="0"/>
+        <w:jc w:val="center"/>
+        <w:tblLayout w:type="fixed"/>
+        <w:tblLook w:firstColumn="1" w:firstRow="1" w:lastColumn="0" w:lastRow="0" w:noHBand="0" w:noVBand="1" w:val="04A0"/>
+        <w:tblCellMar>
+          <w:left w:w="57" w:type="dxa"/>
+          <w:right w:w="57" w:type="dxa"/>
+        </w:tblCellMar>
+      </w:tblPr>
+      <w:tblGrid>
+        <w:gridCol w:w="566"/>
+        <w:gridCol w:w="5385"/>
+        <w:gridCol w:w="1020"/>
+        <w:gridCol w:w="1133"/>
+        <w:gridCol w:w="1247"/>
+      </w:tblGrid>
+      <w:tr>
+        <w:trPr>
+          <w:cantSplit/>
+          <w:tblHeader w:val="true"/>
+        </w:trPr>
+        <w:tc>
+          <w:tcPr>
+            <w:tcW w:type="dxa" w:w="567"/>
+            <w:vAlign w:val="center"/>
+          </w:tcPr>
+          <w:p>
+            <w:pPr>
+              <w:pStyle w:val="TableText"/>
+              <w:keepNext/>
+              <w:jc w:val="center"/>
+            </w:pPr>
+            <w:r>
+              <w:rPr>
+                <w:b/>
+                <w:sz w:val="22"/>
+              </w:rPr>
+              <w:t>№</w:t>
+            </w:r>
+          </w:p>
+        </w:tc>
+        <w:tc>
+          <w:tcPr>
+            <w:tcW w:type="dxa" w:w="5386"/>
+            <w:vAlign w:val="center"/>
+          </w:tcPr>
+          <w:p>
+            <w:pPr>
+              <w:pStyle w:val="TableText"/>
+              <w:keepNext/>
+              <w:jc w:val="center"/>
+            </w:pPr>
+            <w:r>
+              <w:rPr>
+                <w:b/>
+                <w:sz w:val="22"/>
+              </w:rPr>
+              <w:t>Наименование</w:t>
+            </w:r>
+          </w:p>
+        </w:tc>
+        <w:tc>
+          <w:tcPr>
+            <w:tcW w:type="dxa" w:w="1020"/>
+            <w:vAlign w:val="center"/>
+          </w:tcPr>
+          <w:p>
+            <w:pPr>
+              <w:pStyle w:val="TableText"/>
+              <w:keepNext/>
+              <w:jc w:val="center"/>
+            </w:pPr>
+            <w:r>
+              <w:rPr>
+                <w:b/>
+                <w:sz w:val="22"/>
+              </w:rPr>
+              <w:t>Кол-во</w:t>
+            </w:r>
+          </w:p>
+        </w:tc>
+        <w:tc>
+          <w:tcPr>
+            <w:tcW w:type="dxa" w:w="1134"/>
+            <w:vAlign w:val="center"/>
+          </w:tcPr>
+          <w:p>
+            <w:pPr>
+              <w:pStyle w:val="TableText"/>
+              <w:keepNext/>
+              <w:jc w:val="center"/>
+            </w:pPr>
+            <w:r>
+              <w:rPr>
+                <w:b/>
+                <w:sz w:val="22"/>
+              </w:rPr>
+              <w:t>Цена, руб.</w:t>
+            </w:r>
+          </w:p>
+        </w:tc>
+        <w:tc>
+          <w:tcPr>
+            <w:tcW w:type="dxa" w:w="1247"/>
+            <w:vAlign w:val="center"/>
+          </w:tcPr>
+          <w:p>
+            <w:pPr>
+              <w:pStyle w:val="TableText"/>
+              <w:keepNext/>
+              <w:jc w:val="center"/>
+            </w:pPr>
+            <w:r>
+              <w:rPr>
+                <w:b/>
+                <w:sz w:val="22"/>
+              </w:rPr>
+              <w:t>Сумма, руб.</w:t>
+            </w:r>
+          </w:p>
+        </w:tc>
+      </w:tr>
+      <w:tr>
+        <w:trPr>
+          <w:cantSplit/>
+        </w:trPr>
+        <w:tc>
+          <w:tcPr>
+            <w:tcW w:type="dxa" w:w="567"/>
+            <w:vAlign w:val="center"/>
+          </w:tcPr>
+          <w:p>
+            <w:pPr>
+              <w:pStyle w:val="TableText"/>
+              <w:keepNext/>
+              <w:jc w:val="center"/>
+            </w:pPr>
+            <w:r>
+              <w:rPr>
+                <w:sz w:val="22"/>
+              </w:rPr>
+              <w:t>1</w:t>
+            </w:r>
+          </w:p>
+        </w:tc>
+        <w:tc>
+          <w:tcPr>
+            <w:tcW w:type="dxa" w:w="5386"/>
+            <w:vAlign w:val="center"/>
+          </w:tcPr>
+          <w:p>
+            <w:pPr>
+              <w:pStyle w:val="TableText"/>
+              <w:keepNext/>
+              <w:jc w:val="left"/>
+            </w:pPr>
+            <w:r>
+              <w:rPr>
+                <w:sz w:val="22"/>
+              </w:rPr>
+              <w:t>Плата LilyGO T-HaLow (ESP32-S3 + TX-AH-R900P)</w:t>
+            </w:r>
+          </w:p>
+        </w:tc>
+        <w:tc>
+          <w:tcPr>
+            <w:tcW w:type="dxa" w:w="1020"/>
+            <w:vAlign w:val="center"/>
+          </w:tcPr>
+          <w:p>
+            <w:pPr>
+              <w:pStyle w:val="TableText"/>
+              <w:keepNext/>
+              <w:jc w:val="center"/>
+            </w:pPr>
+            <w:r>
+              <w:rPr>
+                <w:sz w:val="22"/>
+              </w:rPr>
+              <w:t>2</w:t>
+            </w:r>
+          </w:p>
+        </w:tc>
+        <w:tc>
+          <w:tcPr>
+            <w:tcW w:type="dxa" w:w="1134"/>
+            <w:vAlign w:val="center"/>
+          </w:tcPr>
+          <w:p>
+            <w:pPr>
+              <w:pStyle w:val="TableText"/>
+              <w:keepNext/>
+              <w:jc w:val="center"/>
+            </w:pPr>
+            <w:r>
+              <w:rPr>
+                <w:sz w:val="22"/>
+              </w:rPr>
+              <w:t>3 198</w:t>
+            </w:r>
+          </w:p>
+        </w:tc>
+        <w:tc>
+          <w:tcPr>
+            <w:tcW w:type="dxa" w:w="1247"/>
+            <w:vAlign w:val="center"/>
+          </w:tcPr>
+          <w:p>
+            <w:pPr>
+              <w:pStyle w:val="TableText"/>
+              <w:keepNext/>
+              <w:jc w:val="right"/>
+            </w:pPr>
+            <w:r>
+              <w:rPr>
+                <w:sz w:val="22"/>
+              </w:rPr>
+              <w:t>6 396</w:t>
+            </w:r>
+          </w:p>
+        </w:tc>
+      </w:tr>
+      <w:tr>
+        <w:trPr>
+          <w:cantSplit/>
+        </w:trPr>
+        <w:tc>
+          <w:tcPr>
+            <w:tcW w:type="dxa" w:w="567"/>
+            <w:vAlign w:val="center"/>
+          </w:tcPr>
+          <w:p>
+            <w:pPr>
+              <w:pStyle w:val="TableText"/>
+              <w:keepNext/>
+              <w:jc w:val="center"/>
+            </w:pPr>
+            <w:r>
+              <w:rPr>
+                <w:sz w:val="22"/>
+              </w:rPr>
+              <w:t>2</w:t>
+            </w:r>
+          </w:p>
+        </w:tc>
+        <w:tc>
+          <w:tcPr>
+            <w:tcW w:type="dxa" w:w="5386"/>
+            <w:vAlign w:val="center"/>
+          </w:tcPr>
+          <w:p>
+            <w:pPr>
+              <w:pStyle w:val="TableText"/>
+              <w:keepNext/>
+              <w:jc w:val="left"/>
+            </w:pPr>
+            <w:r>
+              <w:rPr>
+                <w:sz w:val="22"/>
+              </w:rPr>
+              <w:t>Аккумулятор Li-Ion 18650, 3000 мА·ч</w:t>
+            </w:r>
+          </w:p>
+        </w:tc>
+        <w:tc>
+          <w:tcPr>
+            <w:tcW w:type="dxa" w:w="1020"/>
+            <w:vAlign w:val="center"/>
+          </w:tcPr>
+          <w:p>
+            <w:pPr>
+              <w:pStyle w:val="TableText"/>
+              <w:keepNext/>
+              <w:jc w:val="center"/>
+            </w:pPr>
+            <w:r>
+              <w:rPr>
+                <w:sz w:val="22"/>
+              </w:rPr>
+              <w:t>2</w:t>
+            </w:r>
+          </w:p>
+        </w:tc>
+        <w:tc>
+          <w:tcPr>
+            <w:tcW w:type="dxa" w:w="1134"/>
+            <w:vAlign w:val="center"/>
+          </w:tcPr>
+          <w:p>
+            <w:pPr>
+              <w:pStyle w:val="TableText"/>
+              <w:keepNext/>
+              <w:jc w:val="center"/>
+            </w:pPr>
+            <w:r>
+              <w:rPr>
+                <w:sz w:val="22"/>
+              </w:rPr>
+              <w:t>450</w:t>
+            </w:r>
+          </w:p>
+        </w:tc>
+        <w:tc>
+          <w:tcPr>
+            <w:tcW w:type="dxa" w:w="1247"/>
+            <w:vAlign w:val="center"/>
+          </w:tcPr>
+          <w:p>
+            <w:pPr>
+              <w:pStyle w:val="TableText"/>
+              <w:keepNext/>
+              <w:jc w:val="right"/>
+            </w:pPr>
+            <w:r>
+              <w:rPr>
+                <w:sz w:val="22"/>
+              </w:rPr>
+              <w:t>900</w:t>
+            </w:r>
+          </w:p>
+        </w:tc>
+      </w:tr>
+      <w:tr>
+        <w:trPr>
+          <w:cantSplit/>
+        </w:trPr>
+        <w:tc>
+          <w:tcPr>
+            <w:tcW w:type="dxa" w:w="567"/>
+            <w:vAlign w:val="center"/>
+          </w:tcPr>
+          <w:p>
+            <w:pPr>
+              <w:pStyle w:val="TableText"/>
+              <w:jc w:val="center"/>
+            </w:pPr>
+            <w:r>
+              <w:rPr>
+                <w:b/>
+                <w:sz w:val="22"/>
+              </w:rPr>
+            </w:r>
+          </w:p>
+        </w:tc>
+        <w:tc>
+          <w:tcPr>
+            <w:tcW w:type="dxa" w:w="5386"/>
+            <w:vAlign w:val="center"/>
+          </w:tcPr>
+          <w:p>
+            <w:pPr>
+              <w:pStyle w:val="TableText"/>
+              <w:jc w:val="left"/>
+            </w:pPr>
+            <w:r>
+              <w:rPr>
+                <w:b/>
+                <w:sz w:val="22"/>
+              </w:rPr>
+              <w:t>Итого</w:t>
+            </w:r>
+          </w:p>
+        </w:tc>
+        <w:tc>
+          <w:tcPr>
+            <w:tcW w:type="dxa" w:w="1020"/>
+            <w:vAlign w:val="center"/>
+          </w:tcPr>
+          <w:p>
+            <w:pPr>
+              <w:pStyle w:val="TableText"/>
+              <w:jc w:val="center"/>
+            </w:pPr>
+            <w:r>
+              <w:rPr>
+                <w:b/>
+                <w:sz w:val="22"/>
+              </w:rPr>
+            </w:r>
+          </w:p>
+        </w:tc>
+        <w:tc>
+          <w:tcPr>
+            <w:tcW w:type="dxa" w:w="1134"/>
+            <w:vAlign w:val="center"/>
+          </w:tcPr>
+          <w:p>
+            <w:pPr>
+              <w:pStyle w:val="TableText"/>
+              <w:jc w:val="center"/>
+            </w:pPr>
+            <w:r>
+              <w:rPr>
+                <w:b/>
+                <w:sz w:val="22"/>
+              </w:rPr>
+            </w:r>
+          </w:p>
+        </w:tc>
+        <w:tc>
+          <w:tcPr>
+            <w:tcW w:type="dxa" w:w="1247"/>
+            <w:vAlign w:val="center"/>
+          </w:tcPr>
+          <w:p>
+            <w:pPr>
+              <w:pStyle w:val="TableText"/>
+              <w:jc w:val="right"/>
+            </w:pPr>
+            <w:r>
+              <w:rPr>
+                <w:b/>
+                <w:sz w:val="22"/>
+              </w:rPr>
+              <w:t>7 296</w:t>
+            </w:r>
+          </w:p>
+        </w:tc>
+      </w:tr>
+    </w:tbl>
+    <w:p>
+      <w:pPr>
+        <w:spacing w:line="240" w:lineRule="auto"/>
+      </w:pPr>
     </w:p>
     <w:p>
       <w:pPr>
         <w:keepNext/>
       </w:pPr>
       <w:r>
-        <w:t xml:space="preserve">Затраты нового варианта равны себестоимости НИР: </w:t>
+        <w:t>Объём применения оценён по протяжённости электрических сетей: под управлением группы «Россети» находится 2,5 млн км линий электропередачи [47]. Если каналами связи с БПЛА ежегодно оснащается 0,24 % этой сети — 6 000 км, или 300 линий по 20 км, — затраты базового варианта составят:</w:t>
+      </w:r>
+    </w:p>
+    <w:p>
+      <w:pPr>
+        <w:pStyle w:val="Formula"/>
+        <w:jc w:val="center"/>
+      </w:pPr>
+      <m:oMath>
+        <m:sSub>
+          <m:e>
+            <m:r>
+              <w:rPr>
+                <w:rFonts w:ascii="Cambria Math" w:hAnsi="Cambria Math"/>
+              </w:rPr>
+              <m:t xml:space="preserve">З</m:t>
+            </m:r>
+          </m:e>
+          <m:sub>
+            <m:r>
+              <m:rPr>
+                <m:sty m:val="p"/>
+              </m:rPr>
+              <w:rPr>
+                <w:rFonts w:ascii="Cambria Math" w:hAnsi="Cambria Math"/>
+              </w:rPr>
+              <m:t xml:space="preserve">НТПр Б</m:t>
+            </m:r>
+          </m:sub>
+        </m:sSub>
+        <m:r>
+          <m:rPr>
+            <m:sty m:val="p"/>
+          </m:rPr>
+          <w:rPr>
+            <w:rFonts w:ascii="Cambria Math" w:hAnsi="Cambria Math"/>
+          </w:rPr>
+          <m:t xml:space="preserve"> = 300·7·7 296 = 15 321 600 руб.</m:t>
+        </m:r>
+      </m:oMath>
+    </w:p>
+    <w:p>
+      <w:pPr>
+        <w:keepNext/>
+      </w:pPr>
+      <w:r>
+        <w:t>Затраты нового варианта:</w:t>
+      </w:r>
+    </w:p>
+    <w:p>
+      <w:pPr>
+        <w:pStyle w:val="Formula"/>
+        <w:jc w:val="center"/>
+      </w:pPr>
+      <m:oMath>
+        <m:sSub>
+          <m:e>
+            <m:r>
+              <w:rPr>
+                <w:rFonts w:ascii="Cambria Math" w:hAnsi="Cambria Math"/>
+              </w:rPr>
+              <m:t xml:space="preserve">З</m:t>
+            </m:r>
+          </m:e>
+          <m:sub>
+            <m:r>
+              <m:rPr>
+                <m:sty m:val="p"/>
+              </m:rPr>
+              <w:rPr>
+                <w:rFonts w:ascii="Cambria Math" w:hAnsi="Cambria Math"/>
+              </w:rPr>
+              <m:t xml:space="preserve">НТПр Н</m:t>
+            </m:r>
+          </m:sub>
+        </m:sSub>
+        <m:r>
+          <m:rPr>
+            <m:sty m:val="p"/>
+          </m:rPr>
+          <w:rPr>
+            <w:rFonts w:ascii="Cambria Math" w:hAnsi="Cambria Math"/>
+          </w:rPr>
+          <m:t xml:space="preserve"> = 300·4·7 296 = 8 755 200 руб.</m:t>
+        </m:r>
+      </m:oMath>
+    </w:p>
+    <w:p>
+      <w:pPr>
+        <w:keepNext/>
+      </w:pPr>
+      <w:r>
+        <w:t xml:space="preserve">Подставив значения в формулу (4.9) при </w:t>
       </w:r>
       <m:oMath>
         <m:sSub>
@@ -9783,7 +11039,7 @@
               <w:rPr>
                 <w:rFonts w:ascii="Cambria Math" w:hAnsi="Cambria Math"/>
               </w:rPr>
-              <m:t xml:space="preserve">З</m:t>
+              <m:t xml:space="preserve">Т</m:t>
             </m:r>
           </m:e>
           <m:sub>
@@ -9805,66 +11061,11 @@
           <w:rPr>
             <w:rFonts w:ascii="Cambria Math" w:hAnsi="Cambria Math"/>
           </w:rPr>
-          <m:t xml:space="preserve"> = 1 328 906</m:t>
+          <m:t xml:space="preserve"> = 1</m:t>
         </m:r>
       </m:oMath>
       <w:r>
-        <w:t xml:space="preserve"> руб. Базовый вариант — тот же состав работ на оценочных комплектах MM6108-EKH05 вместо плат LilyGO T-HaLow; затраты возрастают на </w:t>
-      </w:r>
-      <m:oMath>
-        <m:r>
-          <w:rPr>
-            <w:rFonts w:ascii="Cambria Math" w:hAnsi="Cambria Math"/>
-          </w:rPr>
-          <m:t xml:space="preserve">ΔЗ</m:t>
-        </m:r>
-        <m:r>
-          <m:rPr>
-            <m:sty m:val="p"/>
-          </m:rPr>
-          <w:rPr>
-            <w:rFonts w:ascii="Cambria Math" w:hAnsi="Cambria Math"/>
-          </w:rPr>
-          <m:t xml:space="preserve"> = 2·(39 620 − 3 198) = 72 844</m:t>
-        </m:r>
-      </m:oMath>
-      <w:r>
-        <w:t xml:space="preserve"> руб., откуда </w:t>
-      </w:r>
-      <m:oMath>
-        <m:sSub>
-          <m:e>
-            <m:r>
-              <w:rPr>
-                <w:rFonts w:ascii="Cambria Math" w:hAnsi="Cambria Math"/>
-              </w:rPr>
-              <m:t xml:space="preserve">З</m:t>
-            </m:r>
-          </m:e>
-          <m:sub>
-            <m:r>
-              <m:rPr>
-                <m:sty m:val="p"/>
-              </m:rPr>
-              <w:rPr>
-                <w:rFonts w:ascii="Cambria Math" w:hAnsi="Cambria Math"/>
-              </w:rPr>
-              <m:t xml:space="preserve">Б</m:t>
-            </m:r>
-          </m:sub>
-        </m:sSub>
-        <m:r>
-          <m:rPr>
-            <m:sty m:val="p"/>
-          </m:rPr>
-          <w:rPr>
-            <w:rFonts w:ascii="Cambria Math" w:hAnsi="Cambria Math"/>
-          </w:rPr>
-          <m:t xml:space="preserve"> = 1 401 750</m:t>
-        </m:r>
-      </m:oMath>
-      <w:r>
-        <w:t xml:space="preserve"> руб. Экономический эффект:</w:t>
+        <w:t xml:space="preserve"> год, найдём экономический эффект:</w:t>
       </w:r>
     </w:p>
     <w:p>
@@ -9873,12 +11074,27 @@
         <w:jc w:val="center"/>
       </w:pPr>
       <m:oMath>
-        <m:r>
-          <w:rPr>
-            <w:rFonts w:ascii="Cambria Math" w:hAnsi="Cambria Math"/>
-          </w:rPr>
-          <m:t xml:space="preserve">Э</m:t>
-        </m:r>
+        <m:sSub>
+          <m:e>
+            <m:r>
+              <w:rPr>
+                <w:rFonts w:ascii="Cambria Math" w:hAnsi="Cambria Math"/>
+              </w:rPr>
+              <m:t xml:space="preserve">Э</m:t>
+            </m:r>
+          </m:e>
+          <m:sub>
+            <m:r>
+              <m:rPr>
+                <m:sty m:val="p"/>
+              </m:rPr>
+              <w:rPr>
+                <w:rFonts w:ascii="Cambria Math" w:hAnsi="Cambria Math"/>
+              </w:rPr>
+              <m:t xml:space="preserve">НИР</m:t>
+            </m:r>
+          </m:sub>
+        </m:sSub>
         <m:r>
           <m:rPr>
             <m:sty m:val="p"/>
@@ -9897,7 +11113,7 @@
               <w:rPr>
                 <w:rFonts w:ascii="Cambria Math" w:hAnsi="Cambria Math"/>
               </w:rPr>
-              <m:t xml:space="preserve">1 401 750·1,68 − 1 328 906</m:t>
+              <m:t xml:space="preserve">15 321 600·1,33 − 8 755 200</m:t>
             </m:r>
           </m:num>
           <m:den>
@@ -9908,7 +11124,7 @@
               <w:rPr>
                 <w:rFonts w:ascii="Cambria Math" w:hAnsi="Cambria Math"/>
               </w:rPr>
-              <m:t xml:space="preserve">0,200</m:t>
+              <m:t xml:space="preserve">1</m:t>
             </m:r>
           </m:den>
         </m:f>
@@ -9919,16 +11135,21 @@
           <w:rPr>
             <w:rFonts w:ascii="Cambria Math" w:hAnsi="Cambria Math"/>
           </w:rPr>
-          <m:t xml:space="preserve"> = 5 130 170 руб./год.</m:t>
+          <m:t xml:space="preserve"> = 11 622 528 руб./год.</m:t>
         </m:r>
       </m:oMath>
+    </w:p>
+    <w:p>
+      <w:r>
+        <w:t>LoRa в расчёте эффекта не участвует: при большей дальности пролёта она не передаёт видео, и линия на LoRa не решает той же задачи.</w:t>
+      </w:r>
     </w:p>
     <w:p>
       <w:pPr>
         <w:keepNext/>
       </w:pPr>
       <w:r>
-        <w:t>Уровень экономической эффективности затрат на НИР [39]:</w:t>
+        <w:t>Эффект реализуется у предприятия, применяющего результаты; разработчику НИР по условиям лицензирования приходится его доля α. По методике [42] она определяется укрупнённо, пропорционально затратам участников создания и применения НТПр:</w:t>
       </w:r>
     </w:p>
     <w:tbl>
@@ -9978,7 +11199,7 @@
                 <w:rPr>
                   <w:rFonts w:ascii="Cambria Math" w:hAnsi="Cambria Math"/>
                 </w:rPr>
-                <m:t xml:space="preserve">Е</m:t>
+                <m:t xml:space="preserve">α</m:t>
               </m:r>
               <m:r>
                 <m:rPr>
@@ -9991,12 +11212,248 @@
               </m:r>
               <m:f>
                 <m:num>
+                  <m:sSub>
+                    <m:e>
+                      <m:r>
+                        <w:rPr>
+                          <w:rFonts w:ascii="Cambria Math" w:hAnsi="Cambria Math"/>
+                        </w:rPr>
+                        <m:t xml:space="preserve">З</m:t>
+                      </m:r>
+                    </m:e>
+                    <m:sub>
+                      <m:r>
+                        <m:rPr>
+                          <m:sty m:val="p"/>
+                        </m:rPr>
+                        <w:rPr>
+                          <w:rFonts w:ascii="Cambria Math" w:hAnsi="Cambria Math"/>
+                        </w:rPr>
+                        <m:t xml:space="preserve">НТПр</m:t>
+                      </m:r>
+                    </m:sub>
+                  </m:sSub>
+                </m:num>
+                <m:den>
+                  <m:sSub>
+                    <m:e>
+                      <m:r>
+                        <w:rPr>
+                          <w:rFonts w:ascii="Cambria Math" w:hAnsi="Cambria Math"/>
+                        </w:rPr>
+                        <m:t xml:space="preserve">З</m:t>
+                      </m:r>
+                    </m:e>
+                    <m:sub>
+                      <m:r>
+                        <m:rPr>
+                          <m:sty m:val="p"/>
+                        </m:rPr>
+                        <w:rPr>
+                          <w:rFonts w:ascii="Cambria Math" w:hAnsi="Cambria Math"/>
+                        </w:rPr>
+                        <m:t xml:space="preserve">НТПр</m:t>
+                      </m:r>
+                    </m:sub>
+                  </m:sSub>
+                  <m:r>
+                    <m:rPr>
+                      <m:sty m:val="p"/>
+                    </m:rPr>
+                    <w:rPr>
+                      <w:rFonts w:ascii="Cambria Math" w:hAnsi="Cambria Math"/>
+                    </w:rPr>
+                    <m:t xml:space="preserve"> + </m:t>
+                  </m:r>
+                  <m:sSub>
+                    <m:e>
+                      <m:r>
+                        <w:rPr>
+                          <w:rFonts w:ascii="Cambria Math" w:hAnsi="Cambria Math"/>
+                        </w:rPr>
+                        <m:t xml:space="preserve">З</m:t>
+                      </m:r>
+                    </m:e>
+                    <m:sub>
+                      <m:r>
+                        <m:rPr>
+                          <m:sty m:val="p"/>
+                        </m:rPr>
+                        <w:rPr>
+                          <w:rFonts w:ascii="Cambria Math" w:hAnsi="Cambria Math"/>
+                        </w:rPr>
+                        <m:t xml:space="preserve">НТПр Н</m:t>
+                      </m:r>
+                    </m:sub>
+                  </m:sSub>
+                </m:den>
+              </m:f>
+              <m:r>
+                <m:rPr>
+                  <m:sty m:val="p"/>
+                </m:rPr>
+                <w:rPr>
+                  <w:rFonts w:ascii="Cambria Math" w:hAnsi="Cambria Math"/>
+                </w:rPr>
+                <m:t xml:space="preserve"> = </m:t>
+              </m:r>
+              <m:f>
+                <m:num>
+                  <m:r>
+                    <m:rPr>
+                      <m:sty m:val="p"/>
+                    </m:rPr>
+                    <w:rPr>
+                      <w:rFonts w:ascii="Cambria Math" w:hAnsi="Cambria Math"/>
+                    </w:rPr>
+                    <m:t xml:space="preserve">1 328 906</m:t>
+                  </m:r>
+                </m:num>
+                <m:den>
+                  <m:r>
+                    <m:rPr>
+                      <m:sty m:val="p"/>
+                    </m:rPr>
+                    <w:rPr>
+                      <w:rFonts w:ascii="Cambria Math" w:hAnsi="Cambria Math"/>
+                    </w:rPr>
+                    <m:t xml:space="preserve">1 328 906 + 8 755 200</m:t>
+                  </m:r>
+                </m:den>
+              </m:f>
+              <m:r>
+                <m:rPr>
+                  <m:sty m:val="p"/>
+                </m:rPr>
+                <w:rPr>
+                  <w:rFonts w:ascii="Cambria Math" w:hAnsi="Cambria Math"/>
+                </w:rPr>
+                <m:t xml:space="preserve"> = 0,13.</m:t>
+              </m:r>
+            </m:oMath>
+          </w:p>
+        </w:tc>
+        <w:tc>
+          <w:tcPr>
+            <w:tcW w:type="dxa" w:w="1020"/>
+            <w:vAlign w:val="center"/>
+          </w:tcPr>
+          <w:p>
+            <w:pPr>
+              <w:pStyle w:val="Formula"/>
+              <w:jc w:val="right"/>
+            </w:pPr>
+            <w:r>
+              <w:t>(4.10)</w:t>
+            </w:r>
+          </w:p>
+        </w:tc>
+      </w:tr>
+    </w:tbl>
+    <w:p>
+      <w:pPr>
+        <w:keepNext/>
+      </w:pPr>
+      <w:r>
+        <w:t>Уровень экономической эффективности затрат на НИР [42]:</w:t>
+      </w:r>
+    </w:p>
+    <w:tbl>
+      <w:tblPr>
+        <w:tblW w:type="auto" w:w="0"/>
+        <w:jc w:val="center"/>
+        <w:tblLayout w:type="fixed"/>
+        <w:tblLook w:firstColumn="1" w:firstRow="1" w:lastColumn="0" w:lastRow="0" w:noHBand="0" w:noVBand="1" w:val="04A0"/>
+        <w:tblBorders>
+          <w:top w:val="nil"/>
+          <w:left w:val="nil"/>
+          <w:bottom w:val="nil"/>
+          <w:right w:val="nil"/>
+          <w:insideH w:val="nil"/>
+          <w:insideV w:val="nil"/>
+        </w:tblBorders>
+      </w:tblPr>
+      <w:tblGrid>
+        <w:gridCol w:w="1020"/>
+        <w:gridCol w:w="7313"/>
+        <w:gridCol w:w="1020"/>
+      </w:tblGrid>
+      <w:tr>
+        <w:tc>
+          <w:tcPr>
+            <w:tcW w:type="dxa" w:w="1020"/>
+            <w:vAlign w:val="center"/>
+          </w:tcPr>
+          <w:p>
+            <w:pPr>
+              <w:pStyle w:val="Formula"/>
+            </w:pPr>
+          </w:p>
+        </w:tc>
+        <w:tc>
+          <w:tcPr>
+            <w:tcW w:type="dxa" w:w="7313"/>
+            <w:vAlign w:val="center"/>
+          </w:tcPr>
+          <w:p>
+            <w:pPr>
+              <w:pStyle w:val="Formula"/>
+              <w:jc w:val="center"/>
+            </w:pPr>
+            <m:oMath>
+              <m:sSub>
+                <m:e>
                   <m:r>
                     <w:rPr>
                       <w:rFonts w:ascii="Cambria Math" w:hAnsi="Cambria Math"/>
                     </w:rPr>
-                    <m:t xml:space="preserve">Э</m:t>
+                    <m:t xml:space="preserve">Е</m:t>
                   </m:r>
+                </m:e>
+                <m:sub>
+                  <m:r>
+                    <m:rPr>
+                      <m:sty m:val="p"/>
+                    </m:rPr>
+                    <w:rPr>
+                      <w:rFonts w:ascii="Cambria Math" w:hAnsi="Cambria Math"/>
+                    </w:rPr>
+                    <m:t xml:space="preserve">НИР</m:t>
+                  </m:r>
+                </m:sub>
+              </m:sSub>
+              <m:r>
+                <m:rPr>
+                  <m:sty m:val="p"/>
+                </m:rPr>
+                <w:rPr>
+                  <w:rFonts w:ascii="Cambria Math" w:hAnsi="Cambria Math"/>
+                </w:rPr>
+                <m:t xml:space="preserve"> = </m:t>
+              </m:r>
+              <m:f>
+                <m:num>
+                  <m:sSub>
+                    <m:e>
+                      <m:r>
+                        <w:rPr>
+                          <w:rFonts w:ascii="Cambria Math" w:hAnsi="Cambria Math"/>
+                        </w:rPr>
+                        <m:t xml:space="preserve">Э</m:t>
+                      </m:r>
+                    </m:e>
+                    <m:sub>
+                      <m:r>
+                        <m:rPr>
+                          <m:sty m:val="p"/>
+                        </m:rPr>
+                        <w:rPr>
+                          <w:rFonts w:ascii="Cambria Math" w:hAnsi="Cambria Math"/>
+                        </w:rPr>
+                        <m:t xml:space="preserve">НИР</m:t>
+                      </m:r>
+                    </m:sub>
+                  </m:sSub>
                   <m:r>
                     <m:rPr>
                       <m:sty m:val="p"/>
@@ -10055,7 +11512,7 @@
                     <w:rPr>
                       <w:rFonts w:ascii="Cambria Math" w:hAnsi="Cambria Math"/>
                     </w:rPr>
-                    <m:t xml:space="preserve">5 130 170·1</m:t>
+                    <m:t xml:space="preserve">11 622 528·0,13</m:t>
                   </m:r>
                 </m:num>
                 <m:den>
@@ -10066,7 +11523,7 @@
                     <w:rPr>
                       <w:rFonts w:ascii="Cambria Math" w:hAnsi="Cambria Math"/>
                     </w:rPr>
-                    <m:t xml:space="preserve">2 414 956</m:t>
+                    <m:t xml:space="preserve">2 957 981</m:t>
                   </m:r>
                 </m:den>
               </m:f>
@@ -10077,7 +11534,7 @@
                 <w:rPr>
                   <w:rFonts w:ascii="Cambria Math" w:hAnsi="Cambria Math"/>
                 </w:rPr>
-                <m:t xml:space="preserve"> = 2,12,</m:t>
+                <m:t xml:space="preserve"> = 0,51,</m:t>
               </m:r>
             </m:oMath>
           </w:p>
@@ -10093,7 +11550,7 @@
               <w:jc w:val="right"/>
             </w:pPr>
             <w:r>
-              <w:t>(4.9)</w:t>
+              <w:t>(4.11)</w:t>
             </w:r>
           </w:p>
         </w:tc>
@@ -10107,35 +11564,30 @@
         <w:t xml:space="preserve">где </w:t>
       </w:r>
       <m:oMath>
-        <m:r>
-          <w:rPr>
-            <w:rFonts w:ascii="Cambria Math" w:hAnsi="Cambria Math"/>
-          </w:rPr>
-          <m:t xml:space="preserve">α</m:t>
-        </m:r>
+        <m:sSub>
+          <m:e>
+            <m:r>
+              <w:rPr>
+                <w:rFonts w:ascii="Cambria Math" w:hAnsi="Cambria Math"/>
+              </w:rPr>
+              <m:t xml:space="preserve">Ц</m:t>
+            </m:r>
+          </m:e>
+          <m:sub>
+            <m:r>
+              <m:rPr>
+                <m:sty m:val="p"/>
+              </m:rPr>
+              <w:rPr>
+                <w:rFonts w:ascii="Cambria Math" w:hAnsi="Cambria Math"/>
+              </w:rPr>
+              <m:t xml:space="preserve">НТПр</m:t>
+            </m:r>
+          </m:sub>
+        </m:sSub>
       </m:oMath>
       <w:r>
-        <w:t xml:space="preserve"> – доля эффекта, приходящаяся на разработку; НИР выполняется одной организацией без соисполнителей, поэтому </w:t>
-      </w:r>
-      <m:oMath>
-        <m:r>
-          <w:rPr>
-            <w:rFonts w:ascii="Cambria Math" w:hAnsi="Cambria Math"/>
-          </w:rPr>
-          <m:t xml:space="preserve">α</m:t>
-        </m:r>
-        <m:r>
-          <m:rPr>
-            <m:sty m:val="p"/>
-          </m:rPr>
-          <w:rPr>
-            <w:rFonts w:ascii="Cambria Math" w:hAnsi="Cambria Math"/>
-          </w:rPr>
-          <m:t xml:space="preserve"> = 1</m:t>
-        </m:r>
-      </m:oMath>
-      <w:r>
-        <w:t>.</w:t>
+        <w:t xml:space="preserve"> – цена НИР, руб. (подраздел 4.3).</w:t>
       </w:r>
     </w:p>
     <w:p>
@@ -10206,7 +11658,7 @@
                     <w:rPr>
                       <w:rFonts w:ascii="Cambria Math" w:hAnsi="Cambria Math"/>
                     </w:rPr>
-                    <m:t xml:space="preserve">ок</m:t>
+                    <m:t xml:space="preserve">ОК</m:t>
                   </m:r>
                 </m:sub>
               </m:sSub>
@@ -10232,12 +11684,27 @@
                   </m:r>
                 </m:num>
                 <m:den>
-                  <m:r>
-                    <w:rPr>
-                      <w:rFonts w:ascii="Cambria Math" w:hAnsi="Cambria Math"/>
-                    </w:rPr>
-                    <m:t xml:space="preserve">Е</m:t>
-                  </m:r>
+                  <m:sSub>
+                    <m:e>
+                      <m:r>
+                        <w:rPr>
+                          <w:rFonts w:ascii="Cambria Math" w:hAnsi="Cambria Math"/>
+                        </w:rPr>
+                        <m:t xml:space="preserve">Е</m:t>
+                      </m:r>
+                    </m:e>
+                    <m:sub>
+                      <m:r>
+                        <m:rPr>
+                          <m:sty m:val="p"/>
+                        </m:rPr>
+                        <w:rPr>
+                          <w:rFonts w:ascii="Cambria Math" w:hAnsi="Cambria Math"/>
+                        </w:rPr>
+                        <m:t xml:space="preserve">НИР</m:t>
+                      </m:r>
+                    </m:sub>
+                  </m:sSub>
                 </m:den>
               </m:f>
               <m:r>
@@ -10269,7 +11736,7 @@
                     <w:rPr>
                       <w:rFonts w:ascii="Cambria Math" w:hAnsi="Cambria Math"/>
                     </w:rPr>
-                    <m:t xml:space="preserve">2,12</m:t>
+                    <m:t xml:space="preserve">0,51</m:t>
                   </m:r>
                 </m:den>
               </m:f>
@@ -10280,7 +11747,7 @@
                 <w:rPr>
                   <w:rFonts w:ascii="Cambria Math" w:hAnsi="Cambria Math"/>
                 </w:rPr>
-                <m:t xml:space="preserve"> = 0,47 года.</m:t>
+                <m:t xml:space="preserve"> = 1,96 года.</m:t>
               </m:r>
             </m:oMath>
           </w:p>
@@ -10296,7 +11763,7 @@
               <w:jc w:val="right"/>
             </w:pPr>
             <w:r>
-              <w:t>(4.10)</w:t>
+              <w:t>(4.12)</w:t>
             </w:r>
           </w:p>
         </w:tc>
@@ -10304,7 +11771,7 @@
     </w:tbl>
     <w:p>
       <w:r>
-        <w:t>Срок окупаемости — около 6 месяцев. Для наукоёмкой продукции уровень эффективности должен быть не менее 0,5, то есть вложения должны окупаться в пределах двух лет [39]; полученное значение 2,12 этому требованию удовлетворяет.</w:t>
+        <w:t>Срок окупаемости — около 24 месяцев. Для наукоёмкой продукции уровень эффективности должен быть не менее 0,5, то есть вложения должны окупаться в пределах двух лет [42]; полученное значение 0,51 этому требованию удовлетворяет. Расчёт выполнен для одного предприятия; при передаче результатов нескольким предприятиям срок окупаемости сократится.</w:t>
       </w:r>
     </w:p>
     <w:p>
@@ -10317,7 +11784,7 @@
     </w:p>
     <w:p>
       <w:r>
-        <w:t>Основные технико-экономические показатели НИР приведены в таблице 4.9.</w:t>
+        <w:t>Основные технико-экономические показатели НИР приведены в таблице 4.10.</w:t>
       </w:r>
     </w:p>
     <w:p>
@@ -10326,7 +11793,7 @@
         <w:ind w:firstLine="0"/>
       </w:pPr>
       <w:r>
-        <w:t>Таблица 4.9 – Технико-экономические показатели НИР</w:t>
+        <w:t>Таблица 4.10 – Технико-экономические показатели НИР</w:t>
       </w:r>
     </w:p>
     <w:tbl>
@@ -10410,7 +11877,7 @@
               <w:rPr>
                 <w:sz w:val="24"/>
               </w:rPr>
-              <w:t>Индекс научно-технической прогрессивности</w:t>
+              <w:t>Индекс научно-технической прогрессивности относительно LoRa</w:t>
             </w:r>
           </w:p>
         </w:tc>
@@ -10429,7 +11896,7 @@
               <w:rPr>
                 <w:sz w:val="24"/>
               </w:rPr>
-              <w:t>1,68</w:t>
+              <w:t>1,80</w:t>
             </w:r>
           </w:p>
         </w:tc>
@@ -10453,7 +11920,7 @@
               <w:rPr>
                 <w:sz w:val="24"/>
               </w:rPr>
-              <w:t>Показатель новизны</w:t>
+              <w:t>Индекс научно-технической прогрессивности относительно Wi-Fi 2,4 ГГц</w:t>
             </w:r>
           </w:p>
         </w:tc>
@@ -10472,7 +11939,7 @@
               <w:rPr>
                 <w:sz w:val="24"/>
               </w:rPr>
-              <w:t>0,36</w:t>
+              <w:t>1,33</w:t>
             </w:r>
           </w:p>
         </w:tc>
@@ -10496,7 +11963,7 @@
               <w:rPr>
                 <w:sz w:val="24"/>
               </w:rPr>
-              <w:t>Трудоёмкость НИР, чел.-дн.</w:t>
+              <w:t>Коэффициент новизны</w:t>
             </w:r>
           </w:p>
         </w:tc>
@@ -10515,7 +11982,7 @@
               <w:rPr>
                 <w:sz w:val="24"/>
               </w:rPr>
-              <w:t>81</w:t>
+              <w:t>0,32</w:t>
             </w:r>
           </w:p>
         </w:tc>
@@ -10539,7 +12006,7 @@
               <w:rPr>
                 <w:sz w:val="24"/>
               </w:rPr>
-              <w:t>Продолжительность НИР (критический путь), кал. дн.</w:t>
+              <w:t>Трудоёмкость НИР, чел.-дн.</w:t>
             </w:r>
           </w:p>
         </w:tc>
@@ -10558,7 +12025,7 @@
               <w:rPr>
                 <w:sz w:val="24"/>
               </w:rPr>
-              <w:t>73</w:t>
+              <w:t>81</w:t>
             </w:r>
           </w:p>
         </w:tc>
@@ -10582,7 +12049,7 @@
               <w:rPr>
                 <w:sz w:val="24"/>
               </w:rPr>
-              <w:t>Себестоимость НИР, руб.</w:t>
+              <w:t>Продолжительность НИР (критический путь), кал. дн.</w:t>
             </w:r>
           </w:p>
         </w:tc>
@@ -10601,7 +12068,7 @@
               <w:rPr>
                 <w:sz w:val="24"/>
               </w:rPr>
-              <w:t>1 328 906</w:t>
+              <w:t>73</w:t>
             </w:r>
           </w:p>
         </w:tc>
@@ -10625,7 +12092,7 @@
               <w:rPr>
                 <w:sz w:val="24"/>
               </w:rPr>
-              <w:t>Цена НИР, руб.</w:t>
+              <w:t>Себестоимость НИР, руб.</w:t>
             </w:r>
           </w:p>
         </w:tc>
@@ -10644,7 +12111,7 @@
               <w:rPr>
                 <w:sz w:val="24"/>
               </w:rPr>
-              <w:t>2 414 956</w:t>
+              <w:t>1 328 906</w:t>
             </w:r>
           </w:p>
         </w:tc>
@@ -10668,7 +12135,7 @@
               <w:rPr>
                 <w:sz w:val="24"/>
               </w:rPr>
-              <w:t>Годовой экономический эффект, руб./год</w:t>
+              <w:t>Цена НИР, руб.</w:t>
             </w:r>
           </w:p>
         </w:tc>
@@ -10687,7 +12154,7 @@
               <w:rPr>
                 <w:sz w:val="24"/>
               </w:rPr>
-              <w:t>5 130 170</w:t>
+              <w:t>2 957 981</w:t>
             </w:r>
           </w:p>
         </w:tc>
@@ -10711,7 +12178,7 @@
               <w:rPr>
                 <w:sz w:val="24"/>
               </w:rPr>
-              <w:t>Уровень экономической эффективности (норматив не менее 0,5)</w:t>
+              <w:t>Ретрансляторов на линию 20 км: Wi-Fi 2,4 ГГц / Wi-Fi HaLow</w:t>
             </w:r>
           </w:p>
         </w:tc>
@@ -10730,7 +12197,7 @@
               <w:rPr>
                 <w:sz w:val="24"/>
               </w:rPr>
-              <w:t>2,12</w:t>
+              <w:t>7 / 4</w:t>
             </w:r>
           </w:p>
         </w:tc>
@@ -10747,12 +12214,98 @@
           <w:p>
             <w:pPr>
               <w:pStyle w:val="TableText"/>
+              <w:keepNext/>
               <w:jc w:val="left"/>
             </w:pPr>
             <w:r>
               <w:rPr>
                 <w:sz w:val="24"/>
               </w:rPr>
+              <w:t>Годовой экономический эффект, руб./год</w:t>
+            </w:r>
+          </w:p>
+        </w:tc>
+        <w:tc>
+          <w:tcPr>
+            <w:tcW w:type="dxa" w:w="3118"/>
+            <w:vAlign w:val="center"/>
+          </w:tcPr>
+          <w:p>
+            <w:pPr>
+              <w:pStyle w:val="TableText"/>
+              <w:keepNext/>
+              <w:jc w:val="center"/>
+            </w:pPr>
+            <w:r>
+              <w:rPr>
+                <w:sz w:val="24"/>
+              </w:rPr>
+              <w:t>11 622 528</w:t>
+            </w:r>
+          </w:p>
+        </w:tc>
+      </w:tr>
+      <w:tr>
+        <w:trPr>
+          <w:cantSplit/>
+        </w:trPr>
+        <w:tc>
+          <w:tcPr>
+            <w:tcW w:type="dxa" w:w="6236"/>
+            <w:vAlign w:val="center"/>
+          </w:tcPr>
+          <w:p>
+            <w:pPr>
+              <w:pStyle w:val="TableText"/>
+              <w:keepNext/>
+              <w:jc w:val="left"/>
+            </w:pPr>
+            <w:r>
+              <w:rPr>
+                <w:sz w:val="24"/>
+              </w:rPr>
+              <w:t>Уровень экономической эффективности (норматив не менее 0,5)</w:t>
+            </w:r>
+          </w:p>
+        </w:tc>
+        <w:tc>
+          <w:tcPr>
+            <w:tcW w:type="dxa" w:w="3118"/>
+            <w:vAlign w:val="center"/>
+          </w:tcPr>
+          <w:p>
+            <w:pPr>
+              <w:pStyle w:val="TableText"/>
+              <w:keepNext/>
+              <w:jc w:val="center"/>
+            </w:pPr>
+            <w:r>
+              <w:rPr>
+                <w:sz w:val="24"/>
+              </w:rPr>
+              <w:t>0,51</w:t>
+            </w:r>
+          </w:p>
+        </w:tc>
+      </w:tr>
+      <w:tr>
+        <w:trPr>
+          <w:cantSplit/>
+        </w:trPr>
+        <w:tc>
+          <w:tcPr>
+            <w:tcW w:type="dxa" w:w="6236"/>
+            <w:vAlign w:val="center"/>
+          </w:tcPr>
+          <w:p>
+            <w:pPr>
+              <w:pStyle w:val="TableText"/>
+              <w:jc w:val="left"/>
+            </w:pPr>
+            <w:r>
+              <w:rPr>
+                <w:sz w:val="24"/>
+              </w:rPr>
               <w:t>Срок окупаемости, лет</w:t>
             </w:r>
           </w:p>
@@ -10771,7 +12324,7 @@
               <w:rPr>
                 <w:sz w:val="24"/>
               </w:rPr>
-              <w:t>0,47</w:t>
+              <w:t>1,96</w:t>
             </w:r>
           </w:p>
         </w:tc>
@@ -10784,15 +12337,17 @@
     </w:p>
     <w:p>
       <w:r>
-        <w:t>Индекс научно-технической прогрессивности больше единицы, НИР выполняется в срок по заданию на ВКР, уровень экономической эффективности превышает норматив для наукоёмкой продукции. Применение серийных плат LilyGO T-HaLow вместо оценочных комплектов производителя чипсета снижает стоимость аппаратной платформы в 12,4 раза. Разработка является научно-технически прогрессивной и экономически целесообразной.</w:t>
+        <w:t>Индексы научно-технической прогрессивности относительно обеих баз больше единицы: Wi-Fi HaLow передаёт видео, чего не может LoRa, и на малых скоростях обеспечивает большую дальность пролёта, чем Wi-Fi 2,4 ГГц. НИР выполняется в срок по заданию на ВКР. Применение её результатов сокращает число ретрансляторов на линии с 7 до 4, а уровень экономической эффективности превышает норматив для наукоёмкой продукции. Разработка является научно-технически прогрессивной и экономически целесообразной.</w:t>
       </w:r>
     </w:p>
     <w:sectPr>
       <w:footerReference w:type="default" r:id="rId9"/>
+      <w:headerReference w:type="default" r:id="rId11"/>
       <w:pgSz w:w="11906" w:h="16838"/>
-      <w:pgMar w:top="1134" w:right="850" w:bottom="1134" w:left="1701" w:header="720" w:footer="720" w:gutter="0"/>
+      <w:pgMar w:top="1134" w:right="850" w:bottom="1417" w:left="1701" w:header="283" w:footer="283" w:gutter="0"/>
       <w:cols w:space="720"/>
       <w:docGrid w:linePitch="360"/>
+      <w:pgNumType w:start="47"/>
     </w:sectPr>
   </w:body>
 </w:document>
@@ -10802,16 +12357,639 @@
 <w:ftr xmlns:m="http://schemas.openxmlformats.org/officeDocument/2006/math" xmlns:mc="http://schemas.openxmlformats.org/markup-compatibility/2006" xmlns:mo="http://schemas.microsoft.com/office/mac/office/2008/main" xmlns:mv="urn:schemas-microsoft-com:mac:vml" xmlns:o="urn:schemas-microsoft-com:office:office" xmlns:r="http://schemas.openxmlformats.org/officeDocument/2006/relationships" xmlns:v="urn:schemas-microsoft-com:vml" xmlns:w10="urn:schemas-microsoft-com:office:word" xmlns:w14="http://schemas.microsoft.com/office/word/2010/wordml" xmlns:w="http://schemas.openxmlformats.org/wordprocessingml/2006/main" xmlns:wne="http://schemas.microsoft.com/office/word/2006/wordml" xmlns:wp14="http://schemas.microsoft.com/office/word/2010/wordprocessingDrawing" xmlns:wp="http://schemas.openxmlformats.org/drawingml/2006/wordprocessingDrawing" xmlns:wpc="http://schemas.microsoft.com/office/word/2010/wordprocessingCanvas" xmlns:wpg="http://schemas.microsoft.com/office/word/2010/wordprocessingGroup" xmlns:wpi="http://schemas.microsoft.com/office/word/2010/wordprocessingInk" xmlns:wps="http://schemas.microsoft.com/office/word/2010/wordprocessingShape" mc:Ignorable="w14 wp14">
   <w:p>
     <w:pPr>
-      <w:pStyle w:val="Footer"/>
-      <w:jc w:val="center"/>
+      <w:spacing w:before="0" w:after="0" w:line="170" w:lineRule="exact"/>
+      <w:ind w:firstLine="0"/>
+      <w:rPr>
+        <w:sz w:val="2"/>
+      </w:rPr>
+    </w:pPr>
+  </w:p>
+  <w:tbl xmlns:cx="http://schemas.microsoft.com/office/drawing/2014/chartex" xmlns:cx1="http://schemas.microsoft.com/office/drawing/2015/9/8/chartex" xmlns:w15="http://schemas.microsoft.com/office/word/2012/wordml" xmlns:w16se="http://schemas.microsoft.com/office/word/2015/wordml/symex">
+    <w:tblPr>
+      <w:tblW w:w="0" w:type="auto"/>
+      <w:tblBorders>
+        <w:top w:val="single" w:sz="4" w:space="0" w:color="auto"/>
+        <w:left w:val="single" w:sz="4" w:space="0" w:color="auto"/>
+        <w:bottom w:val="single" w:sz="4" w:space="0" w:color="auto"/>
+        <w:right w:val="single" w:sz="4" w:space="0" w:color="auto"/>
+        <w:insideH w:val="single" w:sz="4" w:space="0" w:color="auto"/>
+        <w:insideV w:val="single" w:sz="4" w:space="0" w:color="auto"/>
+      </w:tblBorders>
+      <w:tblLayout w:type="fixed"/>
+      <w:tblCellMar>
+        <w:left w:w="28" w:type="dxa"/>
+        <w:right w:w="28" w:type="dxa"/>
+      </w:tblCellMar>
+      <w:tblLook w:val="0000" w:firstRow="0" w:lastRow="0" w:firstColumn="0" w:lastColumn="0" w:noHBand="0" w:noVBand="0"/>
+      <w:tblInd w:w="-567" w:type="dxa"/>
+    </w:tblPr>
+    <w:tblGrid>
+      <w:gridCol w:w="397"/>
+      <w:gridCol w:w="567"/>
+      <w:gridCol w:w="1304"/>
+      <w:gridCol w:w="851"/>
+      <w:gridCol w:w="567"/>
+      <w:gridCol w:w="6235"/>
+      <w:gridCol w:w="567"/>
+    </w:tblGrid>
+    <w:tr>
+      <w:tblPrEx>
+        <w:tblCellMar>
+          <w:top w:w="0" w:type="dxa"/>
+          <w:bottom w:w="0" w:type="dxa"/>
+        </w:tblCellMar>
+      </w:tblPrEx>
+      <w:trPr>
+        <w:cantSplit/>
+        <w:trHeight w:hRule="exact" w:val="284"/>
+      </w:trPr>
+      <w:tc>
+        <w:tcPr>
+          <w:tcW w:w="397" w:type="dxa"/>
+          <w:tcBorders>
+            <w:top w:val="single" w:sz="4" w:space="0" w:color="auto"/>
+            <w:left w:val="nil"/>
+            <w:right w:val="single" w:sz="18" w:space="0" w:color="auto"/>
+          </w:tcBorders>
+          <w:vAlign w:val="center"/>
+        </w:tcPr>
+        <w:p>
+          <w:pPr>
+            <w:spacing w:before="0" w:after="0" w:line="240" w:lineRule="auto"/>
+            <w:ind w:firstLine="0" w:left="0"/>
+            <w:rPr>
+              <w:sz w:val="18"/>
+            </w:rPr>
+          </w:pPr>
+        </w:p>
+      </w:tc>
+      <w:tc>
+        <w:tcPr>
+          <w:tcW w:w="567" w:type="dxa"/>
+          <w:tcBorders>
+            <w:top w:val="single" w:sz="4" w:space="0" w:color="auto"/>
+            <w:left w:val="nil"/>
+            <w:right w:val="single" w:sz="18" w:space="0" w:color="auto"/>
+          </w:tcBorders>
+          <w:vAlign w:val="center"/>
+        </w:tcPr>
+        <w:p>
+          <w:pPr>
+            <w:spacing w:before="0" w:after="0" w:line="240" w:lineRule="auto"/>
+            <w:ind w:firstLine="0" w:left="0"/>
+            <w:rPr>
+              <w:sz w:val="18"/>
+            </w:rPr>
+          </w:pPr>
+        </w:p>
+      </w:tc>
+      <w:tc>
+        <w:tcPr>
+          <w:tcW w:w="1304" w:type="dxa"/>
+          <w:tcBorders>
+            <w:top w:val="single" w:sz="4" w:space="0" w:color="auto"/>
+            <w:left w:val="nil"/>
+            <w:right w:val="nil"/>
+          </w:tcBorders>
+          <w:vAlign w:val="center"/>
+        </w:tcPr>
+        <w:p>
+          <w:pPr>
+            <w:spacing w:before="0" w:after="0" w:line="240" w:lineRule="auto"/>
+            <w:ind w:firstLine="0" w:left="0"/>
+            <w:rPr>
+              <w:sz w:val="18"/>
+            </w:rPr>
+          </w:pPr>
+        </w:p>
+      </w:tc>
+      <w:tc>
+        <w:tcPr>
+          <w:tcW w:w="851" w:type="dxa"/>
+          <w:tcBorders>
+            <w:top w:val="single" w:sz="4" w:space="0" w:color="auto"/>
+            <w:left w:val="single" w:sz="18" w:space="0" w:color="auto"/>
+            <w:right w:val="single" w:sz="18" w:space="0" w:color="auto"/>
+          </w:tcBorders>
+          <w:vAlign w:val="center"/>
+        </w:tcPr>
+        <w:p>
+          <w:pPr>
+            <w:spacing w:before="0" w:after="0" w:line="240" w:lineRule="auto"/>
+            <w:ind w:firstLine="0" w:left="0"/>
+            <w:rPr>
+              <w:sz w:val="18"/>
+            </w:rPr>
+          </w:pPr>
+        </w:p>
+      </w:tc>
+      <w:tc>
+        <w:tcPr>
+          <w:tcW w:w="567" w:type="dxa"/>
+          <w:tcBorders>
+            <w:top w:val="single" w:sz="4" w:space="0" w:color="auto"/>
+            <w:left w:val="nil"/>
+            <w:right w:val="single" w:sz="18" w:space="0" w:color="auto"/>
+          </w:tcBorders>
+          <w:vAlign w:val="center"/>
+        </w:tcPr>
+        <w:p>
+          <w:pPr>
+            <w:spacing w:before="0" w:after="0" w:line="240" w:lineRule="auto"/>
+            <w:ind w:firstLine="0" w:left="0"/>
+            <w:rPr>
+              <w:sz w:val="18"/>
+            </w:rPr>
+          </w:pPr>
+        </w:p>
+      </w:tc>
+      <w:tc>
+        <w:tcPr>
+          <w:tcW w:w="6235" w:type="dxa"/>
+          <w:vMerge w:val="restart"/>
+          <w:tcBorders>
+            <w:top w:val="single" w:sz="4" w:space="0" w:color="auto"/>
+            <w:left w:val="nil"/>
+            <w:bottom w:val="nil"/>
+            <w:right w:val="single" w:sz="18" w:space="0" w:color="auto"/>
+          </w:tcBorders>
+          <w:vAlign w:val="center"/>
+        </w:tcPr>
+        <w:p>
+          <w:pPr>
+            <w:spacing w:before="0" w:after="0" w:line="240" w:lineRule="auto"/>
+            <w:ind w:firstLine="0" w:left="0"/>
+            <w:rPr>
+              <w:i w:val="0"/>
+              <w:lang w:val="ru-RU"/>
+            </w:rPr>
+            <w:jc w:val="center"/>
+          </w:pPr>
+          <w:r>
+            <w:rPr>
+              <w:rFonts w:ascii="GOST type B" w:hAnsi="GOST type B" w:cs="GOST type B" w:eastAsia="GOST type B"/>
+              <w:i/>
+              <w:sz w:val="32"/>
+              <w:szCs w:val="32"/>
+            </w:rPr>
+            <w:t xml:space="preserve">МАИР.460327.001 ПЗ</w:t>
+          </w:r>
+        </w:p>
+      </w:tc>
+      <w:tc>
+        <w:tcPr>
+          <w:tcW w:w="567" w:type="dxa"/>
+          <w:tcBorders>
+            <w:top w:val="single" w:sz="4" w:space="0" w:color="auto"/>
+            <w:left w:val="nil"/>
+            <w:bottom w:val="single" w:sz="18" w:space="0" w:color="auto"/>
+            <w:right w:val="nil"/>
+          </w:tcBorders>
+          <w:vAlign w:val="center"/>
+        </w:tcPr>
+        <w:p>
+          <w:pPr>
+            <w:spacing w:before="0" w:after="0" w:line="240" w:lineRule="auto"/>
+            <w:ind w:firstLine="0" w:left="0"/>
+            <w:jc w:val="center"/>
+            <w:rPr>
+              <w:rFonts w:ascii="Times New Roman" w:hAnsi="Times New Roman"/>
+              <w:sz w:val="17"/>
+            </w:rPr>
+          </w:pPr>
+          <w:r>
+            <w:rPr>
+              <w:rFonts w:ascii="GOST type B" w:hAnsi="GOST type B" w:cs="GOST type B" w:eastAsia="GOST type B"/>
+              <w:i/>
+              <w:sz w:val="17"/>
+            </w:rPr>
+            <w:t>Лист</w:t>
+          </w:r>
+        </w:p>
+      </w:tc>
+    </w:tr>
+    <w:tr>
+      <w:tblPrEx>
+        <w:tblCellMar>
+          <w:top w:w="0" w:type="dxa"/>
+          <w:bottom w:w="0" w:type="dxa"/>
+        </w:tblCellMar>
+      </w:tblPrEx>
+      <w:trPr>
+        <w:cantSplit/>
+        <w:trHeight w:hRule="exact" w:val="284"/>
+      </w:trPr>
+      <w:tc>
+        <w:tcPr>
+          <w:tcW w:w="397" w:type="dxa"/>
+          <w:tcBorders>
+            <w:left w:val="nil"/>
+            <w:bottom w:val="nil"/>
+            <w:right w:val="single" w:sz="18" w:space="0" w:color="auto"/>
+          </w:tcBorders>
+          <w:vAlign w:val="center"/>
+        </w:tcPr>
+        <w:p>
+          <w:pPr>
+            <w:spacing w:before="0" w:after="0" w:line="240" w:lineRule="auto"/>
+            <w:ind w:firstLine="0" w:left="0"/>
+            <w:rPr>
+              <w:sz w:val="18"/>
+            </w:rPr>
+          </w:pPr>
+        </w:p>
+      </w:tc>
+      <w:tc>
+        <w:tcPr>
+          <w:tcW w:w="567" w:type="dxa"/>
+          <w:tcBorders>
+            <w:left w:val="nil"/>
+            <w:bottom w:val="nil"/>
+            <w:right w:val="single" w:sz="18" w:space="0" w:color="auto"/>
+          </w:tcBorders>
+          <w:vAlign w:val="center"/>
+        </w:tcPr>
+        <w:p>
+          <w:pPr>
+            <w:spacing w:before="0" w:after="0" w:line="240" w:lineRule="auto"/>
+            <w:ind w:firstLine="0" w:left="0"/>
+            <w:rPr>
+              <w:sz w:val="18"/>
+            </w:rPr>
+          </w:pPr>
+        </w:p>
+      </w:tc>
+      <w:tc>
+        <w:tcPr>
+          <w:tcW w:w="1304" w:type="dxa"/>
+          <w:tcBorders>
+            <w:left w:val="nil"/>
+            <w:bottom w:val="nil"/>
+            <w:right w:val="nil"/>
+          </w:tcBorders>
+          <w:vAlign w:val="center"/>
+        </w:tcPr>
+        <w:p>
+          <w:pPr>
+            <w:spacing w:before="0" w:after="0" w:line="240" w:lineRule="auto"/>
+            <w:ind w:firstLine="0" w:left="0"/>
+            <w:rPr>
+              <w:sz w:val="18"/>
+            </w:rPr>
+          </w:pPr>
+        </w:p>
+      </w:tc>
+      <w:tc>
+        <w:tcPr>
+          <w:tcW w:w="851" w:type="dxa"/>
+          <w:tcBorders>
+            <w:left w:val="single" w:sz="18" w:space="0" w:color="auto"/>
+            <w:bottom w:val="nil"/>
+            <w:right w:val="single" w:sz="18" w:space="0" w:color="auto"/>
+          </w:tcBorders>
+          <w:vAlign w:val="center"/>
+        </w:tcPr>
+        <w:p>
+          <w:pPr>
+            <w:spacing w:before="0" w:after="0" w:line="240" w:lineRule="auto"/>
+            <w:ind w:firstLine="0" w:left="0"/>
+            <w:rPr>
+              <w:sz w:val="18"/>
+            </w:rPr>
+          </w:pPr>
+        </w:p>
+      </w:tc>
+      <w:tc>
+        <w:tcPr>
+          <w:tcW w:w="567" w:type="dxa"/>
+          <w:tcBorders>
+            <w:left w:val="nil"/>
+            <w:bottom w:val="nil"/>
+            <w:right w:val="single" w:sz="18" w:space="0" w:color="auto"/>
+          </w:tcBorders>
+          <w:vAlign w:val="center"/>
+        </w:tcPr>
+        <w:p>
+          <w:pPr>
+            <w:spacing w:before="0" w:after="0" w:line="240" w:lineRule="auto"/>
+            <w:ind w:firstLine="0" w:left="0"/>
+            <w:rPr>
+              <w:sz w:val="18"/>
+            </w:rPr>
+          </w:pPr>
+        </w:p>
+      </w:tc>
+      <w:tc>
+        <w:tcPr>
+          <w:tcW w:w="6235" w:type="dxa"/>
+          <w:vMerge/>
+          <w:tcBorders>
+            <w:top w:val="single" w:sz="18" w:space="0" w:color="auto"/>
+            <w:left w:val="nil"/>
+            <w:bottom w:val="nil"/>
+            <w:right w:val="single" w:sz="18" w:space="0" w:color="auto"/>
+          </w:tcBorders>
+          <w:vAlign w:val="center"/>
+        </w:tcPr>
+        <w:p>
+          <w:pPr>
+            <w:spacing w:before="0" w:after="0" w:line="240" w:lineRule="auto"/>
+            <w:ind w:firstLine="0" w:left="0"/>
+            <w:rPr>
+              <w:sz w:val="18"/>
+            </w:rPr>
+          </w:pPr>
+        </w:p>
+      </w:tc>
+      <w:tc>
+        <w:tcPr>
+          <w:tcW w:w="567" w:type="dxa"/>
+          <w:vMerge w:val="restart"/>
+          <w:tcBorders>
+            <w:top w:val="single" w:sz="18" w:space="0" w:color="auto"/>
+            <w:left w:val="nil"/>
+            <w:bottom w:val="single" w:sz="18" w:space="0" w:color="auto"/>
+            <w:right w:val="nil"/>
+          </w:tcBorders>
+          <w:vAlign w:val="center"/>
+        </w:tcPr>
+        <w:p>
+          <w:pPr>
+            <w:spacing w:before="0" w:after="0" w:line="240" w:lineRule="auto"/>
+            <w:ind w:firstLine="0" w:left="0"/>
+            <w:rPr>
+              <w:sz w:val="18"/>
+            </w:rPr>
+            <w:jc w:val="center"/>
+          </w:pPr>
+          <w:r>
+            <w:rPr>
+              <w:rFonts w:ascii="GOST type B" w:hAnsi="GOST type B" w:cs="GOST type B" w:eastAsia="GOST type B"/>
+              <w:i/>
+              <w:sz w:val="22"/>
+              <w:szCs w:val="22"/>
+            </w:rPr>
+            <w:fldChar w:fldCharType="begin"/>
+          </w:r>
+          <w:r>
+            <w:rPr>
+              <w:rFonts w:ascii="GOST type B" w:hAnsi="GOST type B" w:cs="GOST type B" w:eastAsia="GOST type B"/>
+              <w:i/>
+              <w:sz w:val="22"/>
+              <w:szCs w:val="22"/>
+            </w:rPr>
+            <w:instrText xml:space="preserve"> PAGE </w:instrText>
+          </w:r>
+          <w:r>
+            <w:rPr>
+              <w:rFonts w:ascii="GOST type B" w:hAnsi="GOST type B" w:cs="GOST type B" w:eastAsia="GOST type B"/>
+              <w:i/>
+              <w:sz w:val="22"/>
+              <w:szCs w:val="22"/>
+            </w:rPr>
+            <w:fldChar w:fldCharType="end"/>
+          </w:r>
+        </w:p>
+      </w:tc>
+    </w:tr>
+    <w:tr>
+      <w:tblPrEx>
+        <w:tblCellMar>
+          <w:top w:w="0" w:type="dxa"/>
+          <w:bottom w:w="0" w:type="dxa"/>
+        </w:tblCellMar>
+      </w:tblPrEx>
+      <w:trPr>
+        <w:cantSplit/>
+        <w:trHeight w:hRule="exact" w:val="284"/>
+      </w:trPr>
+      <w:tc>
+        <w:tcPr>
+          <w:tcW w:w="397" w:type="dxa"/>
+          <w:tcBorders>
+            <w:top w:val="single" w:sz="18" w:space="0" w:color="auto"/>
+            <w:left w:val="nil"/>
+            <w:bottom w:val="single" w:sz="4" w:space="0" w:color="auto"/>
+            <w:right w:val="single" w:sz="18" w:space="0" w:color="auto"/>
+          </w:tcBorders>
+          <w:vAlign w:val="center"/>
+        </w:tcPr>
+        <w:p>
+          <w:pPr>
+            <w:spacing w:before="0" w:after="0" w:line="240" w:lineRule="auto"/>
+            <w:ind w:firstLine="0" w:left="0"/>
+            <w:jc w:val="center"/>
+            <w:rPr>
+              <w:rFonts w:ascii="Times New Roman" w:hAnsi="Times New Roman"/>
+              <w:sz w:val="17"/>
+            </w:rPr>
+          </w:pPr>
+          <w:r>
+            <w:rPr>
+              <w:rFonts w:ascii="GOST type B" w:hAnsi="GOST type B" w:cs="GOST type B" w:eastAsia="GOST type B"/>
+              <w:i/>
+              <w:sz w:val="17"/>
+            </w:rPr>
+            <w:t>Изм.</w:t>
+          </w:r>
+        </w:p>
+      </w:tc>
+      <w:tc>
+        <w:tcPr>
+          <w:tcW w:w="567" w:type="dxa"/>
+          <w:tcBorders>
+            <w:top w:val="single" w:sz="18" w:space="0" w:color="auto"/>
+            <w:left w:val="nil"/>
+            <w:bottom w:val="single" w:sz="4" w:space="0" w:color="auto"/>
+            <w:right w:val="single" w:sz="18" w:space="0" w:color="auto"/>
+          </w:tcBorders>
+          <w:vAlign w:val="center"/>
+        </w:tcPr>
+        <w:p>
+          <w:pPr>
+            <w:spacing w:before="0" w:after="0" w:line="240" w:lineRule="auto"/>
+            <w:ind w:firstLine="0" w:left="0"/>
+            <w:jc w:val="center"/>
+            <w:rPr>
+              <w:rFonts w:ascii="Times New Roman" w:hAnsi="Times New Roman"/>
+              <w:sz w:val="17"/>
+            </w:rPr>
+          </w:pPr>
+          <w:r>
+            <w:rPr>
+              <w:rFonts w:ascii="GOST type B" w:hAnsi="GOST type B" w:cs="GOST type B" w:eastAsia="GOST type B"/>
+              <w:i/>
+              <w:sz w:val="17"/>
+            </w:rPr>
+            <w:t>Лист</w:t>
+          </w:r>
+        </w:p>
+      </w:tc>
+      <w:tc>
+        <w:tcPr>
+          <w:tcW w:w="1304" w:type="dxa"/>
+          <w:tcBorders>
+            <w:top w:val="single" w:sz="18" w:space="0" w:color="auto"/>
+            <w:left w:val="nil"/>
+            <w:bottom w:val="single" w:sz="4" w:space="0" w:color="auto"/>
+            <w:right w:val="nil"/>
+          </w:tcBorders>
+          <w:vAlign w:val="center"/>
+        </w:tcPr>
+        <w:p>
+          <w:pPr>
+            <w:spacing w:before="0" w:after="0" w:line="240" w:lineRule="auto"/>
+            <w:ind w:firstLine="0" w:left="0"/>
+            <w:jc w:val="center"/>
+            <w:rPr>
+              <w:rFonts w:ascii="Times New Roman" w:hAnsi="Times New Roman"/>
+              <w:sz w:val="17"/>
+            </w:rPr>
+          </w:pPr>
+          <w:r>
+            <w:rPr>
+              <w:rFonts w:ascii="GOST type B" w:hAnsi="GOST type B" w:cs="GOST type B" w:eastAsia="GOST type B"/>
+              <w:i/>
+              <w:sz w:val="17"/>
+            </w:rPr>
+            <w:t>№ докум</w:t>
+          </w:r>
+        </w:p>
+      </w:tc>
+      <w:tc>
+        <w:tcPr>
+          <w:tcW w:w="851" w:type="dxa"/>
+          <w:tcBorders>
+            <w:top w:val="single" w:sz="18" w:space="0" w:color="auto"/>
+            <w:left w:val="single" w:sz="18" w:space="0" w:color="auto"/>
+            <w:bottom w:val="single" w:sz="4" w:space="0" w:color="auto"/>
+            <w:right w:val="single" w:sz="18" w:space="0" w:color="auto"/>
+          </w:tcBorders>
+          <w:vAlign w:val="center"/>
+        </w:tcPr>
+        <w:p>
+          <w:pPr>
+            <w:spacing w:before="0" w:after="0" w:line="240" w:lineRule="auto"/>
+            <w:ind w:firstLine="0" w:left="0"/>
+            <w:jc w:val="center"/>
+            <w:rPr>
+              <w:rFonts w:ascii="Times New Roman" w:hAnsi="Times New Roman"/>
+              <w:sz w:val="17"/>
+            </w:rPr>
+          </w:pPr>
+          <w:r>
+            <w:rPr>
+              <w:rFonts w:ascii="GOST type B" w:hAnsi="GOST type B" w:cs="GOST type B" w:eastAsia="GOST type B"/>
+              <w:i/>
+              <w:sz w:val="17"/>
+            </w:rPr>
+            <w:t>Подпись</w:t>
+          </w:r>
+        </w:p>
+      </w:tc>
+      <w:tc>
+        <w:tcPr>
+          <w:tcW w:w="567" w:type="dxa"/>
+          <w:tcBorders>
+            <w:top w:val="single" w:sz="18" w:space="0" w:color="auto"/>
+            <w:left w:val="nil"/>
+            <w:bottom w:val="single" w:sz="4" w:space="0" w:color="auto"/>
+            <w:right w:val="single" w:sz="18" w:space="0" w:color="auto"/>
+          </w:tcBorders>
+          <w:vAlign w:val="center"/>
+        </w:tcPr>
+        <w:p>
+          <w:pPr>
+            <w:spacing w:before="0" w:after="0" w:line="240" w:lineRule="auto"/>
+            <w:ind w:firstLine="0" w:left="0"/>
+            <w:jc w:val="center"/>
+            <w:rPr>
+              <w:rFonts w:ascii="Times New Roman" w:hAnsi="Times New Roman"/>
+              <w:sz w:val="17"/>
+            </w:rPr>
+          </w:pPr>
+          <w:r>
+            <w:rPr>
+              <w:rFonts w:ascii="GOST type B" w:hAnsi="GOST type B" w:cs="GOST type B" w:eastAsia="GOST type B"/>
+              <w:i/>
+              <w:sz w:val="17"/>
+            </w:rPr>
+            <w:t>Дата</w:t>
+          </w:r>
+        </w:p>
+      </w:tc>
+      <w:tc>
+        <w:tcPr>
+          <w:tcW w:w="6235" w:type="dxa"/>
+          <w:vMerge/>
+          <w:tcBorders>
+            <w:top w:val="single" w:sz="18" w:space="0" w:color="auto"/>
+            <w:left w:val="nil"/>
+            <w:bottom w:val="single" w:sz="4" w:space="0" w:color="auto"/>
+            <w:right w:val="single" w:sz="18" w:space="0" w:color="auto"/>
+          </w:tcBorders>
+          <w:vAlign w:val="center"/>
+        </w:tcPr>
+        <w:p>
+          <w:pPr>
+            <w:spacing w:before="0" w:after="0" w:line="240" w:lineRule="auto"/>
+            <w:ind w:firstLine="0" w:left="0"/>
+            <w:rPr>
+              <w:sz w:val="18"/>
+            </w:rPr>
+          </w:pPr>
+        </w:p>
+      </w:tc>
+      <w:tc>
+        <w:tcPr>
+          <w:tcW w:w="567" w:type="dxa"/>
+          <w:vMerge/>
+          <w:tcBorders>
+            <w:top w:val="single" w:sz="18" w:space="0" w:color="auto"/>
+            <w:left w:val="nil"/>
+            <w:bottom w:val="single" w:sz="4" w:space="0" w:color="auto"/>
+            <w:right w:val="nil"/>
+          </w:tcBorders>
+          <w:vAlign w:val="center"/>
+        </w:tcPr>
+        <w:p>
+          <w:pPr>
+            <w:spacing w:before="0" w:after="0" w:line="240" w:lineRule="auto"/>
+            <w:ind w:firstLine="0" w:left="0"/>
+            <w:rPr>
+              <w:sz w:val="18"/>
+            </w:rPr>
+          </w:pPr>
+        </w:p>
+      </w:tc>
+    </w:tr>
+  </w:tbl>
+  <w:p>
+    <w:pPr>
+      <w:spacing w:before="0" w:after="0" w:line="20" w:lineRule="exact"/>
+      <w:ind w:firstLine="0"/>
+      <w:rPr>
+        <w:sz w:val="2"/>
+      </w:rPr>
+    </w:pPr>
+  </w:p>
+</w:ftr>
+</file>
+
+<file path=word/header1.xml><?xml version="1.0" encoding="utf-8"?>
+<w:hdr xmlns:m="http://schemas.openxmlformats.org/officeDocument/2006/math" xmlns:mc="http://schemas.openxmlformats.org/markup-compatibility/2006" xmlns:mo="http://schemas.microsoft.com/office/mac/office/2008/main" xmlns:mv="urn:schemas-microsoft-com:mac:vml" xmlns:o="urn:schemas-microsoft-com:office:office" xmlns:r="http://schemas.openxmlformats.org/officeDocument/2006/relationships" xmlns:v="urn:schemas-microsoft-com:vml" xmlns:w10="urn:schemas-microsoft-com:office:word" xmlns:w14="http://schemas.microsoft.com/office/word/2010/wordml" xmlns:w="http://schemas.openxmlformats.org/wordprocessingml/2006/main" xmlns:wne="http://schemas.microsoft.com/office/word/2006/wordml" xmlns:wp14="http://schemas.microsoft.com/office/word/2010/wordprocessingDrawing" xmlns:wp="http://schemas.openxmlformats.org/drawingml/2006/wordprocessingDrawing" xmlns:wpc="http://schemas.microsoft.com/office/word/2010/wordprocessingCanvas" xmlns:wpg="http://schemas.microsoft.com/office/word/2010/wordprocessingGroup" xmlns:wpi="http://schemas.microsoft.com/office/word/2010/wordprocessingInk" xmlns:wps="http://schemas.microsoft.com/office/word/2010/wordprocessingShape" mc:Ignorable="w14 wp14">
+  <w:p>
+    <w:pPr>
+      <w:pStyle w:val="Header"/>
+      <w:ind w:firstLine="0"/>
     </w:pPr>
     <w:r>
-      <w:fldChar w:fldCharType="begin"/>
-      <w:instrText xml:space="preserve">PAGE</w:instrText>
-      <w:fldChar w:fldCharType="end"/>
+      <w:pict>
+        <v:rect id="vkr_frame" o:allowincell="f" filled="f" strokeweight="1.5pt" style="position:absolute;margin-left:56.69pt;margin-top:14.17pt;width:524.41pt;height:813.54pt;z-index:-251657216;mso-position-horizontal-relative:page;mso-position-vertical-relative:page"/>
+      </w:pict>
     </w:r>
   </w:p>
-</w:ftr>
+</w:hdr>
 </file>
 
 <file path=word/numbering.xml><?xml version="1.0" encoding="utf-8"?>
@@ -11188,7 +13366,7 @@
       <w:b w:val="0"/>
       <w:i w:val="0"/>
       <w:color w:val="000000"/>
-      <w:sz w:val="28"/>
+      <w:sz w:val="24"/>
       <w:lang w:val="ru-RU" w:eastAsia="ru-RU"/>
     </w:rPr>
   </w:style>
@@ -11258,7 +13436,7 @@
       <w:bCs/>
       <w:i w:val="0"/>
       <w:color w:val="000000"/>
-      <w:sz w:val="32"/>
+      <w:sz w:val="28"/>
       <w:szCs w:val="28"/>
     </w:rPr>
   </w:style>
@@ -11285,7 +13463,7 @@
       <w:bCs/>
       <w:i w:val="0"/>
       <w:color w:val="000000"/>
-      <w:sz w:val="28"/>
+      <w:sz w:val="24"/>
       <w:szCs w:val="26"/>
     </w:rPr>
   </w:style>
@@ -11312,7 +13490,7 @@
       <w:bCs/>
       <w:i w:val="0"/>
       <w:color w:val="000000"/>
-      <w:sz w:val="28"/>
+      <w:sz w:val="24"/>
     </w:rPr>
   </w:style>
   <w:style w:type="paragraph" w:styleId="Heading4">

--- a/docs/ekonomika/Ekonomicheskaya_chast_HaLow.docx
+++ b/docs/ekonomika/Ekonomicheskaya_chast_HaLow.docx
@@ -75,10 +75,11 @@
         <w:t xml:space="preserve">В результате будет получена комплексная оценка экономической обоснованности НИР и </w:t>
       </w:r>
       <w:r>
-        <w:t xml:space="preserve">план её выполнения с определёнными сроками и объёмом финансирования. Это позволит судить, оправдано ли проведение исследования и насколько быстро окупятся вложения в него при передаче результатов предприятиям-разработчикам. </w:t>
+        <w:t>план её выполнения с определёнными сроками и объёмом финансирования. Это позволит судить, оправдано ли проведение исследования и насколько быстро окупятся вложения в него при передаче результатов предприятиям-разработчикам. Расчёты выполнены в ценах сентяб</w:t>
       </w:r>
-      <w:bookmarkStart w:id="0" w:name="_GoBack"/>
-      <w:bookmarkEnd w:id="0"/>
+      <w:r>
+        <w:t>ря 2026 г. для работы, выполняемой в г. Москве.</w:t>
+      </w:r>
     </w:p>
     <w:p>
       <w:pPr>
@@ -129,11 +130,11 @@
         <w:t xml:space="preserve">ь в десятки километров, но ограничивает скорость единицами килобит в секунду [3]. Wi-Fi HaLow передаёт данные многими поднесущими (OFDM) в полосе 1–2 МГц со скоростью от сотен килобит до единиц мегабит в секунду, а платит за это меньшей чувствительностью. </w:t>
       </w:r>
       <w:r>
-        <w:t xml:space="preserve">LoRa — канал телеметрии и управления, передать по нему видео нельзя. Технология зрелая и широко применяется, но для задачи передачи видео с борта её научно-технический уровень лишь приближается к мировому — 5 баллов; перспективность — 4 балла </w:t>
+        <w:t xml:space="preserve">LoRa — канал телеметрии и управления, передать по нему видео нельзя. Технология зрелая и широко применяется, но для задачи передачи видео с борта её научно-технический </w:t>
       </w:r>
       <w:r>
         <w:lastRenderedPageBreak/>
-        <w:t>(«полезная»):</w:t>
+        <w:t>уровень лишь приближается к мировому — 5 баллов; перспективность — 4 балла («полезная»):</w:t>
       </w:r>
       <w:r>
         <w:t xml:space="preserve"> она сохраняется для телеметрии, но не для видео. Для передачи видео результаты LoRa применимы лишь на уровне отдельных предприятий и в отдалённой перспективе — 2 балла.</w:t>
@@ -144,27 +145,30 @@
         <w:t>Wi-Fi 2,4 ГГц передаёт видео с высокой скоростью — на одной паре плат измерено 15–19 М</w:t>
       </w:r>
       <w:r>
-        <w:t>бит/с (подраздел 3.7). Однако с увеличением дальности его скорость падает и за пределами нескольких километров становится меньше минимальной, необходимой для передачи видео. Кроме того, сигнал 2,4 ГГц сильнее ослабляется препятствиями, а диапазон перегруже</w:t>
+        <w:t>бит/с (подраздел 3.7). Однако с увеличением дальности его скорость падает быстрее, чем у Wi-Fi HaLow, и на расстояниях, где Wi-Fi HaLow ещё передаёт видео, становится меньше минимальной, необходимой для передачи видео. Кроме того, сигнал 2,4 ГГц сильнее ос</w:t>
       </w:r>
       <w:r>
-        <w:t>н бытовыми сетями. Научно-технический уровень оценён в 5 баллов («приближается к мировым достижениям»), перспективность для дальних каналов с БПЛА — 5 баллов. Оборудование Wi-Fi 2,4 ГГц массовое и применяется в отрасли уже сейчас, однако дальность ограничи</w:t>
+        <w:t xml:space="preserve">лабляется препятствиями, а диапазон перегружен бытовыми сетями. Научно-технический уровень оценён в 5 баллов («приближается к мировым достижениям»), перспективность для дальних каналов с БПЛА — 5 баллов. Оборудование Wi-Fi 2,4 ГГц массовое и применяется в </w:t>
       </w:r>
       <w:r>
-        <w:t>вает его применение в срок 3–5 лет — 7 баллов.</w:t>
+        <w:t>отрасли уже сейчас, однако дальность ограничивает его применение в срок 3–5 лет — 7 баллов.</w:t>
       </w:r>
     </w:p>
     <w:p>
       <w:r>
-        <w:t xml:space="preserve">Wi-Fi HaLow сочетает обе возможности: работает ниже 1 ГГц, где радиоволны распространяются дальше и лучше огибают препятствия, и при этом переносит видео. Характеристики канала в работе получены измерением на </w:t>
+        <w:t>Wi-Fi HaLow сочетает обе возможности: работает ниже 1 ГГц, где радиоволны распространяются дальше и лучше огибают препятствия, и при этом переносит видео. Характери</w:t>
       </w:r>
       <w:r>
-        <w:t>серийной плате и сопоставлены с моделями распространения радиоволн; сравнение с Wi-Fi 2,4 ГГц выполнено на той же паре плат, сравнение с LoRa — по опубликованным данным, поскольку радиомодуля LoRa на плате нет. Такой результат находится на уровне мировых и</w:t>
+        <w:t xml:space="preserve">стики канала в работе получены измерением на серийной плате и сопоставлены с моделями распространения радиоволн; сравнение с Wi-Fi 2,4 ГГц выполнено на той же паре плат, сравнение с LoRa — по опубликованным данным, поскольку радиомодуля LoRa на плате нет. </w:t>
       </w:r>
       <w:r>
-        <w:t xml:space="preserve">сследований технологии — 7 баллов. Технология новая: доступное оборудование появилось в 2024–2025 гг., натурных данных для серийных модулей мало, а потребность в дальних каналах связи с БПЛА, не требующих наземной инфраструктуры, растёт, — перспективность </w:t>
+        <w:t>Такой результат находится на уровне мировых исследований технологии — 7 баллов. Технология новая: доступное оборудование появилось в 2024–2025 гг., натурных данных для серийных модулей мало, а потребность в дальних каналах связи с БПЛА, не требующих наземн</w:t>
       </w:r>
       <w:r>
-        <w:t>7 баллов. Результаты получены на недорогой серийной плате в разрешённом диапазоне частот и при разрешённой мощности и применимы разработчиками систем связи БПЛА в масштабах отрасли в срок до 3 лет — 8 баллов. Оценки сведены в таблицу 4.1.</w:t>
+        <w:t>ой инфраструктуры, растёт, — перспективность 7 баллов. Результаты получены на недорогой серийной плате в разрешённом диапазоне частот и при разрешённой мощности и применимы разработчиками систем связи БПЛА в масштабах отрасли в срок до 3 лет — 8 баллов. Оц</w:t>
+      </w:r>
+      <w:r>
+        <w:t>енки сведены в таблицу 4.1.</w:t>
       </w:r>
     </w:p>
     <w:p>
@@ -172,10 +176,7 @@
         <w:pStyle w:val="TableCaption"/>
       </w:pPr>
       <w:r>
-        <w:t>Таблица 4.1 – Нау</w:t>
-      </w:r>
-      <w:r>
-        <w:t>чно-технический эффект НТПр</w:t>
+        <w:t>Таблица 4.1 – Научно-технический эффект НТПр</w:t>
       </w:r>
     </w:p>
     <w:tbl>
@@ -560,6 +561,7 @@
         <w:keepNext/>
       </w:pPr>
       <w:r>
+        <w:lastRenderedPageBreak/>
         <w:t>Индекс научно-технической прогрессивности определяется для каждой базы по формуле</w:t>
       </w:r>
     </w:p>
@@ -751,7 +753,6 @@
         <w:ind w:firstLine="0"/>
       </w:pPr>
       <w:r>
-        <w:lastRenderedPageBreak/>
         <w:t xml:space="preserve">где </w:t>
       </w:r>
       <m:oMath>
@@ -1852,14 +1853,11 @@
     </w:p>
     <w:p>
       <w:r>
+        <w:lastRenderedPageBreak/>
         <w:t xml:space="preserve">Помимо прогрессивности, целесообразность НИР характеризует новизна её результатов. Функционально результат отличается от баз тем, что канал Wi-Fi HaLow передаёт видео на расстояниях, где скорость Wi-Fi 2,4 ГГц падает ниже необходимой </w:t>
       </w:r>
       <w:r>
-        <w:t xml:space="preserve">для видео, а LoRa видео не передаёт вовсе. Технологически — тем, что Wi-Fi HaLow и Wi-Fi 2,4 ГГц сравнены на одной аппаратной платформе. Производственный, социальный и юридический критерии остаются на существующем уровне. Новизна оценивается по </w:t>
-      </w:r>
-      <w:r>
-        <w:lastRenderedPageBreak/>
-        <w:t>ориентирово</w:t>
+        <w:t>для видео, а LoRa видео не передаёт вовсе. Технологически — тем, что Wi-Fi HaLow и Wi-Fi 2,4 ГГц сравнены на одной аппаратной платформе. Производственный, социальный и юридический критерии остаются на существующем уровне. Новизна оценивается по ориентирово</w:t>
       </w:r>
       <w:r>
         <w:t>чной шкале методики [42]: принципиально новое — 5 баллов, новое — 3, улучшенное — 2, существующего уровня — 1, устаревшее — 0. Оценка приведена в таблице 4.2.</w:t>
@@ -2769,7 +2767,11 @@
         <w:t>После под</w:t>
       </w:r>
       <w:r>
-        <w:t>тверждения целесообразности НИР ключевым этапом её планирования становятся расчёт трудоёмкости и построение сетевого графика. Затраты труда и его оплата составляют основную часть себестоимости исследования, а сетевой график показывает, в какой последовател</w:t>
+        <w:t xml:space="preserve">тверждения целесообразности НИР ключевым этапом её планирования становятся расчёт трудоёмкости и построение сетевого графика. Затраты труда и его оплата составляют основную часть себестоимости исследования, а сетевой график </w:t>
+      </w:r>
+      <w:r>
+        <w:lastRenderedPageBreak/>
+        <w:t>показывает, в какой последовател</w:t>
       </w:r>
       <w:r>
         <w:t>ьности выполняются работы, какие из них можно вести параллельно и укладывается ли НИР в заданный срок. По методике [42] НИР делится на четыре стадии:</w:t>
@@ -2785,7 +2787,6 @@
     </w:p>
     <w:p>
       <w:r>
-        <w:lastRenderedPageBreak/>
         <w:t>– теоретическая разработка — основа исследования: выбор моделей и методики, подготовка средств проведения эксперимента;</w:t>
       </w:r>
     </w:p>
@@ -3774,7 +3775,7 @@
               <w:rPr>
                 <w:sz w:val="20"/>
               </w:rPr>
-              <w:t>7</w:t>
+              <w:t>9</w:t>
             </w:r>
           </w:p>
         </w:tc>
@@ -3793,7 +3794,7 @@
               <w:rPr>
                 <w:sz w:val="20"/>
               </w:rPr>
-              <w:t>12</w:t>
+              <w:t>14</w:t>
             </w:r>
           </w:p>
         </w:tc>
@@ -3812,7 +3813,7 @@
               <w:rPr>
                 <w:sz w:val="20"/>
               </w:rPr>
-              <w:t>9</w:t>
+              <w:t>11</w:t>
             </w:r>
           </w:p>
         </w:tc>
@@ -4056,7 +4057,7 @@
               <w:rPr>
                 <w:sz w:val="20"/>
               </w:rPr>
-              <w:t>14</w:t>
+              <w:t>15</w:t>
             </w:r>
           </w:p>
         </w:tc>
@@ -4075,7 +4076,7 @@
               <w:rPr>
                 <w:sz w:val="20"/>
               </w:rPr>
-              <w:t>19</w:t>
+              <w:t>20</w:t>
             </w:r>
           </w:p>
         </w:tc>
@@ -4094,7 +4095,7 @@
               <w:rPr>
                 <w:sz w:val="20"/>
               </w:rPr>
-              <w:t>16</w:t>
+              <w:t>17</w:t>
             </w:r>
           </w:p>
         </w:tc>
@@ -4194,7 +4195,7 @@
               <w:rPr>
                 <w:sz w:val="20"/>
               </w:rPr>
-              <w:t>4</w:t>
+              <w:t>5</w:t>
             </w:r>
           </w:p>
         </w:tc>
@@ -4213,7 +4214,7 @@
               <w:rPr>
                 <w:sz w:val="20"/>
               </w:rPr>
-              <w:t>9</w:t>
+              <w:t>10</w:t>
             </w:r>
           </w:p>
         </w:tc>
@@ -4232,7 +4233,7 @@
               <w:rPr>
                 <w:sz w:val="20"/>
               </w:rPr>
-              <w:t>6</w:t>
+              <w:t>7</w:t>
             </w:r>
           </w:p>
         </w:tc>
@@ -4332,7 +4333,7 @@
               <w:rPr>
                 <w:sz w:val="20"/>
               </w:rPr>
-              <w:t>15</w:t>
+              <w:t>20</w:t>
             </w:r>
           </w:p>
         </w:tc>
@@ -4351,7 +4352,7 @@
               <w:rPr>
                 <w:sz w:val="20"/>
               </w:rPr>
-              <w:t>20</w:t>
+              <w:t>25</w:t>
             </w:r>
           </w:p>
         </w:tc>
@@ -4370,7 +4371,7 @@
               <w:rPr>
                 <w:sz w:val="20"/>
               </w:rPr>
-              <w:t>17</w:t>
+              <w:t>22</w:t>
             </w:r>
           </w:p>
         </w:tc>
@@ -4476,7 +4477,7 @@
               <w:rPr>
                 <w:sz w:val="20"/>
               </w:rPr>
-              <w:t>5</w:t>
+              <w:t>6</w:t>
             </w:r>
           </w:p>
         </w:tc>
@@ -4495,7 +4496,7 @@
               <w:rPr>
                 <w:sz w:val="20"/>
               </w:rPr>
-              <w:t>10</w:t>
+              <w:t>11</w:t>
             </w:r>
           </w:p>
         </w:tc>
@@ -4514,7 +4515,7 @@
               <w:rPr>
                 <w:sz w:val="20"/>
               </w:rPr>
-              <w:t>7</w:t>
+              <w:t>8</w:t>
             </w:r>
           </w:p>
         </w:tc>
@@ -4614,7 +4615,7 @@
               <w:rPr>
                 <w:sz w:val="20"/>
               </w:rPr>
-              <w:t>9</w:t>
+              <w:t>10</w:t>
             </w:r>
           </w:p>
         </w:tc>
@@ -4633,7 +4634,7 @@
               <w:rPr>
                 <w:sz w:val="20"/>
               </w:rPr>
-              <w:t>14</w:t>
+              <w:t>15</w:t>
             </w:r>
           </w:p>
         </w:tc>
@@ -4652,7 +4653,7 @@
               <w:rPr>
                 <w:sz w:val="20"/>
               </w:rPr>
-              <w:t>11</w:t>
+              <w:t>12</w:t>
             </w:r>
           </w:p>
         </w:tc>
@@ -4697,7 +4698,7 @@
                 <w:b/>
                 <w:sz w:val="20"/>
               </w:rPr>
-              <w:t>50</w:t>
+              <w:t>60</w:t>
             </w:r>
           </w:p>
         </w:tc>
@@ -4716,7 +4717,7 @@
                 <w:b/>
                 <w:sz w:val="20"/>
               </w:rPr>
-              <w:t>78</w:t>
+              <w:t>88</w:t>
             </w:r>
           </w:p>
         </w:tc>
@@ -4735,7 +4736,7 @@
                 <w:b/>
                 <w:sz w:val="20"/>
               </w:rPr>
-              <w:t>60</w:t>
+              <w:t>70</w:t>
             </w:r>
           </w:p>
         </w:tc>
@@ -4748,13 +4749,13 @@
     </w:p>
     <w:p>
       <w:r>
-        <w:t>Инженер-исследователь последовательно выполняет теоретическую оценку</w:t>
+        <w:t xml:space="preserve">Инженер-исследователь последовательно выполняет теоретическую </w:t>
       </w:r>
       <w:r>
-        <w:t xml:space="preserve"> характеристик канала (работа 2–3) и разрабатывает методику экспериментов (работа 3–4), а инженер-программист параллельно с ним разрабатывает программное обеспечение стенда (работа 2–4). Измерения (работа 4–5) начинаются после завершения обеих ветвей. Пост</w:t>
+        <w:t>оценку характеристик канала (работа 2–3) и разрабатывает методику экспериментов (работа 3–4), а инженер-программист параллельно с ним разрабатывает программное обеспечение стенда (работа 2–4). Измерения (работа 4–5) начинаются после завершения обеих ветвей</w:t>
       </w:r>
       <w:r>
-        <w:t>роенный сетевой график представлен на рисунке 4.1.</w:t>
+        <w:t>. Построенный сетевой график представлен на рисунке 4.1.</w:t>
       </w:r>
     </w:p>
     <w:p>
@@ -4816,13 +4817,13 @@
     </w:p>
     <w:p>
       <w:r>
-        <w:t xml:space="preserve">Обе ветви графика от события 2 до события 4 имеют одинаковую длительность, поэтому </w:t>
+        <w:t>Обе ветви графика от события 2 до события 4 имеют одинаковую длительность, по</w:t>
       </w:r>
       <w:r>
-        <w:t>критическими являются пути 1–2–3–4–5–6–7 и 1–2–4–5–6–7, их длина составит 60 дней. Резервов времени у работ нет, и ни один исполнитель не простаивает в ожидании результатов другого. Максимальная возможная длительность выполнения НИР составит 78 календарных</w:t>
+        <w:t>этому критическими являются пути 1–2–3–4–5–6–7 и 1–2–4–5–6–7, их длина составит 70 дней. Резервов времени у работ нет, и ни один исполнитель не простаивает в ожидании результатов другого. Максимальная возможная длительность выполнения НИР составит 88 кален</w:t>
       </w:r>
       <w:r>
-        <w:t xml:space="preserve"> дней, что удовлетворяет требованиям на срок выполнения дипломной работы, который определён заданием с 09.10.2026 по 25.12.2026 и составляет 78 календарных дней. При ожидаемой продолжительности работ НИР завершается 07.12.2026.</w:t>
+        <w:t>дарных дней, что удовлетворяет требованиям на срок выполнения дипломной работы, который определён с 29.09.2026 по 25.12.2026 и составляет 88 календарных дней. При ожидаемой продолжительности работ НИР завершается 07.12.2026.</w:t>
       </w:r>
     </w:p>
     <w:p>
@@ -4831,54 +4832,51 @@
       </w:pPr>
       <w:r>
         <w:lastRenderedPageBreak/>
-        <w:t>4.3 Определение затрат, себе</w:t>
+        <w:t>4.3 Определение затрат, себесто</w:t>
       </w:r>
       <w:r>
-        <w:t>стоимости и цены разработки</w:t>
+        <w:t>имости и цены разработки</w:t>
       </w:r>
     </w:p>
     <w:p>
       <w:r>
-        <w:t xml:space="preserve">Как уже было сказано выше, основной статьёй расходов при проведении НИР является оплата труда исполнителей. Затраты на неё определяются как сумма затрат на выполнение каждой работы, которые в свою очередь являются произведением </w:t>
+        <w:t>Как уже было сказано выше, основной статьёй расходов при проведении НИР является оплата труда исполнителей. Затраты на неё определяются как сумма затрат на выполнение каждой работы, которые в свою очередь являются произведением тру</w:t>
       </w:r>
       <w:r>
-        <w:t>трудоёмкости работы на дневную ставку исполнителя [42].</w:t>
+        <w:t>доёмкости работы на дневную ставку исполнителя [42].</w:t>
       </w:r>
     </w:p>
     <w:p>
       <w:r>
-        <w:t>Определим состав исполнителей НИР. Основу группы составляет инженер-исследователь (радиоинженер): он анализирует варианты канала связи с БПЛА, выполняет теоретическую оценку характеристик канала, разр</w:t>
+        <w:t>Определим состав исполнителей НИР. Группа состоит из четырёх человек: руководителя НИР, инженера-исследователя, инженера-программиста и техника. Основу группы составляет инженер-исследователь — радиоинже</w:t>
       </w:r>
       <w:r>
-        <w:t>абатывает методику экспериментов, проводит измерения и обрабатывает их результаты. Одновременно с теоретической оценкой и разработкой методики инженер-программист создаёт программное обеспечение стенда — встроенные программы плат камеры и приёмника, переда</w:t>
+        <w:t>нер по специальности: он анализирует варианты канала связи с БПЛА, выполняет теоретическую оценку характеристик канала, разрабатывает методику экспериментов и проводит измерения — собирает стенд, загружает программы в платы, расставляет их на трассе, управ</w:t>
       </w:r>
       <w:r>
-        <w:t xml:space="preserve">ющие видео по каналу Wi-Fi HaLow и регистрирующие его показатели, а также программу приёма и отображения на компьютере. Измерения ведут оба инженера: исследователь управляет прогонами и контролирует показатели канала, программист собирает стенд, загружает </w:t>
+        <w:t xml:space="preserve">ляет прогонами и ведёт протокол. Одновременно с теоретической оценкой и разработкой методики инженер-программист создаёт программное обеспечение стенда — встроенные программы плат камеры и приёмника, передающие видео по каналу Wi-Fi HaLow и регистрирующие </w:t>
       </w:r>
       <w:r>
-        <w:t>программы в платы, расставляет их на трассе и ведёт протокол, а при сбое программы устраняет его на месте. Руководитель НИР участвует в обработке результатов: сопоставляет измерения с теоретической оценкой и с другими протоколами и формулирует рекомендации</w:t>
+        <w:t xml:space="preserve">его показатели, а также программу приёма и отображения на компьютере. Обработку результатов выполняет руководитель НИР: сопоставляет измерения с теоретической оценкой и с другими протоколами и формулирует рекомендации по применению технологии. Его участие </w:t>
       </w:r>
       <w:r>
-        <w:t xml:space="preserve"> по применению технологии. Его участие особенно важно на этом этапе, поскольку от выводов зависит практическая ценность работы. Оформление отчёта, включая расчёты экономической части и раздела охраны труда по готовым исходным данным, поручается технику.</w:t>
+        <w:t>особенно важно на этом этапе, поскольку от выводов зависит практическая ценность работы. Оформление отчёта, включая расчёты экономической части и раздела охраны труда по готовым исходным данным, поручается технику.</w:t>
       </w:r>
     </w:p>
     <w:p>
       <w:r>
-        <w:t>Ме</w:t>
+        <w:t>Месячные оклады исполнителей приняты по д</w:t>
       </w:r>
       <w:r>
-        <w:t>сячные оклады исполнителей приняты по данным рынка труда г. Москвы для специалистов соответствующей квалификации [43]: руководитель НИР — 175 000 руб., инженер-исследователь и инженер-программист — 102 900 руб., техник — 90 000 руб. Дневная ставка равна ок</w:t>
+        <w:t xml:space="preserve">анным рынка труда г. Москвы для специалистов соответствующей квалификации [43]: руководитель НИР — 175 000 руб., инженер-исследователь и инженер-программист — 102 900 руб., техник — 90 000 руб. Дневная ставка равна окладу, умноженному на 12 и делённому на </w:t>
       </w:r>
       <w:r>
-        <w:t>ладу, умноженному на 12 и делённому на 247 рабочих дней 2026 г. [44].</w:t>
+        <w:t>247 рабочих дней 2026 г. [44].</w:t>
       </w:r>
     </w:p>
     <w:p>
       <w:r>
-        <w:t>Трудоёмкость работы получена переводом её ожидаемой продолжительности (таблица 4.4) из календарных дней в рабочие делением на 1,4 [42] и умножением на число исполнителей. Итоговые сведен</w:t>
-      </w:r>
-      <w:r>
-        <w:t>ия об оплате труда исполнителей приведены в таблице 4.5.</w:t>
+        <w:t>Каждую работу выполняет один исполнитель, и её трудоёмкость равна ожидаемой продолжительности (таблица 4.4). Итоговые сведения об оплате труда исполнителей приведены в таблице 4.5.</w:t>
       </w:r>
     </w:p>
     <w:p>
@@ -4887,7 +4885,10 @@
       </w:pPr>
       <w:r>
         <w:lastRenderedPageBreak/>
-        <w:t>Таблица 4.5 – Расчёт заработной платы исполнителей</w:t>
+        <w:t>Таблица 4.5 – Расчёт заработной платы исполн</w:t>
+      </w:r>
+      <w:r>
+        <w:t>ителей</w:t>
       </w:r>
     </w:p>
     <w:tbl>
@@ -4904,10 +4905,10 @@
       </w:tblPr>
       <w:tblGrid>
         <w:gridCol w:w="1020"/>
+        <w:gridCol w:w="1474"/>
+        <w:gridCol w:w="2948"/>
+        <w:gridCol w:w="1247"/>
         <w:gridCol w:w="1361"/>
-        <w:gridCol w:w="2835"/>
-        <w:gridCol w:w="1247"/>
-        <w:gridCol w:w="1417"/>
         <w:gridCol w:w="1474"/>
       </w:tblGrid>
       <w:tr>
@@ -4919,6 +4920,7 @@
         <w:tc>
           <w:tcPr>
             <w:tcW w:w="1020" w:type="dxa"/>
+            <w:vMerge w:val="restart"/>
             <w:vAlign w:val="center"/>
           </w:tcPr>
           <w:p>
@@ -4938,7 +4940,8 @@
         </w:tc>
         <w:tc>
           <w:tcPr>
-            <w:tcW w:w="1361" w:type="dxa"/>
+            <w:tcW w:w="1474" w:type="dxa"/>
+            <w:vMerge w:val="restart"/>
             <w:vAlign w:val="center"/>
           </w:tcPr>
           <w:p>
@@ -4972,7 +4975,8 @@
         </w:tc>
         <w:tc>
           <w:tcPr>
-            <w:tcW w:w="2835" w:type="dxa"/>
+            <w:tcW w:w="4195" w:type="dxa"/>
+            <w:gridSpan w:val="2"/>
             <w:vAlign w:val="center"/>
           </w:tcPr>
           <w:p>
@@ -4986,13 +4990,14 @@
                 <w:b/>
                 <w:sz w:val="20"/>
               </w:rPr>
-              <w:t>Должность</w:t>
-            </w:r>
-          </w:p>
-        </w:tc>
-        <w:tc>
-          <w:tcPr>
-            <w:tcW w:w="1247" w:type="dxa"/>
+              <w:t>Исполнители</w:t>
+            </w:r>
+          </w:p>
+        </w:tc>
+        <w:tc>
+          <w:tcPr>
+            <w:tcW w:w="1361" w:type="dxa"/>
+            <w:vMerge w:val="restart"/>
             <w:vAlign w:val="center"/>
           </w:tcPr>
           <w:p>
@@ -5006,9 +5011,16 @@
                 <w:b/>
                 <w:sz w:val="20"/>
               </w:rPr>
-              <w:t>Числен-</w:t>
-            </w:r>
-          </w:p>
+              <w:t>Дневная ставка, руб.</w:t>
+            </w:r>
+          </w:p>
+        </w:tc>
+        <w:tc>
+          <w:tcPr>
+            <w:tcW w:w="1474" w:type="dxa"/>
+            <w:vMerge w:val="restart"/>
+            <w:vAlign w:val="center"/>
+          </w:tcPr>
           <w:p>
             <w:pPr>
               <w:pStyle w:val="TableText"/>
@@ -5020,15 +5032,9 @@
                 <w:b/>
                 <w:sz w:val="20"/>
               </w:rPr>
-              <w:t>ность, чел.</w:t>
-            </w:r>
-          </w:p>
-        </w:tc>
-        <w:tc>
-          <w:tcPr>
-            <w:tcW w:w="1417" w:type="dxa"/>
-            <w:vAlign w:val="center"/>
-          </w:tcPr>
+              <w:t>Заработ-</w:t>
+            </w:r>
+          </w:p>
           <w:p>
             <w:pPr>
               <w:pStyle w:val="TableText"/>
@@ -5040,13 +5046,44 @@
                 <w:b/>
                 <w:sz w:val="20"/>
               </w:rPr>
-              <w:t>Дневная ставка, руб.</w:t>
-            </w:r>
+              <w:t>ная плата, руб.</w:t>
+            </w:r>
+          </w:p>
+        </w:tc>
+      </w:tr>
+      <w:tr>
+        <w:trPr>
+          <w:cantSplit/>
+          <w:tblHeader/>
+          <w:jc w:val="center"/>
+        </w:trPr>
+        <w:tc>
+          <w:tcPr>
+            <w:tcW w:w="1020" w:type="dxa"/>
+            <w:vMerge/>
+            <w:vAlign w:val="center"/>
+          </w:tcPr>
+          <w:p>
+            <w:pPr>
+              <w:keepNext/>
+            </w:pPr>
           </w:p>
         </w:tc>
         <w:tc>
           <w:tcPr>
             <w:tcW w:w="1474" w:type="dxa"/>
+            <w:vMerge/>
+            <w:vAlign w:val="center"/>
+          </w:tcPr>
+          <w:p>
+            <w:pPr>
+              <w:keepNext/>
+            </w:pPr>
+          </w:p>
+        </w:tc>
+        <w:tc>
+          <w:tcPr>
+            <w:tcW w:w="2948" w:type="dxa"/>
             <w:vAlign w:val="center"/>
           </w:tcPr>
           <w:p>
@@ -5060,9 +5097,15 @@
                 <w:b/>
                 <w:sz w:val="20"/>
               </w:rPr>
-              <w:t>Заработ-</w:t>
-            </w:r>
-          </w:p>
+              <w:t>Должность</w:t>
+            </w:r>
+          </w:p>
+        </w:tc>
+        <w:tc>
+          <w:tcPr>
+            <w:tcW w:w="1247" w:type="dxa"/>
+            <w:vAlign w:val="center"/>
+          </w:tcPr>
           <w:p>
             <w:pPr>
               <w:pStyle w:val="TableText"/>
@@ -5074,8 +5117,46 @@
                 <w:b/>
                 <w:sz w:val="20"/>
               </w:rPr>
-              <w:t>ная плата, руб.</w:t>
-            </w:r>
+              <w:t>Числен-</w:t>
+            </w:r>
+          </w:p>
+          <w:p>
+            <w:pPr>
+              <w:pStyle w:val="TableText"/>
+              <w:keepNext/>
+              <w:jc w:val="center"/>
+            </w:pPr>
+            <w:r>
+              <w:rPr>
+                <w:b/>
+                <w:sz w:val="20"/>
+              </w:rPr>
+              <w:t>ность, чел.</w:t>
+            </w:r>
+          </w:p>
+        </w:tc>
+        <w:tc>
+          <w:tcPr>
+            <w:tcW w:w="1361" w:type="dxa"/>
+            <w:vMerge/>
+            <w:vAlign w:val="center"/>
+          </w:tcPr>
+          <w:p>
+            <w:pPr>
+              <w:keepNext/>
+            </w:pPr>
+          </w:p>
+        </w:tc>
+        <w:tc>
+          <w:tcPr>
+            <w:tcW w:w="1474" w:type="dxa"/>
+            <w:vMerge/>
+            <w:vAlign w:val="center"/>
+          </w:tcPr>
+          <w:p>
+            <w:pPr>
+              <w:keepNext/>
+            </w:pPr>
           </w:p>
         </w:tc>
       </w:tr>
@@ -5105,6 +5186,62 @@
         </w:tc>
         <w:tc>
           <w:tcPr>
+            <w:tcW w:w="1474" w:type="dxa"/>
+            <w:vAlign w:val="center"/>
+          </w:tcPr>
+          <w:p>
+            <w:pPr>
+              <w:pStyle w:val="TableText"/>
+              <w:keepNext/>
+              <w:jc w:val="center"/>
+            </w:pPr>
+            <w:r>
+              <w:rPr>
+                <w:sz w:val="22"/>
+              </w:rPr>
+              <w:t>11</w:t>
+            </w:r>
+          </w:p>
+        </w:tc>
+        <w:tc>
+          <w:tcPr>
+            <w:tcW w:w="2948" w:type="dxa"/>
+            <w:vAlign w:val="center"/>
+          </w:tcPr>
+          <w:p>
+            <w:pPr>
+              <w:pStyle w:val="TableText"/>
+              <w:keepNext/>
+            </w:pPr>
+            <w:r>
+              <w:rPr>
+                <w:sz w:val="22"/>
+              </w:rPr>
+              <w:t>Инженер-исследователь</w:t>
+            </w:r>
+          </w:p>
+        </w:tc>
+        <w:tc>
+          <w:tcPr>
+            <w:tcW w:w="1247" w:type="dxa"/>
+            <w:vAlign w:val="center"/>
+          </w:tcPr>
+          <w:p>
+            <w:pPr>
+              <w:pStyle w:val="TableText"/>
+              <w:keepNext/>
+              <w:jc w:val="center"/>
+            </w:pPr>
+            <w:r>
+              <w:rPr>
+                <w:sz w:val="22"/>
+              </w:rPr>
+              <w:t>1</w:t>
+            </w:r>
+          </w:p>
+        </w:tc>
+        <w:tc>
+          <w:tcPr>
             <w:tcW w:w="1361" w:type="dxa"/>
             <w:vAlign w:val="center"/>
           </w:tcPr>
@@ -5118,82 +5255,26 @@
               <w:rPr>
                 <w:sz w:val="22"/>
               </w:rPr>
-              <w:t>6</w:t>
-            </w:r>
-          </w:p>
-        </w:tc>
-        <w:tc>
-          <w:tcPr>
-            <w:tcW w:w="2835" w:type="dxa"/>
-            <w:vAlign w:val="center"/>
-          </w:tcPr>
-          <w:p>
-            <w:pPr>
-              <w:pStyle w:val="TableText"/>
-              <w:keepNext/>
+              <w:t>5 000</w:t>
+            </w:r>
+          </w:p>
+        </w:tc>
+        <w:tc>
+          <w:tcPr>
+            <w:tcW w:w="1474" w:type="dxa"/>
+            <w:vAlign w:val="center"/>
+          </w:tcPr>
+          <w:p>
+            <w:pPr>
+              <w:pStyle w:val="TableText"/>
+              <w:keepNext/>
+              <w:jc w:val="right"/>
             </w:pPr>
             <w:r>
               <w:rPr>
                 <w:sz w:val="22"/>
               </w:rPr>
-              <w:t>Инженер-исследователь</w:t>
-            </w:r>
-          </w:p>
-        </w:tc>
-        <w:tc>
-          <w:tcPr>
-            <w:tcW w:w="1247" w:type="dxa"/>
-            <w:vAlign w:val="center"/>
-          </w:tcPr>
-          <w:p>
-            <w:pPr>
-              <w:pStyle w:val="TableText"/>
-              <w:keepNext/>
-              <w:jc w:val="center"/>
-            </w:pPr>
-            <w:r>
-              <w:rPr>
-                <w:sz w:val="22"/>
-              </w:rPr>
-              <w:t>1</w:t>
-            </w:r>
-          </w:p>
-        </w:tc>
-        <w:tc>
-          <w:tcPr>
-            <w:tcW w:w="1417" w:type="dxa"/>
-            <w:vAlign w:val="center"/>
-          </w:tcPr>
-          <w:p>
-            <w:pPr>
-              <w:pStyle w:val="TableText"/>
-              <w:keepNext/>
-              <w:jc w:val="center"/>
-            </w:pPr>
-            <w:r>
-              <w:rPr>
-                <w:sz w:val="22"/>
-              </w:rPr>
-              <w:t>5 000</w:t>
-            </w:r>
-          </w:p>
-        </w:tc>
-        <w:tc>
-          <w:tcPr>
-            <w:tcW w:w="1474" w:type="dxa"/>
-            <w:vAlign w:val="center"/>
-          </w:tcPr>
-          <w:p>
-            <w:pPr>
-              <w:pStyle w:val="TableText"/>
-              <w:keepNext/>
-              <w:jc w:val="right"/>
-            </w:pPr>
-            <w:r>
-              <w:rPr>
-                <w:sz w:val="22"/>
-              </w:rPr>
-              <w:t>30 000</w:t>
+              <w:t>55 000</w:t>
             </w:r>
           </w:p>
         </w:tc>
@@ -5224,6 +5305,62 @@
         </w:tc>
         <w:tc>
           <w:tcPr>
+            <w:tcW w:w="1474" w:type="dxa"/>
+            <w:vAlign w:val="center"/>
+          </w:tcPr>
+          <w:p>
+            <w:pPr>
+              <w:pStyle w:val="TableText"/>
+              <w:keepNext/>
+              <w:jc w:val="center"/>
+            </w:pPr>
+            <w:r>
+              <w:rPr>
+                <w:sz w:val="22"/>
+              </w:rPr>
+              <w:t>10</w:t>
+            </w:r>
+          </w:p>
+        </w:tc>
+        <w:tc>
+          <w:tcPr>
+            <w:tcW w:w="2948" w:type="dxa"/>
+            <w:vAlign w:val="center"/>
+          </w:tcPr>
+          <w:p>
+            <w:pPr>
+              <w:pStyle w:val="TableText"/>
+              <w:keepNext/>
+            </w:pPr>
+            <w:r>
+              <w:rPr>
+                <w:sz w:val="22"/>
+              </w:rPr>
+              <w:t>Инженер-исследователь</w:t>
+            </w:r>
+          </w:p>
+        </w:tc>
+        <w:tc>
+          <w:tcPr>
+            <w:tcW w:w="1247" w:type="dxa"/>
+            <w:vAlign w:val="center"/>
+          </w:tcPr>
+          <w:p>
+            <w:pPr>
+              <w:pStyle w:val="TableText"/>
+              <w:keepNext/>
+              <w:jc w:val="center"/>
+            </w:pPr>
+            <w:r>
+              <w:rPr>
+                <w:sz w:val="22"/>
+              </w:rPr>
+              <w:t>1</w:t>
+            </w:r>
+          </w:p>
+        </w:tc>
+        <w:tc>
+          <w:tcPr>
             <w:tcW w:w="1361" w:type="dxa"/>
             <w:vAlign w:val="center"/>
           </w:tcPr>
@@ -5237,82 +5374,26 @@
               <w:rPr>
                 <w:sz w:val="22"/>
               </w:rPr>
-              <w:t>7</w:t>
-            </w:r>
-          </w:p>
-        </w:tc>
-        <w:tc>
-          <w:tcPr>
-            <w:tcW w:w="2835" w:type="dxa"/>
-            <w:vAlign w:val="center"/>
-          </w:tcPr>
-          <w:p>
-            <w:pPr>
-              <w:pStyle w:val="TableText"/>
-              <w:keepNext/>
+              <w:t>5 000</w:t>
+            </w:r>
+          </w:p>
+        </w:tc>
+        <w:tc>
+          <w:tcPr>
+            <w:tcW w:w="1474" w:type="dxa"/>
+            <w:vAlign w:val="center"/>
+          </w:tcPr>
+          <w:p>
+            <w:pPr>
+              <w:pStyle w:val="TableText"/>
+              <w:keepNext/>
+              <w:jc w:val="right"/>
             </w:pPr>
             <w:r>
               <w:rPr>
                 <w:sz w:val="22"/>
               </w:rPr>
-              <w:t>Инженер-исследователь</w:t>
-            </w:r>
-          </w:p>
-        </w:tc>
-        <w:tc>
-          <w:tcPr>
-            <w:tcW w:w="1247" w:type="dxa"/>
-            <w:vAlign w:val="center"/>
-          </w:tcPr>
-          <w:p>
-            <w:pPr>
-              <w:pStyle w:val="TableText"/>
-              <w:keepNext/>
-              <w:jc w:val="center"/>
-            </w:pPr>
-            <w:r>
-              <w:rPr>
-                <w:sz w:val="22"/>
-              </w:rPr>
-              <w:t>1</w:t>
-            </w:r>
-          </w:p>
-        </w:tc>
-        <w:tc>
-          <w:tcPr>
-            <w:tcW w:w="1417" w:type="dxa"/>
-            <w:vAlign w:val="center"/>
-          </w:tcPr>
-          <w:p>
-            <w:pPr>
-              <w:pStyle w:val="TableText"/>
-              <w:keepNext/>
-              <w:jc w:val="center"/>
-            </w:pPr>
-            <w:r>
-              <w:rPr>
-                <w:sz w:val="22"/>
-              </w:rPr>
-              <w:t>5 000</w:t>
-            </w:r>
-          </w:p>
-        </w:tc>
-        <w:tc>
-          <w:tcPr>
-            <w:tcW w:w="1474" w:type="dxa"/>
-            <w:vAlign w:val="center"/>
-          </w:tcPr>
-          <w:p>
-            <w:pPr>
-              <w:pStyle w:val="TableText"/>
-              <w:keepNext/>
-              <w:jc w:val="right"/>
-            </w:pPr>
-            <w:r>
-              <w:rPr>
-                <w:sz w:val="22"/>
-              </w:rPr>
-              <w:t>35 000</w:t>
+              <w:t>50 000</w:t>
             </w:r>
           </w:p>
         </w:tc>
@@ -5343,6 +5424,62 @@
         </w:tc>
         <w:tc>
           <w:tcPr>
+            <w:tcW w:w="1474" w:type="dxa"/>
+            <w:vAlign w:val="center"/>
+          </w:tcPr>
+          <w:p>
+            <w:pPr>
+              <w:pStyle w:val="TableText"/>
+              <w:keepNext/>
+              <w:jc w:val="center"/>
+            </w:pPr>
+            <w:r>
+              <w:rPr>
+                <w:sz w:val="22"/>
+              </w:rPr>
+              <w:t>17</w:t>
+            </w:r>
+          </w:p>
+        </w:tc>
+        <w:tc>
+          <w:tcPr>
+            <w:tcW w:w="2948" w:type="dxa"/>
+            <w:vAlign w:val="center"/>
+          </w:tcPr>
+          <w:p>
+            <w:pPr>
+              <w:pStyle w:val="TableText"/>
+              <w:keepNext/>
+            </w:pPr>
+            <w:r>
+              <w:rPr>
+                <w:sz w:val="22"/>
+              </w:rPr>
+              <w:t>Инженер-программист</w:t>
+            </w:r>
+          </w:p>
+        </w:tc>
+        <w:tc>
+          <w:tcPr>
+            <w:tcW w:w="1247" w:type="dxa"/>
+            <w:vAlign w:val="center"/>
+          </w:tcPr>
+          <w:p>
+            <w:pPr>
+              <w:pStyle w:val="TableText"/>
+              <w:keepNext/>
+              <w:jc w:val="center"/>
+            </w:pPr>
+            <w:r>
+              <w:rPr>
+                <w:sz w:val="22"/>
+              </w:rPr>
+              <w:t>1</w:t>
+            </w:r>
+          </w:p>
+        </w:tc>
+        <w:tc>
+          <w:tcPr>
             <w:tcW w:w="1361" w:type="dxa"/>
             <w:vAlign w:val="center"/>
           </w:tcPr>
@@ -5356,82 +5493,26 @@
               <w:rPr>
                 <w:sz w:val="22"/>
               </w:rPr>
-              <w:t>11</w:t>
-            </w:r>
-          </w:p>
-        </w:tc>
-        <w:tc>
-          <w:tcPr>
-            <w:tcW w:w="2835" w:type="dxa"/>
-            <w:vAlign w:val="center"/>
-          </w:tcPr>
-          <w:p>
-            <w:pPr>
-              <w:pStyle w:val="TableText"/>
-              <w:keepNext/>
+              <w:t>5 000</w:t>
+            </w:r>
+          </w:p>
+        </w:tc>
+        <w:tc>
+          <w:tcPr>
+            <w:tcW w:w="1474" w:type="dxa"/>
+            <w:vAlign w:val="center"/>
+          </w:tcPr>
+          <w:p>
+            <w:pPr>
+              <w:pStyle w:val="TableText"/>
+              <w:keepNext/>
+              <w:jc w:val="right"/>
             </w:pPr>
             <w:r>
               <w:rPr>
                 <w:sz w:val="22"/>
               </w:rPr>
-              <w:t>Инженер-программист</w:t>
-            </w:r>
-          </w:p>
-        </w:tc>
-        <w:tc>
-          <w:tcPr>
-            <w:tcW w:w="1247" w:type="dxa"/>
-            <w:vAlign w:val="center"/>
-          </w:tcPr>
-          <w:p>
-            <w:pPr>
-              <w:pStyle w:val="TableText"/>
-              <w:keepNext/>
-              <w:jc w:val="center"/>
-            </w:pPr>
-            <w:r>
-              <w:rPr>
-                <w:sz w:val="22"/>
-              </w:rPr>
-              <w:t>1</w:t>
-            </w:r>
-          </w:p>
-        </w:tc>
-        <w:tc>
-          <w:tcPr>
-            <w:tcW w:w="1417" w:type="dxa"/>
-            <w:vAlign w:val="center"/>
-          </w:tcPr>
-          <w:p>
-            <w:pPr>
-              <w:pStyle w:val="TableText"/>
-              <w:keepNext/>
-              <w:jc w:val="center"/>
-            </w:pPr>
-            <w:r>
-              <w:rPr>
-                <w:sz w:val="22"/>
-              </w:rPr>
-              <w:t>5 000</w:t>
-            </w:r>
-          </w:p>
-        </w:tc>
-        <w:tc>
-          <w:tcPr>
-            <w:tcW w:w="1474" w:type="dxa"/>
-            <w:vAlign w:val="center"/>
-          </w:tcPr>
-          <w:p>
-            <w:pPr>
-              <w:pStyle w:val="TableText"/>
-              <w:keepNext/>
-              <w:jc w:val="right"/>
-            </w:pPr>
-            <w:r>
-              <w:rPr>
-                <w:sz w:val="22"/>
-              </w:rPr>
-              <w:t>55 000</w:t>
+              <w:t>85 000</w:t>
             </w:r>
           </w:p>
         </w:tc>
@@ -5462,6 +5543,62 @@
         </w:tc>
         <w:tc>
           <w:tcPr>
+            <w:tcW w:w="1474" w:type="dxa"/>
+            <w:vAlign w:val="center"/>
+          </w:tcPr>
+          <w:p>
+            <w:pPr>
+              <w:pStyle w:val="TableText"/>
+              <w:keepNext/>
+              <w:jc w:val="center"/>
+            </w:pPr>
+            <w:r>
+              <w:rPr>
+                <w:sz w:val="22"/>
+              </w:rPr>
+              <w:t>7</w:t>
+            </w:r>
+          </w:p>
+        </w:tc>
+        <w:tc>
+          <w:tcPr>
+            <w:tcW w:w="2948" w:type="dxa"/>
+            <w:vAlign w:val="center"/>
+          </w:tcPr>
+          <w:p>
+            <w:pPr>
+              <w:pStyle w:val="TableText"/>
+              <w:keepNext/>
+            </w:pPr>
+            <w:r>
+              <w:rPr>
+                <w:sz w:val="22"/>
+              </w:rPr>
+              <w:t>Инженер-исследователь</w:t>
+            </w:r>
+          </w:p>
+        </w:tc>
+        <w:tc>
+          <w:tcPr>
+            <w:tcW w:w="1247" w:type="dxa"/>
+            <w:vAlign w:val="center"/>
+          </w:tcPr>
+          <w:p>
+            <w:pPr>
+              <w:pStyle w:val="TableText"/>
+              <w:keepNext/>
+              <w:jc w:val="center"/>
+            </w:pPr>
+            <w:r>
+              <w:rPr>
+                <w:sz w:val="22"/>
+              </w:rPr>
+              <w:t>1</w:t>
+            </w:r>
+          </w:p>
+        </w:tc>
+        <w:tc>
+          <w:tcPr>
             <w:tcW w:w="1361" w:type="dxa"/>
             <w:vAlign w:val="center"/>
           </w:tcPr>
@@ -5475,82 +5612,26 @@
               <w:rPr>
                 <w:sz w:val="22"/>
               </w:rPr>
-              <w:t>4</w:t>
-            </w:r>
-          </w:p>
-        </w:tc>
-        <w:tc>
-          <w:tcPr>
-            <w:tcW w:w="2835" w:type="dxa"/>
-            <w:vAlign w:val="center"/>
-          </w:tcPr>
-          <w:p>
-            <w:pPr>
-              <w:pStyle w:val="TableText"/>
-              <w:keepNext/>
+              <w:t>5 000</w:t>
+            </w:r>
+          </w:p>
+        </w:tc>
+        <w:tc>
+          <w:tcPr>
+            <w:tcW w:w="1474" w:type="dxa"/>
+            <w:vAlign w:val="center"/>
+          </w:tcPr>
+          <w:p>
+            <w:pPr>
+              <w:pStyle w:val="TableText"/>
+              <w:keepNext/>
+              <w:jc w:val="right"/>
             </w:pPr>
             <w:r>
               <w:rPr>
                 <w:sz w:val="22"/>
               </w:rPr>
-              <w:t>Инженер-исследователь</w:t>
-            </w:r>
-          </w:p>
-        </w:tc>
-        <w:tc>
-          <w:tcPr>
-            <w:tcW w:w="1247" w:type="dxa"/>
-            <w:vAlign w:val="center"/>
-          </w:tcPr>
-          <w:p>
-            <w:pPr>
-              <w:pStyle w:val="TableText"/>
-              <w:keepNext/>
-              <w:jc w:val="center"/>
-            </w:pPr>
-            <w:r>
-              <w:rPr>
-                <w:sz w:val="22"/>
-              </w:rPr>
-              <w:t>1</w:t>
-            </w:r>
-          </w:p>
-        </w:tc>
-        <w:tc>
-          <w:tcPr>
-            <w:tcW w:w="1417" w:type="dxa"/>
-            <w:vAlign w:val="center"/>
-          </w:tcPr>
-          <w:p>
-            <w:pPr>
-              <w:pStyle w:val="TableText"/>
-              <w:keepNext/>
-              <w:jc w:val="center"/>
-            </w:pPr>
-            <w:r>
-              <w:rPr>
-                <w:sz w:val="22"/>
-              </w:rPr>
-              <w:t>5 000</w:t>
-            </w:r>
-          </w:p>
-        </w:tc>
-        <w:tc>
-          <w:tcPr>
-            <w:tcW w:w="1474" w:type="dxa"/>
-            <w:vAlign w:val="center"/>
-          </w:tcPr>
-          <w:p>
-            <w:pPr>
-              <w:pStyle w:val="TableText"/>
-              <w:keepNext/>
-              <w:jc w:val="right"/>
-            </w:pPr>
-            <w:r>
-              <w:rPr>
-                <w:sz w:val="22"/>
-              </w:rPr>
-              <w:t>20 000</w:t>
+              <w:t>35 000</w:t>
             </w:r>
           </w:p>
         </w:tc>
@@ -5563,7 +5644,6 @@
         <w:tc>
           <w:tcPr>
             <w:tcW w:w="1020" w:type="dxa"/>
-            <w:vMerge w:val="restart"/>
             <w:vAlign w:val="center"/>
           </w:tcPr>
           <w:p>
@@ -5582,6 +5662,62 @@
         </w:tc>
         <w:tc>
           <w:tcPr>
+            <w:tcW w:w="1474" w:type="dxa"/>
+            <w:vAlign w:val="center"/>
+          </w:tcPr>
+          <w:p>
+            <w:pPr>
+              <w:pStyle w:val="TableText"/>
+              <w:keepNext/>
+              <w:jc w:val="center"/>
+            </w:pPr>
+            <w:r>
+              <w:rPr>
+                <w:sz w:val="22"/>
+              </w:rPr>
+              <w:t>22</w:t>
+            </w:r>
+          </w:p>
+        </w:tc>
+        <w:tc>
+          <w:tcPr>
+            <w:tcW w:w="2948" w:type="dxa"/>
+            <w:vAlign w:val="center"/>
+          </w:tcPr>
+          <w:p>
+            <w:pPr>
+              <w:pStyle w:val="TableText"/>
+              <w:keepNext/>
+            </w:pPr>
+            <w:r>
+              <w:rPr>
+                <w:sz w:val="22"/>
+              </w:rPr>
+              <w:t>Инженер-исследователь</w:t>
+            </w:r>
+          </w:p>
+        </w:tc>
+        <w:tc>
+          <w:tcPr>
+            <w:tcW w:w="1247" w:type="dxa"/>
+            <w:vAlign w:val="center"/>
+          </w:tcPr>
+          <w:p>
+            <w:pPr>
+              <w:pStyle w:val="TableText"/>
+              <w:keepNext/>
+              <w:jc w:val="center"/>
+            </w:pPr>
+            <w:r>
+              <w:rPr>
+                <w:sz w:val="22"/>
+              </w:rPr>
+              <w:t>1</w:t>
+            </w:r>
+          </w:p>
+        </w:tc>
+        <w:tc>
+          <w:tcPr>
             <w:tcW w:w="1361" w:type="dxa"/>
             <w:vAlign w:val="center"/>
           </w:tcPr>
@@ -5595,82 +5731,26 @@
               <w:rPr>
                 <w:sz w:val="22"/>
               </w:rPr>
-              <w:t>12</w:t>
-            </w:r>
-          </w:p>
-        </w:tc>
-        <w:tc>
-          <w:tcPr>
-            <w:tcW w:w="2835" w:type="dxa"/>
-            <w:vAlign w:val="center"/>
-          </w:tcPr>
-          <w:p>
-            <w:pPr>
-              <w:pStyle w:val="TableText"/>
-              <w:keepNext/>
+              <w:t>5 000</w:t>
+            </w:r>
+          </w:p>
+        </w:tc>
+        <w:tc>
+          <w:tcPr>
+            <w:tcW w:w="1474" w:type="dxa"/>
+            <w:vAlign w:val="center"/>
+          </w:tcPr>
+          <w:p>
+            <w:pPr>
+              <w:pStyle w:val="TableText"/>
+              <w:keepNext/>
+              <w:jc w:val="right"/>
             </w:pPr>
             <w:r>
               <w:rPr>
                 <w:sz w:val="22"/>
               </w:rPr>
-              <w:t>Инженер-исследователь</w:t>
-            </w:r>
-          </w:p>
-        </w:tc>
-        <w:tc>
-          <w:tcPr>
-            <w:tcW w:w="1247" w:type="dxa"/>
-            <w:vAlign w:val="center"/>
-          </w:tcPr>
-          <w:p>
-            <w:pPr>
-              <w:pStyle w:val="TableText"/>
-              <w:keepNext/>
-              <w:jc w:val="center"/>
-            </w:pPr>
-            <w:r>
-              <w:rPr>
-                <w:sz w:val="22"/>
-              </w:rPr>
-              <w:t>1</w:t>
-            </w:r>
-          </w:p>
-        </w:tc>
-        <w:tc>
-          <w:tcPr>
-            <w:tcW w:w="1417" w:type="dxa"/>
-            <w:vAlign w:val="center"/>
-          </w:tcPr>
-          <w:p>
-            <w:pPr>
-              <w:pStyle w:val="TableText"/>
-              <w:keepNext/>
-              <w:jc w:val="center"/>
-            </w:pPr>
-            <w:r>
-              <w:rPr>
-                <w:sz w:val="22"/>
-              </w:rPr>
-              <w:t>5 000</w:t>
-            </w:r>
-          </w:p>
-        </w:tc>
-        <w:tc>
-          <w:tcPr>
-            <w:tcW w:w="1474" w:type="dxa"/>
-            <w:vAlign w:val="center"/>
-          </w:tcPr>
-          <w:p>
-            <w:pPr>
-              <w:pStyle w:val="TableText"/>
-              <w:keepNext/>
-              <w:jc w:val="right"/>
-            </w:pPr>
-            <w:r>
-              <w:rPr>
-                <w:sz w:val="22"/>
-              </w:rPr>
-              <w:t>60 000</w:t>
+              <w:t>110 000</w:t>
             </w:r>
           </w:p>
         </w:tc>
@@ -5683,10 +5763,77 @@
         <w:tc>
           <w:tcPr>
             <w:tcW w:w="1020" w:type="dxa"/>
-            <w:vMerge/>
-            <w:vAlign w:val="center"/>
-          </w:tcPr>
-          <w:p/>
+            <w:vAlign w:val="center"/>
+          </w:tcPr>
+          <w:p>
+            <w:pPr>
+              <w:pStyle w:val="TableText"/>
+              <w:keepNext/>
+              <w:jc w:val="center"/>
+            </w:pPr>
+            <w:r>
+              <w:rPr>
+                <w:sz w:val="22"/>
+              </w:rPr>
+              <w:t>6</w:t>
+            </w:r>
+          </w:p>
+        </w:tc>
+        <w:tc>
+          <w:tcPr>
+            <w:tcW w:w="1474" w:type="dxa"/>
+            <w:vAlign w:val="center"/>
+          </w:tcPr>
+          <w:p>
+            <w:pPr>
+              <w:pStyle w:val="TableText"/>
+              <w:keepNext/>
+              <w:jc w:val="center"/>
+            </w:pPr>
+            <w:r>
+              <w:rPr>
+                <w:sz w:val="22"/>
+              </w:rPr>
+              <w:t>8</w:t>
+            </w:r>
+          </w:p>
+        </w:tc>
+        <w:tc>
+          <w:tcPr>
+            <w:tcW w:w="2948" w:type="dxa"/>
+            <w:vAlign w:val="center"/>
+          </w:tcPr>
+          <w:p>
+            <w:pPr>
+              <w:pStyle w:val="TableText"/>
+              <w:keepNext/>
+            </w:pPr>
+            <w:r>
+              <w:rPr>
+                <w:sz w:val="22"/>
+              </w:rPr>
+              <w:t>Руководитель НИР</w:t>
+            </w:r>
+          </w:p>
+        </w:tc>
+        <w:tc>
+          <w:tcPr>
+            <w:tcW w:w="1247" w:type="dxa"/>
+            <w:vAlign w:val="center"/>
+          </w:tcPr>
+          <w:p>
+            <w:pPr>
+              <w:pStyle w:val="TableText"/>
+              <w:keepNext/>
+              <w:jc w:val="center"/>
+            </w:pPr>
+            <w:r>
+              <w:rPr>
+                <w:sz w:val="22"/>
+              </w:rPr>
+              <w:t>1</w:t>
+            </w:r>
+          </w:p>
         </w:tc>
         <w:tc>
           <w:tcPr>
@@ -5703,82 +5850,26 @@
               <w:rPr>
                 <w:sz w:val="22"/>
               </w:rPr>
-              <w:t>12</w:t>
-            </w:r>
-          </w:p>
-        </w:tc>
-        <w:tc>
-          <w:tcPr>
-            <w:tcW w:w="2835" w:type="dxa"/>
-            <w:vAlign w:val="center"/>
-          </w:tcPr>
-          <w:p>
-            <w:pPr>
-              <w:pStyle w:val="TableText"/>
-              <w:keepNext/>
+              <w:t>8 500</w:t>
+            </w:r>
+          </w:p>
+        </w:tc>
+        <w:tc>
+          <w:tcPr>
+            <w:tcW w:w="1474" w:type="dxa"/>
+            <w:vAlign w:val="center"/>
+          </w:tcPr>
+          <w:p>
+            <w:pPr>
+              <w:pStyle w:val="TableText"/>
+              <w:keepNext/>
+              <w:jc w:val="right"/>
             </w:pPr>
             <w:r>
               <w:rPr>
                 <w:sz w:val="22"/>
               </w:rPr>
-              <w:t>Инженер-программист</w:t>
-            </w:r>
-          </w:p>
-        </w:tc>
-        <w:tc>
-          <w:tcPr>
-            <w:tcW w:w="1247" w:type="dxa"/>
-            <w:vAlign w:val="center"/>
-          </w:tcPr>
-          <w:p>
-            <w:pPr>
-              <w:pStyle w:val="TableText"/>
-              <w:keepNext/>
-              <w:jc w:val="center"/>
-            </w:pPr>
-            <w:r>
-              <w:rPr>
-                <w:sz w:val="22"/>
-              </w:rPr>
-              <w:t>1</w:t>
-            </w:r>
-          </w:p>
-        </w:tc>
-        <w:tc>
-          <w:tcPr>
-            <w:tcW w:w="1417" w:type="dxa"/>
-            <w:vAlign w:val="center"/>
-          </w:tcPr>
-          <w:p>
-            <w:pPr>
-              <w:pStyle w:val="TableText"/>
-              <w:keepNext/>
-              <w:jc w:val="center"/>
-            </w:pPr>
-            <w:r>
-              <w:rPr>
-                <w:sz w:val="22"/>
-              </w:rPr>
-              <w:t>5 000</w:t>
-            </w:r>
-          </w:p>
-        </w:tc>
-        <w:tc>
-          <w:tcPr>
-            <w:tcW w:w="1474" w:type="dxa"/>
-            <w:vAlign w:val="center"/>
-          </w:tcPr>
-          <w:p>
-            <w:pPr>
-              <w:pStyle w:val="TableText"/>
-              <w:keepNext/>
-              <w:jc w:val="right"/>
-            </w:pPr>
-            <w:r>
-              <w:rPr>
-                <w:sz w:val="22"/>
-              </w:rPr>
-              <w:t>60 000</w:t>
+              <w:t>68 000</w:t>
             </w:r>
           </w:p>
         </w:tc>
@@ -5791,7 +5882,6 @@
         <w:tc>
           <w:tcPr>
             <w:tcW w:w="1020" w:type="dxa"/>
-            <w:vMerge w:val="restart"/>
             <w:vAlign w:val="center"/>
           </w:tcPr>
           <w:p>
@@ -5804,7 +5894,63 @@
               <w:rPr>
                 <w:sz w:val="22"/>
               </w:rPr>
-              <w:t>6</w:t>
+              <w:t>7</w:t>
+            </w:r>
+          </w:p>
+        </w:tc>
+        <w:tc>
+          <w:tcPr>
+            <w:tcW w:w="1474" w:type="dxa"/>
+            <w:vAlign w:val="center"/>
+          </w:tcPr>
+          <w:p>
+            <w:pPr>
+              <w:pStyle w:val="TableText"/>
+              <w:keepNext/>
+              <w:jc w:val="center"/>
+            </w:pPr>
+            <w:r>
+              <w:rPr>
+                <w:sz w:val="22"/>
+              </w:rPr>
+              <w:t>12</w:t>
+            </w:r>
+          </w:p>
+        </w:tc>
+        <w:tc>
+          <w:tcPr>
+            <w:tcW w:w="2948" w:type="dxa"/>
+            <w:vAlign w:val="center"/>
+          </w:tcPr>
+          <w:p>
+            <w:pPr>
+              <w:pStyle w:val="TableText"/>
+              <w:keepNext/>
+            </w:pPr>
+            <w:r>
+              <w:rPr>
+                <w:sz w:val="22"/>
+              </w:rPr>
+              <w:t>Техник</w:t>
+            </w:r>
+          </w:p>
+        </w:tc>
+        <w:tc>
+          <w:tcPr>
+            <w:tcW w:w="1247" w:type="dxa"/>
+            <w:vAlign w:val="center"/>
+          </w:tcPr>
+          <w:p>
+            <w:pPr>
+              <w:pStyle w:val="TableText"/>
+              <w:keepNext/>
+              <w:jc w:val="center"/>
+            </w:pPr>
+            <w:r>
+              <w:rPr>
+                <w:sz w:val="22"/>
+              </w:rPr>
+              <w:t>1</w:t>
             </w:r>
           </w:p>
         </w:tc>
@@ -5823,82 +5969,26 @@
               <w:rPr>
                 <w:sz w:val="22"/>
               </w:rPr>
-              <w:t>5</w:t>
-            </w:r>
-          </w:p>
-        </w:tc>
-        <w:tc>
-          <w:tcPr>
-            <w:tcW w:w="2835" w:type="dxa"/>
-            <w:vAlign w:val="center"/>
-          </w:tcPr>
-          <w:p>
-            <w:pPr>
-              <w:pStyle w:val="TableText"/>
-              <w:keepNext/>
+              <w:t>4 370</w:t>
+            </w:r>
+          </w:p>
+        </w:tc>
+        <w:tc>
+          <w:tcPr>
+            <w:tcW w:w="1474" w:type="dxa"/>
+            <w:vAlign w:val="center"/>
+          </w:tcPr>
+          <w:p>
+            <w:pPr>
+              <w:pStyle w:val="TableText"/>
+              <w:keepNext/>
+              <w:jc w:val="right"/>
             </w:pPr>
             <w:r>
               <w:rPr>
                 <w:sz w:val="22"/>
               </w:rPr>
-              <w:t>Руководитель НИР</w:t>
-            </w:r>
-          </w:p>
-        </w:tc>
-        <w:tc>
-          <w:tcPr>
-            <w:tcW w:w="1247" w:type="dxa"/>
-            <w:vAlign w:val="center"/>
-          </w:tcPr>
-          <w:p>
-            <w:pPr>
-              <w:pStyle w:val="TableText"/>
-              <w:keepNext/>
-              <w:jc w:val="center"/>
-            </w:pPr>
-            <w:r>
-              <w:rPr>
-                <w:sz w:val="22"/>
-              </w:rPr>
-              <w:t>1</w:t>
-            </w:r>
-          </w:p>
-        </w:tc>
-        <w:tc>
-          <w:tcPr>
-            <w:tcW w:w="1417" w:type="dxa"/>
-            <w:vAlign w:val="center"/>
-          </w:tcPr>
-          <w:p>
-            <w:pPr>
-              <w:pStyle w:val="TableText"/>
-              <w:keepNext/>
-              <w:jc w:val="center"/>
-            </w:pPr>
-            <w:r>
-              <w:rPr>
-                <w:sz w:val="22"/>
-              </w:rPr>
-              <w:t>8 500</w:t>
-            </w:r>
-          </w:p>
-        </w:tc>
-        <w:tc>
-          <w:tcPr>
-            <w:tcW w:w="1474" w:type="dxa"/>
-            <w:vAlign w:val="center"/>
-          </w:tcPr>
-          <w:p>
-            <w:pPr>
-              <w:pStyle w:val="TableText"/>
-              <w:keepNext/>
-              <w:jc w:val="right"/>
-            </w:pPr>
-            <w:r>
-              <w:rPr>
-                <w:sz w:val="22"/>
-              </w:rPr>
-              <w:t>42 500</w:t>
+              <w:t>52 440</w:t>
             </w:r>
           </w:p>
         </w:tc>
@@ -5911,233 +6001,6 @@
         <w:tc>
           <w:tcPr>
             <w:tcW w:w="1020" w:type="dxa"/>
-            <w:vMerge/>
-            <w:vAlign w:val="center"/>
-          </w:tcPr>
-          <w:p/>
-        </w:tc>
-        <w:tc>
-          <w:tcPr>
-            <w:tcW w:w="1361" w:type="dxa"/>
-            <w:vAlign w:val="center"/>
-          </w:tcPr>
-          <w:p>
-            <w:pPr>
-              <w:pStyle w:val="TableText"/>
-              <w:keepNext/>
-              <w:jc w:val="center"/>
-            </w:pPr>
-            <w:r>
-              <w:rPr>
-                <w:sz w:val="22"/>
-              </w:rPr>
-              <w:t>5</w:t>
-            </w:r>
-          </w:p>
-        </w:tc>
-        <w:tc>
-          <w:tcPr>
-            <w:tcW w:w="2835" w:type="dxa"/>
-            <w:vAlign w:val="center"/>
-          </w:tcPr>
-          <w:p>
-            <w:pPr>
-              <w:pStyle w:val="TableText"/>
-              <w:keepNext/>
-            </w:pPr>
-            <w:r>
-              <w:rPr>
-                <w:sz w:val="22"/>
-              </w:rPr>
-              <w:t>Инженер-исследователь</w:t>
-            </w:r>
-          </w:p>
-        </w:tc>
-        <w:tc>
-          <w:tcPr>
-            <w:tcW w:w="1247" w:type="dxa"/>
-            <w:vAlign w:val="center"/>
-          </w:tcPr>
-          <w:p>
-            <w:pPr>
-              <w:pStyle w:val="TableText"/>
-              <w:keepNext/>
-              <w:jc w:val="center"/>
-            </w:pPr>
-            <w:r>
-              <w:rPr>
-                <w:sz w:val="22"/>
-              </w:rPr>
-              <w:t>1</w:t>
-            </w:r>
-          </w:p>
-        </w:tc>
-        <w:tc>
-          <w:tcPr>
-            <w:tcW w:w="1417" w:type="dxa"/>
-            <w:vAlign w:val="center"/>
-          </w:tcPr>
-          <w:p>
-            <w:pPr>
-              <w:pStyle w:val="TableText"/>
-              <w:keepNext/>
-              <w:jc w:val="center"/>
-            </w:pPr>
-            <w:r>
-              <w:rPr>
-                <w:sz w:val="22"/>
-              </w:rPr>
-              <w:t>5 000</w:t>
-            </w:r>
-          </w:p>
-        </w:tc>
-        <w:tc>
-          <w:tcPr>
-            <w:tcW w:w="1474" w:type="dxa"/>
-            <w:vAlign w:val="center"/>
-          </w:tcPr>
-          <w:p>
-            <w:pPr>
-              <w:pStyle w:val="TableText"/>
-              <w:keepNext/>
-              <w:jc w:val="right"/>
-            </w:pPr>
-            <w:r>
-              <w:rPr>
-                <w:sz w:val="22"/>
-              </w:rPr>
-              <w:t>25 000</w:t>
-            </w:r>
-          </w:p>
-        </w:tc>
-      </w:tr>
-      <w:tr>
-        <w:trPr>
-          <w:cantSplit/>
-          <w:jc w:val="center"/>
-        </w:trPr>
-        <w:tc>
-          <w:tcPr>
-            <w:tcW w:w="1020" w:type="dxa"/>
-            <w:vAlign w:val="center"/>
-          </w:tcPr>
-          <w:p>
-            <w:pPr>
-              <w:pStyle w:val="TableText"/>
-              <w:keepNext/>
-              <w:jc w:val="center"/>
-            </w:pPr>
-            <w:r>
-              <w:rPr>
-                <w:sz w:val="22"/>
-              </w:rPr>
-              <w:t>7</w:t>
-            </w:r>
-          </w:p>
-        </w:tc>
-        <w:tc>
-          <w:tcPr>
-            <w:tcW w:w="1361" w:type="dxa"/>
-            <w:vAlign w:val="center"/>
-          </w:tcPr>
-          <w:p>
-            <w:pPr>
-              <w:pStyle w:val="TableText"/>
-              <w:keepNext/>
-              <w:jc w:val="center"/>
-            </w:pPr>
-            <w:r>
-              <w:rPr>
-                <w:sz w:val="22"/>
-              </w:rPr>
-              <w:t>8</w:t>
-            </w:r>
-          </w:p>
-        </w:tc>
-        <w:tc>
-          <w:tcPr>
-            <w:tcW w:w="2835" w:type="dxa"/>
-            <w:vAlign w:val="center"/>
-          </w:tcPr>
-          <w:p>
-            <w:pPr>
-              <w:pStyle w:val="TableText"/>
-              <w:keepNext/>
-            </w:pPr>
-            <w:r>
-              <w:rPr>
-                <w:sz w:val="22"/>
-              </w:rPr>
-              <w:t>Техник</w:t>
-            </w:r>
-          </w:p>
-        </w:tc>
-        <w:tc>
-          <w:tcPr>
-            <w:tcW w:w="1247" w:type="dxa"/>
-            <w:vAlign w:val="center"/>
-          </w:tcPr>
-          <w:p>
-            <w:pPr>
-              <w:pStyle w:val="TableText"/>
-              <w:keepNext/>
-              <w:jc w:val="center"/>
-            </w:pPr>
-            <w:r>
-              <w:rPr>
-                <w:sz w:val="22"/>
-              </w:rPr>
-              <w:t>1</w:t>
-            </w:r>
-          </w:p>
-        </w:tc>
-        <w:tc>
-          <w:tcPr>
-            <w:tcW w:w="1417" w:type="dxa"/>
-            <w:vAlign w:val="center"/>
-          </w:tcPr>
-          <w:p>
-            <w:pPr>
-              <w:pStyle w:val="TableText"/>
-              <w:keepNext/>
-              <w:jc w:val="center"/>
-            </w:pPr>
-            <w:r>
-              <w:rPr>
-                <w:sz w:val="22"/>
-              </w:rPr>
-              <w:t>4 370</w:t>
-            </w:r>
-          </w:p>
-        </w:tc>
-        <w:tc>
-          <w:tcPr>
-            <w:tcW w:w="1474" w:type="dxa"/>
-            <w:vAlign w:val="center"/>
-          </w:tcPr>
-          <w:p>
-            <w:pPr>
-              <w:pStyle w:val="TableText"/>
-              <w:keepNext/>
-              <w:jc w:val="right"/>
-            </w:pPr>
-            <w:r>
-              <w:rPr>
-                <w:sz w:val="22"/>
-              </w:rPr>
-              <w:t>34 960</w:t>
-            </w:r>
-          </w:p>
-        </w:tc>
-      </w:tr>
-      <w:tr>
-        <w:trPr>
-          <w:cantSplit/>
-          <w:jc w:val="center"/>
-        </w:trPr>
-        <w:tc>
-          <w:tcPr>
-            <w:tcW w:w="1020" w:type="dxa"/>
             <w:vAlign w:val="center"/>
           </w:tcPr>
           <w:p>
@@ -6156,7 +6019,7 @@
         </w:tc>
         <w:tc>
           <w:tcPr>
-            <w:tcW w:w="1361" w:type="dxa"/>
+            <w:tcW w:w="1474" w:type="dxa"/>
             <w:vAlign w:val="center"/>
           </w:tcPr>
           <w:p>
@@ -6169,13 +6032,13 @@
                 <w:b/>
                 <w:sz w:val="22"/>
               </w:rPr>
-              <w:t>70</w:t>
-            </w:r>
-          </w:p>
-        </w:tc>
-        <w:tc>
-          <w:tcPr>
-            <w:tcW w:w="2835" w:type="dxa"/>
+              <w:t>87</w:t>
+            </w:r>
+          </w:p>
+        </w:tc>
+        <w:tc>
+          <w:tcPr>
+            <w:tcW w:w="2948" w:type="dxa"/>
             <w:vAlign w:val="center"/>
           </w:tcPr>
           <w:p>
@@ -6198,7 +6061,7 @@
         </w:tc>
         <w:tc>
           <w:tcPr>
-            <w:tcW w:w="1417" w:type="dxa"/>
+            <w:tcW w:w="1361" w:type="dxa"/>
             <w:vAlign w:val="center"/>
           </w:tcPr>
           <w:p>
@@ -6223,7 +6086,7 @@
                 <w:b/>
                 <w:sz w:val="22"/>
               </w:rPr>
-              <w:t>362 460</w:t>
+              <w:t>455 440</w:t>
             </w:r>
           </w:p>
         </w:tc>
@@ -6256,7 +6119,7 @@
             <w:rPr>
               <w:rFonts w:ascii="Cambria Math" w:hAnsi="Cambria Math"/>
             </w:rPr>
-            <m:t>30 000 + 35 000 + 55 000 + 20 000 + 60 000 + 60 000 + 42 500 + 25 000 + 34 960 = 362 460 руб.</m:t>
+            <m:t>55 000 + 50 000 + 85 000 + 35 000 + 110 000 + 68 000 + 52 440 = 455 440 руб.</m:t>
           </m:r>
         </m:oMath>
       </m:oMathPara>
@@ -6266,10 +6129,7 @@
         <w:keepNext/>
       </w:pPr>
       <w:r>
-        <w:t xml:space="preserve">Помимо основных выплат исполнителям </w:t>
-      </w:r>
-      <w:r>
-        <w:t>предусмотрена премия 20 % [42] за добросовестное выполнение и своевременную сдачу этапов НИР. Фонд оплаты труда, выделяемый на НИР:</w:t>
+        <w:t>Помимо основных выплат исполнителям предусмотрена премия 20 % [42] за добросовестное выполнение и своевременную сдачу этапов НИР. Фонд оплаты труда, выделяемый на НИР:</w:t>
       </w:r>
     </w:p>
     <w:p>
@@ -6314,17 +6174,17 @@
             <w:rPr>
               <w:rFonts w:ascii="Cambria Math" w:hAnsi="Cambria Math"/>
             </w:rPr>
-            <m:t xml:space="preserve"> = 1,2·362 460 = 434 952 руб.</m:t>
+            <m:t xml:space="preserve"> = 1,2·455 440 = 546 528 руб.</m:t>
           </m:r>
         </m:oMath>
       </m:oMathPara>
     </w:p>
     <w:p>
       <w:r>
-        <w:t>К расходам на персонал относятся также отчисления на социальные нужды. Согласно действующим</w:t>
+        <w:t>К расходам на персонал относятся также отчисления на социальные нужды. Согласно действующим нормативам их суммарный тариф составляет 30,2 % от фонда оплаты труда: единый тариф страховых взносов 30 % [45] и взносы на страховани</w:t>
       </w:r>
       <w:r>
-        <w:t xml:space="preserve"> нормативам их суммарный тариф составляет 30,2 % от фонда оплаты труда: единый тариф страховых взносов 30 % [45] и взносы на страхование от несчастных случаев на производстве 0,2 %. Эти средства включают:</w:t>
+        <w:t>е от несчастных случаев на производстве 0,2 %. Эти средства включают:</w:t>
       </w:r>
     </w:p>
     <w:p>
@@ -6334,23 +6194,20 @@
     </w:p>
     <w:p>
       <w:r>
-        <w:t xml:space="preserve">– </w:t>
-      </w:r>
-      <w:r>
-        <w:t>5,1 % — на обязательное медицинское страхование;</w:t>
+        <w:t>– 5,1 % — на обязательное медицинское страхование;</w:t>
       </w:r>
     </w:p>
     <w:p>
       <w:r>
-        <w:t>– 2,9 % — на обязательное социальное страхование на случай временной нетрудоспособности и в связи с материнством;</w:t>
+        <w:t xml:space="preserve">– 2,9 % — на обязательное социальное страхование на случай временной </w:t>
+      </w:r>
+      <w:r>
+        <w:t>нетрудоспособности и в связи с материнством;</w:t>
       </w:r>
     </w:p>
     <w:p>
       <w:r>
-        <w:t>– 0,2 % — на страхование от несчастных случаев на производстве и профессиональных заболеваний</w:t>
-      </w:r>
-      <w:r>
-        <w:t>.</w:t>
+        <w:t>– 0,2 % — на страхование от несчастных случаев на производстве и профессиональных заболеваний.</w:t>
       </w:r>
     </w:p>
     <w:p>
@@ -6403,7 +6260,7 @@
             <w:rPr>
               <w:rFonts w:ascii="Cambria Math" w:hAnsi="Cambria Math"/>
             </w:rPr>
-            <m:t xml:space="preserve"> = 0,302·434 952 = 131 356 руб.</m:t>
+            <m:t xml:space="preserve"> = 0,302·546 528 = 165 051 руб.</m:t>
           </m:r>
         </m:oMath>
       </m:oMathPara>
@@ -6413,8 +6270,10 @@
         <w:keepNext/>
       </w:pPr>
       <w:r>
-        <w:lastRenderedPageBreak/>
-        <w:t xml:space="preserve">Материальные, накладные и прочие расходы на НИР определим исходя из принятой оценки удельного веса расходов на оплату труда </w:t>
+        <w:t xml:space="preserve">Материальные, накладные и прочие расходы на НИР </w:t>
+      </w:r>
+      <w:r>
+        <w:t xml:space="preserve">определим исходя из принятой оценки удельного веса расходов на оплату труда </w:t>
       </w:r>
       <m:oMath>
         <m:sSub>
@@ -6635,10 +6494,7 @@
     </w:tbl>
     <w:p>
       <w:r>
-        <w:t>Поэлементн</w:t>
-      </w:r>
-      <w:r>
-        <w:t>ая укрупнённая структура затрат на НИР приведена в таблице 4.6.</w:t>
+        <w:t>Поэлементная укрупнённая структура затрат на НИР приведена в таблице 4.6.</w:t>
       </w:r>
     </w:p>
     <w:p>
@@ -6646,7 +6502,11 @@
         <w:pStyle w:val="TableCaption"/>
       </w:pPr>
       <w:r>
-        <w:t>Таблица 4.6 – Поэлементная укрупнённая структура затрат на НИР</w:t>
+        <w:lastRenderedPageBreak/>
+        <w:t>Таблица 4.6 – Поэлементная укрупнённая структура затра</w:t>
+      </w:r>
+      <w:r>
+        <w:t>т на НИР</w:t>
       </w:r>
     </w:p>
     <w:tbl>
@@ -6763,10 +6623,7 @@
               <w:keepNext/>
             </w:pPr>
             <w:r>
-              <w:t xml:space="preserve">Заработная плата </w:t>
-            </w:r>
-            <w:r>
-              <w:t>исполнителей</w:t>
+              <w:t>Заработная плата исполнителей</w:t>
             </w:r>
           </w:p>
         </w:tc>
@@ -6947,27 +6804,27 @@
     </w:p>
     <w:p>
       <w:r>
-        <w:t>К материалам, полуфабрикатам и покупным комплектующим изделиям отнесены платы LilyGO T-HaLow, модули камеры, микросхемы флеш-памяти и программатор, кабели,</w:t>
+        <w:t xml:space="preserve">К материалам, </w:t>
       </w:r>
       <w:r>
-        <w:t xml:space="preserve"> аккумуляторы с зарядным устройством, а также бумага, картриджи для принтера и канцелярские принадлежности. К накладным расходам — оплата электроэнергии, аренды и отопления помещения, заработной платы обслуживающего персонала, содержание вычислительной тех</w:t>
+        <w:t>полуфабрикатам и покупным комплектующим изделиям отнесены платы LilyGO T-HaLow, модули камеры, микросхемы флеш-памяти и программатор, кабели, аккумуляторы с зарядным устройством, а также бумага, картриджи для принтера и канцелярские принадлежности. К накла</w:t>
       </w:r>
       <w:r>
-        <w:t>ники кафедры. К прочим расходам — услуги связи, поездки на полевую площадку для натурных испытаний и доступ к стандартам и научным публикациям по тематике исследования.</w:t>
+        <w:t>дным расходам — оплата электроэнергии, аренды и отопления помещения, заработной платы обслуживающего персонала, содержание вычислительной техники кафедры. К прочим расходам — услуги связи, поездки на полевую площадку для натурных испытаний и доступ к станд</w:t>
+      </w:r>
+      <w:r>
+        <w:t>артам и научным публикациям по тематике исследования.</w:t>
       </w:r>
     </w:p>
     <w:p>
       <w:r>
-        <w:t>В типовой структуре затрат на НИР удельный вес заработной платы составляет 34 % [42]. В</w:t>
+        <w:t>В типовой структуре затрат на НИР удельный вес заработной платы составляет 34 % [42]. В настоящей работе он принят выше — 40 %: специального оборудования, работ сторонних организаций и командировок в НИ</w:t>
       </w:r>
       <w:r>
-        <w:t xml:space="preserve"> настоящей работе он принят выше — 40 %: специального оборудования, работ сторонних организаций и командировок в НИР нет, и основную часть затрат составляет труд исполнителей. Доля отчислений на социальные нужды (12 %) соответствует тарифу 30,2 % от зарабо</w:t>
+        <w:t>Р нет, и основную часть затрат составляет труд исполнителей. Доля отчислений на социальные нужды (12 %) соответствует тарифу 30,2 % от заработной платы. Стоимость материалов и покупных комплектующих изделий проверена прямым счётом (таблица 4.7): цена платы</w:t>
       </w:r>
       <w:r>
-        <w:t xml:space="preserve">тной платы. Стоимость материалов и покупных комплектующих изделий проверена прямым счётом (таблица 4.7): цена платы LilyGO T-HaLow 37,98 долл. США [28] по курсу 84,1975 руб./долл. на 20.09.2026 [46] составляет 3 198 руб., а всего материалы и комплектующие </w:t>
-      </w:r>
-      <w:r>
-        <w:t>стоят 24 560 руб., или 2,3 % себестоимости, что не превышает принятой доли 5 %.</w:t>
+        <w:t xml:space="preserve"> LilyGO T-HaLow 37,98 долл. США [28] по курсу 84,1975 руб./долл. на 20.09.2026 [46] составляет 3 198 руб., а всего материалы и комплектующие стоят 24 560 руб., или 1,8 % себестоимости, что не превышает принятой доли 5 %.</w:t>
       </w:r>
     </w:p>
     <w:p>
@@ -6975,8 +6832,10 @@
         <w:pStyle w:val="TableCaption"/>
       </w:pPr>
       <w:r>
-        <w:lastRenderedPageBreak/>
-        <w:t>Таблица 4.7 – Стоимость материалов и покупных комплектующих изделий</w:t>
+        <w:t xml:space="preserve">Таблица 4.7 – Стоимость материалов </w:t>
+      </w:r>
+      <w:r>
+        <w:t>и покупных комплектующих изделий</w:t>
       </w:r>
     </w:p>
     <w:tbl>
@@ -7402,7 +7261,13 @@
               <w:rPr>
                 <w:sz w:val="22"/>
               </w:rPr>
-              <w:t>Микросхема флеш-памяти W25Q32JVSSIQ</w:t>
+              <w:t xml:space="preserve">Микросхема флеш-памяти </w:t>
+            </w:r>
+            <w:r>
+              <w:rPr>
+                <w:sz w:val="22"/>
+              </w:rPr>
+              <w:t>W25Q32JVSSIQ</w:t>
             </w:r>
           </w:p>
         </w:tc>
@@ -8235,13 +8100,7 @@
               <w:rPr>
                 <w:sz w:val="22"/>
               </w:rPr>
-              <w:t xml:space="preserve">Канцелярские принадлежности, </w:t>
-            </w:r>
-            <w:r>
-              <w:rPr>
-                <w:sz w:val="22"/>
-              </w:rPr>
-              <w:t>журналы полевых измерений</w:t>
+              <w:t>Канцелярские принадлежности, журналы полевых измерений</w:t>
             </w:r>
           </w:p>
         </w:tc>
@@ -8529,7 +8388,7 @@
                 <w:rPr>
                   <w:rFonts w:ascii="Cambria Math" w:hAnsi="Cambria Math"/>
                 </w:rPr>
-                <m:t>434 952</m:t>
+                <m:t>546 528</m:t>
               </m:r>
             </m:num>
             <m:den>
@@ -8551,7 +8410,7 @@
             <w:rPr>
               <w:rFonts w:ascii="Cambria Math" w:hAnsi="Cambria Math"/>
             </w:rPr>
-            <m:t xml:space="preserve"> = 1 087 380 руб.</m:t>
+            <m:t xml:space="preserve"> = 1 366 320 руб.</m:t>
           </m:r>
         </m:oMath>
       </m:oMathPara>
@@ -8561,10 +8420,10 @@
         <w:keepNext/>
       </w:pPr>
       <w:r>
-        <w:t>Цена НИР</w:t>
+        <w:t>Цена НИР определяется исходя из обеспечения безубыточности организации, кот</w:t>
       </w:r>
       <w:r>
-        <w:t xml:space="preserve"> определяется исходя из обеспечения безубыточности организации, которая её выполняет [42]. Параметром, обеспечивающим безубыточность, служит уровень рентабельности по отношению к оплате труда:</w:t>
+        <w:t>орая её выполняет [42]. Параметром, обеспечивающим безубыточность, служит уровень рентабельности по отношению к оплате труда:</w:t>
       </w:r>
     </w:p>
     <w:tbl>
@@ -8891,7 +8750,7 @@
             <w:rPr>
               <w:rFonts w:ascii="Cambria Math" w:hAnsi="Cambria Math"/>
             </w:rPr>
-            <m:t xml:space="preserve"> = 1 087 380 + 434 952·</m:t>
+            <m:t xml:space="preserve"> = 1 366 320 + 546 528·</m:t>
           </m:r>
           <m:f>
             <m:fPr>
@@ -8931,7 +8790,7 @@
             <w:rPr>
               <w:rFonts w:ascii="Cambria Math" w:hAnsi="Cambria Math"/>
             </w:rPr>
-            <m:t xml:space="preserve"> = 2 392 236 руб.</m:t>
+            <m:t xml:space="preserve"> = 3 005 904 руб.</m:t>
           </m:r>
         </m:oMath>
       </m:oMathPara>
@@ -8952,7 +8811,6 @@
         <w:pStyle w:val="21"/>
       </w:pPr>
       <w:r>
-        <w:lastRenderedPageBreak/>
         <w:t>4.4 Определение и оценка основных показателей экономической эффективности</w:t>
       </w:r>
     </w:p>
@@ -9071,7 +8929,11 @@
         <w:t>Результатом НИР является не изделие, которое продаётся потребителю, а знания — измеренные характеристики канала Wi-Fi HaLow и рекомендации по его применению. Выручки они сам</w:t>
       </w:r>
       <w:r>
-        <w:t xml:space="preserve">и по себе не приносят; их ценность проявляется у предприятия, которое их применяет: оно решает ту же задачу с меньшими затратами. Поэтому экономический эффект НИР определяется как экономия затрат у потребителя её результатов [42]. В настоящей работе такая </w:t>
+        <w:t xml:space="preserve">и по себе не приносят; их ценность проявляется у предприятия, которое их применяет: оно решает ту же задачу с меньшими затратами. Поэтому экономический эффект НИР определяется как экономия затрат у потребителя её результатов [42]. В </w:t>
+      </w:r>
+      <w:r>
+        <w:lastRenderedPageBreak/>
+        <w:t xml:space="preserve">настоящей работе такая </w:t>
       </w:r>
       <w:r>
         <w:t>экономия возникает при создании линий связи с БПЛА: результаты позволяют выбрать технологию, дающую наибольшую дальность одного пролёта, и тем самым сократить число наземных ретрансляторов. Годовой экономический эффект определяется по формуле [42]</w:t>
@@ -9493,34 +9355,43 @@
         <w:t>Поэтому пролёт стремятся сделать как можно длиннее. С ростом расстояния уровень сигнала падает, и канал пер</w:t>
       </w:r>
       <w:r>
-        <w:t>еходит на всё более низкую скорость модуляции; на предельной дальности остаётся наименьшая — 1 Мбит/с у Wi-Fi 2,4 ГГц (802.11b) и 0,65 Мбит/с у Wi-Fi HaLow (канал 2 МГц). Для видео этого достаточно: в экспериментах видео пониженного разрешения 240 × 176 то</w:t>
+        <w:t>еходит на всё более низкую скорость модуляции, пока не останется наименьшая — 1 Мбит/с у Wi-Fi 2,4 ГГц (802.11b) и 0,65 Мбит/с у Wi-Fi HaLow (канал 2 МГц). Скорость модуляции — это скорость передачи в эфире вместе со служебными заголовками и повторами; пол</w:t>
       </w:r>
       <w:r>
-        <w:t xml:space="preserve">чек передавалось уже при полезной скорости 120–180 кбит/с (подразделы 3.2 и 3.3). Следовательно, дальность пролёта линии передачи </w:t>
+        <w:t xml:space="preserve">езная скорость, то есть объём видеоданных, доходящих до приёмника, всегда ниже неё. Видео пониженного разрешения нужно немного: в экспериментах видео 240 × 176 точек передавалось при полезной скорости 120–180 кбит/с (подразделы 3.2 и 3.3), что в 3,5–5 раз </w:t>
       </w:r>
       <w:r>
-        <w:lastRenderedPageBreak/>
-        <w:t>видео задаёт именно наименьшая скорость модуляции, и на больших дальностях проявляется преимущество Wi-Fi HaLow: на частоте ни</w:t>
+        <w:t>меньше даже наименьшей</w:t>
       </w:r>
       <w:r>
-        <w:t>же 1 ГГц сигнал затухает меньше. По расчёту бюджета канала (подраздел 3.7) в свободном пространстве с запасом 10 дБ при нормах мощности Российской Федерации предельная дальность пролёта составляет 2,6 км для Wi-Fi 2,4 ГГц и 4,9 км для Wi-Fi HaLow (для кана</w:t>
+        <w:t xml:space="preserve"> скорости модуляции Wi-Fi HaLow</w:t>
       </w:r>
       <w:r>
-        <w:t>ла 2 МГц — по оценочной чувствительности). Дальше скорость Wi-Fi 2,4 ГГц падает ниже необходимой для передачи видео.</w:t>
+        <w:t>. Следовательно, технологии различаются не скоростью на краю пролёта, а расстоянием, на котором эта н</w:t>
+      </w:r>
+      <w:r>
+        <w:t>аименьшая скорость ещё сохраняется; дальше связи нет совсем. По расчёту бюджета канала (подраздел 3.7) в свободном пространстве с запасом 10 дБ при нормах мощности Российской Федерации это расстояние составляет 2,6 км для Wi-Fi 2,4 ГГц и 4,9 км для Wi-Fi H</w:t>
+      </w:r>
+      <w:r>
+        <w:t>aLow (для канала 2 МГц — по оценочной чувствительности). Несмотря на меньшую разрешённую мощность, Wi-Fi HaLow уходит дальше: на частоте ниже 1 ГГц сигнал затухает меньше, а чувствительность приёмника на наименьшей скорости выше. На расстояниях от 2,6 до 4</w:t>
+      </w:r>
+      <w:r>
+        <w:t>,9 км видео передаёт только Wi-Fi HaLow.</w:t>
       </w:r>
     </w:p>
     <w:p>
       <w:r>
-        <w:t>Ретранслятор составляют две платы LilyGO T-HaLow в общем корпусе, установленном на опоре или мачте: одна принимает данные с предыдущего про</w:t>
+        <w:lastRenderedPageBreak/>
+        <w:t xml:space="preserve">Ретранслятор составляют две платы LilyGO T-HaLow в общем корпусе, установленном на опоре или мачте: одна принимает данные с предыдущего пролёта, другая передаёт их на следующий на другом частотном канале. Две платы </w:t>
       </w:r>
       <w:r>
-        <w:t xml:space="preserve">лёта, другая передаёт их на следующий на другом частотном канале. Две платы нужны потому, что радиомодуль не может одновременно принимать и передавать: одна плата, пересылающая поток поочерёдно, вдвое снизила бы скорость линии. Платы соединены между собой </w:t>
+        <w:t>нужны потому, что радиомодуль не может одновременно принимать и передавать: одна плата, пересылающая поток поочерёдно, вдвое снизила бы скорость линии. Платы соединены между собой короткими проводниками внутри корпуса, а между ретрансляторами связь беспров</w:t>
       </w:r>
       <w:r>
-        <w:t>короткими проводниками внутри корпуса, а между ретрансляторами связь беспроводная. Оба радиотракта — Wi-Fi HaLow и Wi-Fi 2,4 ГГц — находятся на той же плате, поэтому ретранслятор в обоих вариантах одинаков, и варианты различаются только числом ретранслятор</w:t>
+        <w:t>одная. Оба радиотракта — Wi-Fi HaLow и Wi-Fi 2,4 ГГц — находятся на той же плате, поэтому ретранслятор в обоих вариантах одинаков, и варианты различаются только числом ретрансляторов. Состав и стоимость ретранслятора приведены в таблице 4.8 (цены — по табл</w:t>
       </w:r>
       <w:r>
-        <w:t>ов. Состав и стоимость ретранслятора приведены в таблице 4.8 (цены — по таблице 4.7).</w:t>
+        <w:t>ице 4.7).</w:t>
       </w:r>
     </w:p>
     <w:p>
@@ -9690,12 +9561,22 @@
             <w:pPr>
               <w:pStyle w:val="TableText"/>
               <w:keepNext/>
+              <w:rPr>
+                <w:lang w:val="en-US"/>
+              </w:rPr>
             </w:pPr>
             <w:r>
               <w:rPr>
                 <w:sz w:val="22"/>
               </w:rPr>
-              <w:t>Плата LilyGO T-HaLow (ESP32-S3 + TX-AH-R900P)</w:t>
+              <w:t>Плата</w:t>
+            </w:r>
+            <w:r>
+              <w:rPr>
+                <w:sz w:val="22"/>
+                <w:lang w:val="en-US"/>
+              </w:rPr>
+              <w:t xml:space="preserve"> LilyGO T-HaLow (ESP32-S3 + TX-AH-R900P)</w:t>
             </w:r>
           </w:p>
         </w:tc>
@@ -9795,13 +9676,7 @@
               <w:rPr>
                 <w:sz w:val="22"/>
               </w:rPr>
-              <w:t xml:space="preserve">Аккумулятор </w:t>
-            </w:r>
-            <w:r>
-              <w:rPr>
-                <w:sz w:val="22"/>
-              </w:rPr>
-              <w:t>Li-Ion 18650, 3000 мА·ч</w:t>
+              <w:t>Аккумулятор Li-Ion 18650, 3000 мА·ч</w:t>
             </w:r>
           </w:p>
         </w:tc>
@@ -9953,13 +9828,13 @@
         <w:keepNext/>
       </w:pPr>
       <w:r>
-        <w:t xml:space="preserve">Ретранслятор ставится в конце каждого пролёта, поэтому на маршрутах общей протяжённостью L требуется N = ⌈L/d⌉ ретрансляторов, где d — дальность пролёта. Объём применения оценён по облёту линий </w:t>
+        <w:t xml:space="preserve">Ретранслятор ставится в </w:t>
       </w:r>
       <w:r>
-        <w:t>электропередачи — одной из задач мониторинга местности, по которой есть сводные данные о протяжённости: под управлением группы «Россети» находится 2,5 млн км линий электропередачи [47]. Если каналами связи с БПЛА ежегодно оснащается 0,24 % этой сети, то ес</w:t>
+        <w:t>конце каждого пролёта, поэтому на маршрутах общей протяжённостью L требуется N = ⌈L/d⌉ ретрансляторов, где d — дальность пролёта. Объём применения оценён по облёту линий электропередачи — одной из задач мониторинга местности, по которой есть сводные данные</w:t>
       </w:r>
       <w:r>
-        <w:t>ть L = 6 000 км, потребуется ретрансляторов:</w:t>
+        <w:t xml:space="preserve"> о протяжённости: под управлением группы «Россети» находится 2,5 млн км линий электропередачи [47]. Если каналами связи с БПЛА ежегодно оснащается 0,24 % этой сети, то есть L = 6 000 км, потребуется ретрансляторов:</w:t>
       </w:r>
     </w:p>
     <w:p>
@@ -10041,7 +9916,16 @@
             <w:rPr>
               <w:rFonts w:ascii="Cambria Math" w:hAnsi="Cambria Math"/>
             </w:rPr>
-            <m:t xml:space="preserve"> = ⌈6 000/4,9⌉ = 1 225.</m:t>
+            <m:t xml:space="preserve"> = ⌈6 000</m:t>
+          </m:r>
+          <m:r>
+            <m:rPr>
+              <m:sty m:val="p"/>
+            </m:rPr>
+            <w:rPr>
+              <w:rFonts w:ascii="Cambria Math" w:hAnsi="Cambria Math"/>
+            </w:rPr>
+            <m:t>/4,9⌉ = 1 225.</m:t>
           </m:r>
         </m:oMath>
       </m:oMathPara>
@@ -10096,16 +9980,7 @@
             <w:rPr>
               <w:rFonts w:ascii="Cambria Math" w:hAnsi="Cambria Math"/>
             </w:rPr>
-            <m:t xml:space="preserve"> = 2 308·7 29</m:t>
-          </m:r>
-          <m:r>
-            <m:rPr>
-              <m:sty m:val="p"/>
-            </m:rPr>
-            <w:rPr>
-              <w:rFonts w:ascii="Cambria Math" w:hAnsi="Cambria Math"/>
-            </w:rPr>
-            <m:t>6 = 16 839 168 руб.</m:t>
+            <m:t xml:space="preserve"> = 2 308·7 296 = 16 839 168 руб.</m:t>
           </m:r>
         </m:oMath>
       </m:oMathPara>
@@ -10115,7 +9990,6 @@
         <w:keepNext/>
       </w:pPr>
       <w:r>
-        <w:lastRenderedPageBreak/>
         <w:t>Затраты нового варианта:</w:t>
       </w:r>
     </w:p>
@@ -10171,7 +10045,10 @@
         <w:keepNext/>
       </w:pPr>
       <w:r>
-        <w:t xml:space="preserve">Подставив значения в формулу (4.8) при </w:t>
+        <w:t>По</w:t>
+      </w:r>
+      <w:r>
+        <w:t xml:space="preserve">дставив значения в формулу (4.8) при </w:t>
       </w:r>
       <m:oMath>
         <m:sSub>
@@ -10308,10 +10185,11 @@
         <w:keepNext/>
       </w:pPr>
       <w:r>
-        <w:t>Эффект реализуется у предприятия,</w:t>
+        <w:lastRenderedPageBreak/>
+        <w:t>Эффект реализуется у предприятия, применяющего результаты; разработчику НИР по условиям лицензирования приходится его д</w:t>
       </w:r>
       <w:r>
-        <w:t xml:space="preserve"> применяющего результаты; разработчику НИР по условиям лицензирования приходится его доля α. По методике [42] она определяется укрупнённо, пропорционально затратам участников создания и применения НТПр:</w:t>
+        <w:t>оля α. По методике [42] она определяется укрупнённо, пропорционально затратам участников создания и применения НТПр:</w:t>
       </w:r>
     </w:p>
     <w:tbl>
@@ -10507,7 +10385,7 @@
                       <w:rPr>
                         <w:rFonts w:ascii="Cambria Math" w:hAnsi="Cambria Math"/>
                       </w:rPr>
-                      <m:t>1 087 380</m:t>
+                      <m:t>1 366 320</m:t>
                     </m:r>
                   </m:num>
                   <m:den>
@@ -10518,7 +10396,7 @@
                       <w:rPr>
                         <w:rFonts w:ascii="Cambria Math" w:hAnsi="Cambria Math"/>
                       </w:rPr>
-                      <m:t>1 087 380 + 8 937 600</m:t>
+                      <m:t>1 366 320 + 8 937 600</m:t>
                     </m:r>
                   </m:den>
                 </m:f>
@@ -10529,7 +10407,7 @@
                   <w:rPr>
                     <w:rFonts w:ascii="Cambria Math" w:hAnsi="Cambria Math"/>
                   </w:rPr>
-                  <m:t xml:space="preserve"> = 0,11.</m:t>
+                  <m:t xml:space="preserve"> = 0,13.</m:t>
                 </m:r>
               </m:oMath>
             </m:oMathPara>
@@ -10753,7 +10631,7 @@
                       <w:rPr>
                         <w:rFonts w:ascii="Cambria Math" w:hAnsi="Cambria Math"/>
                       </w:rPr>
-                      <m:t>13 458 493·0,11</m:t>
+                      <m:t>13 458 493·0,13</m:t>
                     </m:r>
                   </m:num>
                   <m:den>
@@ -10764,7 +10642,7 @@
                       <w:rPr>
                         <w:rFonts w:ascii="Cambria Math" w:hAnsi="Cambria Math"/>
                       </w:rPr>
-                      <m:t>2 392 236</m:t>
+                      <m:t>3 005 904</m:t>
                     </m:r>
                   </m:den>
                 </m:f>
@@ -10775,7 +10653,7 @@
                   <w:rPr>
                     <w:rFonts w:ascii="Cambria Math" w:hAnsi="Cambria Math"/>
                   </w:rPr>
-                  <m:t xml:space="preserve"> = 0,62,</m:t>
+                  <m:t xml:space="preserve"> = 0,58,</m:t>
                 </m:r>
               </m:oMath>
             </m:oMathPara>
@@ -10844,10 +10722,7 @@
         <w:keepNext/>
       </w:pPr>
       <w:r>
-        <w:t xml:space="preserve">Срок окупаемости как величина, обратная экономической </w:t>
-      </w:r>
-      <w:r>
-        <w:t>эффективности:</w:t>
+        <w:t>Срок окупаемости как величина, обратная экономической эффективности:</w:t>
       </w:r>
     </w:p>
     <w:tbl>
@@ -11020,7 +10895,7 @@
                       <w:rPr>
                         <w:rFonts w:ascii="Cambria Math" w:hAnsi="Cambria Math"/>
                       </w:rPr>
-                      <m:t>0,62</m:t>
+                      <m:t>0,58</m:t>
                     </m:r>
                   </m:den>
                 </m:f>
@@ -11031,7 +10906,7 @@
                   <w:rPr>
                     <w:rFonts w:ascii="Cambria Math" w:hAnsi="Cambria Math"/>
                   </w:rPr>
-                  <m:t xml:space="preserve"> = 1,61 года.</m:t>
+                  <m:t xml:space="preserve"> = 1,72 года.</m:t>
                 </m:r>
               </m:oMath>
             </m:oMathPara>
@@ -11056,10 +10931,18 @@
     </w:tbl>
     <w:p>
       <w:r>
-        <w:t xml:space="preserve">Срок окупаемости составляет около 19 месяцев. Для наукоёмкой продукции уровень эффективности должен быть не менее 0,5, то есть вложения должны окупаться в пределах двух лет [42]; полученное значение </w:t>
+        <w:t>Срок окупаемости составляет около 21 месяцев.</w:t>
       </w:r>
       <w:r>
-        <w:t>0,62 этому требованию удовлетворяет. Расчёт выполнен для одного предприятия; при передаче результатов нескольким предприятиям срок окупаемости сократится.</w:t>
+        <w:t xml:space="preserve"> Для наукоёмкой продукции уровень эффективности должен быть не ме</w:t>
+      </w:r>
+      <w:bookmarkStart w:id="0" w:name="_GoBack"/>
+      <w:bookmarkEnd w:id="0"/>
+      <w:r>
+        <w:t xml:space="preserve">нее 0,5, то есть вложения должны окупаться в пределах двух лет [42]; полученное значение 0,58 этому требованию удовлетворяет. Расчёт выполнен для одного предприятия; при передаче результатов </w:t>
+      </w:r>
+      <w:r>
+        <w:t>нескольким предприятиям срок окупаемости сократится.</w:t>
       </w:r>
     </w:p>
     <w:sectPr>
@@ -11483,7 +11366,7 @@
               <w:noProof/>
               <w:sz w:val="22"/>
             </w:rPr>
-            <w:t>47</w:t>
+            <w:t>60</w:t>
           </w:r>
           <w:r>
             <w:rPr>
@@ -23692,7 +23575,7 @@
 </file>
 
 <file path=customXml/itemProps1.xml><?xml version="1.0" encoding="utf-8"?>
-<ds:datastoreItem xmlns:ds="http://schemas.openxmlformats.org/officeDocument/2006/customXml" ds:itemID="{437D5F98-1E5C-4972-81E6-458C836859D8}">
+<ds:datastoreItem xmlns:ds="http://schemas.openxmlformats.org/officeDocument/2006/customXml" ds:itemID="{3692E4DF-BD81-4B16-B5D0-6C1F6DBCFB48}">
   <ds:schemaRefs>
     <ds:schemaRef ds:uri="http://schemas.openxmlformats.org/officeDocument/2006/bibliography"/>
   </ds:schemaRefs>

--- a/docs/ekonomika/Ekonomicheskaya_chast_HaLow.docx
+++ b/docs/ekonomika/Ekonomicheskaya_chast_HaLow.docx
@@ -10039,7 +10039,7 @@
       <w:pgMar w:top="1134" w:right="850" w:bottom="1417" w:left="1701" w:header="283" w:footer="283" w:gutter="0"/>
       <w:cols w:space="720"/>
       <w:docGrid w:linePitch="360"/>
-      <w:pgNumType w:start="46"/>
+      <w:pgNumType w:start="47"/>
     </w:sectPr>
   </w:body>
 </w:document>

--- a/docs/ekonomika/Ekonomicheskaya_chast_HaLow.docx
+++ b/docs/ekonomika/Ekonomicheskaya_chast_HaLow.docx
@@ -10039,7 +10039,7 @@
       <w:pgMar w:top="1134" w:right="850" w:bottom="1417" w:left="1701" w:header="283" w:footer="283" w:gutter="0"/>
       <w:cols w:space="720"/>
       <w:docGrid w:linePitch="360"/>
-      <w:pgNumType w:start="47"/>
+      <w:pgNumType w:start="49"/>
     </w:sectPr>
   </w:body>
 </w:document>

--- a/docs/ekonomika/Ekonomicheskaya_chast_HaLow.docx
+++ b/docs/ekonomika/Ekonomicheskaya_chast_HaLow.docx
@@ -8675,7 +8675,7 @@
     </w:p>
     <w:p>
       <w:r>
-        <w:t>Поэтому пролёт стремятся сделать как можно длиннее. С ростом расстояния уровень сигнала падает, и канал переходит на всё более низкую скорость модуляции, пока не останется наименьшая — 1 Мбит/с у Wi-Fi 2,4 ГГц (802.11b) и 0,65 Мбит/с у Wi-Fi HaLow (канал 2 МГц). Скорость модуляции — это скорость передачи в эфире вместе со служебными заголовками и повторами; полезная скорость, то есть объём видеоданных, доходящих до приёмника, всегда ниже неё. Видео пониженного разрешения нужно немного: в экспериментах видео 240 × 176 точек передавалось при полезной скорости 120–180 кбит/с (подразделы 3.2 и 3.3), что в 3,5–5 раз меньше даже наименьшей скорости модуляции Wi-Fi HaLow. Следовательно, технологии различаются не скоростью на краю пролёта, а расстоянием, на котором эта наименьшая скорость ещё сохраняется; дальше связи нет совсем. По расчёту бюджета канала (подраздел 3.7) в свободном пространстве с запасом 10 дБ при нормах мощности Российской Федерации это расстояние составляет 2,6 км для Wi-Fi 2,4 ГГц и 4,9 км для Wi-Fi HaLow (для канала 2 МГц — по оценочной чувствительности). Несмотря на меньшую разрешённую мощность, Wi-Fi HaLow уходит дальше: на частоте ниже 1 ГГц сигнал затухает меньше, а чувствительность приёмника на наименьшей скорости выше. На расстояниях от 2,6 до 4,9 км видео передаёт только Wi-Fi HaLow.</w:t>
+        <w:t>Поэтому пролёт стремятся сделать как можно длиннее. Дальность пролёта в оценке — не расчётная, а измеренная граница связи той же пары плат T-HaLow в пересчёте на трассу прямой видимости при нормах мощности Российской Федерации (подраздел 3.6, таблица 3.10): 0,87 км для Wi-Fi 2,4 ГГц при 20 дБм и 1,55 км для Wi-Fi HaLow при 14 дБм. Несмотря на меньшую разрешённую мощность, Wi-Fi HaLow уходит дальше: допустимые потери на трассе у обеих технологий близки, а на частоте ниже 1 ГГц сигнал затухает меньше. На расстояниях от 0,87 до 1,55 км связь сохраняет только Wi-Fi HaLow.</w:t>
       </w:r>
     </w:p>
     <w:p>
@@ -9162,7 +9162,7 @@
           <w:rPr>
             <w:rFonts w:ascii="Cambria Math" w:hAnsi="Cambria Math"/>
           </w:rPr>
-          <m:t xml:space="preserve"> = ⌈6 000/2,6⌉ = 2 308;   </m:t>
+          <m:t xml:space="preserve"> = ⌈6 000/0,87⌉ = 6 897;   </m:t>
         </m:r>
         <m:sSub>
           <m:e>
@@ -9192,7 +9192,7 @@
           <w:rPr>
             <w:rFonts w:ascii="Cambria Math" w:hAnsi="Cambria Math"/>
           </w:rPr>
-          <m:t xml:space="preserve"> = ⌈6 000/4,9⌉ = 1 225.</m:t>
+          <m:t xml:space="preserve"> = ⌈6 000/1,55⌉ = 3 871.</m:t>
         </m:r>
       </m:oMath>
     </w:p>
@@ -9238,7 +9238,7 @@
           <w:rPr>
             <w:rFonts w:ascii="Cambria Math" w:hAnsi="Cambria Math"/>
           </w:rPr>
-          <m:t xml:space="preserve"> = 2 308·7 296 = 16 839 168 руб.</m:t>
+          <m:t xml:space="preserve"> = 6 897·7 296 = 50 320 512 руб.</m:t>
         </m:r>
       </m:oMath>
     </w:p>
@@ -9284,7 +9284,7 @@
           <w:rPr>
             <w:rFonts w:ascii="Cambria Math" w:hAnsi="Cambria Math"/>
           </w:rPr>
-          <m:t xml:space="preserve"> = 1 225·7 296 = 8 937 600 руб.</m:t>
+          <m:t xml:space="preserve"> = 3 871·7 296 = 28 242 816 руб.</m:t>
         </m:r>
       </m:oMath>
     </w:p>
@@ -9376,7 +9376,7 @@
               <w:rPr>
                 <w:rFonts w:ascii="Cambria Math" w:hAnsi="Cambria Math"/>
               </w:rPr>
-              <m:t xml:space="preserve">16 839 168·1,33 - 8 937 600</m:t>
+              <m:t xml:space="preserve">50 320 512·1,33 - 28 242 816</m:t>
             </m:r>
           </m:num>
           <m:den>
@@ -9398,7 +9398,7 @@
           <w:rPr>
             <w:rFonts w:ascii="Cambria Math" w:hAnsi="Cambria Math"/>
           </w:rPr>
-          <m:t xml:space="preserve"> = 13 458 493 руб./год.</m:t>
+          <m:t xml:space="preserve"> = 38 683 465 руб./год.</m:t>
         </m:r>
       </m:oMath>
     </w:p>
@@ -9575,7 +9575,7 @@
                     <w:rPr>
                       <w:rFonts w:ascii="Cambria Math" w:hAnsi="Cambria Math"/>
                     </w:rPr>
-                    <m:t xml:space="preserve">1 366 320 + 8 937 600</m:t>
+                    <m:t xml:space="preserve">1 366 320 + 28 242 816</m:t>
                   </m:r>
                 </m:den>
               </m:f>
@@ -9586,7 +9586,7 @@
                 <w:rPr>
                   <w:rFonts w:ascii="Cambria Math" w:hAnsi="Cambria Math"/>
                 </w:rPr>
-                <m:t xml:space="preserve"> = 0,13.</m:t>
+                <m:t xml:space="preserve"> = 0,05.</m:t>
               </m:r>
             </m:oMath>
           </w:p>
@@ -9770,7 +9770,7 @@
                     <w:rPr>
                       <w:rFonts w:ascii="Cambria Math" w:hAnsi="Cambria Math"/>
                     </w:rPr>
-                    <m:t xml:space="preserve">13 458 493·0,13</m:t>
+                    <m:t xml:space="preserve">38 683 465·0,05</m:t>
                   </m:r>
                 </m:num>
                 <m:den>
@@ -9792,7 +9792,7 @@
                 <w:rPr>
                   <w:rFonts w:ascii="Cambria Math" w:hAnsi="Cambria Math"/>
                 </w:rPr>
-                <m:t xml:space="preserve"> = 0,58,</m:t>
+                <m:t xml:space="preserve"> = 0,64,</m:t>
               </m:r>
             </m:oMath>
           </w:p>
@@ -9994,7 +9994,7 @@
                     <w:rPr>
                       <w:rFonts w:ascii="Cambria Math" w:hAnsi="Cambria Math"/>
                     </w:rPr>
-                    <m:t xml:space="preserve">0,58</m:t>
+                    <m:t xml:space="preserve">0,64</m:t>
                   </m:r>
                 </m:den>
               </m:f>
@@ -10005,7 +10005,7 @@
                 <w:rPr>
                   <w:rFonts w:ascii="Cambria Math" w:hAnsi="Cambria Math"/>
                 </w:rPr>
-                <m:t xml:space="preserve"> = 1,72 года.</m:t>
+                <m:t xml:space="preserve"> = 1,56 года.</m:t>
               </m:r>
             </m:oMath>
           </w:p>
@@ -10029,7 +10029,7 @@
     </w:tbl>
     <w:p>
       <w:r>
-        <w:t>Срок окупаемости составляет около 21 месяцев. Для наукоёмкой продукции уровень эффективности должен быть не менее 0,5, то есть вложения должны окупаться в пределах двух лет [42]; полученное значение 0,58 этому требованию удовлетворяет. Расчёт выполнен для одного предприятия; при передаче результатов нескольким предприятиям срок окупаемости сократится.</w:t>
+        <w:t>Срок окупаемости составляет около 19 месяцев. Для наукоёмкой продукции уровень эффективности должен быть не менее 0,5, то есть вложения должны окупаться в пределах двух лет [42]; полученное значение 0,64 этому требованию удовлетворяет. Расчёт выполнен для одного предприятия; при передаче результатов нескольким предприятиям срок окупаемости сократится.</w:t>
       </w:r>
     </w:p>
     <w:sectPr>

--- a/docs/ekonomika/Ekonomicheskaya_chast_HaLow.docx
+++ b/docs/ekonomika/Ekonomicheskaya_chast_HaLow.docx
@@ -59,7 +59,7 @@
     </w:p>
     <w:p>
       <w:r>
-        <w:t>В результате будет получена комплексная оценка экономической обоснованности НИР и план её выполнения с определёнными сроками и объёмом финансирования. Это позволит судить, оправдано ли проведение исследования и насколько быстро окупятся вложения в него при передаче результатов предприятиям-разработчикам. Расчёты выполнены в ценах сентября 2026 г. для работы, выполняемой в г. Москве.</w:t>
+        <w:t>В результате будет получена комплексная оценка экономической обоснованности НИР и план её выполнения с определёнными сроками и объёмом финансирования. Это позволит судить, оправдано ли проведение исследования и насколько быстро окупятся вложения в него при передаче результатов предприятиям-разработчикам.</w:t>
       </w:r>
     </w:p>
     <w:p>
@@ -72,7 +72,33 @@
     </w:p>
     <w:p>
       <w:r>
-        <w:t>Целесообразность и экономическая оправданность научного исследования определяются прежде всего значимостью и новизной знаний, получаемых в результате его проведения. Количественным показателем прогрессивности НИР служит индекс научно-технической прогрессивности, который определяется балльным сравнением НТПр с уже существующим решением — базой для сравнения [42].</w:t>
+        <w:t xml:space="preserve">Целесообразность и экономическая оправданность научного исследования определяются прежде всего значимостью и новизной знаний, получаемых в результате его проведения. Количественным показателем прогрессивности НИР служит индекс научно-технической прогрессивности </w:t>
+      </w:r>
+      <m:oMath>
+        <m:sSub>
+          <m:e>
+            <m:r>
+              <w:rPr>
+                <w:rFonts w:ascii="Cambria Math" w:hAnsi="Cambria Math"/>
+              </w:rPr>
+              <m:t xml:space="preserve">J</m:t>
+            </m:r>
+          </m:e>
+          <m:sub>
+            <m:r>
+              <m:rPr>
+                <m:sty m:val="p"/>
+              </m:rPr>
+              <w:rPr>
+                <w:rFonts w:ascii="Cambria Math" w:hAnsi="Cambria Math"/>
+              </w:rPr>
+              <m:t xml:space="preserve">НТП</m:t>
+            </m:r>
+          </m:sub>
+        </m:sSub>
+      </m:oMath>
+      <w:r>
+        <w:t>, который определяется балльным сравнением НТПр с уже существующим решением — базой для сравнения [42].</w:t>
       </w:r>
     </w:p>
     <w:p>
@@ -82,7 +108,7 @@
     </w:p>
     <w:p>
       <w:r>
-        <w:t>Канал передачи данных с борта БПЛА на удалённый наземный пункт может быть построен на одной из трёх технологий нелицензируемых диапазонов (подраздел 1.3): LoRa, Wi-Fi 2,4 ГГц (IEEE 802.11) и Wi-Fi HaLow (IEEE 802.11ah). Поэтому за базы для сравнения приняты две распространённые технологии — LoRa и Wi-Fi 2,4 ГГц, а НТПр настоящей работы — канал Wi-Fi HaLow с экспериментально определёнными характеристиками и рекомендациями по его применению для связи с БПЛА.</w:t>
+        <w:t>Канал передачи данных с борта БПЛА на удалённый наземный пункт может быть построен на одной из трёх технологий (подраздел 1.3): LoRa, Wi-Fi 2,4 ГГц (IEEE 802.11) и Wi-Fi HaLow (IEEE 802.11ah). Поэтому за базы для сравнения приняты две распространённые технологии — LoRa и Wi-Fi 2,4 ГГц, а НТПр настоящей работы — канал Wi-Fi HaLow с экспериментально определёнными характеристиками и рекомендациями по его применению для связи с БПЛА.</w:t>
       </w:r>
     </w:p>
     <w:p>
@@ -2411,7 +2437,7 @@
     </w:p>
     <w:p>
       <w:r>
-        <w:t>Так как значение коэффициента больше 0,2, НИР обладает удовлетворительной новизной и её проведение целесообразно. Результат является новым по функциональному критерию и улучшенным по технологическому. Период эффективности новых технологий 2–3 года [42] согласуется с принятым сроком применения результатов — до 3 лет.</w:t>
+        <w:t>Так как значение коэффициента больше 0,2, НИР обладает удовлетворительной новизной и её проведение целесообразно. Результат является новым по функциональному критерию и улучшенным по технологическому.</w:t>
       </w:r>
     </w:p>
     <w:p>
@@ -8162,7 +8188,7 @@
         </m:sSub>
       </m:oMath>
       <w:r>
-        <w:t xml:space="preserve"> – уровень рентабельности по отношению к оплате труда, 200–400 % [42]. Принято среднее значение 300 %: результаты работы прикладные и непосредственно используются при проектировании каналов связи, что оправдывает рентабельность выше минимальной; вместе с тем они получены на одной аппаратной платформе и на коротких трассах и требуют проверки на трассах реального применения, что не позволяет принять верхнюю границу:</w:t>
+        <w:t xml:space="preserve"> – уровень рентабельности по отношению к оплате труда, 200–400 % [42]. Принято среднее значение 300 %: результаты работы прикладные и непосредственно используются при проектировании каналов связи, что оправдывает рентабельность выше минимальной; вместе с тем они получены на одной аппаратной платформе в наземных испытаниях и ещё не проверены в полёте на борту БПЛА, что не позволяет принять верхнюю границу:</w:t>
       </w:r>
     </w:p>
     <w:p>
@@ -8337,7 +8363,7 @@
         <w:keepNext/>
       </w:pPr>
       <w:r>
-        <w:t>Результатом НИР является не изделие, которое продаётся потребителю, а знания — измеренные характеристики канала Wi-Fi HaLow и рекомендации по его применению. Выручки они сами по себе не приносят; их ценность проявляется у предприятия, которое их применяет: оно решает ту же задачу с меньшими затратами. Поэтому экономический эффект НИР определяется как экономия затрат у потребителя её результатов [42]. В настоящей работе такая экономия возникает при создании линий связи с БПЛА: результаты позволяют выбрать технологию, дающую наибольшую дальность одного пролёта, и тем самым сократить число наземных ретрансляторов. Годовой экономический эффект определяется по формуле [42]</w:t>
+        <w:t>Результатом НИР является не серийное изделие, а научно-технический результат — измеренные характеристики канала Wi-Fi HaLow и рекомендации по его применению. Непосредственно выручки он не приносит; его ценность проявляется у предприятия, которое использует результаты при проектировании каналов связи: оно решает ту же задачу с меньшими затратами. Поэтому экономический эффект НИР определяется как экономия затрат у потребителя её результатов [42]. В настоящей работе такая экономия возникает при создании линий связи с БПЛА: результаты позволяют выбрать технологию, дающую наибольшую дальность одного пролёта, и тем самым сократить число наземных ретрансляторов. Годовой экономический эффект определяется по формуле [42]</w:t>
       </w:r>
     </w:p>
     <w:tbl>
@@ -8675,7 +8701,7 @@
     </w:p>
     <w:p>
       <w:r>
-        <w:t>Поэтому пролёт стремятся сделать как можно длиннее. Дальность пролёта в оценке — не расчётная, а измеренная граница связи той же пары плат T-HaLow в пересчёте на трассу прямой видимости при нормах мощности Российской Федерации (подраздел 3.6, таблица 3.10): 0,87 км для Wi-Fi 2,4 ГГц при 20 дБм и 1,55 км для Wi-Fi HaLow при 14 дБм. Несмотря на меньшую разрешённую мощность, Wi-Fi HaLow уходит дальше: допустимые потери на трассе у обеих технологий близки, а на частоте ниже 1 ГГц сигнал затухает меньше. На расстояниях от 0,87 до 1,55 км связь сохраняет только Wi-Fi HaLow.</w:t>
+        <w:t>Поэтому пролёт стремятся сделать как можно длиннее. Дальность пролёта в оценке — не расчётная, а измеренная граница связи той же пары плат T-HaLow на трассе прямой видимости при нормах мощности Российской Федерации (подраздел 3.6, таблица 3.10): 0,87 км для Wi-Fi 2,4 ГГц при 20 дБм и 1,55 км для Wi-Fi HaLow при 14 дБм. Несмотря на меньшую разрешённую мощность, Wi-Fi HaLow уходит дальше: допустимые потери на трассе у обеих технологий близки, а на частоте ниже 1 ГГц сигнал затухает меньше. На расстояниях от 0,87 до 1,55 км связь сохраняет только Wi-Fi HaLow.</w:t>
       </w:r>
     </w:p>
     <w:p>
@@ -10224,7 +10250,7 @@
               <w:sz w:val="32"/>
               <w:szCs w:val="32"/>
             </w:rPr>
-            <w:t xml:space="preserve">МАИР.460327.001 ПЗ</w:t>
+            <w:t xml:space="preserve">МАИР.460327.001</w:t>
           </w:r>
         </w:p>
       </w:tc>

--- a/docs/ekonomika/Ekonomicheskaya_chast_HaLow.docx
+++ b/docs/ekonomika/Ekonomicheskaya_chast_HaLow.docx
@@ -10219,7 +10219,7 @@
         <w:t xml:space="preserve">– </w:t>
       </w:r>
       <w:r>
-        <w:t>продолжительность НИР — 69 календарных дней;</w:t>
+        <w:t>продолжительность НИР — 69 календарных дней, при максимальных оценках длительности работ — не более 87 дней;</w:t>
       </w:r>
     </w:p>
     <w:p>

--- a/docs/ekonomika/Ekonomicheskaya_chast_HaLow.docx
+++ b/docs/ekonomika/Ekonomicheskaya_chast_HaLow.docx
@@ -10266,7 +10266,7 @@
       <w:pgMar w:top="1134" w:right="850" w:bottom="1417" w:left="1701" w:header="283" w:footer="283" w:gutter="0"/>
       <w:cols w:space="720"/>
       <w:docGrid w:linePitch="360"/>
-      <w:pgNumType w:start="56"/>
+      <w:pgNumType w:start="57"/>
     </w:sectPr>
   </w:body>
 </w:document>

--- a/docs/ekonomika/Ekonomicheskaya_chast_HaLow.docx
+++ b/docs/ekonomika/Ekonomicheskaya_chast_HaLow.docx
@@ -4421,7 +4421,7 @@
     </w:p>
     <w:p>
       <w:r>
-        <w:t>Обе ветви графика от события 2 до события 4 имеют одинаковую длительность, поэтому критическими являются пути 1–2–3–4–5–6–7 и 1–2–4–5–6–7, их длина составит 69 дней. Резервов времени у работ нет, и ни один исполнитель не простаивает в ожидании результатов другого. Максимальная возможная длительность выполнения НИР составит 87 календарных дней, что удовлетворяет требованиям на срок выполнения дипломной работы, который определён с 29.09.2026 по 25.12.2026 и составляет 88 календарных дней.</w:t>
+        <w:t>Обе ветви графика от события 2 до события 4 имеют одинаковую длительность, поэтому критическими являются пути 1–2–3–4–5–6–7 и 1–2–4–5–6–7, их длина составит 69 дней. Резервов времени у работ нет, и ни один исполнитель не простаивает в ожидании результатов другого. При минимальных оценках длиннее путь через работу 2–4 (59 дней против 57), при максимальных — через работы 2–3 и 3–4 (87 дней против 84); эти значения и приведены в итоговой строке таблицы 4.4. Максимальная возможная длительность выполнения НИР составит 87 календарных дней, что удовлетворяет требованиям на срок выполнения дипломной работы, который определён с 29.09.2026 по 25.12.2026 и составляет 88 календарных дней.</w:t>
       </w:r>
     </w:p>
     <w:p>
@@ -8083,7 +8083,28 @@
     </w:p>
     <w:p>
       <w:r>
-        <w:t>Материалы и комплектующие стоят 24 560 руб., или 1,8 % себестоимости: в НИР используются недорогие серийные отладочные платы, а не специальное оборудование. К накладным расходам отнесены оплата электроэнергии, аренды и отопления помещения, заработной платы обслуживающего персонала, содержание вычислительной техники кафедры — 41,1 % себестоимости. К прочим расходам — услуги связи, поездки на полевую площадку для натурных испытаний и доступ к стандартам и научным публикациям по тематике исследования.</w:t>
+        <w:t>Материалы и комплектующие стоят 24 560 руб., или 1,8 % себестоимости: в НИР используются недорогие серийные отладочные платы, а не специальное оборудование. Накладные расходы составляют 556 238 руб., или 41,1 % себестоимости. В них входят:</w:t>
+      </w:r>
+    </w:p>
+    <w:p>
+      <w:r>
+        <w:t xml:space="preserve">– </w:t>
+      </w:r>
+      <w:r>
+        <w:t>аренда помещения, оплата электроэнергии (освещение помещения, питание компьютеров и стенда) и отопления — 20 % от заработной платы исполнителей: 0,2·541 284 = 108 257 руб.;</w:t>
+      </w:r>
+    </w:p>
+    <w:p>
+      <w:r>
+        <w:t xml:space="preserve">– </w:t>
+      </w:r>
+      <w:r>
+        <w:t>заработная плата административного и вспомогательного персонала, не участвующего в НИР (бухгалтерия, лаборанты, уборка помещений), и содержание вычислительной техники — остальные 447 981 руб.</w:t>
+      </w:r>
+    </w:p>
+    <w:p>
+      <w:r>
+        <w:t>К прочим расходам отнесены услуги связи, поездки на полевую площадку для натурных испытаний и доступ к стандартам и научным публикациям по тематике исследования.</w:t>
       </w:r>
     </w:p>
     <w:p>

--- a/docs/ekonomika/Ekonomicheskaya_chast_HaLow.docx
+++ b/docs/ekonomika/Ekonomicheskaya_chast_HaLow.docx
@@ -22,7 +22,7 @@
     </w:p>
     <w:p>
       <w:r>
-        <w:t>Исследование должно дать разработчикам систем связи БПЛА измеренные характеристики канала Wi-Fi HaLow — дальность, уровень сигнала, задержку, потери пакетов и скорость передачи видео. По ним разработчик выбирает технологию канала и дальность пролёта ретрансляционной линии и тем самым сокращает затраты на создание линий связи с БПЛА. При этом экономический эффект от применения результатов НИР должен перекрывать затраты на её выполнение. Необходимо убедиться в научной новизне, эффективности и окупаемости исследования, для чего по методике [43] выполняются:</w:t>
+        <w:t>Исследование должно дать разработчикам систем связи БПЛА измеренные характеристики канала Wi-Fi HaLow — дальность, уровень сигнала, задержку, потери пакетов и скорость передачи видео. По ним разработчик выбирает технологию канала и дальность пролёта ретрансляционной линии и тем самым сокращает затраты на создание линий связи с БПЛА. При этом экономический эффект от применения результатов НИР должен перекрывать затраты на её выполнение. Необходимо убедиться в научной новизне, эффективности и окупаемости исследования, для чего по методике [45] выполняются:</w:t>
       </w:r>
     </w:p>
     <w:p>
@@ -98,12 +98,12 @@
         </m:sSub>
       </m:oMath>
       <w:r>
-        <w:t>, который определяется балльным сравнением НТПр с уже существующим решением — базой для сравнения [43].</w:t>
+        <w:t>, который определяется балльным сравнением НТПр с уже существующим решением — базой для сравнения [45].</w:t>
       </w:r>
     </w:p>
     <w:p>
       <w:r>
-        <w:t>Сравнение проводится по трём признакам: научно-технический уровень (новизна), перспективность и возможность применения результатов. Баллы назначаются по ориентировочным шкалам методики [43]. Научно-технический уровень оценивается от 1–2 баллов («тривиальный») до 9–10 («превышает мировые достижения»), перспективность — от 1–4 («полезная») до 8–10 («первостепенной важности»), возможность применения — в зависимости от масштаба (предприятие, отрасль, народное хозяйство) и срока применения результатов. Значимость признаков принята по таблице 2.3 методики.</w:t>
+        <w:t>Сравнение проводится по трём признакам: научно-технический уровень (новизна), перспективность и возможность применения результатов. Баллы назначаются по ориентировочным шкалам методики [45]. Научно-технический уровень оценивается от 1–2 баллов («тривиальный») до 9–10 («превышает мировые достижения»), перспективность — от 1–4 («полезная») до 8–10 («первостепенной важности»), возможность применения — в зависимости от масштаба (предприятие, отрасль, народное хозяйство) и срока применения результатов. Значимость признаков принята по таблице 2.3 методики.</w:t>
       </w:r>
     </w:p>
     <w:p>
@@ -1613,7 +1613,7 @@
     </w:p>
     <w:p>
       <w:r>
-        <w:t>Помимо прогрессивности, целесообразность НИР характеризует новизна её результатов. Функционально результат отличается от баз тем, что канал Wi-Fi HaLow передаёт видео на расстояниях, где скорость Wi-Fi 2,4 ГГц падает ниже необходимой для видео, а LoRa видео не передаёт вовсе. Технологически — тем, что Wi-Fi HaLow и Wi-Fi 2,4 ГГц сравнены на одной аппаратной платформе. Производственный, социальный и юридический критерии остаются на существующем уровне. Новизна оценивается по ориентировочной шкале методики [43]: принципиально новое — 5 баллов, новое — 3, улучшенное — 2, существующего уровня — 1, устаревшее — 0. Оценка приведена в таблице 4.2.</w:t>
+        <w:t>Помимо прогрессивности, целесообразность НИР характеризует новизна её результатов. Функционально результат отличается от баз тем, что канал Wi-Fi HaLow передаёт видео на расстояниях, где скорость Wi-Fi 2,4 ГГц падает ниже необходимой для видео, а LoRa видео не передаёт вовсе. Технологически — тем, что Wi-Fi HaLow и Wi-Fi 2,4 ГГц сравнены на одной аппаратной платформе. Производственный, социальный и юридический критерии остаются на существующем уровне. Новизна оценивается по ориентировочной шкале методики [45]: принципиально новое — 5 баллов, новое — 3, улучшенное — 2, существующего уровня — 1, устаревшее — 0. Оценка приведена в таблице 4.2.</w:t>
       </w:r>
     </w:p>
     <w:p>
@@ -2450,7 +2450,7 @@
     </w:p>
     <w:p>
       <w:r>
-        <w:t>После подтверждения целесообразности НИР ключевым этапом её планирования становятся расчёт трудоёмкости и построение сетевого графика. Затраты труда и его оплата составляют основную часть себестоимости исследования, а сетевой график показывает, в какой последовательности выполняются работы, какие из них можно вести параллельно и укладывается ли НИР в заданный срок. По методике [43] НИР делится на четыре стадии:</w:t>
+        <w:t>После подтверждения целесообразности НИР ключевым этапом её планирования становятся расчёт трудоёмкости и построение сетевого графика. Затраты труда и его оплата составляют основную часть себестоимости исследования, а сетевой график показывает, в какой последовательности выполняются работы, какие из них можно вести параллельно и укладывается ли НИР в заданный срок. По методике [45] НИР делится на четыре стадии:</w:t>
       </w:r>
     </w:p>
     <w:p>
@@ -2954,7 +2954,7 @@
         </m:sSub>
       </m:oMath>
       <w:r>
-        <w:t xml:space="preserve"> — при наиболее неблагоприятном; ожидаемая продолжительность [43]:</w:t>
+        <w:t xml:space="preserve"> — при наиболее неблагоприятном; ожидаемая продолжительность [45]:</w:t>
       </w:r>
     </w:p>
     <w:tbl>
@@ -4434,7 +4434,7 @@
     </w:p>
     <w:p>
       <w:r>
-        <w:t>Как уже было сказано выше, основной статьёй расходов при проведении НИР является оплата труда исполнителей. Затраты на неё определяются как сумма затрат на выполнение каждой работы, которые в свою очередь являются произведением трудоёмкости работы на дневную ставку исполнителя [43].</w:t>
+        <w:t>Как уже было сказано выше, основной статьёй расходов при проведении НИР является оплата труда исполнителей. Затраты на неё определяются как сумма затрат на выполнение каждой работы, которые в свою очередь являются произведением трудоёмкости работы на дневную ставку исполнителя [45].</w:t>
       </w:r>
     </w:p>
     <w:p>
@@ -4444,7 +4444,7 @@
     </w:p>
     <w:p>
       <w:r>
-        <w:t>Месячные оклады исполнителей приняты по данным рынка труда г. Москвы для специалистов соответствующей квалификации [44]: руководитель НИР — 175 000 руб., инженер-исследователь и инженер-программист — 102 900 руб., техник — 90 000 руб. Дневная ставка равна окладу, умноженному на 12 и делённому на 247 рабочих дней 2026 г. [45].</w:t>
+        <w:t>Месячные оклады исполнителей приняты по данным рынка труда г. Москвы для специалистов соответствующей квалификации [46]: руководитель НИР — 175 000 руб., инженер-исследователь и инженер-программист — 102 900 руб., техник — 90 000 руб. Дневная ставка равна окладу, умноженному на 12 и делённому на 247 рабочих дней 2026 г. [47].</w:t>
       </w:r>
     </w:p>
     <w:p>
@@ -5713,7 +5713,7 @@
         <w:keepNext/>
       </w:pPr>
       <w:r>
-        <w:t>Помимо основных выплат исполнителям предусмотрена премия 20 % [43] за добросовестное выполнение и своевременную сдачу этапов НИР. Фонд оплаты труда, выделяемый на НИР:</w:t>
+        <w:t>Помимо основных выплат исполнителям предусмотрена премия 20 % [45] за добросовестное выполнение и своевременную сдачу этапов НИР. Фонд оплаты труда, выделяемый на НИР:</w:t>
       </w:r>
     </w:p>
     <w:p>
@@ -5756,7 +5756,7 @@
     </w:p>
     <w:p>
       <w:r>
-        <w:t>К расходам на персонал относятся также отчисления на социальные нужды. Согласно действующим нормативам их суммарный тариф составляет 30,2 % от фонда оплаты труда: единый тариф страховых взносов 30 % [46] и взносы на страхование от несчастных случаев на производстве 0,2 %. Эти средства включают:</w:t>
+        <w:t>К расходам на персонал относятся также отчисления на социальные нужды. Согласно действующим нормативам их суммарный тариф составляет 30,2 % от фонда оплаты труда: единый тариф страховых взносов 30 % [48] и взносы на страхование от несчастных случаев на производстве 0,2 %. Эти средства включают:</w:t>
       </w:r>
     </w:p>
     <w:p>
@@ -5839,7 +5839,7 @@
     </w:p>
     <w:p>
       <w:r>
-        <w:t>Затраты на материалы, полуфабрикаты и покупные комплектующие изделия определены прямым счётом (таблица 4.6). К ним отнесены платы LilyGO T-HaLow, модули камеры, микросхемы флеш-памяти и программатор, кабели, аккумуляторы с зарядным устройством, а также бумага, картриджи для принтера и канцелярские принадлежности. Цена платы LilyGO T-HaLow 37,98 долл. США [28] по курсу 84,1975 руб./долл. на 20.09.2026 [47] составляет 3 198 руб.</w:t>
+        <w:t>Затраты на материалы, полуфабрикаты и покупные комплектующие изделия определены прямым счётом (таблица 4.6). К ним отнесены платы LilyGO T-HaLow, модули камеры, микросхемы флеш-памяти и программатор, кабели, аккумуляторы с зарядным устройством, а также бумага, картриджи для принтера и канцелярские принадлежности. Цена платы LilyGO T-HaLow 37,98 долл. США [30] по курсу 84,1975 руб./долл. на 20.09.2026 [49] составляет 3 198 руб.</w:t>
       </w:r>
     </w:p>
     <w:p>
@@ -7339,7 +7339,7 @@
         </m:sSub>
       </m:oMath>
       <w:r>
-        <w:t xml:space="preserve"> в себестоимости [43]:</w:t>
+        <w:t xml:space="preserve"> в себестоимости [45]:</w:t>
       </w:r>
     </w:p>
     <w:tbl>
@@ -7497,7 +7497,7 @@
         <w:keepNext/>
       </w:pPr>
       <w:r>
-        <w:t xml:space="preserve">В типовой структуре затрат на НИР удельный вес заработной платы составляет 34 % [43]. В настоящей работе он принят выше — </w:t>
+        <w:t xml:space="preserve">В типовой структуре затрат на НИР удельный вес заработной платы составляет 34 % [45]. В настоящей работе он принят выше — </w:t>
       </w:r>
       <m:oMath>
         <m:sSub>
@@ -7608,7 +7608,7 @@
     </w:p>
     <w:p>
       <w:r>
-        <w:t>Поэлементная структура затрат на НИР приведена в таблице 4.7. Материалы и покупные комплектующие изделия взяты по прямому счёту (таблица 4.6), заработная плата — по фонду оплаты труда, расходы на социальные нужды — по тарифу 30,2 % от него, прочие расходы — 5 % себестоимости [43]. Накладные расходы составляют оставшуюся часть себестоимости.</w:t>
+        <w:t>Поэлементная структура затрат на НИР приведена в таблице 4.7. Материалы и покупные комплектующие изделия взяты по прямому счёту (таблица 4.6), заработная плата — по фонду оплаты труда, расходы на социальные нужды — по тарифу 30,2 % от него, прочие расходы — 5 % себестоимости [45]. Накладные расходы составляют оставшуюся часть себестоимости.</w:t>
       </w:r>
     </w:p>
     <w:p>
@@ -8112,7 +8112,7 @@
         <w:keepNext/>
       </w:pPr>
       <w:r>
-        <w:t>Цена НИР определяется исходя из обеспечения безубыточности организации, которая её выполняет [43]. Параметром, обеспечивающим безубыточность, служит уровень рентабельности по отношению к оплате труда:</w:t>
+        <w:t>Цена НИР определяется исходя из обеспечения безубыточности организации, которая её выполняет [45]. Параметром, обеспечивающим безубыточность, служит уровень рентабельности по отношению к оплате труда:</w:t>
       </w:r>
     </w:p>
     <w:tbl>
@@ -8344,7 +8344,7 @@
         </m:sSub>
       </m:oMath>
       <w:r>
-        <w:t xml:space="preserve"> – уровень рентабельности по отношению к оплате труда, 200–400 % [43]. Принято среднее значение 300 %: результаты работы прикладные и непосредственно используются при проектировании каналов связи, что оправдывает рентабельность выше минимальной; вместе с тем они получены на одной аппаратной платформе в наземных испытаниях и ещё не проверены в полёте на борту БПЛА, что не позволяет принять верхнюю границу:</w:t>
+        <w:t xml:space="preserve"> – уровень рентабельности по отношению к оплате труда, 200–400 % [45]. Принято среднее значение 300 %: результаты работы прикладные и непосредственно используются при проектировании каналов связи, что оправдывает рентабельность выше минимальной; вместе с тем они получены на одной аппаратной платформе в наземных испытаниях и ещё не проверены в полёте на борту БПЛА, что не позволяет принять верхнюю границу:</w:t>
       </w:r>
     </w:p>
     <w:p>
@@ -8511,7 +8511,7 @@
         </m:sSub>
       </m:oMath>
       <w:r>
-        <w:t xml:space="preserve"> [43].</w:t>
+        <w:t xml:space="preserve"> [45].</w:t>
       </w:r>
     </w:p>
     <w:p>
@@ -8519,7 +8519,7 @@
         <w:keepNext/>
       </w:pPr>
       <w:r>
-        <w:t>Результатом НИР является не серийное изделие, а научно-технический результат — измеренные характеристики канала Wi-Fi HaLow и рекомендации по его применению. Непосредственно выручки он не приносит; его ценность проявляется у предприятия, которое использует результаты при проектировании каналов связи: оно решает ту же задачу с меньшими затратами. Поэтому экономический эффект НИР определяется как экономия затрат у потребителя её результатов [43]. В настоящей работе такая экономия возникает при создании линий связи с БПЛА: результаты позволяют выбрать технологию, дающую наибольшую дальность одного пролёта, и тем самым сократить число наземных ретрансляторов. Годовой экономический эффект определяется по формуле [43]</w:t>
+        <w:t>Результатом НИР является не серийное изделие, а научно-технический результат — измеренные характеристики канала Wi-Fi HaLow и рекомендации по его применению. Непосредственно выручки он не приносит; его ценность проявляется у предприятия, которое использует результаты при проектировании каналов связи: оно решает ту же задачу с меньшими затратами. Поэтому экономический эффект НИР определяется как экономия затрат у потребителя её результатов [45]. В настоящей работе такая экономия возникает при создании линий связи с БПЛА: результаты позволяют выбрать технологию, дающую наибольшую дальность одного пролёта, и тем самым сократить число наземных ретрансляторов. Годовой экономический эффект определяется по формуле [45]</w:t>
       </w:r>
     </w:p>
     <w:tbl>
@@ -9307,7 +9307,7 @@
         <w:keepNext/>
       </w:pPr>
       <w:r>
-        <w:t>Ретранслятор ставится в конце каждого пролёта, поэтому на маршрутах общей протяжённостью L требуется N = ⌈L/d⌉ ретрансляторов, где d — дальность пролёта. Объём применения оценён по облёту линий электропередачи — одной из задач мониторинга местности, по которой есть сводные данные о протяжённости: под управлением группы «Россети» находится 2,5 млн км линий электропередачи [48]. Если каналами связи с БПЛА ежегодно оснащается 0,24 % этой сети, то есть L = 6 000 км, потребуется ретрансляторов:</w:t>
+        <w:t>Ретранслятор ставится в конце каждого пролёта, поэтому на маршрутах общей протяжённостью L требуется N = ⌈L/d⌉ ретрансляторов, где d — дальность пролёта. Объём применения оценён по облёту линий электропередачи — одной из задач мониторинга местности, по которой есть сводные данные о протяжённости: под управлением группы «Россети» находится 2,5 млн км линий электропередачи [50]. Если каналами связи с БПЛА ежегодно оснащается 0,24 % этой сети, то есть L = 6 000 км, потребуется ретрансляторов:</w:t>
       </w:r>
     </w:p>
     <w:p>
@@ -9589,7 +9589,7 @@
         <w:keepNext/>
       </w:pPr>
       <w:r>
-        <w:t>Эффект реализуется у предприятия, применяющего результаты; разработчику НИР по условиям лицензирования приходится его доля α. По методике [43] она определяется укрупнённо, пропорционально затратам участников создания и применения НТПр:</w:t>
+        <w:t>Эффект реализуется у предприятия, применяющего результаты; разработчику НИР по условиям лицензирования приходится его доля α. По методике [45] она определяется укрупнённо, пропорционально затратам участников создания и применения НТПр:</w:t>
       </w:r>
     </w:p>
     <w:tbl>
@@ -9795,7 +9795,7 @@
         <w:keepNext/>
       </w:pPr>
       <w:r>
-        <w:t>Уровень экономической эффективности затрат на НИР [43]:</w:t>
+        <w:t>Уровень экономической эффективности затрат на НИР [45]:</w:t>
       </w:r>
     </w:p>
     <w:tbl>
@@ -10211,7 +10211,7 @@
     </w:tbl>
     <w:p>
       <w:r>
-        <w:t>Срок окупаемости составляет около 18 месяцев. Для наукоёмкой продукции уровень эффективности должен быть не менее 0,5, то есть вложения должны окупаться в пределах двух лет [43]; полученное значение 0,65 этому требованию удовлетворяет. Расчёт выполнен для одного предприятия; при передаче результатов нескольким предприятиям срок окупаемости сократится.</w:t>
+        <w:t>Срок окупаемости составляет около 18 месяцев. Для наукоёмкой продукции уровень эффективности должен быть не менее 0,5, то есть вложения должны окупаться в пределах двух лет [45]; полученное значение 0,65 этому требованию удовлетворяет. Расчёт выполнен для одного предприятия; при передаче результатов нескольким предприятиям срок окупаемости сократится.</w:t>
       </w:r>
     </w:p>
     <w:p>

--- a/docs/ekonomika/Ekonomicheskaya_chast_HaLow.docx
+++ b/docs/ekonomika/Ekonomicheskaya_chast_HaLow.docx
@@ -10287,7 +10287,7 @@
       <w:pgMar w:top="1134" w:right="850" w:bottom="1417" w:left="1701" w:header="283" w:footer="283" w:gutter="0"/>
       <w:cols w:space="720"/>
       <w:docGrid w:linePitch="360"/>
-      <w:pgNumType w:start="59"/>
+      <w:pgNumType w:start="61"/>
     </w:sectPr>
   </w:body>
 </w:document>
